--- a/Manuscript/Revision/Manuscript.docx
+++ b/Manuscript/Revision/Manuscript.docx
@@ -261,9 +261,53 @@
         <w:rPr>
           <w:rFonts w:ascii="Times New Roman" w:hAnsi="Times New Roman" w:cs="Times New Roman"/>
         </w:rPr>
-        <w:t xml:space="preserve"> Seaweed detritus, particularly that of kelps, can maintain photosynthesis over several months following detachment. By delaying and even counteracting decomposition, detrital photosynthesis may have a substantial effect on detrital dynamics and thus carbon cycling. Viability of detritus could be explained by limited tissue differentiation, as is common in non-vascular plants. However, it remains unclear if detrital photosynthesis is restricted to this group.</w:t>
-      </w:r>
-      <w:ins w:id="2" w:author="Luka Seamus Wright" w:date="2025-06-25T07:45:00Z" w16du:dateUtc="2025-06-24T23:45:00Z">
+        <w:t xml:space="preserve"> Seaweed detritus</w:t>
+      </w:r>
+      <w:ins w:id="2" w:author="Luka Seamus Wright" w:date="2025-06-30T01:49:00Z" w16du:dateUtc="2025-06-29T17:49:00Z">
+        <w:r>
+          <w:rPr>
+            <w:rFonts w:ascii="Times New Roman" w:hAnsi="Times New Roman" w:cs="Times New Roman"/>
+          </w:rPr>
+          <w:t xml:space="preserve"> </w:t>
+        </w:r>
+      </w:ins>
+      <w:del w:id="3" w:author="Luka Seamus Wright" w:date="2025-06-30T01:49:00Z" w16du:dateUtc="2025-06-29T17:49:00Z">
+        <w:r>
+          <w:rPr>
+            <w:rFonts w:ascii="Times New Roman" w:hAnsi="Times New Roman" w:cs="Times New Roman"/>
+          </w:rPr>
+          <w:delText xml:space="preserve">, particularly that of kelps, </w:delText>
+        </w:r>
+      </w:del>
+      <w:r>
+        <w:rPr>
+          <w:rFonts w:ascii="Times New Roman" w:hAnsi="Times New Roman" w:cs="Times New Roman"/>
+        </w:rPr>
+        <w:t xml:space="preserve">can maintain photosynthesis over several months following detachment. By delaying and even counteracting decomposition, detrital photosynthesis may </w:t>
+      </w:r>
+      <w:del w:id="4" w:author="Luka Seamus Wright" w:date="2025-06-30T01:52:00Z" w16du:dateUtc="2025-06-29T17:52:00Z">
+        <w:r>
+          <w:rPr>
+            <w:rFonts w:ascii="Times New Roman" w:hAnsi="Times New Roman" w:cs="Times New Roman"/>
+          </w:rPr>
+          <w:delText>have a substantial effect on</w:delText>
+        </w:r>
+      </w:del>
+      <w:ins w:id="5" w:author="Luka Seamus Wright" w:date="2025-06-30T01:52:00Z" w16du:dateUtc="2025-06-29T17:52:00Z">
+        <w:r>
+          <w:rPr>
+            <w:rFonts w:ascii="Times New Roman" w:hAnsi="Times New Roman" w:cs="Times New Roman"/>
+          </w:rPr>
+          <w:t>influence</w:t>
+        </w:r>
+      </w:ins>
+      <w:r>
+        <w:rPr>
+          <w:rFonts w:ascii="Times New Roman" w:hAnsi="Times New Roman" w:cs="Times New Roman"/>
+        </w:rPr>
+        <w:t xml:space="preserve"> detrital dynamics and thus carbon cycling. Viability of detritus could be explained by limited tissue differentiation, as is common in non-vascular plants. However, it remains unclear if detrital photosynthesis is restricted to this group.</w:t>
+      </w:r>
+      <w:ins w:id="6" w:author="Luka Seamus Wright" w:date="2025-06-25T07:45:00Z" w16du:dateUtc="2025-06-24T23:45:00Z">
         <w:r>
           <w:rPr>
             <w:rFonts w:ascii="Times New Roman" w:hAnsi="Times New Roman" w:cs="Times New Roman"/>
@@ -271,7 +315,7 @@
           <w:t xml:space="preserve"> Here I </w:t>
         </w:r>
       </w:ins>
-      <w:ins w:id="3" w:author="Luka Seamus Wright" w:date="2025-06-25T07:47:00Z" w16du:dateUtc="2025-06-24T23:47:00Z">
+      <w:ins w:id="7" w:author="Luka Seamus Wright" w:date="2025-06-25T07:47:00Z" w16du:dateUtc="2025-06-24T23:47:00Z">
         <w:r>
           <w:rPr>
             <w:rFonts w:ascii="Times New Roman" w:hAnsi="Times New Roman" w:cs="Times New Roman"/>
@@ -279,7 +323,7 @@
           <w:t xml:space="preserve">look for detrital photosynthesis in seagrasses </w:t>
         </w:r>
       </w:ins>
-      <w:ins w:id="4" w:author="Luka Seamus Wright" w:date="2025-06-25T07:52:00Z" w16du:dateUtc="2025-06-24T23:52:00Z">
+      <w:ins w:id="8" w:author="Luka Seamus Wright" w:date="2025-06-25T07:52:00Z" w16du:dateUtc="2025-06-24T23:52:00Z">
         <w:r>
           <w:rPr>
             <w:rFonts w:ascii="Times New Roman" w:hAnsi="Times New Roman" w:cs="Times New Roman"/>
@@ -287,7 +331,7 @@
           <w:t xml:space="preserve">for which there is </w:t>
         </w:r>
       </w:ins>
-      <w:ins w:id="5" w:author="Luka Seamus Wright" w:date="2025-06-25T07:56:00Z" w16du:dateUtc="2025-06-24T23:56:00Z">
+      <w:ins w:id="9" w:author="Luka Seamus Wright" w:date="2025-06-25T07:56:00Z" w16du:dateUtc="2025-06-24T23:56:00Z">
         <w:r>
           <w:rPr>
             <w:rFonts w:ascii="Times New Roman" w:hAnsi="Times New Roman" w:cs="Times New Roman"/>
@@ -295,7 +339,7 @@
           <w:t>data scarcity</w:t>
         </w:r>
       </w:ins>
-      <w:ins w:id="6" w:author="Luka Seamus Wright" w:date="2025-06-25T07:52:00Z" w16du:dateUtc="2025-06-24T23:52:00Z">
+      <w:ins w:id="10" w:author="Luka Seamus Wright" w:date="2025-06-25T07:52:00Z" w16du:dateUtc="2025-06-24T23:52:00Z">
         <w:r>
           <w:rPr>
             <w:rFonts w:ascii="Times New Roman" w:hAnsi="Times New Roman" w:cs="Times New Roman"/>
@@ -303,7 +347,7 @@
           <w:t xml:space="preserve"> </w:t>
         </w:r>
       </w:ins>
-      <w:ins w:id="7" w:author="Luka Seamus Wright" w:date="2025-06-25T07:47:00Z" w16du:dateUtc="2025-06-24T23:47:00Z">
+      <w:ins w:id="11" w:author="Luka Seamus Wright" w:date="2025-06-25T07:47:00Z" w16du:dateUtc="2025-06-24T23:47:00Z">
         <w:r>
           <w:rPr>
             <w:rFonts w:ascii="Times New Roman" w:hAnsi="Times New Roman" w:cs="Times New Roman"/>
@@ -311,7 +355,7 @@
           <w:t xml:space="preserve">and then </w:t>
         </w:r>
       </w:ins>
-      <w:ins w:id="8" w:author="Luka Seamus Wright" w:date="2025-06-25T07:48:00Z" w16du:dateUtc="2025-06-24T23:48:00Z">
+      <w:ins w:id="12" w:author="Luka Seamus Wright" w:date="2025-06-25T07:48:00Z" w16du:dateUtc="2025-06-24T23:48:00Z">
         <w:r>
           <w:rPr>
             <w:rFonts w:ascii="Times New Roman" w:hAnsi="Times New Roman" w:cs="Times New Roman"/>
@@ -323,7 +367,7 @@
             <w:rFonts w:ascii="Times New Roman" w:hAnsi="Times New Roman" w:cs="Times New Roman"/>
             <w:i/>
             <w:iCs/>
-            <w:rPrChange w:id="9" w:author="Luka Seamus Wright" w:date="2025-06-25T07:50:00Z" w16du:dateUtc="2025-06-24T23:50:00Z">
+            <w:rPrChange w:id="13" w:author="Luka Seamus Wright" w:date="2025-06-25T07:50:00Z" w16du:dateUtc="2025-06-24T23:50:00Z">
               <w:rPr>
                 <w:rFonts w:ascii="Times New Roman" w:hAnsi="Times New Roman" w:cs="Times New Roman"/>
               </w:rPr>
@@ -338,7 +382,7 @@
           <w:t xml:space="preserve"> </w:t>
         </w:r>
       </w:ins>
-      <w:ins w:id="10" w:author="Luka Seamus Wright" w:date="2025-06-25T07:49:00Z" w16du:dateUtc="2025-06-24T23:49:00Z">
+      <w:ins w:id="14" w:author="Luka Seamus Wright" w:date="2025-06-25T07:49:00Z" w16du:dateUtc="2025-06-24T23:49:00Z">
         <w:r>
           <w:rPr>
             <w:rFonts w:ascii="Times New Roman" w:hAnsi="Times New Roman" w:cs="Times New Roman"/>
@@ -346,7 +390,7 @@
           <w:t xml:space="preserve">to determine the relative influence of plant physiology on </w:t>
         </w:r>
       </w:ins>
-      <w:ins w:id="11" w:author="Luka Seamus Wright" w:date="2025-06-25T07:51:00Z" w16du:dateUtc="2025-06-24T23:51:00Z">
+      <w:ins w:id="15" w:author="Luka Seamus Wright" w:date="2025-06-25T07:51:00Z" w16du:dateUtc="2025-06-24T23:51:00Z">
         <w:r>
           <w:rPr>
             <w:rFonts w:ascii="Times New Roman" w:hAnsi="Times New Roman" w:cs="Times New Roman"/>
@@ -354,7 +398,7 @@
           <w:t>decomposition</w:t>
         </w:r>
       </w:ins>
-      <w:ins w:id="12" w:author="Luka Seamus Wright" w:date="2025-06-25T07:49:00Z" w16du:dateUtc="2025-06-24T23:49:00Z">
+      <w:ins w:id="16" w:author="Luka Seamus Wright" w:date="2025-06-25T07:49:00Z" w16du:dateUtc="2025-06-24T23:49:00Z">
         <w:r>
           <w:rPr>
             <w:rFonts w:ascii="Times New Roman" w:hAnsi="Times New Roman" w:cs="Times New Roman"/>
@@ -384,23 +428,13 @@
         </w:rPr>
         <w:t xml:space="preserve"> I excised leaves of the seagrasses </w:t>
       </w:r>
-      <w:proofErr w:type="spellStart"/>
       <w:r>
         <w:rPr>
           <w:rFonts w:ascii="Times New Roman" w:hAnsi="Times New Roman" w:cs="Times New Roman"/>
           <w:i/>
           <w:iCs/>
         </w:rPr>
-        <w:t>Amphibolis</w:t>
-      </w:r>
-      <w:proofErr w:type="spellEnd"/>
-      <w:r>
-        <w:rPr>
-          <w:rFonts w:ascii="Times New Roman" w:hAnsi="Times New Roman" w:cs="Times New Roman"/>
-          <w:i/>
-          <w:iCs/>
-        </w:rPr>
-        <w:t xml:space="preserve"> antarctica</w:t>
+        <w:t>Amphibolis antarctica</w:t>
       </w:r>
       <w:r>
         <w:rPr>
@@ -564,49 +598,21 @@
         <w:rPr>
           <w:rFonts w:ascii="Times New Roman" w:hAnsi="Times New Roman" w:cs="Times New Roman"/>
         </w:rPr>
-        <w:t xml:space="preserve">Laminariales, </w:t>
-      </w:r>
-      <w:proofErr w:type="spellStart"/>
-      <w:r>
-        <w:rPr>
-          <w:rFonts w:ascii="Times New Roman" w:hAnsi="Times New Roman" w:cs="Times New Roman"/>
-        </w:rPr>
-        <w:t>Alismatales</w:t>
-      </w:r>
-      <w:proofErr w:type="spellEnd"/>
-      <w:r>
-        <w:rPr>
-          <w:rFonts w:ascii="Times New Roman" w:hAnsi="Times New Roman" w:cs="Times New Roman"/>
-        </w:rPr>
-        <w:t xml:space="preserve">, </w:t>
-      </w:r>
-      <w:proofErr w:type="spellStart"/>
-      <w:r>
-        <w:rPr>
-          <w:rFonts w:ascii="Times New Roman" w:hAnsi="Times New Roman" w:cs="Times New Roman"/>
-        </w:rPr>
-        <w:t>Hydrocharitaceae</w:t>
-      </w:r>
-      <w:proofErr w:type="spellEnd"/>
-      <w:r>
-        <w:rPr>
-          <w:rFonts w:ascii="Times New Roman" w:hAnsi="Times New Roman" w:cs="Times New Roman"/>
-        </w:rPr>
-        <w:t xml:space="preserve">, </w:t>
-      </w:r>
-      <w:proofErr w:type="spellStart"/>
-      <w:r>
-        <w:rPr>
-          <w:rFonts w:ascii="Times New Roman" w:hAnsi="Times New Roman" w:cs="Times New Roman"/>
-        </w:rPr>
-        <w:t>Cymodoceaceae</w:t>
-      </w:r>
-      <w:proofErr w:type="spellEnd"/>
-      <w:r>
-        <w:rPr>
-          <w:rFonts w:ascii="Times New Roman" w:hAnsi="Times New Roman" w:cs="Times New Roman"/>
-        </w:rPr>
-        <w:t>, paddle weed, wire weed, leaf litter, drift, dislodgement, abscission, degradation, decay.</w:t>
+        <w:t xml:space="preserve">Laminariales, Alismatales, Hydrocharitaceae, Cymodoceaceae, paddle weed, wire weed, </w:t>
+      </w:r>
+      <w:ins w:id="17" w:author="Luka Seamus Wright" w:date="2025-06-30T01:49:00Z" w16du:dateUtc="2025-06-29T17:49:00Z">
+        <w:r>
+          <w:rPr>
+            <w:rFonts w:ascii="Times New Roman" w:hAnsi="Times New Roman" w:cs="Times New Roman"/>
+          </w:rPr>
+          <w:t xml:space="preserve">kelp, </w:t>
+        </w:r>
+      </w:ins>
+      <w:r>
+        <w:rPr>
+          <w:rFonts w:ascii="Times New Roman" w:hAnsi="Times New Roman" w:cs="Times New Roman"/>
+        </w:rPr>
+        <w:t>leaf litter, drift, dislodgement, abscission, degradation, decay.</w:t>
       </w:r>
     </w:p>
     <w:p>
@@ -672,7 +678,7 @@
         </w:rPr>
         <w:t xml:space="preserve">… </w:t>
       </w:r>
-      <w:del w:id="13" w:author="Luka Seamus Wright" w:date="2025-06-24T10:08:00Z" w16du:dateUtc="2025-06-24T02:08:00Z">
+      <w:del w:id="18" w:author="Luka Seamus Wright" w:date="2025-06-24T10:08:00Z" w16du:dateUtc="2025-06-24T02:08:00Z">
         <w:r>
           <w:rPr>
             <w:rFonts w:ascii="Times New Roman" w:hAnsi="Times New Roman" w:cs="Times New Roman"/>
@@ -683,7 +689,7 @@
           <w:delText xml:space="preserve">– </w:delText>
         </w:r>
       </w:del>
-      <w:ins w:id="14" w:author="Luka Seamus Wright" w:date="2025-06-24T10:08:00Z" w16du:dateUtc="2025-06-24T02:08:00Z">
+      <w:ins w:id="19" w:author="Luka Seamus Wright" w:date="2025-06-24T10:08:00Z" w16du:dateUtc="2025-06-24T02:08:00Z">
         <w:r>
           <w:rPr>
             <w:rFonts w:ascii="Times New Roman" w:hAnsi="Times New Roman" w:cs="Times New Roman"/>
@@ -745,7 +751,7 @@
         </w:rPr>
         <w:t xml:space="preserve">Seaweed detrital dynamics are strongly influenced by physiology. </w:t>
       </w:r>
-      <w:ins w:id="15" w:author="Luka Seamus Wright" w:date="2025-06-25T08:26:00Z" w16du:dateUtc="2025-06-25T00:26:00Z">
+      <w:ins w:id="20" w:author="Luka Seamus Wright" w:date="2025-06-25T08:26:00Z" w16du:dateUtc="2025-06-25T00:26:00Z">
         <w:r>
           <w:rPr>
             <w:rFonts w:ascii="Times New Roman" w:hAnsi="Times New Roman" w:cs="Times New Roman"/>
@@ -753,7 +759,7 @@
           <w:t>Except for wrack, k</w:t>
         </w:r>
       </w:ins>
-      <w:del w:id="16" w:author="Luka Seamus Wright" w:date="2025-06-25T08:26:00Z" w16du:dateUtc="2025-06-25T00:26:00Z">
+      <w:del w:id="21" w:author="Luka Seamus Wright" w:date="2025-06-25T08:26:00Z" w16du:dateUtc="2025-06-25T00:26:00Z">
         <w:r>
           <w:rPr>
             <w:rFonts w:ascii="Times New Roman" w:hAnsi="Times New Roman" w:cs="Times New Roman"/>
@@ -767,7 +773,7 @@
         </w:rPr>
         <w:t>elp detritus</w:t>
       </w:r>
-      <w:ins w:id="17" w:author="Luka Seamus Wright" w:date="2025-06-24T10:05:00Z" w16du:dateUtc="2025-06-24T02:05:00Z">
+      <w:ins w:id="22" w:author="Luka Seamus Wright" w:date="2025-06-24T10:05:00Z" w16du:dateUtc="2025-06-24T02:05:00Z">
         <w:r>
           <w:rPr>
             <w:rFonts w:ascii="Times New Roman" w:hAnsi="Times New Roman" w:cs="Times New Roman"/>
@@ -775,13 +781,13 @@
           <w:t>—</w:t>
         </w:r>
       </w:ins>
-      <w:ins w:id="18" w:author="Luka Seamus Wright" w:date="2025-06-24T10:12:00Z" w16du:dateUtc="2025-06-24T02:12:00Z">
+      <w:ins w:id="23" w:author="Luka Seamus Wright" w:date="2025-06-24T10:12:00Z" w16du:dateUtc="2025-06-24T02:12:00Z">
         <w:r>
           <w:rPr>
             <w:rFonts w:ascii="Times New Roman" w:hAnsi="Times New Roman" w:cs="Times New Roman"/>
             <w:i/>
             <w:iCs/>
-            <w:rPrChange w:id="19" w:author="Luka Seamus Wright" w:date="2025-06-24T10:12:00Z" w16du:dateUtc="2025-06-24T02:12:00Z">
+            <w:rPrChange w:id="24" w:author="Luka Seamus Wright" w:date="2025-06-24T10:12:00Z" w16du:dateUtc="2025-06-24T02:12:00Z">
               <w:rPr>
                 <w:rFonts w:ascii="Times New Roman" w:hAnsi="Times New Roman" w:cs="Times New Roman"/>
               </w:rPr>
@@ -796,7 +802,7 @@
           <w:t xml:space="preserve"> </w:t>
         </w:r>
       </w:ins>
-      <w:ins w:id="20" w:author="Luka Seamus Wright" w:date="2025-06-24T10:09:00Z" w16du:dateUtc="2025-06-24T02:09:00Z">
+      <w:ins w:id="25" w:author="Luka Seamus Wright" w:date="2025-06-24T10:09:00Z" w16du:dateUtc="2025-06-24T02:09:00Z">
         <w:r>
           <w:rPr>
             <w:rFonts w:ascii="Times New Roman" w:hAnsi="Times New Roman" w:cs="Times New Roman"/>
@@ -804,7 +810,7 @@
           <w:t xml:space="preserve">tissue that </w:t>
         </w:r>
       </w:ins>
-      <w:ins w:id="21" w:author="Luka Seamus Wright" w:date="2025-06-24T17:26:00Z" w16du:dateUtc="2025-06-24T09:26:00Z">
+      <w:ins w:id="26" w:author="Luka Seamus Wright" w:date="2025-06-24T17:26:00Z" w16du:dateUtc="2025-06-24T09:26:00Z">
         <w:r>
           <w:rPr>
             <w:rFonts w:ascii="Times New Roman" w:hAnsi="Times New Roman" w:cs="Times New Roman"/>
@@ -812,7 +818,7 @@
           <w:t>becomes</w:t>
         </w:r>
       </w:ins>
-      <w:ins w:id="22" w:author="Luka Seamus Wright" w:date="2025-06-24T10:09:00Z" w16du:dateUtc="2025-06-24T02:09:00Z">
+      <w:ins w:id="27" w:author="Luka Seamus Wright" w:date="2025-06-24T10:09:00Z" w16du:dateUtc="2025-06-24T02:09:00Z">
         <w:r>
           <w:rPr>
             <w:rFonts w:ascii="Times New Roman" w:hAnsi="Times New Roman" w:cs="Times New Roman"/>
@@ -820,7 +826,7 @@
           <w:t xml:space="preserve"> </w:t>
         </w:r>
       </w:ins>
-      <w:ins w:id="23" w:author="Luka Seamus Wright" w:date="2025-06-24T17:27:00Z" w16du:dateUtc="2025-06-24T09:27:00Z">
+      <w:ins w:id="28" w:author="Luka Seamus Wright" w:date="2025-06-24T17:27:00Z" w16du:dateUtc="2025-06-24T09:27:00Z">
         <w:r>
           <w:rPr>
             <w:rFonts w:ascii="Times New Roman" w:hAnsi="Times New Roman" w:cs="Times New Roman"/>
@@ -828,7 +834,7 @@
           <w:t>de</w:t>
         </w:r>
       </w:ins>
-      <w:ins w:id="24" w:author="Luka Seamus Wright" w:date="2025-06-24T10:09:00Z" w16du:dateUtc="2025-06-24T02:09:00Z">
+      <w:ins w:id="29" w:author="Luka Seamus Wright" w:date="2025-06-24T10:09:00Z" w16du:dateUtc="2025-06-24T02:09:00Z">
         <w:r>
           <w:rPr>
             <w:rFonts w:ascii="Times New Roman" w:hAnsi="Times New Roman" w:cs="Times New Roman"/>
@@ -836,7 +842,7 @@
           <w:t>tached</w:t>
         </w:r>
       </w:ins>
-      <w:ins w:id="25" w:author="Luka Seamus Wright" w:date="2025-06-24T10:06:00Z" w16du:dateUtc="2025-06-24T02:06:00Z">
+      <w:ins w:id="30" w:author="Luka Seamus Wright" w:date="2025-06-24T10:06:00Z" w16du:dateUtc="2025-06-24T02:06:00Z">
         <w:r>
           <w:rPr>
             <w:rFonts w:ascii="Times New Roman" w:hAnsi="Times New Roman" w:cs="Times New Roman"/>
@@ -844,7 +850,7 @@
           <w:t>—</w:t>
         </w:r>
       </w:ins>
-      <w:del w:id="26" w:author="Luka Seamus Wright" w:date="2025-06-24T18:13:00Z" w16du:dateUtc="2025-06-24T10:13:00Z">
+      <w:del w:id="31" w:author="Luka Seamus Wright" w:date="2025-06-24T18:13:00Z" w16du:dateUtc="2025-06-24T10:13:00Z">
         <w:r>
           <w:rPr>
             <w:rFonts w:ascii="Times New Roman" w:hAnsi="Times New Roman" w:cs="Times New Roman"/>
@@ -940,7 +946,7 @@
         </w:rPr>
         <w:fldChar w:fldCharType="end"/>
       </w:r>
-      <w:ins w:id="27" w:author="Luka Seamus Wright" w:date="2025-06-24T18:15:00Z" w16du:dateUtc="2025-06-24T10:15:00Z">
+      <w:ins w:id="32" w:author="Luka Seamus Wright" w:date="2025-06-24T18:15:00Z" w16du:dateUtc="2025-06-24T10:15:00Z">
         <w:r>
           <w:rPr>
             <w:rFonts w:ascii="Times New Roman" w:hAnsi="Times New Roman" w:cs="Times New Roman"/>
@@ -948,7 +954,7 @@
           <w:t xml:space="preserve">, </w:t>
         </w:r>
       </w:ins>
-      <w:ins w:id="28" w:author="Luka Seamus Wright" w:date="2025-06-24T18:16:00Z" w16du:dateUtc="2025-06-24T10:16:00Z">
+      <w:ins w:id="33" w:author="Luka Seamus Wright" w:date="2025-06-24T18:16:00Z" w16du:dateUtc="2025-06-24T10:16:00Z">
         <w:r>
           <w:rPr>
             <w:rFonts w:ascii="Times New Roman" w:hAnsi="Times New Roman" w:cs="Times New Roman"/>
@@ -956,7 +962,7 @@
           <w:t xml:space="preserve">often </w:t>
         </w:r>
       </w:ins>
-      <w:ins w:id="29" w:author="Luka Seamus Wright" w:date="2025-06-24T18:15:00Z" w16du:dateUtc="2025-06-24T10:15:00Z">
+      <w:ins w:id="34" w:author="Luka Seamus Wright" w:date="2025-06-24T18:15:00Z" w16du:dateUtc="2025-06-24T10:15:00Z">
         <w:r>
           <w:rPr>
             <w:rFonts w:ascii="Times New Roman" w:hAnsi="Times New Roman" w:cs="Times New Roman"/>
@@ -964,12 +970,12 @@
           <w:t xml:space="preserve">resulting in atypical decomposition trajectories </w:t>
         </w:r>
       </w:ins>
-      <w:ins w:id="30" w:author="Luka Seamus Wright" w:date="2025-06-24T18:16:00Z" w16du:dateUtc="2025-06-24T10:16:00Z">
+      <w:ins w:id="35" w:author="Luka Seamus Wright" w:date="2025-06-24T18:16:00Z" w16du:dateUtc="2025-06-24T10:16:00Z">
         <w:r>
           <w:rPr>
             <w:rFonts w:ascii="Times New Roman" w:hAnsi="Times New Roman" w:cs="Times New Roman"/>
             <w:kern w:val="0"/>
-            <w:rPrChange w:id="31" w:author="Luka Seamus Wright" w:date="2025-06-24T18:16:00Z" w16du:dateUtc="2025-06-24T10:16:00Z">
+            <w:rPrChange w:id="36" w:author="Luka Seamus Wright" w:date="2025-06-24T18:16:00Z" w16du:dateUtc="2025-06-24T10:16:00Z">
               <w:rPr>
                 <w:rFonts w:ascii="Futura" w:hAnsi="Futura" w:cs="Futura"/>
                 <w:kern w:val="0"/>
@@ -1228,7 +1234,7 @@
         </w:rPr>
         <w:t xml:space="preserve">. </w:t>
       </w:r>
-      <w:ins w:id="32" w:author="Luka Seamus Wright" w:date="2025-06-25T08:05:00Z" w16du:dateUtc="2025-06-25T00:05:00Z">
+      <w:ins w:id="37" w:author="Luka Seamus Wright" w:date="2025-06-25T08:05:00Z" w16du:dateUtc="2025-06-25T00:05:00Z">
         <w:r>
           <w:rPr>
             <w:rFonts w:ascii="Times New Roman" w:hAnsi="Times New Roman" w:cs="Times New Roman"/>
@@ -1236,7 +1242,7 @@
           <w:t xml:space="preserve">There is no word for plant material that is detached but living and since </w:t>
         </w:r>
       </w:ins>
-      <w:ins w:id="33" w:author="Luka Seamus Wright" w:date="2025-06-25T08:06:00Z" w16du:dateUtc="2025-06-25T00:06:00Z">
+      <w:ins w:id="38" w:author="Luka Seamus Wright" w:date="2025-06-25T08:06:00Z" w16du:dateUtc="2025-06-25T00:06:00Z">
         <w:r>
           <w:rPr>
             <w:rFonts w:ascii="Times New Roman" w:hAnsi="Times New Roman" w:cs="Times New Roman"/>
@@ -1244,7 +1250,7 @@
           <w:t>detached seaweed</w:t>
         </w:r>
       </w:ins>
-      <w:ins w:id="34" w:author="Luka Seamus Wright" w:date="2025-06-25T13:44:00Z" w16du:dateUtc="2025-06-25T05:44:00Z">
+      <w:ins w:id="39" w:author="Luka Seamus Wright" w:date="2025-06-25T13:44:00Z" w16du:dateUtc="2025-06-25T05:44:00Z">
         <w:r>
           <w:rPr>
             <w:rFonts w:ascii="Times New Roman" w:hAnsi="Times New Roman" w:cs="Times New Roman"/>
@@ -1252,29 +1258,15 @@
           <w:t>—</w:t>
         </w:r>
       </w:ins>
-      <w:ins w:id="35" w:author="Luka Seamus Wright" w:date="2025-06-25T13:43:00Z" w16du:dateUtc="2025-06-25T05:43:00Z">
-        <w:r>
-          <w:rPr>
-            <w:rFonts w:ascii="Times New Roman" w:hAnsi="Times New Roman" w:cs="Times New Roman"/>
-          </w:rPr>
-          <w:t xml:space="preserve">except for </w:t>
-        </w:r>
-        <w:proofErr w:type="spellStart"/>
-        <w:r>
-          <w:rPr>
-            <w:rFonts w:ascii="Times New Roman" w:hAnsi="Times New Roman" w:cs="Times New Roman"/>
-          </w:rPr>
-          <w:t>holopelagic</w:t>
-        </w:r>
-        <w:proofErr w:type="spellEnd"/>
-        <w:r>
-          <w:rPr>
-            <w:rFonts w:ascii="Times New Roman" w:hAnsi="Times New Roman" w:cs="Times New Roman"/>
-          </w:rPr>
-          <w:t xml:space="preserve"> species</w:t>
-        </w:r>
-      </w:ins>
-      <w:ins w:id="36" w:author="Luka Seamus Wright" w:date="2025-06-25T13:44:00Z" w16du:dateUtc="2025-06-25T05:44:00Z">
+      <w:ins w:id="40" w:author="Luka Seamus Wright" w:date="2025-06-25T13:43:00Z" w16du:dateUtc="2025-06-25T05:43:00Z">
+        <w:r>
+          <w:rPr>
+            <w:rFonts w:ascii="Times New Roman" w:hAnsi="Times New Roman" w:cs="Times New Roman"/>
+          </w:rPr>
+          <w:t>except for holopelagic species</w:t>
+        </w:r>
+      </w:ins>
+      <w:ins w:id="41" w:author="Luka Seamus Wright" w:date="2025-06-25T13:44:00Z" w16du:dateUtc="2025-06-25T05:44:00Z">
         <w:r>
           <w:rPr>
             <w:rFonts w:ascii="Times New Roman" w:hAnsi="Times New Roman" w:cs="Times New Roman"/>
@@ -1282,7 +1274,7 @@
           <w:t>—</w:t>
         </w:r>
       </w:ins>
-      <w:ins w:id="37" w:author="Luka Seamus Wright" w:date="2025-06-25T08:09:00Z" w16du:dateUtc="2025-06-25T00:09:00Z">
+      <w:ins w:id="42" w:author="Luka Seamus Wright" w:date="2025-06-25T08:09:00Z" w16du:dateUtc="2025-06-25T00:09:00Z">
         <w:r>
           <w:rPr>
             <w:rFonts w:ascii="Times New Roman" w:hAnsi="Times New Roman" w:cs="Times New Roman"/>
@@ -1290,7 +1282,7 @@
           <w:t xml:space="preserve">has been referred to </w:t>
         </w:r>
       </w:ins>
-      <w:ins w:id="38" w:author="Luka Seamus Wright" w:date="2025-06-25T08:06:00Z" w16du:dateUtc="2025-06-25T00:06:00Z">
+      <w:ins w:id="43" w:author="Luka Seamus Wright" w:date="2025-06-25T08:06:00Z" w16du:dateUtc="2025-06-25T00:06:00Z">
         <w:r>
           <w:rPr>
             <w:rFonts w:ascii="Times New Roman" w:hAnsi="Times New Roman" w:cs="Times New Roman"/>
@@ -1298,7 +1290,7 @@
           <w:t xml:space="preserve">as detritus </w:t>
         </w:r>
       </w:ins>
-      <w:ins w:id="39" w:author="Luka Seamus Wright" w:date="2025-06-25T08:11:00Z" w16du:dateUtc="2025-06-25T00:11:00Z">
+      <w:ins w:id="44" w:author="Luka Seamus Wright" w:date="2025-06-25T08:11:00Z" w16du:dateUtc="2025-06-25T00:11:00Z">
         <w:r>
           <w:rPr>
             <w:rFonts w:ascii="Times New Roman" w:hAnsi="Times New Roman" w:cs="Times New Roman"/>
@@ -1306,7 +1298,7 @@
           <w:t>or</w:t>
         </w:r>
       </w:ins>
-      <w:ins w:id="40" w:author="Luka Seamus Wright" w:date="2025-06-25T08:10:00Z" w16du:dateUtc="2025-06-25T00:10:00Z">
+      <w:ins w:id="45" w:author="Luka Seamus Wright" w:date="2025-06-25T08:10:00Z" w16du:dateUtc="2025-06-25T00:10:00Z">
         <w:r>
           <w:rPr>
             <w:rFonts w:ascii="Times New Roman" w:hAnsi="Times New Roman" w:cs="Times New Roman"/>
@@ -1314,7 +1306,7 @@
           <w:t xml:space="preserve"> less commonly as drift or litter </w:t>
         </w:r>
       </w:ins>
-      <w:ins w:id="41" w:author="Luka Seamus Wright" w:date="2025-06-25T08:06:00Z" w16du:dateUtc="2025-06-25T00:06:00Z">
+      <w:ins w:id="46" w:author="Luka Seamus Wright" w:date="2025-06-25T08:06:00Z" w16du:dateUtc="2025-06-25T00:06:00Z">
         <w:r>
           <w:rPr>
             <w:rFonts w:ascii="Times New Roman" w:hAnsi="Times New Roman" w:cs="Times New Roman"/>
@@ -1322,7 +1314,7 @@
           <w:t>all along</w:t>
         </w:r>
       </w:ins>
-      <w:ins w:id="42" w:author="Luka Seamus Wright" w:date="2025-06-25T08:10:00Z" w16du:dateUtc="2025-06-25T00:10:00Z">
+      <w:ins w:id="47" w:author="Luka Seamus Wright" w:date="2025-06-25T08:10:00Z" w16du:dateUtc="2025-06-25T00:10:00Z">
         <w:r>
           <w:rPr>
             <w:rFonts w:ascii="Times New Roman" w:hAnsi="Times New Roman" w:cs="Times New Roman"/>
@@ -1330,7 +1322,7 @@
           <w:t>,</w:t>
         </w:r>
       </w:ins>
-      <w:ins w:id="43" w:author="Luka Seamus Wright" w:date="2025-06-25T08:06:00Z" w16du:dateUtc="2025-06-25T00:06:00Z">
+      <w:ins w:id="48" w:author="Luka Seamus Wright" w:date="2025-06-25T08:06:00Z" w16du:dateUtc="2025-06-25T00:06:00Z">
         <w:r>
           <w:rPr>
             <w:rFonts w:ascii="Times New Roman" w:hAnsi="Times New Roman" w:cs="Times New Roman"/>
@@ -1338,7 +1330,7 @@
           <w:t xml:space="preserve"> I propose </w:t>
         </w:r>
       </w:ins>
-      <w:ins w:id="44" w:author="Luka Seamus Wright" w:date="2025-06-25T08:11:00Z" w16du:dateUtc="2025-06-25T00:11:00Z">
+      <w:ins w:id="49" w:author="Luka Seamus Wright" w:date="2025-06-25T08:11:00Z" w16du:dateUtc="2025-06-25T00:11:00Z">
         <w:r>
           <w:rPr>
             <w:rFonts w:ascii="Times New Roman" w:hAnsi="Times New Roman" w:cs="Times New Roman"/>
@@ -1346,7 +1338,7 @@
           <w:t xml:space="preserve">to continue </w:t>
         </w:r>
       </w:ins>
-      <w:ins w:id="45" w:author="Luka Seamus Wright" w:date="2025-06-25T08:06:00Z" w16du:dateUtc="2025-06-25T00:06:00Z">
+      <w:ins w:id="50" w:author="Luka Seamus Wright" w:date="2025-06-25T08:06:00Z" w16du:dateUtc="2025-06-25T00:06:00Z">
         <w:r>
           <w:rPr>
             <w:rFonts w:ascii="Times New Roman" w:hAnsi="Times New Roman" w:cs="Times New Roman"/>
@@ -1354,7 +1346,7 @@
           <w:t>using detritus</w:t>
         </w:r>
       </w:ins>
-      <w:ins w:id="46" w:author="Luka Seamus Wright" w:date="2025-06-25T08:12:00Z" w16du:dateUtc="2025-06-25T00:12:00Z">
+      <w:ins w:id="51" w:author="Luka Seamus Wright" w:date="2025-06-25T08:12:00Z" w16du:dateUtc="2025-06-25T00:12:00Z">
         <w:r>
           <w:rPr>
             <w:rFonts w:ascii="Times New Roman" w:hAnsi="Times New Roman" w:cs="Times New Roman"/>
@@ -1362,7 +1354,7 @@
           <w:t xml:space="preserve"> </w:t>
         </w:r>
       </w:ins>
-      <w:ins w:id="47" w:author="Luka Seamus Wright" w:date="2025-06-25T08:09:00Z" w16du:dateUtc="2025-06-25T00:09:00Z">
+      <w:ins w:id="52" w:author="Luka Seamus Wright" w:date="2025-06-25T08:09:00Z" w16du:dateUtc="2025-06-25T00:09:00Z">
         <w:r>
           <w:rPr>
             <w:rFonts w:ascii="Times New Roman" w:hAnsi="Times New Roman" w:cs="Times New Roman"/>
@@ -1370,7 +1362,7 @@
           <w:t>for</w:t>
         </w:r>
       </w:ins>
-      <w:ins w:id="48" w:author="Luka Seamus Wright" w:date="2025-06-25T08:06:00Z" w16du:dateUtc="2025-06-25T00:06:00Z">
+      <w:ins w:id="53" w:author="Luka Seamus Wright" w:date="2025-06-25T08:06:00Z" w16du:dateUtc="2025-06-25T00:06:00Z">
         <w:r>
           <w:rPr>
             <w:rFonts w:ascii="Times New Roman" w:hAnsi="Times New Roman" w:cs="Times New Roman"/>
@@ -1378,7 +1370,7 @@
           <w:t xml:space="preserve"> any detached tissue and </w:t>
         </w:r>
       </w:ins>
-      <w:ins w:id="49" w:author="Luka Seamus Wright" w:date="2025-06-25T08:07:00Z" w16du:dateUtc="2025-06-25T00:07:00Z">
+      <w:ins w:id="54" w:author="Luka Seamus Wright" w:date="2025-06-25T08:07:00Z" w16du:dateUtc="2025-06-25T00:07:00Z">
         <w:r>
           <w:rPr>
             <w:rFonts w:ascii="Times New Roman" w:hAnsi="Times New Roman" w:cs="Times New Roman"/>
@@ -1390,7 +1382,7 @@
             <w:rFonts w:ascii="Times New Roman" w:hAnsi="Times New Roman" w:cs="Times New Roman"/>
             <w:i/>
             <w:iCs/>
-            <w:rPrChange w:id="50" w:author="Luka Seamus Wright" w:date="2025-06-25T08:07:00Z" w16du:dateUtc="2025-06-25T00:07:00Z">
+            <w:rPrChange w:id="55" w:author="Luka Seamus Wright" w:date="2025-06-25T08:07:00Z" w16du:dateUtc="2025-06-25T00:07:00Z">
               <w:rPr>
                 <w:rFonts w:ascii="Times New Roman" w:hAnsi="Times New Roman" w:cs="Times New Roman"/>
               </w:rPr>
@@ -1405,7 +1397,7 @@
           <w:t xml:space="preserve"> for </w:t>
         </w:r>
       </w:ins>
-      <w:ins w:id="51" w:author="Luka Seamus Wright" w:date="2025-06-25T08:09:00Z" w16du:dateUtc="2025-06-25T00:09:00Z">
+      <w:ins w:id="56" w:author="Luka Seamus Wright" w:date="2025-06-25T08:09:00Z" w16du:dateUtc="2025-06-25T00:09:00Z">
         <w:r>
           <w:rPr>
             <w:rFonts w:ascii="Times New Roman" w:hAnsi="Times New Roman" w:cs="Times New Roman"/>
@@ -1413,7 +1405,7 @@
           <w:t>detached and dead tissue</w:t>
         </w:r>
       </w:ins>
-      <w:ins w:id="52" w:author="Luka Seamus Wright" w:date="2025-06-25T08:07:00Z" w16du:dateUtc="2025-06-25T00:07:00Z">
+      <w:ins w:id="57" w:author="Luka Seamus Wright" w:date="2025-06-25T08:07:00Z" w16du:dateUtc="2025-06-25T00:07:00Z">
         <w:r>
           <w:rPr>
             <w:rFonts w:ascii="Times New Roman" w:hAnsi="Times New Roman" w:cs="Times New Roman"/>
@@ -1427,7 +1419,7 @@
         </w:rPr>
         <w:t xml:space="preserve">Detrital photosynthesis provides the strongest evidence in support of the viability of detritus. But the fundamental impact on detrital dynamics only becomes apparent when comparing decomposition rates between live and dead or senescent detritus. </w:t>
       </w:r>
-      <w:del w:id="53" w:author="Luka Seamus Wright" w:date="2025-06-25T08:14:00Z" w16du:dateUtc="2025-06-25T00:14:00Z">
+      <w:del w:id="58" w:author="Luka Seamus Wright" w:date="2025-06-25T08:14:00Z" w16du:dateUtc="2025-06-25T00:14:00Z">
         <w:r>
           <w:rPr>
             <w:rFonts w:ascii="Times New Roman" w:hAnsi="Times New Roman" w:cs="Times New Roman"/>
@@ -1435,7 +1427,7 @@
           <w:delText>In the absence of physiology</w:delText>
         </w:r>
       </w:del>
-      <w:ins w:id="54" w:author="Luka Seamus Wright" w:date="2025-06-25T08:14:00Z" w16du:dateUtc="2025-06-25T00:14:00Z">
+      <w:ins w:id="59" w:author="Luka Seamus Wright" w:date="2025-06-25T08:14:00Z" w16du:dateUtc="2025-06-25T00:14:00Z">
         <w:r>
           <w:rPr>
             <w:rFonts w:ascii="Times New Roman" w:hAnsi="Times New Roman" w:cs="Times New Roman"/>
@@ -1780,7 +1772,7 @@
         </w:rPr>
         <w:t>There is currently no baseline for detrital photosynthesis</w:t>
       </w:r>
-      <w:ins w:id="55" w:author="Luka Seamus Wright" w:date="2025-06-25T09:32:00Z" w16du:dateUtc="2025-06-25T01:32:00Z">
+      <w:ins w:id="60" w:author="Luka Seamus Wright" w:date="2025-06-25T09:32:00Z" w16du:dateUtc="2025-06-25T01:32:00Z">
         <w:r>
           <w:rPr>
             <w:rFonts w:ascii="Times New Roman" w:hAnsi="Times New Roman" w:cs="Times New Roman"/>
@@ -1954,7 +1946,7 @@
         </w:rPr>
         <w:t xml:space="preserve">. The literature also includes some discussion on the </w:t>
       </w:r>
-      <w:del w:id="56" w:author="Luka Seamus Wright" w:date="2025-06-24T10:54:00Z" w16du:dateUtc="2025-06-24T02:54:00Z">
+      <w:del w:id="61" w:author="Luka Seamus Wright" w:date="2025-06-24T10:54:00Z" w16du:dateUtc="2025-06-24T02:54:00Z">
         <w:r>
           <w:rPr>
             <w:rFonts w:ascii="Times New Roman" w:hAnsi="Times New Roman" w:cs="Times New Roman"/>
@@ -1962,7 +1954,7 @@
           <w:delText xml:space="preserve">meaning </w:delText>
         </w:r>
       </w:del>
-      <w:ins w:id="57" w:author="Luka Seamus Wright" w:date="2025-06-24T10:54:00Z" w16du:dateUtc="2025-06-24T02:54:00Z">
+      <w:ins w:id="62" w:author="Luka Seamus Wright" w:date="2025-06-24T10:54:00Z" w16du:dateUtc="2025-06-24T02:54:00Z">
         <w:r>
           <w:rPr>
             <w:rFonts w:ascii="Times New Roman" w:hAnsi="Times New Roman" w:cs="Times New Roman"/>
@@ -1982,7 +1974,7 @@
         </w:rPr>
         <w:t xml:space="preserve">of chlorophyll </w:t>
       </w:r>
-      <w:del w:id="58" w:author="Luka Seamus Wright" w:date="2025-06-24T10:54:00Z" w16du:dateUtc="2025-06-24T02:54:00Z">
+      <w:del w:id="63" w:author="Luka Seamus Wright" w:date="2025-06-24T10:54:00Z" w16du:dateUtc="2025-06-24T02:54:00Z">
         <w:r>
           <w:rPr>
             <w:rFonts w:ascii="Times New Roman" w:hAnsi="Times New Roman" w:cs="Times New Roman"/>
@@ -1990,7 +1982,7 @@
           <w:delText xml:space="preserve">persistence </w:delText>
         </w:r>
       </w:del>
-      <w:ins w:id="59" w:author="Luka Seamus Wright" w:date="2025-06-24T10:54:00Z" w16du:dateUtc="2025-06-24T02:54:00Z">
+      <w:ins w:id="64" w:author="Luka Seamus Wright" w:date="2025-06-24T10:54:00Z" w16du:dateUtc="2025-06-24T02:54:00Z">
         <w:r>
           <w:rPr>
             <w:rFonts w:ascii="Times New Roman" w:hAnsi="Times New Roman" w:cs="Times New Roman"/>
@@ -2636,7 +2628,7 @@
         </w:rPr>
         <w:t xml:space="preserve">Here I aim to </w:t>
       </w:r>
-      <w:del w:id="60" w:author="Luka Seamus Wright" w:date="2025-06-24T18:00:00Z" w16du:dateUtc="2025-06-24T10:00:00Z">
+      <w:del w:id="65" w:author="Luka Seamus Wright" w:date="2025-06-24T18:00:00Z" w16du:dateUtc="2025-06-24T10:00:00Z">
         <w:r>
           <w:rPr>
             <w:rFonts w:ascii="Times New Roman" w:hAnsi="Times New Roman" w:cs="Times New Roman"/>
@@ -2644,7 +2636,7 @@
           <w:delText>verify the existence of</w:delText>
         </w:r>
       </w:del>
-      <w:ins w:id="61" w:author="Luka Seamus Wright" w:date="2025-06-24T18:00:00Z" w16du:dateUtc="2025-06-24T10:00:00Z">
+      <w:ins w:id="66" w:author="Luka Seamus Wright" w:date="2025-06-24T18:00:00Z" w16du:dateUtc="2025-06-24T10:00:00Z">
         <w:r>
           <w:rPr>
             <w:rFonts w:ascii="Times New Roman" w:hAnsi="Times New Roman" w:cs="Times New Roman"/>
@@ -2658,7 +2650,7 @@
         </w:rPr>
         <w:t xml:space="preserve"> detrital photosynthesis in seagrasses and </w:t>
       </w:r>
-      <w:del w:id="62" w:author="Luka Seamus Wright" w:date="2025-06-24T18:00:00Z" w16du:dateUtc="2025-06-24T10:00:00Z">
+      <w:del w:id="67" w:author="Luka Seamus Wright" w:date="2025-06-24T18:00:00Z" w16du:dateUtc="2025-06-24T10:00:00Z">
         <w:r>
           <w:rPr>
             <w:rFonts w:ascii="Times New Roman" w:hAnsi="Times New Roman" w:cs="Times New Roman"/>
@@ -2672,7 +2664,7 @@
         </w:rPr>
         <w:t xml:space="preserve">plants more broadly to </w:t>
       </w:r>
-      <w:del w:id="63" w:author="Luka Seamus Wright" w:date="2025-06-24T17:59:00Z" w16du:dateUtc="2025-06-24T09:59:00Z">
+      <w:del w:id="68" w:author="Luka Seamus Wright" w:date="2025-06-24T17:59:00Z" w16du:dateUtc="2025-06-24T09:59:00Z">
         <w:r>
           <w:rPr>
             <w:rFonts w:ascii="Times New Roman" w:hAnsi="Times New Roman" w:cs="Times New Roman"/>
@@ -2680,7 +2672,7 @@
           <w:delText xml:space="preserve">determine </w:delText>
         </w:r>
       </w:del>
-      <w:ins w:id="64" w:author="Luka Seamus Wright" w:date="2025-06-24T17:59:00Z" w16du:dateUtc="2025-06-24T09:59:00Z">
+      <w:ins w:id="69" w:author="Luka Seamus Wright" w:date="2025-06-24T17:59:00Z" w16du:dateUtc="2025-06-24T09:59:00Z">
         <w:r>
           <w:rPr>
             <w:rFonts w:ascii="Times New Roman" w:hAnsi="Times New Roman" w:cs="Times New Roman"/>
@@ -2694,7 +2686,7 @@
           <w:t xml:space="preserve"> </w:t>
         </w:r>
       </w:ins>
-      <w:del w:id="65" w:author="Luka Seamus Wright" w:date="2025-06-24T18:01:00Z" w16du:dateUtc="2025-06-24T10:01:00Z">
+      <w:del w:id="70" w:author="Luka Seamus Wright" w:date="2025-06-24T18:01:00Z" w16du:dateUtc="2025-06-24T10:01:00Z">
         <w:r>
           <w:rPr>
             <w:rFonts w:ascii="Times New Roman" w:hAnsi="Times New Roman" w:cs="Times New Roman"/>
@@ -2702,7 +2694,7 @@
           <w:delText>potential influences on</w:delText>
         </w:r>
       </w:del>
-      <w:ins w:id="66" w:author="Luka Seamus Wright" w:date="2025-06-24T18:01:00Z" w16du:dateUtc="2025-06-24T10:01:00Z">
+      <w:ins w:id="71" w:author="Luka Seamus Wright" w:date="2025-06-24T18:01:00Z" w16du:dateUtc="2025-06-24T10:01:00Z">
         <w:r>
           <w:rPr>
             <w:rFonts w:ascii="Times New Roman" w:hAnsi="Times New Roman" w:cs="Times New Roman"/>
@@ -2710,7 +2702,7 @@
           <w:t xml:space="preserve">the extent </w:t>
         </w:r>
       </w:ins>
-      <w:ins w:id="67" w:author="Luka Seamus Wright" w:date="2025-06-24T18:02:00Z" w16du:dateUtc="2025-06-24T10:02:00Z">
+      <w:ins w:id="72" w:author="Luka Seamus Wright" w:date="2025-06-24T18:02:00Z" w16du:dateUtc="2025-06-24T10:02:00Z">
         <w:r>
           <w:rPr>
             <w:rFonts w:ascii="Times New Roman" w:hAnsi="Times New Roman" w:cs="Times New Roman"/>
@@ -2718,7 +2710,7 @@
           <w:t xml:space="preserve">to which </w:t>
         </w:r>
       </w:ins>
-      <w:ins w:id="68" w:author="Luka Seamus Wright" w:date="2025-06-24T18:01:00Z" w16du:dateUtc="2025-06-24T10:01:00Z">
+      <w:ins w:id="73" w:author="Luka Seamus Wright" w:date="2025-06-24T18:01:00Z" w16du:dateUtc="2025-06-24T10:01:00Z">
         <w:r>
           <w:rPr>
             <w:rFonts w:ascii="Times New Roman" w:hAnsi="Times New Roman" w:cs="Times New Roman"/>
@@ -2726,7 +2718,7 @@
           <w:t xml:space="preserve">it </w:t>
         </w:r>
       </w:ins>
-      <w:ins w:id="69" w:author="Luka Seamus Wright" w:date="2025-06-24T18:06:00Z" w16du:dateUtc="2025-06-24T10:06:00Z">
+      <w:ins w:id="74" w:author="Luka Seamus Wright" w:date="2025-06-24T18:06:00Z" w16du:dateUtc="2025-06-24T10:06:00Z">
         <w:r>
           <w:rPr>
             <w:rFonts w:ascii="Times New Roman" w:hAnsi="Times New Roman" w:cs="Times New Roman"/>
@@ -2740,7 +2732,7 @@
         </w:rPr>
         <w:t xml:space="preserve"> plant detrital dynamics.</w:t>
       </w:r>
-      <w:ins w:id="70" w:author="Luka Seamus Wright" w:date="2025-06-24T18:04:00Z" w16du:dateUtc="2025-06-24T10:04:00Z">
+      <w:ins w:id="75" w:author="Luka Seamus Wright" w:date="2025-06-24T18:04:00Z" w16du:dateUtc="2025-06-24T10:04:00Z">
         <w:r>
           <w:rPr>
             <w:rFonts w:ascii="Times New Roman" w:hAnsi="Times New Roman" w:cs="Times New Roman"/>
@@ -2748,7 +2740,7 @@
           <w:t xml:space="preserve"> I hope this </w:t>
         </w:r>
       </w:ins>
-      <w:ins w:id="71" w:author="Luka Seamus Wright" w:date="2025-06-24T18:06:00Z" w16du:dateUtc="2025-06-24T10:06:00Z">
+      <w:ins w:id="76" w:author="Luka Seamus Wright" w:date="2025-06-24T18:06:00Z" w16du:dateUtc="2025-06-24T10:06:00Z">
         <w:r>
           <w:rPr>
             <w:rFonts w:ascii="Times New Roman" w:hAnsi="Times New Roman" w:cs="Times New Roman"/>
@@ -2756,7 +2748,7 @@
           <w:t xml:space="preserve">information </w:t>
         </w:r>
       </w:ins>
-      <w:ins w:id="72" w:author="Luka Seamus Wright" w:date="2025-06-24T18:04:00Z" w16du:dateUtc="2025-06-24T10:04:00Z">
+      <w:ins w:id="77" w:author="Luka Seamus Wright" w:date="2025-06-24T18:04:00Z" w16du:dateUtc="2025-06-24T10:04:00Z">
         <w:r>
           <w:rPr>
             <w:rFonts w:ascii="Times New Roman" w:hAnsi="Times New Roman" w:cs="Times New Roman"/>
@@ -2764,7 +2756,7 @@
           <w:t>will allow us to re</w:t>
         </w:r>
       </w:ins>
-      <w:ins w:id="73" w:author="Luka Seamus Wright" w:date="2025-06-24T18:05:00Z" w16du:dateUtc="2025-06-24T10:05:00Z">
+      <w:ins w:id="78" w:author="Luka Seamus Wright" w:date="2025-06-24T18:05:00Z" w16du:dateUtc="2025-06-24T10:05:00Z">
         <w:r>
           <w:rPr>
             <w:rFonts w:ascii="Times New Roman" w:hAnsi="Times New Roman" w:cs="Times New Roman"/>
@@ -2772,7 +2764,7 @@
           <w:t>-</w:t>
         </w:r>
       </w:ins>
-      <w:ins w:id="74" w:author="Luka Seamus Wright" w:date="2025-06-24T18:04:00Z" w16du:dateUtc="2025-06-24T10:04:00Z">
+      <w:ins w:id="79" w:author="Luka Seamus Wright" w:date="2025-06-24T18:04:00Z" w16du:dateUtc="2025-06-24T10:04:00Z">
         <w:r>
           <w:rPr>
             <w:rFonts w:ascii="Times New Roman" w:hAnsi="Times New Roman" w:cs="Times New Roman"/>
@@ -2780,7 +2772,7 @@
           <w:t xml:space="preserve">evaluate seaweed </w:t>
         </w:r>
       </w:ins>
-      <w:ins w:id="75" w:author="Luka Seamus Wright" w:date="2025-06-24T18:07:00Z" w16du:dateUtc="2025-06-24T10:07:00Z">
+      <w:ins w:id="80" w:author="Luka Seamus Wright" w:date="2025-06-24T18:07:00Z" w16du:dateUtc="2025-06-24T10:07:00Z">
         <w:r>
           <w:rPr>
             <w:rFonts w:ascii="Times New Roman" w:hAnsi="Times New Roman" w:cs="Times New Roman"/>
@@ -2788,7 +2780,7 @@
           <w:t xml:space="preserve">and seagrass </w:t>
         </w:r>
       </w:ins>
-      <w:ins w:id="76" w:author="Luka Seamus Wright" w:date="2025-06-24T18:04:00Z" w16du:dateUtc="2025-06-24T10:04:00Z">
+      <w:ins w:id="81" w:author="Luka Seamus Wright" w:date="2025-06-24T18:04:00Z" w16du:dateUtc="2025-06-24T10:04:00Z">
         <w:r>
           <w:rPr>
             <w:rFonts w:ascii="Times New Roman" w:hAnsi="Times New Roman" w:cs="Times New Roman"/>
@@ -2796,7 +2788,7 @@
           <w:t>decomposition</w:t>
         </w:r>
       </w:ins>
-      <w:ins w:id="77" w:author="Luka Seamus Wright" w:date="2025-06-24T18:05:00Z" w16du:dateUtc="2025-06-24T10:05:00Z">
+      <w:ins w:id="82" w:author="Luka Seamus Wright" w:date="2025-06-24T18:05:00Z" w16du:dateUtc="2025-06-24T10:05:00Z">
         <w:r>
           <w:rPr>
             <w:rFonts w:ascii="Times New Roman" w:hAnsi="Times New Roman" w:cs="Times New Roman"/>
@@ -2804,7 +2796,7 @@
           <w:t xml:space="preserve"> </w:t>
         </w:r>
       </w:ins>
-      <w:ins w:id="78" w:author="Luka Seamus Wright" w:date="2025-06-24T18:07:00Z" w16du:dateUtc="2025-06-24T10:07:00Z">
+      <w:ins w:id="83" w:author="Luka Seamus Wright" w:date="2025-06-24T18:07:00Z" w16du:dateUtc="2025-06-24T10:07:00Z">
         <w:r>
           <w:rPr>
             <w:rFonts w:ascii="Times New Roman" w:hAnsi="Times New Roman" w:cs="Times New Roman"/>
@@ -2812,7 +2804,7 @@
           <w:t>in the context of plants at large</w:t>
         </w:r>
       </w:ins>
-      <w:ins w:id="79" w:author="Luka Seamus Wright" w:date="2025-06-24T18:05:00Z" w16du:dateUtc="2025-06-24T10:05:00Z">
+      <w:ins w:id="84" w:author="Luka Seamus Wright" w:date="2025-06-24T18:05:00Z" w16du:dateUtc="2025-06-24T10:05:00Z">
         <w:r>
           <w:rPr>
             <w:rFonts w:ascii="Times New Roman" w:hAnsi="Times New Roman" w:cs="Times New Roman"/>
@@ -2826,7 +2818,7 @@
         </w:rPr>
         <w:t xml:space="preserve"> </w:t>
       </w:r>
-      <w:ins w:id="80" w:author="Luka Seamus Wright" w:date="2025-06-24T18:07:00Z" w16du:dateUtc="2025-06-24T10:07:00Z">
+      <w:ins w:id="85" w:author="Luka Seamus Wright" w:date="2025-06-24T18:07:00Z" w16du:dateUtc="2025-06-24T10:07:00Z">
         <w:r>
           <w:rPr>
             <w:rFonts w:ascii="Times New Roman" w:hAnsi="Times New Roman" w:cs="Times New Roman"/>
@@ -2866,59 +2858,21 @@
         <w:rPr>
           <w:rFonts w:ascii="Times New Roman" w:hAnsi="Times New Roman" w:cs="Times New Roman"/>
         </w:rPr>
-        <w:t xml:space="preserve"> (</w:t>
-      </w:r>
-      <w:proofErr w:type="spellStart"/>
-      <w:r>
-        <w:rPr>
-          <w:rFonts w:ascii="Times New Roman" w:hAnsi="Times New Roman" w:cs="Times New Roman"/>
-        </w:rPr>
-        <w:t>Hydrocharitaceae</w:t>
-      </w:r>
-      <w:proofErr w:type="spellEnd"/>
-      <w:r>
-        <w:rPr>
-          <w:rFonts w:ascii="Times New Roman" w:hAnsi="Times New Roman" w:cs="Times New Roman"/>
-        </w:rPr>
-        <w:t xml:space="preserve">) and </w:t>
-      </w:r>
-      <w:proofErr w:type="spellStart"/>
+        <w:t xml:space="preserve"> (Hydrocharitaceae) and </w:t>
+      </w:r>
       <w:r>
         <w:rPr>
           <w:rFonts w:ascii="Times New Roman" w:hAnsi="Times New Roman" w:cs="Times New Roman"/>
           <w:i/>
           <w:iCs/>
         </w:rPr>
-        <w:t>Amphibolis</w:t>
-      </w:r>
-      <w:proofErr w:type="spellEnd"/>
-      <w:r>
-        <w:rPr>
-          <w:rFonts w:ascii="Times New Roman" w:hAnsi="Times New Roman" w:cs="Times New Roman"/>
-          <w:i/>
-          <w:iCs/>
-        </w:rPr>
-        <w:t xml:space="preserve"> antarctica</w:t>
-      </w:r>
-      <w:r>
-        <w:rPr>
-          <w:rFonts w:ascii="Times New Roman" w:hAnsi="Times New Roman" w:cs="Times New Roman"/>
-        </w:rPr>
-        <w:t xml:space="preserve"> (</w:t>
-      </w:r>
-      <w:proofErr w:type="spellStart"/>
-      <w:r>
-        <w:rPr>
-          <w:rFonts w:ascii="Times New Roman" w:hAnsi="Times New Roman" w:cs="Times New Roman"/>
-        </w:rPr>
-        <w:t>Cymodoceaceae</w:t>
-      </w:r>
-      <w:proofErr w:type="spellEnd"/>
-      <w:r>
-        <w:rPr>
-          <w:rFonts w:ascii="Times New Roman" w:hAnsi="Times New Roman" w:cs="Times New Roman"/>
-        </w:rPr>
-        <w:t xml:space="preserve">). Apart from their phylogenetic (diverged 105 Ma ago, </w:t>
+        <w:t>Amphibolis antarctica</w:t>
+      </w:r>
+      <w:r>
+        <w:rPr>
+          <w:rFonts w:ascii="Times New Roman" w:hAnsi="Times New Roman" w:cs="Times New Roman"/>
+        </w:rPr>
+        <w:t xml:space="preserve"> (Cymodoceaceae). Apart from their phylogenetic (diverged 105 Ma ago, </w:t>
       </w:r>
       <w:r>
         <w:rPr>
@@ -3163,7 +3117,7 @@
         </w:rPr>
         <w:t xml:space="preserve"> September 2022. I filled the bottom of a 220-L glass flow-through seawater tank with the sediment and planted the ramets to </w:t>
       </w:r>
-      <w:del w:id="81" w:author="Luka Seamus Wright" w:date="2025-06-24T12:48:00Z" w16du:dateUtc="2025-06-24T04:48:00Z">
+      <w:del w:id="86" w:author="Luka Seamus Wright" w:date="2025-06-24T12:48:00Z" w16du:dateUtc="2025-06-24T04:48:00Z">
         <w:r>
           <w:rPr>
             <w:rFonts w:ascii="Times New Roman" w:hAnsi="Times New Roman" w:cs="Times New Roman"/>
@@ -3208,17 +3162,9 @@
         <w:rPr>
           <w:rFonts w:ascii="Times New Roman" w:hAnsi="Times New Roman" w:cs="Times New Roman"/>
         </w:rPr>
-        <w:t xml:space="preserve">, mean ± </w:t>
-      </w:r>
-      <w:proofErr w:type="spellStart"/>
-      <w:r>
-        <w:rPr>
-          <w:rFonts w:ascii="Times New Roman" w:hAnsi="Times New Roman" w:cs="Times New Roman"/>
-        </w:rPr>
-        <w:t>s.d.</w:t>
-      </w:r>
-      <w:proofErr w:type="spellEnd"/>
-      <w:ins w:id="82" w:author="Luka Seamus Wright" w:date="2025-06-24T12:53:00Z" w16du:dateUtc="2025-06-24T04:53:00Z">
+        <w:t>, mean ± s.d.</w:t>
+      </w:r>
+      <w:ins w:id="87" w:author="Luka Seamus Wright" w:date="2025-06-24T12:53:00Z" w16du:dateUtc="2025-06-24T04:53:00Z">
         <w:r>
           <w:rPr>
             <w:rFonts w:ascii="Times New Roman" w:hAnsi="Times New Roman" w:cs="Times New Roman"/>
@@ -3226,7 +3172,7 @@
           <w:t>,</w:t>
         </w:r>
       </w:ins>
-      <w:ins w:id="83" w:author="Luka Seamus Wright" w:date="2025-06-24T14:13:00Z" w16du:dateUtc="2025-06-24T06:13:00Z">
+      <w:ins w:id="88" w:author="Luka Seamus Wright" w:date="2025-06-24T14:13:00Z" w16du:dateUtc="2025-06-24T06:13:00Z">
         <w:r>
           <w:rPr>
             <w:rFonts w:ascii="Times New Roman" w:hAnsi="Times New Roman" w:cs="Times New Roman"/>
@@ -3246,7 +3192,7 @@
           <w:t>)</w:t>
         </w:r>
       </w:ins>
-      <w:del w:id="84" w:author="Luka Seamus Wright" w:date="2025-06-24T12:53:00Z" w16du:dateUtc="2025-06-24T04:53:00Z">
+      <w:del w:id="89" w:author="Luka Seamus Wright" w:date="2025-06-24T12:53:00Z" w16du:dateUtc="2025-06-24T04:53:00Z">
         <w:r>
           <w:rPr>
             <w:rFonts w:ascii="Times New Roman" w:hAnsi="Times New Roman" w:cs="Times New Roman"/>
@@ -3254,7 +3200,7 @@
           <w:delText>)</w:delText>
         </w:r>
       </w:del>
-      <w:ins w:id="85" w:author="Luka Seamus Wright" w:date="2025-06-24T12:48:00Z" w16du:dateUtc="2025-06-24T04:48:00Z">
+      <w:ins w:id="90" w:author="Luka Seamus Wright" w:date="2025-06-24T12:48:00Z" w16du:dateUtc="2025-06-24T04:48:00Z">
         <w:r>
           <w:rPr>
             <w:rFonts w:ascii="Times New Roman" w:hAnsi="Times New Roman" w:cs="Times New Roman"/>
@@ -3268,23 +3214,13 @@
         </w:rPr>
         <w:t xml:space="preserve">. </w:t>
       </w:r>
-      <w:proofErr w:type="spellStart"/>
       <w:r>
         <w:rPr>
           <w:rFonts w:ascii="Times New Roman" w:hAnsi="Times New Roman" w:cs="Times New Roman"/>
           <w:i/>
           <w:iCs/>
         </w:rPr>
-        <w:t>Amphibolis</w:t>
-      </w:r>
-      <w:proofErr w:type="spellEnd"/>
-      <w:r>
-        <w:rPr>
-          <w:rFonts w:ascii="Times New Roman" w:hAnsi="Times New Roman" w:cs="Times New Roman"/>
-          <w:i/>
-          <w:iCs/>
-        </w:rPr>
-        <w:t xml:space="preserve"> antarctica</w:t>
+        <w:t>Amphibolis antarctica</w:t>
       </w:r>
       <w:r>
         <w:rPr>
@@ -3305,7 +3241,7 @@
         </w:rPr>
         <w:t xml:space="preserve"> October 2022</w:t>
       </w:r>
-      <w:ins w:id="86" w:author="Luka Seamus Wright" w:date="2025-06-24T14:59:00Z" w16du:dateUtc="2025-06-24T06:59:00Z">
+      <w:ins w:id="91" w:author="Luka Seamus Wright" w:date="2025-06-24T14:59:00Z" w16du:dateUtc="2025-06-24T06:59:00Z">
         <w:r>
           <w:rPr>
             <w:rFonts w:ascii="Times New Roman" w:hAnsi="Times New Roman" w:cs="Times New Roman"/>
@@ -3313,7 +3249,7 @@
           <w:t xml:space="preserve"> and immediately used in the </w:t>
         </w:r>
       </w:ins>
-      <w:ins w:id="87" w:author="Luka Seamus Wright" w:date="2025-06-24T15:00:00Z" w16du:dateUtc="2025-06-24T07:00:00Z">
+      <w:ins w:id="92" w:author="Luka Seamus Wright" w:date="2025-06-24T15:00:00Z" w16du:dateUtc="2025-06-24T07:00:00Z">
         <w:r>
           <w:rPr>
             <w:rFonts w:ascii="Times New Roman" w:hAnsi="Times New Roman" w:cs="Times New Roman"/>
@@ -3327,7 +3263,7 @@
         </w:rPr>
         <w:t xml:space="preserve">. </w:t>
       </w:r>
-      <w:ins w:id="88" w:author="Luka Seamus Wright" w:date="2025-06-24T14:36:00Z" w16du:dateUtc="2025-06-24T06:36:00Z">
+      <w:ins w:id="93" w:author="Luka Seamus Wright" w:date="2025-06-24T14:36:00Z" w16du:dateUtc="2025-06-24T06:36:00Z">
         <w:r>
           <w:rPr>
             <w:rFonts w:ascii="Times New Roman" w:hAnsi="Times New Roman" w:cs="Times New Roman"/>
@@ -3335,7 +3271,7 @@
           <w:t>Sediment and seagrass</w:t>
         </w:r>
       </w:ins>
-      <w:ins w:id="89" w:author="Luka Seamus Wright" w:date="2025-06-24T14:40:00Z" w16du:dateUtc="2025-06-24T06:40:00Z">
+      <w:ins w:id="94" w:author="Luka Seamus Wright" w:date="2025-06-24T14:40:00Z" w16du:dateUtc="2025-06-24T06:40:00Z">
         <w:r>
           <w:rPr>
             <w:rFonts w:ascii="Times New Roman" w:hAnsi="Times New Roman" w:cs="Times New Roman"/>
@@ -3343,7 +3279,7 @@
           <w:t>es</w:t>
         </w:r>
       </w:ins>
-      <w:ins w:id="90" w:author="Luka Seamus Wright" w:date="2025-06-24T14:37:00Z" w16du:dateUtc="2025-06-24T06:37:00Z">
+      <w:ins w:id="95" w:author="Luka Seamus Wright" w:date="2025-06-24T14:37:00Z" w16du:dateUtc="2025-06-24T06:37:00Z">
         <w:r>
           <w:rPr>
             <w:rFonts w:ascii="Times New Roman" w:hAnsi="Times New Roman" w:cs="Times New Roman"/>
@@ -3351,7 +3287,7 @@
           <w:t xml:space="preserve"> were collected from less than </w:t>
         </w:r>
       </w:ins>
-      <w:ins w:id="91" w:author="Luka Seamus Wright" w:date="2025-06-24T14:39:00Z" w16du:dateUtc="2025-06-24T06:39:00Z">
+      <w:ins w:id="96" w:author="Luka Seamus Wright" w:date="2025-06-24T14:39:00Z" w16du:dateUtc="2025-06-24T06:39:00Z">
         <w:r>
           <w:rPr>
             <w:rFonts w:ascii="Times New Roman" w:hAnsi="Times New Roman" w:cs="Times New Roman"/>
@@ -3359,7 +3295,7 @@
           <w:t>one</w:t>
         </w:r>
       </w:ins>
-      <w:ins w:id="92" w:author="Luka Seamus Wright" w:date="2025-06-24T14:37:00Z" w16du:dateUtc="2025-06-24T06:37:00Z">
+      <w:ins w:id="97" w:author="Luka Seamus Wright" w:date="2025-06-24T14:37:00Z" w16du:dateUtc="2025-06-24T06:37:00Z">
         <w:r>
           <w:rPr>
             <w:rFonts w:ascii="Times New Roman" w:hAnsi="Times New Roman" w:cs="Times New Roman"/>
@@ -3473,7 +3409,7 @@
         </w:rPr>
         <w:t xml:space="preserve">). Mesh bags were weighed down with inert aquarium pebbles and placed on the sediment in the </w:t>
       </w:r>
-      <w:ins w:id="93" w:author="Luka Seamus Wright" w:date="2025-06-24T12:54:00Z" w16du:dateUtc="2025-06-24T04:54:00Z">
+      <w:ins w:id="98" w:author="Luka Seamus Wright" w:date="2025-06-24T12:54:00Z" w16du:dateUtc="2025-06-24T04:54:00Z">
         <w:r>
           <w:rPr>
             <w:rFonts w:ascii="Times New Roman" w:hAnsi="Times New Roman" w:cs="Times New Roman"/>
@@ -3487,7 +3423,7 @@
         </w:rPr>
         <w:t>220-L tank</w:t>
       </w:r>
-      <w:ins w:id="94" w:author="Luka Seamus Wright" w:date="2025-06-24T12:54:00Z" w16du:dateUtc="2025-06-24T04:54:00Z">
+      <w:ins w:id="99" w:author="Luka Seamus Wright" w:date="2025-06-24T12:54:00Z" w16du:dateUtc="2025-06-24T04:54:00Z">
         <w:r>
           <w:rPr>
             <w:rFonts w:ascii="Times New Roman" w:hAnsi="Times New Roman" w:cs="Times New Roman"/>
@@ -3495,7 +3431,7 @@
           <w:t xml:space="preserve"> under </w:t>
         </w:r>
       </w:ins>
-      <w:ins w:id="95" w:author="Luka Seamus Wright" w:date="2025-06-24T12:55:00Z" w16du:dateUtc="2025-06-24T04:55:00Z">
+      <w:ins w:id="100" w:author="Luka Seamus Wright" w:date="2025-06-24T12:55:00Z" w16du:dateUtc="2025-06-24T04:55:00Z">
         <w:r>
           <w:rPr>
             <w:rFonts w:ascii="Times New Roman" w:hAnsi="Times New Roman" w:cs="Times New Roman"/>
@@ -3503,7 +3439,7 @@
           <w:t>identical</w:t>
         </w:r>
       </w:ins>
-      <w:ins w:id="96" w:author="Luka Seamus Wright" w:date="2025-06-24T12:54:00Z" w16du:dateUtc="2025-06-24T04:54:00Z">
+      <w:ins w:id="101" w:author="Luka Seamus Wright" w:date="2025-06-24T12:54:00Z" w16du:dateUtc="2025-06-24T04:54:00Z">
         <w:r>
           <w:rPr>
             <w:rFonts w:ascii="Times New Roman" w:hAnsi="Times New Roman" w:cs="Times New Roman"/>
@@ -3511,7 +3447,7 @@
           <w:t xml:space="preserve"> </w:t>
         </w:r>
       </w:ins>
-      <w:ins w:id="97" w:author="Luka Seamus Wright" w:date="2025-06-24T12:55:00Z" w16du:dateUtc="2025-06-24T04:55:00Z">
+      <w:ins w:id="102" w:author="Luka Seamus Wright" w:date="2025-06-24T12:55:00Z" w16du:dateUtc="2025-06-24T04:55:00Z">
         <w:r>
           <w:rPr>
             <w:rFonts w:ascii="Times New Roman" w:hAnsi="Times New Roman" w:cs="Times New Roman"/>
@@ -3519,7 +3455,7 @@
           <w:t>photon fluence rate</w:t>
         </w:r>
       </w:ins>
-      <w:ins w:id="98" w:author="Luka Seamus Wright" w:date="2025-06-24T14:17:00Z" w16du:dateUtc="2025-06-24T06:17:00Z">
+      <w:ins w:id="103" w:author="Luka Seamus Wright" w:date="2025-06-24T14:17:00Z" w16du:dateUtc="2025-06-24T06:17:00Z">
         <w:r>
           <w:rPr>
             <w:rFonts w:ascii="Times New Roman" w:hAnsi="Times New Roman" w:cs="Times New Roman"/>
@@ -3553,7 +3489,7 @@
           <w:t>–1</w:t>
         </w:r>
       </w:ins>
-      <w:ins w:id="99" w:author="Luka Seamus Wright" w:date="2025-06-24T14:10:00Z" w16du:dateUtc="2025-06-24T06:10:00Z">
+      <w:ins w:id="104" w:author="Luka Seamus Wright" w:date="2025-06-24T14:10:00Z" w16du:dateUtc="2025-06-24T06:10:00Z">
         <w:r>
           <w:rPr>
             <w:rFonts w:ascii="Times New Roman" w:hAnsi="Times New Roman" w:cs="Times New Roman"/>
@@ -3561,7 +3497,7 @@
           <w:t xml:space="preserve">, </w:t>
         </w:r>
       </w:ins>
-      <w:ins w:id="100" w:author="Luka Seamus Wright" w:date="2025-06-24T14:17:00Z" w16du:dateUtc="2025-06-24T06:17:00Z">
+      <w:ins w:id="105" w:author="Luka Seamus Wright" w:date="2025-06-24T14:17:00Z" w16du:dateUtc="2025-06-24T06:17:00Z">
         <w:r>
           <w:rPr>
             <w:rFonts w:ascii="Times New Roman" w:hAnsi="Times New Roman" w:cs="Times New Roman"/>
@@ -3569,7 +3505,7 @@
           <w:t xml:space="preserve">which </w:t>
         </w:r>
       </w:ins>
-      <w:ins w:id="101" w:author="Luka Seamus Wright" w:date="2025-06-24T14:33:00Z" w16du:dateUtc="2025-06-24T06:33:00Z">
+      <w:ins w:id="106" w:author="Luka Seamus Wright" w:date="2025-06-24T14:33:00Z" w16du:dateUtc="2025-06-24T06:33:00Z">
         <w:r>
           <w:rPr>
             <w:rFonts w:ascii="Times New Roman" w:hAnsi="Times New Roman" w:cs="Times New Roman"/>
@@ -3577,7 +3513,7 @@
           <w:t>is more than sufficient for</w:t>
         </w:r>
       </w:ins>
-      <w:ins w:id="102" w:author="Luka Seamus Wright" w:date="2025-06-24T14:19:00Z" w16du:dateUtc="2025-06-24T06:19:00Z">
+      <w:ins w:id="107" w:author="Luka Seamus Wright" w:date="2025-06-24T14:19:00Z" w16du:dateUtc="2025-06-24T06:19:00Z">
         <w:r>
           <w:rPr>
             <w:rFonts w:ascii="Times New Roman" w:hAnsi="Times New Roman" w:cs="Times New Roman"/>
@@ -3585,7 +3521,7 @@
           <w:t xml:space="preserve"> detrital photosynthesis</w:t>
         </w:r>
       </w:ins>
-      <w:ins w:id="103" w:author="Luka Seamus Wright" w:date="2025-06-24T14:33:00Z" w16du:dateUtc="2025-06-24T06:33:00Z">
+      <w:ins w:id="108" w:author="Luka Seamus Wright" w:date="2025-06-24T14:33:00Z" w16du:dateUtc="2025-06-24T06:33:00Z">
         <w:r>
           <w:rPr>
             <w:rFonts w:ascii="Times New Roman" w:hAnsi="Times New Roman" w:cs="Times New Roman"/>
@@ -3593,7 +3529,7 @@
           <w:t xml:space="preserve"> to play a role</w:t>
         </w:r>
       </w:ins>
-      <w:ins w:id="104" w:author="Luka Seamus Wright" w:date="2025-06-24T14:19:00Z" w16du:dateUtc="2025-06-24T06:19:00Z">
+      <w:ins w:id="109" w:author="Luka Seamus Wright" w:date="2025-06-24T14:19:00Z" w16du:dateUtc="2025-06-24T06:19:00Z">
         <w:r>
           <w:rPr>
             <w:rFonts w:ascii="Times New Roman" w:hAnsi="Times New Roman" w:cs="Times New Roman"/>
@@ -3650,7 +3586,7 @@
           <w:t xml:space="preserve"> and </w:t>
         </w:r>
       </w:ins>
-      <w:ins w:id="105" w:author="Luka Seamus Wright" w:date="2025-06-24T14:17:00Z" w16du:dateUtc="2025-06-24T06:17:00Z">
+      <w:ins w:id="110" w:author="Luka Seamus Wright" w:date="2025-06-24T14:17:00Z" w16du:dateUtc="2025-06-24T06:17:00Z">
         <w:r>
           <w:rPr>
             <w:rFonts w:ascii="Times New Roman" w:hAnsi="Times New Roman" w:cs="Times New Roman"/>
@@ -3658,7 +3594,7 @@
           <w:t xml:space="preserve">is </w:t>
         </w:r>
       </w:ins>
-      <w:ins w:id="106" w:author="Luka Seamus Wright" w:date="2025-06-24T14:18:00Z" w16du:dateUtc="2025-06-24T06:18:00Z">
+      <w:ins w:id="111" w:author="Luka Seamus Wright" w:date="2025-06-24T14:18:00Z" w16du:dateUtc="2025-06-24T06:18:00Z">
         <w:r>
           <w:rPr>
             <w:rFonts w:ascii="Times New Roman" w:hAnsi="Times New Roman" w:cs="Times New Roman"/>
@@ -3666,7 +3602,7 @@
           <w:t>representative of the light environment experienced by detritus in the</w:t>
         </w:r>
       </w:ins>
-      <w:ins w:id="107" w:author="Luka Seamus Wright" w:date="2025-06-24T14:16:00Z" w16du:dateUtc="2025-06-24T06:16:00Z">
+      <w:ins w:id="112" w:author="Luka Seamus Wright" w:date="2025-06-24T14:16:00Z" w16du:dateUtc="2025-06-24T06:16:00Z">
         <w:r>
           <w:rPr>
             <w:rFonts w:ascii="Times New Roman" w:hAnsi="Times New Roman" w:cs="Times New Roman"/>
@@ -3680,7 +3616,7 @@
         </w:rPr>
         <w:t xml:space="preserve">. </w:t>
       </w:r>
-      <w:ins w:id="108" w:author="Luka Seamus Wright" w:date="2025-06-25T08:36:00Z" w16du:dateUtc="2025-06-25T00:36:00Z">
+      <w:ins w:id="113" w:author="Luka Seamus Wright" w:date="2025-06-25T08:36:00Z" w16du:dateUtc="2025-06-25T00:36:00Z">
         <w:r>
           <w:rPr>
             <w:rFonts w:ascii="Times New Roman" w:hAnsi="Times New Roman" w:cs="Times New Roman"/>
@@ -3700,7 +3636,7 @@
           <w:t>a</w:t>
         </w:r>
       </w:ins>
-      <w:del w:id="109" w:author="Luka Seamus Wright" w:date="2025-06-25T08:36:00Z" w16du:dateUtc="2025-06-25T00:36:00Z">
+      <w:del w:id="114" w:author="Luka Seamus Wright" w:date="2025-06-25T08:36:00Z" w16du:dateUtc="2025-06-25T00:36:00Z">
         <w:r>
           <w:rPr>
             <w:rFonts w:ascii="Times New Roman" w:hAnsi="Times New Roman" w:cs="Times New Roman"/>
@@ -3742,7 +3678,7 @@
         </w:rPr>
         <w:t>) timepoints over 34 d following excision, six destructive samples were taken from the mesh bags</w:t>
       </w:r>
-      <w:ins w:id="110" w:author="Luka Seamus Wright" w:date="2025-06-25T08:36:00Z" w16du:dateUtc="2025-06-25T00:36:00Z">
+      <w:ins w:id="115" w:author="Luka Seamus Wright" w:date="2025-06-25T08:36:00Z" w16du:dateUtc="2025-06-25T00:36:00Z">
         <w:r>
           <w:rPr>
             <w:rFonts w:ascii="Times New Roman" w:hAnsi="Times New Roman" w:cs="Times New Roman"/>
@@ -3750,7 +3686,7 @@
           <w:t xml:space="preserve"> which were kept submerged</w:t>
         </w:r>
       </w:ins>
-      <w:ins w:id="111" w:author="Luka Seamus Wright" w:date="2025-06-25T08:37:00Z" w16du:dateUtc="2025-06-25T00:37:00Z">
+      <w:ins w:id="116" w:author="Luka Seamus Wright" w:date="2025-06-25T08:37:00Z" w16du:dateUtc="2025-06-25T00:37:00Z">
         <w:r>
           <w:rPr>
             <w:rFonts w:ascii="Times New Roman" w:hAnsi="Times New Roman" w:cs="Times New Roman"/>
@@ -3758,7 +3694,7 @@
           <w:t xml:space="preserve"> for the entire duration of the </w:t>
         </w:r>
       </w:ins>
-      <w:ins w:id="112" w:author="Luka Seamus Wright" w:date="2025-06-25T08:38:00Z" w16du:dateUtc="2025-06-25T00:38:00Z">
+      <w:ins w:id="117" w:author="Luka Seamus Wright" w:date="2025-06-25T08:38:00Z" w16du:dateUtc="2025-06-25T00:38:00Z">
         <w:r>
           <w:rPr>
             <w:rFonts w:ascii="Times New Roman" w:hAnsi="Times New Roman" w:cs="Times New Roman"/>
@@ -3766,7 +3702,7 @@
           <w:t>experiment</w:t>
         </w:r>
       </w:ins>
-      <w:del w:id="113" w:author="Luka Seamus Wright" w:date="2025-06-25T08:36:00Z" w16du:dateUtc="2025-06-25T00:36:00Z">
+      <w:del w:id="118" w:author="Luka Seamus Wright" w:date="2025-06-25T08:36:00Z" w16du:dateUtc="2025-06-25T00:36:00Z">
         <w:r>
           <w:rPr>
             <w:rFonts w:ascii="Times New Roman" w:hAnsi="Times New Roman" w:cs="Times New Roman"/>
@@ -3836,7 +3772,7 @@
         </w:rPr>
         <w:t>) incubations (c</w:t>
       </w:r>
-      <w:del w:id="114" w:author="Luka Seamus Wright" w:date="2025-06-24T10:44:00Z" w16du:dateUtc="2025-06-24T02:44:00Z">
+      <w:del w:id="119" w:author="Luka Seamus Wright" w:date="2025-06-24T10:44:00Z" w16du:dateUtc="2025-06-24T02:44:00Z">
         <w:r>
           <w:rPr>
             <w:rFonts w:ascii="Times New Roman" w:hAnsi="Times New Roman" w:cs="Times New Roman"/>
@@ -3941,7 +3877,7 @@
         </w:rPr>
         <w:t xml:space="preserve"> my data the mass ratio seems to be closer to 14:1). Since I wanted to measure both seagrasses </w:t>
       </w:r>
-      <w:del w:id="115" w:author="Luka Seamus Wright" w:date="2025-06-25T09:03:00Z" w16du:dateUtc="2025-06-25T01:03:00Z">
+      <w:del w:id="120" w:author="Luka Seamus Wright" w:date="2025-06-25T09:03:00Z" w16du:dateUtc="2025-06-25T01:03:00Z">
         <w:r>
           <w:rPr>
             <w:rFonts w:ascii="Times New Roman" w:hAnsi="Times New Roman" w:cs="Times New Roman"/>
@@ -3949,7 +3885,7 @@
           <w:delText xml:space="preserve">in </w:delText>
         </w:r>
       </w:del>
-      <w:ins w:id="116" w:author="Luka Seamus Wright" w:date="2025-06-25T09:03:00Z" w16du:dateUtc="2025-06-25T01:03:00Z">
+      <w:ins w:id="121" w:author="Luka Seamus Wright" w:date="2025-06-25T09:03:00Z" w16du:dateUtc="2025-06-25T01:03:00Z">
         <w:r>
           <w:rPr>
             <w:rFonts w:ascii="Times New Roman" w:hAnsi="Times New Roman" w:cs="Times New Roman"/>
@@ -3963,7 +3899,7 @@
           <w:t xml:space="preserve"> </w:t>
         </w:r>
       </w:ins>
-      <w:del w:id="117" w:author="Luka Seamus Wright" w:date="2025-06-25T08:59:00Z" w16du:dateUtc="2025-06-25T00:59:00Z">
+      <w:del w:id="122" w:author="Luka Seamus Wright" w:date="2025-06-25T08:59:00Z" w16du:dateUtc="2025-06-25T00:59:00Z">
         <w:r>
           <w:rPr>
             <w:rFonts w:ascii="Times New Roman" w:hAnsi="Times New Roman" w:cs="Times New Roman"/>
@@ -3971,7 +3907,7 @@
           <w:delText>the same</w:delText>
         </w:r>
       </w:del>
-      <w:ins w:id="118" w:author="Luka Seamus Wright" w:date="2025-06-25T08:59:00Z" w16du:dateUtc="2025-06-25T00:59:00Z">
+      <w:ins w:id="123" w:author="Luka Seamus Wright" w:date="2025-06-25T08:59:00Z" w16du:dateUtc="2025-06-25T00:59:00Z">
         <w:r>
           <w:rPr>
             <w:rFonts w:ascii="Times New Roman" w:hAnsi="Times New Roman" w:cs="Times New Roman"/>
@@ -3985,7 +3921,7 @@
         </w:rPr>
         <w:t xml:space="preserve"> </w:t>
       </w:r>
-      <w:ins w:id="119" w:author="Luka Seamus Wright" w:date="2025-06-25T09:04:00Z" w16du:dateUtc="2025-06-25T01:04:00Z">
+      <w:ins w:id="124" w:author="Luka Seamus Wright" w:date="2025-06-25T09:04:00Z" w16du:dateUtc="2025-06-25T01:04:00Z">
         <w:r>
           <w:rPr>
             <w:rFonts w:ascii="Times New Roman" w:hAnsi="Times New Roman" w:cs="Times New Roman"/>
@@ -3993,7 +3929,7 @@
           <w:t xml:space="preserve">leaf </w:t>
         </w:r>
       </w:ins>
-      <w:ins w:id="120" w:author="Luka Seamus Wright" w:date="2025-06-25T09:02:00Z" w16du:dateUtc="2025-06-25T01:02:00Z">
+      <w:ins w:id="125" w:author="Luka Seamus Wright" w:date="2025-06-25T09:02:00Z" w16du:dateUtc="2025-06-25T01:02:00Z">
         <w:r>
           <w:rPr>
             <w:rFonts w:ascii="Times New Roman" w:hAnsi="Times New Roman" w:cs="Times New Roman"/>
@@ -4001,7 +3937,7 @@
           <w:t>mass</w:t>
         </w:r>
       </w:ins>
-      <w:ins w:id="121" w:author="Luka Seamus Wright" w:date="2025-06-25T09:04:00Z" w16du:dateUtc="2025-06-25T01:04:00Z">
+      <w:ins w:id="126" w:author="Luka Seamus Wright" w:date="2025-06-25T09:04:00Z" w16du:dateUtc="2025-06-25T01:04:00Z">
         <w:r>
           <w:rPr>
             <w:rFonts w:ascii="Times New Roman" w:hAnsi="Times New Roman" w:cs="Times New Roman"/>
@@ -4061,21 +3997,7 @@
         <w:rPr>
           <w:rFonts w:ascii="Times New Roman" w:hAnsi="Times New Roman" w:cs="Times New Roman"/>
         </w:rPr>
-        <w:t xml:space="preserve"> sensor spot (SP-PSt3-SA-NAU-D5-YOP, </w:t>
-      </w:r>
-      <w:proofErr w:type="spellStart"/>
-      <w:r>
-        <w:rPr>
-          <w:rFonts w:ascii="Times New Roman" w:hAnsi="Times New Roman" w:cs="Times New Roman"/>
-        </w:rPr>
-        <w:t>PreSens</w:t>
-      </w:r>
-      <w:proofErr w:type="spellEnd"/>
-      <w:r>
-        <w:rPr>
-          <w:rFonts w:ascii="Times New Roman" w:hAnsi="Times New Roman" w:cs="Times New Roman"/>
-        </w:rPr>
-        <w:t xml:space="preserve"> Precision Sensing GmbH, Regensburg, Germany) and placed on a magnetic stirrer under a saturating </w:t>
+        <w:t xml:space="preserve"> sensor spot (SP-PSt3-SA-NAU-D5-YOP, PreSens Precision Sensing GmbH, Regensburg, Germany) and placed on a magnetic stirrer under a saturating </w:t>
       </w:r>
       <w:r>
         <w:rPr>
@@ -4165,7 +4087,6 @@
         </w:rPr>
         <w:t xml:space="preserve"> (Zeus, </w:t>
       </w:r>
-      <w:proofErr w:type="spellStart"/>
       <w:r>
         <w:rPr>
           <w:rFonts w:ascii="Times New Roman" w:hAnsi="Times New Roman" w:cs="Times New Roman"/>
@@ -4173,9 +4094,105 @@
           <w:shd w:val="clear" w:color="auto" w:fill="FFFFFF"/>
           <w:lang w:eastAsia="en-GB"/>
         </w:rPr>
-        <w:t>Ledzeal</w:t>
-      </w:r>
-      <w:proofErr w:type="spellEnd"/>
+        <w:t>Ledzeal, Shenzhen Topline Lighting Technology Co. Ltd., Shenzhen, China</w:t>
+      </w:r>
+      <w:r>
+        <w:rPr>
+          <w:rFonts w:ascii="Times New Roman" w:hAnsi="Times New Roman" w:cs="Times New Roman"/>
+        </w:rPr>
+        <w:t>) in a 20ºC room. Care was taken to exclude air from jars. Dissolved O</w:t>
+      </w:r>
+      <w:r>
+        <w:rPr>
+          <w:rFonts w:ascii="Times New Roman" w:hAnsi="Times New Roman" w:cs="Times New Roman"/>
+          <w:vertAlign w:val="subscript"/>
+        </w:rPr>
+        <w:t>2</w:t>
+      </w:r>
+      <w:r>
+        <w:rPr>
+          <w:rFonts w:ascii="Times New Roman" w:hAnsi="Times New Roman" w:cs="Times New Roman"/>
+        </w:rPr>
+        <w:t xml:space="preserve"> (µM) was measured fibre-optically through the glass every 10 s over at least 35 min with a four-channel O</w:t>
+      </w:r>
+      <w:r>
+        <w:rPr>
+          <w:rFonts w:ascii="Times New Roman" w:hAnsi="Times New Roman" w:cs="Times New Roman"/>
+          <w:vertAlign w:val="subscript"/>
+        </w:rPr>
+        <w:t>2</w:t>
+      </w:r>
+      <w:r>
+        <w:rPr>
+          <w:rFonts w:ascii="Times New Roman" w:hAnsi="Times New Roman" w:cs="Times New Roman"/>
+        </w:rPr>
+        <w:t xml:space="preserve"> meter (OXY-4 SMA G2, PreSens Precision Sensing GmbH, Regensburg, Germany). The O</w:t>
+      </w:r>
+      <w:r>
+        <w:rPr>
+          <w:rFonts w:ascii="Times New Roman" w:hAnsi="Times New Roman" w:cs="Times New Roman"/>
+          <w:vertAlign w:val="subscript"/>
+        </w:rPr>
+        <w:t>2</w:t>
+      </w:r>
+      <w:r>
+        <w:rPr>
+          <w:rFonts w:ascii="Times New Roman" w:hAnsi="Times New Roman" w:cs="Times New Roman"/>
+        </w:rPr>
+        <w:t xml:space="preserve"> meter was calibrated using anoxic (1% w/v Na</w:t>
+      </w:r>
+      <w:r>
+        <w:rPr>
+          <w:rFonts w:ascii="Times New Roman" w:hAnsi="Times New Roman" w:cs="Times New Roman"/>
+          <w:vertAlign w:val="subscript"/>
+        </w:rPr>
+        <w:t>2</w:t>
+      </w:r>
+      <w:r>
+        <w:rPr>
+          <w:rFonts w:ascii="Times New Roman" w:hAnsi="Times New Roman" w:cs="Times New Roman"/>
+        </w:rPr>
+        <w:t>SO</w:t>
+      </w:r>
+      <w:r>
+        <w:rPr>
+          <w:rFonts w:ascii="Times New Roman" w:hAnsi="Times New Roman" w:cs="Times New Roman"/>
+          <w:vertAlign w:val="subscript"/>
+        </w:rPr>
+        <w:t>3</w:t>
+      </w:r>
+      <w:r>
+        <w:rPr>
+          <w:rFonts w:ascii="Times New Roman" w:hAnsi="Times New Roman" w:cs="Times New Roman"/>
+        </w:rPr>
+        <w:t>) and air-saturated (bubbled with air) ultrapure water. All measurements were corrected for incubation temperature (18 ± 0.73 ºC), pressure (1020 ± 6 hPa) and salinity (35 ± 0.48 ‰) using a single temperature dipping probe connected to the first channel of the O</w:t>
+      </w:r>
+      <w:r>
+        <w:rPr>
+          <w:rFonts w:ascii="Times New Roman" w:hAnsi="Times New Roman" w:cs="Times New Roman"/>
+          <w:vertAlign w:val="subscript"/>
+        </w:rPr>
+        <w:t>2</w:t>
+      </w:r>
+      <w:r>
+        <w:rPr>
+          <w:rFonts w:ascii="Times New Roman" w:hAnsi="Times New Roman" w:cs="Times New Roman"/>
+        </w:rPr>
+        <w:t xml:space="preserve"> meter’s built-in temperature sensor and placed in a fifth jar filled with seawater, the O</w:t>
+      </w:r>
+      <w:r>
+        <w:rPr>
+          <w:rFonts w:ascii="Times New Roman" w:hAnsi="Times New Roman" w:cs="Times New Roman"/>
+          <w:vertAlign w:val="subscript"/>
+        </w:rPr>
+        <w:t>2</w:t>
+      </w:r>
+      <w:r>
+        <w:rPr>
+          <w:rFonts w:ascii="Times New Roman" w:hAnsi="Times New Roman" w:cs="Times New Roman"/>
+        </w:rPr>
+        <w:t xml:space="preserve"> meter’s built-in pressure sensor and a handheld refractometer respectively. I blotted and weighed (</w:t>
+      </w:r>
       <w:r>
         <w:rPr>
           <w:rFonts w:ascii="Times New Roman" w:hAnsi="Times New Roman" w:cs="Times New Roman"/>
@@ -4183,161 +4200,7 @@
           <w:shd w:val="clear" w:color="auto" w:fill="FFFFFF"/>
           <w:lang w:eastAsia="en-GB"/>
         </w:rPr>
-        <w:t>, Shenzhen Topline Lighting Technology Co. Ltd., Shenzhen, China</w:t>
-      </w:r>
-      <w:r>
-        <w:rPr>
-          <w:rFonts w:ascii="Times New Roman" w:hAnsi="Times New Roman" w:cs="Times New Roman"/>
-        </w:rPr>
-        <w:t>) in a 20ºC room. Care was taken to exclude air from jars. Dissolved O</w:t>
-      </w:r>
-      <w:r>
-        <w:rPr>
-          <w:rFonts w:ascii="Times New Roman" w:hAnsi="Times New Roman" w:cs="Times New Roman"/>
-          <w:vertAlign w:val="subscript"/>
-        </w:rPr>
-        <w:t>2</w:t>
-      </w:r>
-      <w:r>
-        <w:rPr>
-          <w:rFonts w:ascii="Times New Roman" w:hAnsi="Times New Roman" w:cs="Times New Roman"/>
-        </w:rPr>
-        <w:t xml:space="preserve"> (µM) was measured fibre-optically through the glass every 10 s over at least 35 min with a four-channel O</w:t>
-      </w:r>
-      <w:r>
-        <w:rPr>
-          <w:rFonts w:ascii="Times New Roman" w:hAnsi="Times New Roman" w:cs="Times New Roman"/>
-          <w:vertAlign w:val="subscript"/>
-        </w:rPr>
-        <w:t>2</w:t>
-      </w:r>
-      <w:r>
-        <w:rPr>
-          <w:rFonts w:ascii="Times New Roman" w:hAnsi="Times New Roman" w:cs="Times New Roman"/>
-        </w:rPr>
-        <w:t xml:space="preserve"> meter (OXY-4 SMA G2, </w:t>
-      </w:r>
-      <w:proofErr w:type="spellStart"/>
-      <w:r>
-        <w:rPr>
-          <w:rFonts w:ascii="Times New Roman" w:hAnsi="Times New Roman" w:cs="Times New Roman"/>
-        </w:rPr>
-        <w:t>PreSens</w:t>
-      </w:r>
-      <w:proofErr w:type="spellEnd"/>
-      <w:r>
-        <w:rPr>
-          <w:rFonts w:ascii="Times New Roman" w:hAnsi="Times New Roman" w:cs="Times New Roman"/>
-        </w:rPr>
-        <w:t xml:space="preserve"> Precision Sensing GmbH, Regensburg, Germany). The O</w:t>
-      </w:r>
-      <w:r>
-        <w:rPr>
-          <w:rFonts w:ascii="Times New Roman" w:hAnsi="Times New Roman" w:cs="Times New Roman"/>
-          <w:vertAlign w:val="subscript"/>
-        </w:rPr>
-        <w:t>2</w:t>
-      </w:r>
-      <w:r>
-        <w:rPr>
-          <w:rFonts w:ascii="Times New Roman" w:hAnsi="Times New Roman" w:cs="Times New Roman"/>
-        </w:rPr>
-        <w:t xml:space="preserve"> meter was calibrated using anoxic (1% w/v Na</w:t>
-      </w:r>
-      <w:r>
-        <w:rPr>
-          <w:rFonts w:ascii="Times New Roman" w:hAnsi="Times New Roman" w:cs="Times New Roman"/>
-          <w:vertAlign w:val="subscript"/>
-        </w:rPr>
-        <w:t>2</w:t>
-      </w:r>
-      <w:r>
-        <w:rPr>
-          <w:rFonts w:ascii="Times New Roman" w:hAnsi="Times New Roman" w:cs="Times New Roman"/>
-        </w:rPr>
-        <w:t>SO</w:t>
-      </w:r>
-      <w:r>
-        <w:rPr>
-          <w:rFonts w:ascii="Times New Roman" w:hAnsi="Times New Roman" w:cs="Times New Roman"/>
-          <w:vertAlign w:val="subscript"/>
-        </w:rPr>
-        <w:t>3</w:t>
-      </w:r>
-      <w:r>
-        <w:rPr>
-          <w:rFonts w:ascii="Times New Roman" w:hAnsi="Times New Roman" w:cs="Times New Roman"/>
-        </w:rPr>
-        <w:t xml:space="preserve">) and air-saturated (bubbled with air) ultrapure water. All measurements were corrected for incubation temperature (18 ± 0.73 ºC), pressure (1020 ± 6 </w:t>
-      </w:r>
-      <w:proofErr w:type="spellStart"/>
-      <w:r>
-        <w:rPr>
-          <w:rFonts w:ascii="Times New Roman" w:hAnsi="Times New Roman" w:cs="Times New Roman"/>
-        </w:rPr>
-        <w:t>hPa</w:t>
-      </w:r>
-      <w:proofErr w:type="spellEnd"/>
-      <w:r>
-        <w:rPr>
-          <w:rFonts w:ascii="Times New Roman" w:hAnsi="Times New Roman" w:cs="Times New Roman"/>
-        </w:rPr>
-        <w:t>) and salinity (35 ± 0.48 ‰) using a single temperature dipping probe connected to the first channel of the O</w:t>
-      </w:r>
-      <w:r>
-        <w:rPr>
-          <w:rFonts w:ascii="Times New Roman" w:hAnsi="Times New Roman" w:cs="Times New Roman"/>
-          <w:vertAlign w:val="subscript"/>
-        </w:rPr>
-        <w:t>2</w:t>
-      </w:r>
-      <w:r>
-        <w:rPr>
-          <w:rFonts w:ascii="Times New Roman" w:hAnsi="Times New Roman" w:cs="Times New Roman"/>
-        </w:rPr>
-        <w:t xml:space="preserve"> meter’s built-in temperature sensor and placed in a fifth jar filled with seawater, the O</w:t>
-      </w:r>
-      <w:r>
-        <w:rPr>
-          <w:rFonts w:ascii="Times New Roman" w:hAnsi="Times New Roman" w:cs="Times New Roman"/>
-          <w:vertAlign w:val="subscript"/>
-        </w:rPr>
-        <w:t>2</w:t>
-      </w:r>
-      <w:r>
-        <w:rPr>
-          <w:rFonts w:ascii="Times New Roman" w:hAnsi="Times New Roman" w:cs="Times New Roman"/>
-        </w:rPr>
-        <w:t xml:space="preserve"> meter’s built-in pressure sensor and a handheld refractometer respectively. I blotted and weighed (</w:t>
-      </w:r>
-      <w:r>
-        <w:rPr>
-          <w:rFonts w:ascii="Times New Roman" w:hAnsi="Times New Roman" w:cs="Times New Roman"/>
-          <w:color w:val="000000"/>
-          <w:shd w:val="clear" w:color="auto" w:fill="FFFFFF"/>
-          <w:lang w:eastAsia="en-GB"/>
-        </w:rPr>
-        <w:t xml:space="preserve">0.01-g accuracy, 440-33N, Kern &amp; Sohn GmbH, </w:t>
-      </w:r>
-      <w:proofErr w:type="spellStart"/>
-      <w:r>
-        <w:rPr>
-          <w:rFonts w:ascii="Times New Roman" w:hAnsi="Times New Roman" w:cs="Times New Roman"/>
-          <w:color w:val="000000"/>
-          <w:shd w:val="clear" w:color="auto" w:fill="FFFFFF"/>
-          <w:lang w:eastAsia="en-GB"/>
-        </w:rPr>
-        <w:t>Balingen</w:t>
-      </w:r>
-      <w:proofErr w:type="spellEnd"/>
-      <w:r>
-        <w:rPr>
-          <w:rFonts w:ascii="Times New Roman" w:hAnsi="Times New Roman" w:cs="Times New Roman"/>
-          <w:color w:val="000000"/>
-          <w:shd w:val="clear" w:color="auto" w:fill="FFFFFF"/>
-          <w:lang w:eastAsia="en-GB"/>
-        </w:rPr>
-        <w:t>, Germany</w:t>
+        <w:t>0.01-g accuracy, 440-33N, Kern &amp; Sohn GmbH, Balingen, Germany</w:t>
       </w:r>
       <w:r>
         <w:rPr>
@@ -4422,21 +4285,7 @@
         <w:rPr>
           <w:rFonts w:ascii="Times New Roman" w:hAnsi="Times New Roman" w:cs="Times New Roman"/>
         </w:rPr>
-        <w:t xml:space="preserve"> with the </w:t>
-      </w:r>
-      <w:proofErr w:type="spellStart"/>
-      <w:r>
-        <w:rPr>
-          <w:rFonts w:ascii="Times New Roman" w:hAnsi="Times New Roman" w:cs="Times New Roman"/>
-        </w:rPr>
-        <w:t>tidyverse</w:t>
-      </w:r>
-      <w:proofErr w:type="spellEnd"/>
-      <w:r>
-        <w:rPr>
-          <w:rFonts w:ascii="Times New Roman" w:hAnsi="Times New Roman" w:cs="Times New Roman"/>
-        </w:rPr>
-        <w:t xml:space="preserve"> package family v2.0.0 </w:t>
+        <w:t xml:space="preserve"> with the tidyverse package family v2.0.0 </w:t>
       </w:r>
       <w:r>
         <w:rPr>
@@ -4583,21 +4432,7 @@
         <w:rPr>
           <w:rFonts w:ascii="Times New Roman" w:hAnsi="Times New Roman" w:cs="Times New Roman"/>
         </w:rPr>
-        <w:t xml:space="preserve"> and run with the R interface </w:t>
-      </w:r>
-      <w:proofErr w:type="spellStart"/>
-      <w:r>
-        <w:rPr>
-          <w:rFonts w:ascii="Times New Roman" w:hAnsi="Times New Roman" w:cs="Times New Roman"/>
-        </w:rPr>
-        <w:t>cmdstanr</w:t>
-      </w:r>
-      <w:proofErr w:type="spellEnd"/>
-      <w:r>
-        <w:rPr>
-          <w:rFonts w:ascii="Times New Roman" w:hAnsi="Times New Roman" w:cs="Times New Roman"/>
-        </w:rPr>
-        <w:t xml:space="preserve"> v0.5.3 </w:t>
+        <w:t xml:space="preserve"> and run with the R interface cmdstanr v0.5.3 </w:t>
       </w:r>
       <w:r>
         <w:rPr>
@@ -4621,16 +4456,8 @@
         <w:rPr>
           <w:rFonts w:ascii="Times New Roman" w:hAnsi="Times New Roman" w:cs="Times New Roman"/>
         </w:rPr>
-        <w:t>(</w:t>
-      </w:r>
-      <w:proofErr w:type="spellStart"/>
-      <w:r>
-        <w:rPr>
-          <w:rFonts w:ascii="Times New Roman" w:hAnsi="Times New Roman" w:cs="Times New Roman"/>
-        </w:rPr>
-        <w:t>Gabry</w:t>
-      </w:r>
-      <w:proofErr w:type="spellEnd"/>
+        <w:t>(Gabry</w:t>
+      </w:r>
       <w:r>
         <w:rPr>
           <w:rFonts w:ascii="Times New Roman" w:hAnsi="Times New Roman" w:cs="Times New Roman"/>
@@ -4654,21 +4481,7 @@
         <w:rPr>
           <w:rFonts w:ascii="Times New Roman" w:hAnsi="Times New Roman" w:cs="Times New Roman"/>
         </w:rPr>
-        <w:t xml:space="preserve"> via </w:t>
-      </w:r>
-      <w:proofErr w:type="spellStart"/>
-      <w:r>
-        <w:rPr>
-          <w:rFonts w:ascii="Times New Roman" w:hAnsi="Times New Roman" w:cs="Times New Roman"/>
-        </w:rPr>
-        <w:t>CmdStan</w:t>
-      </w:r>
-      <w:proofErr w:type="spellEnd"/>
-      <w:r>
-        <w:rPr>
-          <w:rFonts w:ascii="Times New Roman" w:hAnsi="Times New Roman" w:cs="Times New Roman"/>
-        </w:rPr>
-        <w:t xml:space="preserve"> v2.30.1 </w:t>
+        <w:t xml:space="preserve"> via CmdStan v2.30.1 </w:t>
       </w:r>
       <w:r>
         <w:rPr>
@@ -4780,21 +4593,7 @@
         <w:rPr>
           <w:rFonts w:ascii="Times New Roman" w:hAnsi="Times New Roman" w:cs="Times New Roman"/>
         </w:rPr>
-        <w:t xml:space="preserve"> scores and visually scrutinising trace rank and pair plots with </w:t>
-      </w:r>
-      <w:proofErr w:type="spellStart"/>
-      <w:r>
-        <w:rPr>
-          <w:rFonts w:ascii="Times New Roman" w:hAnsi="Times New Roman" w:cs="Times New Roman"/>
-        </w:rPr>
-        <w:t>bayesplot</w:t>
-      </w:r>
-      <w:proofErr w:type="spellEnd"/>
-      <w:r>
-        <w:rPr>
-          <w:rFonts w:ascii="Times New Roman" w:hAnsi="Times New Roman" w:cs="Times New Roman"/>
-        </w:rPr>
-        <w:t xml:space="preserve"> v1.11.1 </w:t>
+        <w:t xml:space="preserve"> scores and visually scrutinising trace rank and pair plots with bayesplot v1.11.1 </w:t>
       </w:r>
       <w:r>
         <w:rPr>
@@ -4818,16 +4617,8 @@
         <w:rPr>
           <w:rFonts w:ascii="Times New Roman" w:hAnsi="Times New Roman" w:cs="Times New Roman"/>
         </w:rPr>
-        <w:t>(</w:t>
-      </w:r>
-      <w:proofErr w:type="spellStart"/>
-      <w:r>
-        <w:rPr>
-          <w:rFonts w:ascii="Times New Roman" w:hAnsi="Times New Roman" w:cs="Times New Roman"/>
-        </w:rPr>
-        <w:t>Gabry</w:t>
-      </w:r>
-      <w:proofErr w:type="spellEnd"/>
+        <w:t>(Gabry</w:t>
+      </w:r>
       <w:r>
         <w:rPr>
           <w:rFonts w:ascii="Times New Roman" w:hAnsi="Times New Roman" w:cs="Times New Roman"/>
@@ -4851,21 +4642,7 @@
         <w:rPr>
           <w:rFonts w:ascii="Times New Roman" w:hAnsi="Times New Roman" w:cs="Times New Roman"/>
         </w:rPr>
-        <w:t xml:space="preserve">. All reported results are posterior probabilities and derived central tendencies and intervals calculated with </w:t>
-      </w:r>
-      <w:proofErr w:type="spellStart"/>
-      <w:r>
-        <w:rPr>
-          <w:rFonts w:ascii="Times New Roman" w:hAnsi="Times New Roman" w:cs="Times New Roman"/>
-        </w:rPr>
-        <w:t>tidybayes</w:t>
-      </w:r>
-      <w:proofErr w:type="spellEnd"/>
-      <w:r>
-        <w:rPr>
-          <w:rFonts w:ascii="Times New Roman" w:hAnsi="Times New Roman" w:cs="Times New Roman"/>
-        </w:rPr>
-        <w:t xml:space="preserve"> v3.0.7 </w:t>
+        <w:t xml:space="preserve">. All reported results are posterior probabilities and derived central tendencies and intervals calculated with tidybayes v3.0.7 </w:t>
       </w:r>
       <w:r>
         <w:rPr>
@@ -4901,23 +4678,9 @@
         <w:rPr>
           <w:rFonts w:ascii="Times New Roman" w:hAnsi="Times New Roman" w:cs="Times New Roman"/>
         </w:rPr>
-        <w:t>. The R script can be consulted for detailed information on data analysis (github.com/</w:t>
-      </w:r>
-      <w:proofErr w:type="spellStart"/>
-      <w:r>
-        <w:rPr>
-          <w:rFonts w:ascii="Times New Roman" w:hAnsi="Times New Roman" w:cs="Times New Roman"/>
-        </w:rPr>
-        <w:t>lukaseamus</w:t>
-      </w:r>
-      <w:proofErr w:type="spellEnd"/>
-      <w:r>
-        <w:rPr>
-          <w:rFonts w:ascii="Times New Roman" w:hAnsi="Times New Roman" w:cs="Times New Roman"/>
-        </w:rPr>
-        <w:t>/</w:t>
-      </w:r>
-      <w:del w:id="122" w:author="Luka Seamus Wright" w:date="2025-06-26T15:23:00Z" w16du:dateUtc="2025-06-26T07:23:00Z">
+        <w:t>. The R script can be consulted for detailed information on data analysis (github.com/lukaseamus/</w:t>
+      </w:r>
+      <w:del w:id="127" w:author="Luka Seamus Wright" w:date="2025-06-26T15:23:00Z" w16du:dateUtc="2025-06-26T07:23:00Z">
         <w:r>
           <w:rPr>
             <w:rFonts w:ascii="Times New Roman" w:hAnsi="Times New Roman" w:cs="Times New Roman"/>
@@ -4925,7 +4688,7 @@
           <w:delText>seagrass-detrital-photosynthesis</w:delText>
         </w:r>
       </w:del>
-      <w:ins w:id="123" w:author="Luka Seamus Wright" w:date="2025-06-26T15:23:00Z" w16du:dateUtc="2025-06-26T07:23:00Z">
+      <w:ins w:id="128" w:author="Luka Seamus Wright" w:date="2025-06-26T15:23:00Z" w16du:dateUtc="2025-06-26T07:23:00Z">
         <w:r>
           <w:rPr>
             <w:rFonts w:ascii="Times New Roman" w:hAnsi="Times New Roman" w:cs="Times New Roman"/>
@@ -5241,7 +5004,7 @@
               <m:t xml:space="preserve"> </m:t>
             </m:r>
             <m:r>
-              <w:del w:id="124" w:author="Luka Seamus Wright" w:date="2025-06-24T15:05:00Z" w16du:dateUtc="2025-06-24T07:05:00Z">
+              <w:del w:id="129" w:author="Luka Seamus Wright" w:date="2025-06-24T15:05:00Z" w16du:dateUtc="2025-06-24T07:05:00Z">
                 <w:rPr>
                   <w:rFonts w:ascii="Cambria Math" w:hAnsi="Cambria Math" w:cs="Times New Roman"/>
                   <w:color w:val="1F1F1F"/>
@@ -5251,7 +5014,7 @@
               </w:del>
             </m:r>
             <m:r>
-              <w:ins w:id="125" w:author="Luka Seamus Wright" w:date="2025-06-24T15:05:00Z" w16du:dateUtc="2025-06-24T07:05:00Z">
+              <w:ins w:id="130" w:author="Luka Seamus Wright" w:date="2025-06-24T15:05:00Z" w16du:dateUtc="2025-06-24T07:05:00Z">
                 <w:rPr>
                   <w:rFonts w:ascii="Cambria Math" w:hAnsi="Cambria Math" w:cs="Times New Roman"/>
                   <w:color w:val="1F1F1F"/>
@@ -5468,11 +5231,10 @@
         </w:rPr>
         <w:t xml:space="preserve"> is the sample blotted mass (0.52 ± 0.23 g) in grams and </w:t>
       </w:r>
-      <w:proofErr w:type="spellStart"/>
-      <w:r>
-        <w:rPr>
-          <w:rFonts w:ascii="Times New Roman" w:hAnsi="Times New Roman" w:cs="Times New Roman"/>
-          <w:rPrChange w:id="126" w:author="Luka Seamus Wright" w:date="2025-06-24T15:08:00Z" w16du:dateUtc="2025-06-24T07:08:00Z">
+      <w:r>
+        <w:rPr>
+          <w:rFonts w:ascii="Times New Roman" w:hAnsi="Times New Roman" w:cs="Times New Roman"/>
+          <w:rPrChange w:id="131" w:author="Luka Seamus Wright" w:date="2025-06-24T15:08:00Z" w16du:dateUtc="2025-06-24T07:08:00Z">
             <w:rPr>
               <w:rFonts w:ascii="Times New Roman" w:hAnsi="Times New Roman" w:cs="Times New Roman"/>
               <w:i/>
@@ -5490,7 +5252,6 @@
         </w:rPr>
         <w:t>t</w:t>
       </w:r>
-      <w:proofErr w:type="spellEnd"/>
       <w:r>
         <w:rPr>
           <w:rFonts w:ascii="Times New Roman" w:hAnsi="Times New Roman" w:cs="Times New Roman"/>
@@ -5749,7 +5510,6 @@
           <w:rFonts w:ascii="Times New Roman" w:hAnsi="Times New Roman" w:cs="Times New Roman"/>
         </w:rPr>
       </w:pPr>
-      <w:proofErr w:type="spellStart"/>
       <m:oMath>
         <m:r>
           <m:rPr>
@@ -5771,7 +5531,6 @@
           </w:rPr>
           <m:t>μ</m:t>
         </m:r>
-        <w:proofErr w:type="spellEnd"/>
         <m:r>
           <m:rPr>
             <m:nor/>
@@ -5923,7 +5682,7 @@
                   <m:t xml:space="preserve"> </m:t>
                 </m:r>
                 <m:r>
-                  <w:del w:id="127" w:author="Luka Seamus Wright" w:date="2025-06-24T17:53:00Z" w16du:dateUtc="2025-06-24T09:53:00Z">
+                  <w:del w:id="132" w:author="Luka Seamus Wright" w:date="2025-06-24T17:53:00Z" w16du:dateUtc="2025-06-24T09:53:00Z">
                     <m:rPr>
                       <m:nor/>
                     </m:rPr>
@@ -5936,7 +5695,7 @@
                   </w:del>
                 </m:r>
                 <m:r>
-                  <w:ins w:id="128" w:author="Luka Seamus Wright" w:date="2025-06-24T17:53:00Z" w16du:dateUtc="2025-06-24T09:53:00Z">
+                  <w:ins w:id="133" w:author="Luka Seamus Wright" w:date="2025-06-24T17:53:00Z" w16du:dateUtc="2025-06-24T09:53:00Z">
                     <m:rPr>
                       <m:nor/>
                     </m:rPr>
@@ -5981,7 +5740,7 @@
           </m:den>
         </m:f>
         <m:r>
-          <w:del w:id="129" w:author="Luka Seamus Wright" w:date="2025-06-24T17:53:00Z" w16du:dateUtc="2025-06-24T09:53:00Z">
+          <w:del w:id="134" w:author="Luka Seamus Wright" w:date="2025-06-24T17:53:00Z" w16du:dateUtc="2025-06-24T09:53:00Z">
             <w:rPr>
               <w:rFonts w:ascii="Cambria Math" w:hAnsi="Cambria Math" w:cs="Times New Roman"/>
               <w:color w:val="1F1F1F"/>
@@ -5991,7 +5750,7 @@
           </w:del>
         </m:r>
         <m:r>
-          <w:ins w:id="130" w:author="Luka Seamus Wright" w:date="2025-06-24T17:53:00Z" w16du:dateUtc="2025-06-24T09:53:00Z">
+          <w:ins w:id="135" w:author="Luka Seamus Wright" w:date="2025-06-24T17:53:00Z" w16du:dateUtc="2025-06-24T09:53:00Z">
             <w:rPr>
               <w:rFonts w:ascii="Cambria Math" w:hAnsi="Times New Roman" w:cs="Times New Roman"/>
               <w:color w:val="1F1F1F"/>
@@ -6120,7 +5879,7 @@
         </w:rPr>
         <w:t xml:space="preserve"> is the </w:t>
       </w:r>
-      <w:del w:id="131" w:author="Luka Seamus Wright" w:date="2025-06-25T09:16:00Z" w16du:dateUtc="2025-06-25T01:16:00Z">
+      <w:del w:id="136" w:author="Luka Seamus Wright" w:date="2025-06-25T09:16:00Z" w16du:dateUtc="2025-06-25T01:16:00Z">
         <w:r>
           <w:rPr>
             <w:rFonts w:ascii="Times New Roman" w:hAnsi="Times New Roman" w:cs="Times New Roman"/>
@@ -6222,7 +5981,7 @@
         </w:rPr>
         <w:t xml:space="preserve"> is the midpoint of photosynthetic death</w:t>
       </w:r>
-      <w:ins w:id="132" w:author="Luka Seamus Wright" w:date="2025-06-25T09:25:00Z" w16du:dateUtc="2025-06-25T01:25:00Z">
+      <w:ins w:id="137" w:author="Luka Seamus Wright" w:date="2025-06-25T09:25:00Z" w16du:dateUtc="2025-06-25T01:25:00Z">
         <w:r>
           <w:rPr>
             <w:rFonts w:ascii="Times New Roman" w:hAnsi="Times New Roman" w:cs="Times New Roman"/>
@@ -6230,7 +5989,7 @@
           <w:t>, i.e. half</w:t>
         </w:r>
       </w:ins>
-      <w:ins w:id="133" w:author="Luka Seamus Wright" w:date="2025-06-25T09:26:00Z" w16du:dateUtc="2025-06-25T01:26:00Z">
+      <w:ins w:id="138" w:author="Luka Seamus Wright" w:date="2025-06-25T09:26:00Z" w16du:dateUtc="2025-06-25T01:26:00Z">
         <w:r>
           <w:rPr>
             <w:rFonts w:ascii="Times New Roman" w:hAnsi="Times New Roman" w:cs="Times New Roman"/>
@@ -6238,7 +5997,7 @@
           <w:t>-</w:t>
         </w:r>
       </w:ins>
-      <w:ins w:id="134" w:author="Luka Seamus Wright" w:date="2025-06-25T09:25:00Z" w16du:dateUtc="2025-06-25T01:25:00Z">
+      <w:ins w:id="139" w:author="Luka Seamus Wright" w:date="2025-06-25T09:25:00Z" w16du:dateUtc="2025-06-25T01:25:00Z">
         <w:r>
           <w:rPr>
             <w:rFonts w:ascii="Times New Roman" w:hAnsi="Times New Roman" w:cs="Times New Roman"/>
@@ -6246,7 +6005,7 @@
           <w:t xml:space="preserve">life of </w:t>
         </w:r>
       </w:ins>
-      <w:ins w:id="135" w:author="Luka Seamus Wright" w:date="2025-06-25T09:26:00Z" w16du:dateUtc="2025-06-25T01:26:00Z">
+      <w:ins w:id="140" w:author="Luka Seamus Wright" w:date="2025-06-25T09:26:00Z" w16du:dateUtc="2025-06-25T01:26:00Z">
         <w:r>
           <w:rPr>
             <w:rFonts w:ascii="Times New Roman" w:hAnsi="Times New Roman" w:cs="Times New Roman"/>
@@ -6260,7 +6019,6 @@
         </w:rPr>
         <w:t xml:space="preserve"> (d). The naming of parameters is inspired by the Hebrew word </w:t>
       </w:r>
-      <w:proofErr w:type="spellStart"/>
       <w:r>
         <w:rPr>
           <w:rFonts w:ascii="Times New Roman" w:hAnsi="Times New Roman" w:cs="Times New Roman"/>
@@ -6269,26 +6027,11 @@
         </w:rPr>
         <w:t>אמת</w:t>
       </w:r>
-      <w:proofErr w:type="spellEnd"/>
-      <w:r>
-        <w:rPr>
-          <w:rFonts w:ascii="Times New Roman" w:hAnsi="Times New Roman" w:cs="Times New Roman"/>
-        </w:rPr>
-        <w:t xml:space="preserve"> (graecised </w:t>
-      </w:r>
-      <w:proofErr w:type="spellStart"/>
-      <w:r>
-        <w:rPr>
-          <w:rFonts w:ascii="Times New Roman" w:hAnsi="Times New Roman" w:cs="Times New Roman"/>
-        </w:rPr>
-        <w:t>τμ</w:t>
-      </w:r>
-      <w:proofErr w:type="spellEnd"/>
-      <w:r>
-        <w:rPr>
-          <w:rFonts w:ascii="Times New Roman" w:hAnsi="Times New Roman" w:cs="Times New Roman"/>
-        </w:rPr>
-        <w:t>α) which means truth and is composed of the first, middle and last letters of the Hebrew alphabet, symbolising life (</w:t>
+      <w:r>
+        <w:rPr>
+          <w:rFonts w:ascii="Times New Roman" w:hAnsi="Times New Roman" w:cs="Times New Roman"/>
+        </w:rPr>
+        <w:t xml:space="preserve"> (graecised τμα) which means truth and is composed of the first, middle and last letters of the Hebrew alphabet, symbolising life (</w:t>
       </w:r>
       <w:r>
         <w:rPr>
@@ -6353,7 +6096,6 @@
         </w:rPr>
         <w:t xml:space="preserve"> changes the meaning from truth to death (</w:t>
       </w:r>
-      <w:proofErr w:type="spellStart"/>
       <w:r>
         <w:rPr>
           <w:rFonts w:ascii="Times New Roman" w:hAnsi="Times New Roman" w:cs="Times New Roman"/>
@@ -6362,7 +6104,6 @@
         </w:rPr>
         <w:t>מת</w:t>
       </w:r>
-      <w:proofErr w:type="spellEnd"/>
       <w:r>
         <w:rPr>
           <w:rFonts w:ascii="Times New Roman" w:hAnsi="Times New Roman" w:cs="Times New Roman"/>
@@ -6590,21 +6331,7 @@
         <w:rPr>
           <w:rFonts w:ascii="Times New Roman" w:hAnsi="Times New Roman" w:cs="Times New Roman"/>
         </w:rPr>
-        <w:t xml:space="preserve"> (µM), mean incubation temperature (°C), mean incubation pressure (</w:t>
-      </w:r>
-      <w:proofErr w:type="spellStart"/>
-      <w:r>
-        <w:rPr>
-          <w:rFonts w:ascii="Times New Roman" w:hAnsi="Times New Roman" w:cs="Times New Roman"/>
-        </w:rPr>
-        <w:t>hPA</w:t>
-      </w:r>
-      <w:proofErr w:type="spellEnd"/>
-      <w:r>
-        <w:rPr>
-          <w:rFonts w:ascii="Times New Roman" w:hAnsi="Times New Roman" w:cs="Times New Roman"/>
-        </w:rPr>
-        <w:t>), incubation salinity (‰) and leaf blotted mass (g) (Figure S1).</w:t>
+        <w:t xml:space="preserve"> (µM), mean incubation temperature (°C), mean incubation pressure (hPA), incubation salinity (‰) and leaf blotted mass (g) (Figure S1).</w:t>
       </w:r>
     </w:p>
     <w:p>
@@ -7355,23 +7082,103 @@
           <w:i/>
           <w:iCs/>
         </w:rPr>
-        <w:t xml:space="preserve">Posidonia </w:t>
-      </w:r>
-      <w:proofErr w:type="spellStart"/>
+        <w:t>Posidonia oceanica</w:t>
+      </w:r>
+      <w:r>
+        <w:rPr>
+          <w:rFonts w:ascii="Times New Roman" w:hAnsi="Times New Roman" w:cs="Times New Roman"/>
+        </w:rPr>
+        <w:t xml:space="preserve"> (1.3 ± 1.3 µmol g</w:t>
+      </w:r>
+      <w:r>
+        <w:rPr>
+          <w:rFonts w:ascii="Times New Roman" w:hAnsi="Times New Roman" w:cs="Times New Roman"/>
+          <w:vertAlign w:val="superscript"/>
+        </w:rPr>
+        <w:t>−</w:t>
+      </w:r>
+      <w:r>
+        <w:rPr>
+          <w:rFonts w:ascii="Times New Roman" w:hAnsi="Times New Roman" w:cs="Times New Roman"/>
+          <w:vertAlign w:val="superscript"/>
+        </w:rPr>
+        <w:t>1</w:t>
+      </w:r>
+      <w:r>
+        <w:rPr>
+          <w:rFonts w:ascii="Times New Roman" w:hAnsi="Times New Roman" w:cs="Times New Roman"/>
+        </w:rPr>
+        <w:t xml:space="preserve"> h</w:t>
+      </w:r>
+      <w:r>
+        <w:rPr>
+          <w:rFonts w:ascii="Times New Roman" w:hAnsi="Times New Roman" w:cs="Times New Roman"/>
+          <w:vertAlign w:val="superscript"/>
+        </w:rPr>
+        <w:t>−</w:t>
+      </w:r>
+      <w:r>
+        <w:rPr>
+          <w:rFonts w:ascii="Times New Roman" w:hAnsi="Times New Roman" w:cs="Times New Roman"/>
+          <w:vertAlign w:val="superscript"/>
+        </w:rPr>
+        <w:t>1</w:t>
+      </w:r>
+      <w:r>
+        <w:rPr>
+          <w:rFonts w:ascii="Times New Roman" w:hAnsi="Times New Roman" w:cs="Times New Roman"/>
+        </w:rPr>
+        <w:t xml:space="preserve">, n = 46, </w:t>
+      </w:r>
+      <w:r>
+        <w:rPr>
+          <w:rFonts w:ascii="Times New Roman" w:hAnsi="Times New Roman" w:cs="Times New Roman"/>
+        </w:rPr>
+        <w:fldChar w:fldCharType="begin"/>
+      </w:r>
+      <w:r>
+        <w:rPr>
+          <w:rFonts w:ascii="Times New Roman" w:hAnsi="Times New Roman" w:cs="Times New Roman"/>
+        </w:rPr>
+        <w:instrText>ADDIN BEC{Mateo and Romero, 1996, #90181}{Mateo and Romero, 1997, #81876}</w:instrText>
+      </w:r>
+      <w:r>
+        <w:rPr>
+          <w:rFonts w:ascii="Times New Roman" w:hAnsi="Times New Roman" w:cs="Times New Roman"/>
+        </w:rPr>
+        <w:fldChar w:fldCharType="separate"/>
+      </w:r>
+      <w:r>
+        <w:rPr>
+          <w:rFonts w:ascii="Times New Roman" w:hAnsi="Times New Roman" w:cs="Times New Roman"/>
+        </w:rPr>
+        <w:t>Mateo and Romero, 1996, 1997)</w:t>
+      </w:r>
+      <w:r>
+        <w:rPr>
+          <w:rFonts w:ascii="Times New Roman" w:hAnsi="Times New Roman" w:cs="Times New Roman"/>
+        </w:rPr>
+        <w:fldChar w:fldCharType="end"/>
+      </w:r>
+      <w:r>
+        <w:rPr>
+          <w:rFonts w:ascii="Times New Roman" w:hAnsi="Times New Roman" w:cs="Times New Roman"/>
+        </w:rPr>
+        <w:t xml:space="preserve">. Units were again converted by multiplying by mean dry-fresh mass ratios for </w:t>
+      </w:r>
       <w:r>
         <w:rPr>
           <w:rFonts w:ascii="Times New Roman" w:hAnsi="Times New Roman" w:cs="Times New Roman"/>
           <w:i/>
           <w:iCs/>
         </w:rPr>
-        <w:t>oceanica</w:t>
-      </w:r>
-      <w:proofErr w:type="spellEnd"/>
-      <w:r>
-        <w:rPr>
-          <w:rFonts w:ascii="Times New Roman" w:hAnsi="Times New Roman" w:cs="Times New Roman"/>
-        </w:rPr>
-        <w:t xml:space="preserve"> (1.3 ± 1.3 µmol g</w:t>
+        <w:t>Z. marina</w:t>
+      </w:r>
+      <w:r>
+        <w:rPr>
+          <w:rFonts w:ascii="Times New Roman" w:hAnsi="Times New Roman" w:cs="Times New Roman"/>
+        </w:rPr>
+        <w:t xml:space="preserve"> (0.23 g dry mass g</w:t>
       </w:r>
       <w:r>
         <w:rPr>
@@ -7391,7 +7198,70 @@
         <w:rPr>
           <w:rFonts w:ascii="Times New Roman" w:hAnsi="Times New Roman" w:cs="Times New Roman"/>
         </w:rPr>
-        <w:t xml:space="preserve"> h</w:t>
+        <w:t xml:space="preserve"> fresh mass, </w:t>
+      </w:r>
+      <w:r>
+        <w:rPr>
+          <w:rFonts w:ascii="Times New Roman" w:hAnsi="Times New Roman" w:cs="Times New Roman"/>
+        </w:rPr>
+        <w:fldChar w:fldCharType="begin"/>
+      </w:r>
+      <w:r>
+        <w:rPr>
+          <w:rFonts w:ascii="Times New Roman" w:hAnsi="Times New Roman" w:cs="Times New Roman"/>
+        </w:rPr>
+        <w:instrText>ADDIN BEC{Evans et al., 1986, #33957}</w:instrText>
+      </w:r>
+      <w:r>
+        <w:rPr>
+          <w:rFonts w:ascii="Times New Roman" w:hAnsi="Times New Roman" w:cs="Times New Roman"/>
+        </w:rPr>
+        <w:fldChar w:fldCharType="separate"/>
+      </w:r>
+      <w:r>
+        <w:rPr>
+          <w:rFonts w:ascii="Times New Roman" w:hAnsi="Times New Roman" w:cs="Times New Roman"/>
+        </w:rPr>
+        <w:t>Evans</w:t>
+      </w:r>
+      <w:r>
+        <w:rPr>
+          <w:rFonts w:ascii="Times New Roman" w:hAnsi="Times New Roman" w:cs="Times New Roman"/>
+          <w:i/>
+        </w:rPr>
+        <w:t xml:space="preserve"> et al.</w:t>
+      </w:r>
+      <w:r>
+        <w:rPr>
+          <w:rFonts w:ascii="Times New Roman" w:hAnsi="Times New Roman" w:cs="Times New Roman"/>
+        </w:rPr>
+        <w:t>, 1986)</w:t>
+      </w:r>
+      <w:r>
+        <w:rPr>
+          <w:rFonts w:ascii="Times New Roman" w:hAnsi="Times New Roman" w:cs="Times New Roman"/>
+        </w:rPr>
+        <w:fldChar w:fldCharType="end"/>
+      </w:r>
+      <w:r>
+        <w:rPr>
+          <w:rFonts w:ascii="Times New Roman" w:hAnsi="Times New Roman" w:cs="Times New Roman"/>
+        </w:rPr>
+        <w:t xml:space="preserve"> and </w:t>
+      </w:r>
+      <w:r>
+        <w:rPr>
+          <w:rFonts w:ascii="Times New Roman" w:hAnsi="Times New Roman" w:cs="Times New Roman"/>
+          <w:i/>
+          <w:iCs/>
+        </w:rPr>
+        <w:t>P. oceanica</w:t>
+      </w:r>
+      <w:r>
+        <w:rPr>
+          <w:rFonts w:ascii="Times New Roman" w:hAnsi="Times New Roman" w:cs="Times New Roman"/>
+        </w:rPr>
+        <w:t xml:space="preserve"> (0.24 g dry mass g</w:t>
       </w:r>
       <w:r>
         <w:rPr>
@@ -7411,7 +7281,7 @@
         <w:rPr>
           <w:rFonts w:ascii="Times New Roman" w:hAnsi="Times New Roman" w:cs="Times New Roman"/>
         </w:rPr>
-        <w:t xml:space="preserve">, n = 46, </w:t>
+        <w:t xml:space="preserve"> fresh mass, </w:t>
       </w:r>
       <w:r>
         <w:rPr>
@@ -7423,7 +7293,7 @@
         <w:rPr>
           <w:rFonts w:ascii="Times New Roman" w:hAnsi="Times New Roman" w:cs="Times New Roman"/>
         </w:rPr>
-        <w:instrText>ADDIN BEC{Mateo and Romero, 1996, #90181}{Mateo and Romero, 1997, #81876}</w:instrText>
+        <w:instrText>ADDIN BEC{Apostolaki et al., 2024, #40832}</w:instrText>
       </w:r>
       <w:r>
         <w:rPr>
@@ -7435,7 +7305,20 @@
         <w:rPr>
           <w:rFonts w:ascii="Times New Roman" w:hAnsi="Times New Roman" w:cs="Times New Roman"/>
         </w:rPr>
-        <w:t>Mateo and Romero, 1996, 1997)</w:t>
+        <w:t>Apostolaki</w:t>
+      </w:r>
+      <w:r>
+        <w:rPr>
+          <w:rFonts w:ascii="Times New Roman" w:hAnsi="Times New Roman" w:cs="Times New Roman"/>
+          <w:i/>
+        </w:rPr>
+        <w:t xml:space="preserve"> et al.</w:t>
+      </w:r>
+      <w:r>
+        <w:rPr>
+          <w:rFonts w:ascii="Times New Roman" w:hAnsi="Times New Roman" w:cs="Times New Roman"/>
+        </w:rPr>
+        <w:t>, 2024)</w:t>
       </w:r>
       <w:r>
         <w:rPr>
@@ -7447,7 +7330,7 @@
         <w:rPr>
           <w:rFonts w:ascii="Times New Roman" w:hAnsi="Times New Roman" w:cs="Times New Roman"/>
         </w:rPr>
-        <w:t xml:space="preserve">. Units were again converted by multiplying by mean dry-fresh mass ratios for </w:t>
+        <w:t xml:space="preserve">. I decided </w:t>
       </w:r>
       <w:r>
         <w:rPr>
@@ -7455,13 +7338,13 @@
           <w:i/>
           <w:iCs/>
         </w:rPr>
-        <w:t>Z. marina</w:t>
-      </w:r>
-      <w:r>
-        <w:rPr>
-          <w:rFonts w:ascii="Times New Roman" w:hAnsi="Times New Roman" w:cs="Times New Roman"/>
-        </w:rPr>
-        <w:t xml:space="preserve"> (0.23 g dry mass g</w:t>
+        <w:t>k</w:t>
+      </w:r>
+      <w:r>
+        <w:rPr>
+          <w:rFonts w:ascii="Times New Roman" w:hAnsi="Times New Roman" w:cs="Times New Roman"/>
+        </w:rPr>
+        <w:t xml:space="preserve"> (Equation 2) would best be restricted to positive values to ensure photosynthetic decay and would likely be higher than for seaweeds, so chose a gamma prior with a mean of 0.2 d</w:t>
       </w:r>
       <w:r>
         <w:rPr>
@@ -7481,7 +7364,21 @@
         <w:rPr>
           <w:rFonts w:ascii="Times New Roman" w:hAnsi="Times New Roman" w:cs="Times New Roman"/>
         </w:rPr>
-        <w:t xml:space="preserve"> fresh mass, </w:t>
+        <w:t xml:space="preserve">, the maximum for </w:t>
+      </w:r>
+      <w:r>
+        <w:rPr>
+          <w:rFonts w:ascii="Times New Roman" w:hAnsi="Times New Roman" w:cs="Times New Roman"/>
+          <w:i/>
+          <w:iCs/>
+        </w:rPr>
+        <w:t>Ecklonia radiata</w:t>
+      </w:r>
+      <w:r>
+        <w:rPr>
+          <w:rFonts w:ascii="Times New Roman" w:hAnsi="Times New Roman" w:cs="Times New Roman"/>
+        </w:rPr>
+        <w:t xml:space="preserve"> </w:t>
       </w:r>
       <w:r>
         <w:rPr>
@@ -7493,7 +7390,7 @@
         <w:rPr>
           <w:rFonts w:ascii="Times New Roman" w:hAnsi="Times New Roman" w:cs="Times New Roman"/>
         </w:rPr>
-        <w:instrText>ADDIN BEC{Evans et al., 1986, #33957}</w:instrText>
+        <w:instrText>ADDIN BEC{Wright et al., 2023, #11375}</w:instrText>
       </w:r>
       <w:r>
         <w:rPr>
@@ -7505,7 +7402,7 @@
         <w:rPr>
           <w:rFonts w:ascii="Times New Roman" w:hAnsi="Times New Roman" w:cs="Times New Roman"/>
         </w:rPr>
-        <w:t>Evans</w:t>
+        <w:t>(Wright</w:t>
       </w:r>
       <w:r>
         <w:rPr>
@@ -7518,7 +7415,7 @@
         <w:rPr>
           <w:rFonts w:ascii="Times New Roman" w:hAnsi="Times New Roman" w:cs="Times New Roman"/>
         </w:rPr>
-        <w:t>, 1986)</w:t>
+        <w:t>, 2024)</w:t>
       </w:r>
       <w:r>
         <w:rPr>
@@ -7530,7 +7427,7 @@
         <w:rPr>
           <w:rFonts w:ascii="Times New Roman" w:hAnsi="Times New Roman" w:cs="Times New Roman"/>
         </w:rPr>
-        <w:t xml:space="preserve"> and </w:t>
+        <w:t xml:space="preserve">. For </w:t>
       </w:r>
       <w:r>
         <w:rPr>
@@ -7538,92 +7435,143 @@
           <w:i/>
           <w:iCs/>
         </w:rPr>
-        <w:t xml:space="preserve">P. </w:t>
-      </w:r>
-      <w:proofErr w:type="spellStart"/>
+        <w:t>µ</w:t>
+      </w:r>
+      <w:r>
+        <w:rPr>
+          <w:rFonts w:ascii="Times New Roman" w:hAnsi="Times New Roman" w:cs="Times New Roman"/>
+        </w:rPr>
+        <w:t xml:space="preserve"> (Equation 2), since detrital age is inherently positive, I settled on a gamma prior with a mean of 17 d, half the experimental duration. I chose a reasonable s.d. for each prior distribution based on published estimates and prior simulation. Importantly, to enforce an </w:t>
+      </w:r>
+      <w:ins w:id="141" w:author="Luka Seamus Wright" w:date="2025-06-30T01:03:00Z" w16du:dateUtc="2025-06-29T17:03:00Z">
+        <w:r>
+          <w:rPr>
+            <w:rFonts w:ascii="Times New Roman" w:hAnsi="Times New Roman" w:cs="Times New Roman"/>
+          </w:rPr>
+          <w:t>y</w:t>
+        </w:r>
+      </w:ins>
+      <w:del w:id="142" w:author="Luka Seamus Wright" w:date="2025-06-30T01:03:00Z" w16du:dateUtc="2025-06-29T17:03:00Z">
+        <w:r>
+          <w:rPr>
+            <w:rFonts w:ascii="Times New Roman" w:hAnsi="Times New Roman" w:cs="Times New Roman"/>
+          </w:rPr>
+          <w:delText>x</w:delText>
+        </w:r>
+      </w:del>
+      <w:r>
+        <w:rPr>
+          <w:rFonts w:ascii="Times New Roman" w:hAnsi="Times New Roman" w:cs="Times New Roman"/>
+        </w:rPr>
+        <w:t xml:space="preserve">-intercept close to </w:t>
+      </w:r>
+      <w:ins w:id="143" w:author="Luka Seamus Wright" w:date="2025-06-30T01:03:00Z" w16du:dateUtc="2025-06-29T17:03:00Z">
+        <w:r>
+          <w:rPr>
+            <w:rFonts w:ascii="Times New Roman" w:hAnsi="Times New Roman" w:cs="Times New Roman"/>
+          </w:rPr>
+          <w:t>maximum</w:t>
+        </w:r>
+      </w:ins>
+      <w:del w:id="144" w:author="Luka Seamus Wright" w:date="2025-06-30T01:03:00Z" w16du:dateUtc="2025-06-29T17:03:00Z">
+        <w:r>
+          <w:rPr>
+            <w:rFonts w:ascii="Times New Roman" w:hAnsi="Times New Roman" w:cs="Times New Roman"/>
+          </w:rPr>
+          <w:delText>1</w:delText>
+        </w:r>
+      </w:del>
+      <w:r>
+        <w:rPr>
+          <w:rFonts w:ascii="Times New Roman" w:hAnsi="Times New Roman" w:cs="Times New Roman"/>
+        </w:rPr>
+        <w:t xml:space="preserve">, I </w:t>
+      </w:r>
+      <w:del w:id="145" w:author="Luka Seamus Wright" w:date="2025-06-30T01:03:00Z" w16du:dateUtc="2025-06-29T17:03:00Z">
+        <w:r>
+          <w:rPr>
+            <w:rFonts w:ascii="Times New Roman" w:hAnsi="Times New Roman" w:cs="Times New Roman"/>
+          </w:rPr>
+          <w:delText>put an additional joint prior on</w:delText>
+        </w:r>
+      </w:del>
+      <w:ins w:id="146" w:author="Luka Seamus Wright" w:date="2025-06-30T01:03:00Z" w16du:dateUtc="2025-06-29T17:03:00Z">
+        <w:r>
+          <w:rPr>
+            <w:rFonts w:ascii="Times New Roman" w:hAnsi="Times New Roman" w:cs="Times New Roman"/>
+          </w:rPr>
+          <w:t xml:space="preserve">parameterised the model in terms of </w:t>
+        </w:r>
+        <w:r>
+          <w:rPr>
+            <w:rFonts w:ascii="Times New Roman" w:hAnsi="Times New Roman" w:cs="Times New Roman"/>
+            <w:i/>
+            <w:iCs/>
+          </w:rPr>
+          <w:t>µ</w:t>
+        </w:r>
+        <w:r>
+          <w:rPr>
+            <w:rFonts w:ascii="Times New Roman" w:hAnsi="Times New Roman" w:cs="Times New Roman"/>
+          </w:rPr>
+          <w:t xml:space="preserve"> and the </w:t>
+        </w:r>
+      </w:ins>
+      <w:del w:id="147" w:author="Luka Seamus Wright" w:date="2025-06-30T01:04:00Z" w16du:dateUtc="2025-06-29T17:04:00Z">
+        <w:r>
+          <w:rPr>
+            <w:rFonts w:ascii="Times New Roman" w:hAnsi="Times New Roman" w:cs="Times New Roman"/>
+          </w:rPr>
+          <w:delText xml:space="preserve"> </w:delText>
+        </w:r>
+        <w:r>
+          <w:rPr>
+            <w:rFonts w:ascii="Times New Roman" w:hAnsi="Times New Roman" w:cs="Times New Roman"/>
+            <w:i/>
+            <w:iCs/>
+          </w:rPr>
+          <w:delText>k</w:delText>
+        </w:r>
+        <w:r>
+          <w:rPr>
+            <w:rFonts w:ascii="Times New Roman" w:hAnsi="Times New Roman" w:cs="Times New Roman"/>
+          </w:rPr>
+          <w:delText xml:space="preserve"> and </w:delText>
+        </w:r>
+        <w:r>
+          <w:rPr>
+            <w:rFonts w:ascii="Times New Roman" w:hAnsi="Times New Roman" w:cs="Times New Roman"/>
+            <w:i/>
+            <w:iCs/>
+          </w:rPr>
+          <w:delText>µ</w:delText>
+        </w:r>
+        <w:r>
+          <w:rPr>
+            <w:rFonts w:ascii="Times New Roman" w:hAnsi="Times New Roman" w:cs="Times New Roman"/>
+          </w:rPr>
+          <w:delText xml:space="preserve"> which favoured a </w:delText>
+        </w:r>
+      </w:del>
+      <w:r>
+        <w:rPr>
+          <w:rFonts w:ascii="Times New Roman" w:hAnsi="Times New Roman" w:cs="Times New Roman"/>
+        </w:rPr>
+        <w:t>logistic intercept (</w:t>
+      </w:r>
       <w:r>
         <w:rPr>
           <w:rFonts w:ascii="Times New Roman" w:hAnsi="Times New Roman" w:cs="Times New Roman"/>
           <w:i/>
           <w:iCs/>
         </w:rPr>
-        <w:t>oceanica</w:t>
-      </w:r>
-      <w:proofErr w:type="spellEnd"/>
-      <w:r>
-        <w:rPr>
-          <w:rFonts w:ascii="Times New Roman" w:hAnsi="Times New Roman" w:cs="Times New Roman"/>
-        </w:rPr>
-        <w:t xml:space="preserve"> (0.24 g dry mass g</w:t>
-      </w:r>
-      <w:r>
-        <w:rPr>
-          <w:rFonts w:ascii="Times New Roman" w:hAnsi="Times New Roman" w:cs="Times New Roman"/>
-          <w:vertAlign w:val="superscript"/>
-        </w:rPr>
-        <w:t>−</w:t>
-      </w:r>
-      <w:r>
-        <w:rPr>
-          <w:rFonts w:ascii="Times New Roman" w:hAnsi="Times New Roman" w:cs="Times New Roman"/>
-          <w:vertAlign w:val="superscript"/>
-        </w:rPr>
-        <w:t>1</w:t>
-      </w:r>
-      <w:r>
-        <w:rPr>
-          <w:rFonts w:ascii="Times New Roman" w:hAnsi="Times New Roman" w:cs="Times New Roman"/>
-        </w:rPr>
-        <w:t xml:space="preserve"> fresh mass, </w:t>
-      </w:r>
-      <w:r>
-        <w:rPr>
-          <w:rFonts w:ascii="Times New Roman" w:hAnsi="Times New Roman" w:cs="Times New Roman"/>
-        </w:rPr>
-        <w:fldChar w:fldCharType="begin"/>
-      </w:r>
-      <w:r>
-        <w:rPr>
-          <w:rFonts w:ascii="Times New Roman" w:hAnsi="Times New Roman" w:cs="Times New Roman"/>
-        </w:rPr>
-        <w:instrText>ADDIN BEC{Apostolaki et al., 2024, #40832}</w:instrText>
-      </w:r>
-      <w:r>
-        <w:rPr>
-          <w:rFonts w:ascii="Times New Roman" w:hAnsi="Times New Roman" w:cs="Times New Roman"/>
-        </w:rPr>
-        <w:fldChar w:fldCharType="separate"/>
-      </w:r>
-      <w:r>
-        <w:rPr>
-          <w:rFonts w:ascii="Times New Roman" w:hAnsi="Times New Roman" w:cs="Times New Roman"/>
-        </w:rPr>
-        <w:t>Apostolaki</w:t>
-      </w:r>
-      <w:r>
-        <w:rPr>
-          <w:rFonts w:ascii="Times New Roman" w:hAnsi="Times New Roman" w:cs="Times New Roman"/>
-          <w:i/>
-        </w:rPr>
-        <w:t xml:space="preserve"> et al.</w:t>
-      </w:r>
-      <w:r>
-        <w:rPr>
-          <w:rFonts w:ascii="Times New Roman" w:hAnsi="Times New Roman" w:cs="Times New Roman"/>
-        </w:rPr>
-        <w:t>, 2024)</w:t>
-      </w:r>
-      <w:r>
-        <w:rPr>
-          <w:rFonts w:ascii="Times New Roman" w:hAnsi="Times New Roman" w:cs="Times New Roman"/>
-        </w:rPr>
-        <w:fldChar w:fldCharType="end"/>
-      </w:r>
-      <w:r>
-        <w:rPr>
-          <w:rFonts w:ascii="Times New Roman" w:hAnsi="Times New Roman" w:cs="Times New Roman"/>
-        </w:rPr>
-        <w:t xml:space="preserve">. I decided </w:t>
+        <w:t>k</w:t>
+      </w:r>
+      <w:r>
+        <w:rPr>
+          <w:rFonts w:ascii="Times New Roman" w:hAnsi="Times New Roman" w:cs="Times New Roman"/>
+        </w:rPr>
+        <w:t xml:space="preserve"> × </w:t>
       </w:r>
       <w:r>
         <w:rPr>
@@ -7631,322 +7579,204 @@
           <w:i/>
           <w:iCs/>
         </w:rPr>
-        <w:t>k</w:t>
-      </w:r>
-      <w:r>
-        <w:rPr>
-          <w:rFonts w:ascii="Times New Roman" w:hAnsi="Times New Roman" w:cs="Times New Roman"/>
-        </w:rPr>
-        <w:t xml:space="preserve"> (Equation 2) would best be restricted to positive values to ensure photosynthetic decay and would likely be higher than for seaweeds, so chose a gamma prior with a mean of 0.2 d</w:t>
-      </w:r>
-      <w:r>
-        <w:rPr>
-          <w:rFonts w:ascii="Times New Roman" w:hAnsi="Times New Roman" w:cs="Times New Roman"/>
-          <w:vertAlign w:val="superscript"/>
-        </w:rPr>
-        <w:t>−</w:t>
-      </w:r>
-      <w:r>
-        <w:rPr>
-          <w:rFonts w:ascii="Times New Roman" w:hAnsi="Times New Roman" w:cs="Times New Roman"/>
-          <w:vertAlign w:val="superscript"/>
-        </w:rPr>
-        <w:t>1</w:t>
-      </w:r>
-      <w:r>
-        <w:rPr>
-          <w:rFonts w:ascii="Times New Roman" w:hAnsi="Times New Roman" w:cs="Times New Roman"/>
-        </w:rPr>
-        <w:t xml:space="preserve">, the maximum for </w:t>
-      </w:r>
-      <w:proofErr w:type="spellStart"/>
+        <w:t>µ</w:t>
+      </w:r>
+      <w:r>
+        <w:rPr>
+          <w:rFonts w:ascii="Times New Roman" w:hAnsi="Times New Roman" w:cs="Times New Roman"/>
+        </w:rPr>
+        <w:t xml:space="preserve">, log odds at </w:t>
+      </w:r>
       <w:r>
         <w:rPr>
           <w:rFonts w:ascii="Times New Roman" w:hAnsi="Times New Roman" w:cs="Times New Roman"/>
           <w:i/>
           <w:iCs/>
         </w:rPr>
-        <w:t>Ecklonia</w:t>
-      </w:r>
-      <w:proofErr w:type="spellEnd"/>
-      <w:r>
-        <w:rPr>
-          <w:rFonts w:ascii="Times New Roman" w:hAnsi="Times New Roman" w:cs="Times New Roman"/>
-          <w:i/>
-          <w:iCs/>
-        </w:rPr>
-        <w:t xml:space="preserve"> radiata</w:t>
-      </w:r>
+        <w:t>A</w:t>
+      </w:r>
+      <w:r>
+        <w:rPr>
+          <w:rFonts w:ascii="Times New Roman" w:hAnsi="Times New Roman" w:cs="Times New Roman"/>
+        </w:rPr>
+        <w:t xml:space="preserve"> = 0)</w:t>
+      </w:r>
+      <w:ins w:id="148" w:author="Luka Seamus Wright" w:date="2025-06-30T01:04:00Z" w16du:dateUtc="2025-06-29T17:04:00Z">
+        <w:r>
+          <w:rPr>
+            <w:rFonts w:ascii="Times New Roman" w:hAnsi="Times New Roman" w:cs="Times New Roman"/>
+          </w:rPr>
+          <w:t xml:space="preserve"> </w:t>
+        </w:r>
+      </w:ins>
+      <w:ins w:id="149" w:author="Luka Seamus Wright" w:date="2025-06-30T01:05:00Z" w16du:dateUtc="2025-06-29T17:05:00Z">
+        <w:r>
+          <w:rPr>
+            <w:rFonts w:ascii="Times New Roman" w:hAnsi="Times New Roman" w:cs="Times New Roman"/>
+          </w:rPr>
+          <w:t xml:space="preserve">for which I chose </w:t>
+        </w:r>
+      </w:ins>
       <w:r>
         <w:rPr>
           <w:rFonts w:ascii="Times New Roman" w:hAnsi="Times New Roman" w:cs="Times New Roman"/>
         </w:rPr>
         <w:t xml:space="preserve"> </w:t>
       </w:r>
-      <w:r>
-        <w:rPr>
-          <w:rFonts w:ascii="Times New Roman" w:hAnsi="Times New Roman" w:cs="Times New Roman"/>
-        </w:rPr>
-        <w:fldChar w:fldCharType="begin"/>
-      </w:r>
-      <w:r>
-        <w:rPr>
-          <w:rFonts w:ascii="Times New Roman" w:hAnsi="Times New Roman" w:cs="Times New Roman"/>
-        </w:rPr>
-        <w:instrText>ADDIN BEC{Wright et al., 2023, #11375}</w:instrText>
-      </w:r>
-      <w:r>
-        <w:rPr>
-          <w:rFonts w:ascii="Times New Roman" w:hAnsi="Times New Roman" w:cs="Times New Roman"/>
-        </w:rPr>
-        <w:fldChar w:fldCharType="separate"/>
-      </w:r>
-      <w:r>
-        <w:rPr>
-          <w:rFonts w:ascii="Times New Roman" w:hAnsi="Times New Roman" w:cs="Times New Roman"/>
-        </w:rPr>
-        <w:t>(Wright</w:t>
-      </w:r>
-      <w:r>
-        <w:rPr>
-          <w:rFonts w:ascii="Times New Roman" w:hAnsi="Times New Roman" w:cs="Times New Roman"/>
-          <w:i/>
-        </w:rPr>
-        <w:t xml:space="preserve"> et al.</w:t>
-      </w:r>
-      <w:r>
-        <w:rPr>
-          <w:rFonts w:ascii="Times New Roman" w:hAnsi="Times New Roman" w:cs="Times New Roman"/>
-        </w:rPr>
-        <w:t>, 2024)</w:t>
-      </w:r>
-      <w:r>
-        <w:rPr>
-          <w:rFonts w:ascii="Times New Roman" w:hAnsi="Times New Roman" w:cs="Times New Roman"/>
-        </w:rPr>
-        <w:fldChar w:fldCharType="end"/>
-      </w:r>
-      <w:r>
-        <w:rPr>
-          <w:rFonts w:ascii="Times New Roman" w:hAnsi="Times New Roman" w:cs="Times New Roman"/>
-        </w:rPr>
-        <w:t xml:space="preserve">. For </w:t>
-      </w:r>
-      <w:r>
-        <w:rPr>
-          <w:rFonts w:ascii="Times New Roman" w:hAnsi="Times New Roman" w:cs="Times New Roman"/>
-          <w:i/>
-          <w:iCs/>
-        </w:rPr>
-        <w:t>µ</w:t>
-      </w:r>
-      <w:r>
-        <w:rPr>
-          <w:rFonts w:ascii="Times New Roman" w:hAnsi="Times New Roman" w:cs="Times New Roman"/>
-        </w:rPr>
-        <w:t xml:space="preserve"> (Equation 2), since detrital age is inherently positive, I settled on a gamma prior with a mean of 17 d, half the experimental duration. I chose a reasonable </w:t>
-      </w:r>
-      <w:proofErr w:type="spellStart"/>
-      <w:r>
-        <w:rPr>
-          <w:rFonts w:ascii="Times New Roman" w:hAnsi="Times New Roman" w:cs="Times New Roman"/>
-        </w:rPr>
-        <w:t>s.d.</w:t>
-      </w:r>
-      <w:proofErr w:type="spellEnd"/>
-      <w:r>
-        <w:rPr>
-          <w:rFonts w:ascii="Times New Roman" w:hAnsi="Times New Roman" w:cs="Times New Roman"/>
-        </w:rPr>
-        <w:t xml:space="preserve"> for each prior distribution based on published estimates and prior simulation. Importantly, to enforce an x-intercept close to 1, I put an additional joint prior on </w:t>
-      </w:r>
-      <w:r>
-        <w:rPr>
-          <w:rFonts w:ascii="Times New Roman" w:hAnsi="Times New Roman" w:cs="Times New Roman"/>
-          <w:i/>
-          <w:iCs/>
-        </w:rPr>
-        <w:t>k</w:t>
-      </w:r>
-      <w:r>
-        <w:rPr>
-          <w:rFonts w:ascii="Times New Roman" w:hAnsi="Times New Roman" w:cs="Times New Roman"/>
-        </w:rPr>
-        <w:t xml:space="preserve"> and </w:t>
-      </w:r>
-      <w:r>
-        <w:rPr>
-          <w:rFonts w:ascii="Times New Roman" w:hAnsi="Times New Roman" w:cs="Times New Roman"/>
-          <w:i/>
-          <w:iCs/>
-        </w:rPr>
-        <w:t>µ</w:t>
-      </w:r>
-      <w:r>
-        <w:rPr>
-          <w:rFonts w:ascii="Times New Roman" w:hAnsi="Times New Roman" w:cs="Times New Roman"/>
-        </w:rPr>
-        <w:t xml:space="preserve"> which favoured a logistic intercept (</w:t>
-      </w:r>
-      <w:r>
-        <w:rPr>
-          <w:rFonts w:ascii="Times New Roman" w:hAnsi="Times New Roman" w:cs="Times New Roman"/>
-          <w:i/>
-          <w:iCs/>
-        </w:rPr>
-        <w:t>k</w:t>
-      </w:r>
-      <w:r>
-        <w:rPr>
-          <w:rFonts w:ascii="Times New Roman" w:hAnsi="Times New Roman" w:cs="Times New Roman"/>
-        </w:rPr>
-        <w:t xml:space="preserve"> × </w:t>
-      </w:r>
-      <w:r>
-        <w:rPr>
-          <w:rFonts w:ascii="Times New Roman" w:hAnsi="Times New Roman" w:cs="Times New Roman"/>
-          <w:i/>
-          <w:iCs/>
-        </w:rPr>
-        <w:t>µ</w:t>
-      </w:r>
-      <w:r>
-        <w:rPr>
-          <w:rFonts w:ascii="Times New Roman" w:hAnsi="Times New Roman" w:cs="Times New Roman"/>
-        </w:rPr>
-        <w:t xml:space="preserve">, log odds at </w:t>
-      </w:r>
-      <w:r>
-        <w:rPr>
-          <w:rFonts w:ascii="Times New Roman" w:hAnsi="Times New Roman" w:cs="Times New Roman"/>
-          <w:i/>
-          <w:iCs/>
-        </w:rPr>
-        <w:t>A</w:t>
-      </w:r>
-      <w:r>
-        <w:rPr>
-          <w:rFonts w:ascii="Times New Roman" w:hAnsi="Times New Roman" w:cs="Times New Roman"/>
-        </w:rPr>
-        <w:t xml:space="preserve"> = 0) close to 4 ± 1, or about 0.97 ± 0.024 on the probability scale. This was coded as </w:t>
-      </w:r>
-      <w:r>
-        <w:rPr>
-          <w:rFonts w:ascii="Courier New" w:hAnsi="Courier New" w:cs="Courier New"/>
-        </w:rPr>
-        <w:t xml:space="preserve">target += </w:t>
-      </w:r>
-      <w:proofErr w:type="spellStart"/>
-      <w:r>
-        <w:rPr>
-          <w:rFonts w:ascii="Courier New" w:hAnsi="Courier New" w:cs="Courier New"/>
-        </w:rPr>
-        <w:t>gamma_</w:t>
-      </w:r>
-      <w:proofErr w:type="gramStart"/>
-      <w:r>
-        <w:rPr>
-          <w:rFonts w:ascii="Courier New" w:hAnsi="Courier New" w:cs="Courier New"/>
-        </w:rPr>
-        <w:t>lpdf</w:t>
-      </w:r>
-      <w:proofErr w:type="spellEnd"/>
-      <w:r>
-        <w:rPr>
-          <w:rFonts w:ascii="Courier New" w:hAnsi="Courier New" w:cs="Courier New"/>
-        </w:rPr>
-        <w:t>( k .*</w:t>
-      </w:r>
-      <w:proofErr w:type="gramEnd"/>
-      <w:r>
-        <w:rPr>
-          <w:rFonts w:ascii="Courier New" w:hAnsi="Courier New" w:cs="Courier New"/>
-        </w:rPr>
-        <w:t xml:space="preserve"> mu | 4^2 / </w:t>
-      </w:r>
-      <w:r>
-        <w:rPr>
-          <w:rFonts w:ascii="Courier New" w:hAnsi="Courier New" w:cs="Courier New"/>
-        </w:rPr>
-        <w:lastRenderedPageBreak/>
-        <w:t>1^</w:t>
-      </w:r>
-      <w:proofErr w:type="gramStart"/>
-      <w:r>
-        <w:rPr>
-          <w:rFonts w:ascii="Courier New" w:hAnsi="Courier New" w:cs="Courier New"/>
-        </w:rPr>
-        <w:t>2 ,</w:t>
-      </w:r>
-      <w:proofErr w:type="gramEnd"/>
-      <w:r>
-        <w:rPr>
-          <w:rFonts w:ascii="Courier New" w:hAnsi="Courier New" w:cs="Courier New"/>
-        </w:rPr>
-        <w:t xml:space="preserve"> 4 / 1^</w:t>
-      </w:r>
-      <w:proofErr w:type="gramStart"/>
-      <w:r>
-        <w:rPr>
-          <w:rFonts w:ascii="Courier New" w:hAnsi="Courier New" w:cs="Courier New"/>
-        </w:rPr>
-        <w:t>2 )</w:t>
-      </w:r>
-      <w:proofErr w:type="gramEnd"/>
-      <w:r>
-        <w:rPr>
-          <w:rFonts w:ascii="Times New Roman" w:hAnsi="Times New Roman" w:cs="Times New Roman"/>
-        </w:rPr>
-        <w:t xml:space="preserve"> in Stan </w:t>
-      </w:r>
-      <w:r>
-        <w:rPr>
-          <w:rFonts w:ascii="Times New Roman" w:hAnsi="Times New Roman" w:cs="Times New Roman"/>
-        </w:rPr>
-        <w:fldChar w:fldCharType="begin"/>
-      </w:r>
-      <w:r>
-        <w:rPr>
-          <w:rFonts w:ascii="Times New Roman" w:hAnsi="Times New Roman" w:cs="Times New Roman"/>
-        </w:rPr>
-        <w:instrText>ADDIN BEC{Carpenter et al., 2017, #59258}</w:instrText>
-      </w:r>
-      <w:r>
-        <w:rPr>
-          <w:rFonts w:ascii="Times New Roman" w:hAnsi="Times New Roman" w:cs="Times New Roman"/>
-        </w:rPr>
-        <w:fldChar w:fldCharType="separate"/>
-      </w:r>
-      <w:r>
-        <w:rPr>
-          <w:rFonts w:ascii="Times New Roman" w:hAnsi="Times New Roman" w:cs="Times New Roman"/>
-        </w:rPr>
-        <w:t>(Carpenter</w:t>
-      </w:r>
-      <w:r>
-        <w:rPr>
-          <w:rFonts w:ascii="Times New Roman" w:hAnsi="Times New Roman" w:cs="Times New Roman"/>
-          <w:i/>
-        </w:rPr>
-        <w:t xml:space="preserve"> et al.</w:t>
-      </w:r>
-      <w:r>
-        <w:rPr>
-          <w:rFonts w:ascii="Times New Roman" w:hAnsi="Times New Roman" w:cs="Times New Roman"/>
-        </w:rPr>
-        <w:t>, 2017)</w:t>
-      </w:r>
-      <w:r>
-        <w:rPr>
-          <w:rFonts w:ascii="Times New Roman" w:hAnsi="Times New Roman" w:cs="Times New Roman"/>
-        </w:rPr>
-        <w:fldChar w:fldCharType="end"/>
-      </w:r>
-      <w:r>
-        <w:rPr>
-          <w:rFonts w:ascii="Times New Roman" w:hAnsi="Times New Roman" w:cs="Times New Roman"/>
-        </w:rPr>
-        <w:t>. Priors are visualised alongside posteriors for scrutiny.</w:t>
+      <w:ins w:id="150" w:author="Luka Seamus Wright" w:date="2025-06-30T01:05:00Z" w16du:dateUtc="2025-06-29T17:05:00Z">
+        <w:r>
+          <w:rPr>
+            <w:rFonts w:ascii="Times New Roman" w:hAnsi="Times New Roman" w:cs="Times New Roman"/>
+          </w:rPr>
+          <w:t xml:space="preserve">a prior centred on </w:t>
+        </w:r>
+      </w:ins>
+      <w:del w:id="151" w:author="Luka Seamus Wright" w:date="2025-06-30T01:05:00Z" w16du:dateUtc="2025-06-29T17:05:00Z">
+        <w:r>
+          <w:rPr>
+            <w:rFonts w:ascii="Times New Roman" w:hAnsi="Times New Roman" w:cs="Times New Roman"/>
+          </w:rPr>
+          <w:delText>close to 4 ± 1</w:delText>
+        </w:r>
+      </w:del>
+      <w:ins w:id="152" w:author="Luka Seamus Wright" w:date="2025-06-30T01:05:00Z" w16du:dateUtc="2025-06-29T17:05:00Z">
+        <w:r>
+          <w:rPr>
+            <w:rFonts w:ascii="Times New Roman" w:hAnsi="Times New Roman" w:cs="Times New Roman"/>
+          </w:rPr>
+          <w:t>5</w:t>
+        </w:r>
+      </w:ins>
+      <w:r>
+        <w:rPr>
+          <w:rFonts w:ascii="Times New Roman" w:hAnsi="Times New Roman" w:cs="Times New Roman"/>
+        </w:rPr>
+        <w:t xml:space="preserve">, </w:t>
+      </w:r>
+      <w:del w:id="153" w:author="Luka Seamus Wright" w:date="2025-06-30T01:06:00Z" w16du:dateUtc="2025-06-29T17:06:00Z">
+        <w:r>
+          <w:rPr>
+            <w:rFonts w:ascii="Times New Roman" w:hAnsi="Times New Roman" w:cs="Times New Roman"/>
+          </w:rPr>
+          <w:delText xml:space="preserve">or </w:delText>
+        </w:r>
+      </w:del>
+      <w:ins w:id="154" w:author="Luka Seamus Wright" w:date="2025-06-30T01:06:00Z" w16du:dateUtc="2025-06-29T17:06:00Z">
+        <w:r>
+          <w:rPr>
+            <w:rFonts w:ascii="Times New Roman" w:hAnsi="Times New Roman" w:cs="Times New Roman"/>
+          </w:rPr>
+          <w:t>translating to</w:t>
+        </w:r>
+        <w:r>
+          <w:rPr>
+            <w:rFonts w:ascii="Times New Roman" w:hAnsi="Times New Roman" w:cs="Times New Roman"/>
+          </w:rPr>
+          <w:t xml:space="preserve"> </w:t>
+        </w:r>
+      </w:ins>
+      <w:r>
+        <w:rPr>
+          <w:rFonts w:ascii="Times New Roman" w:hAnsi="Times New Roman" w:cs="Times New Roman"/>
+        </w:rPr>
+        <w:t xml:space="preserve">about </w:t>
+      </w:r>
+      <w:del w:id="155" w:author="Luka Seamus Wright" w:date="2025-06-30T01:05:00Z" w16du:dateUtc="2025-06-29T17:05:00Z">
+        <w:r>
+          <w:rPr>
+            <w:rFonts w:ascii="Times New Roman" w:hAnsi="Times New Roman" w:cs="Times New Roman"/>
+          </w:rPr>
+          <w:delText>0.97 ± 0.024 on the probability scale</w:delText>
+        </w:r>
+      </w:del>
+      <w:ins w:id="156" w:author="Luka Seamus Wright" w:date="2025-06-30T01:05:00Z" w16du:dateUtc="2025-06-29T17:05:00Z">
+        <w:r>
+          <w:rPr>
+            <w:rFonts w:ascii="Times New Roman" w:hAnsi="Times New Roman" w:cs="Times New Roman"/>
+          </w:rPr>
+          <w:t>99% of the maximum value</w:t>
+        </w:r>
+      </w:ins>
+      <w:r>
+        <w:rPr>
+          <w:rFonts w:ascii="Times New Roman" w:hAnsi="Times New Roman" w:cs="Times New Roman"/>
+        </w:rPr>
+        <w:t xml:space="preserve">. </w:t>
+      </w:r>
+      <w:del w:id="157" w:author="Luka Seamus Wright" w:date="2025-06-30T01:06:00Z" w16du:dateUtc="2025-06-29T17:06:00Z">
+        <w:r>
+          <w:rPr>
+            <w:rFonts w:ascii="Times New Roman" w:hAnsi="Times New Roman" w:cs="Times New Roman"/>
+          </w:rPr>
+          <w:delText xml:space="preserve">This was coded as </w:delText>
+        </w:r>
+        <w:r>
+          <w:rPr>
+            <w:rFonts w:ascii="Courier New" w:hAnsi="Courier New" w:cs="Courier New"/>
+          </w:rPr>
+          <w:delText>target += gamma_lpdf( k .* mu | 4^2 / 1^2 , 4 / 1^2 )</w:delText>
+        </w:r>
+        <w:r>
+          <w:rPr>
+            <w:rFonts w:ascii="Times New Roman" w:hAnsi="Times New Roman" w:cs="Times New Roman"/>
+          </w:rPr>
+          <w:delText xml:space="preserve"> in Stan </w:delText>
+        </w:r>
+        <w:r>
+          <w:rPr>
+            <w:rFonts w:ascii="Times New Roman" w:hAnsi="Times New Roman" w:cs="Times New Roman"/>
+          </w:rPr>
+          <w:fldChar w:fldCharType="begin"/>
+        </w:r>
+        <w:r>
+          <w:rPr>
+            <w:rFonts w:ascii="Times New Roman" w:hAnsi="Times New Roman" w:cs="Times New Roman"/>
+          </w:rPr>
+          <w:delInstrText>ADDIN BEC{Carpenter et al., 2017, #59258}</w:delInstrText>
+        </w:r>
+        <w:r>
+          <w:rPr>
+            <w:rFonts w:ascii="Times New Roman" w:hAnsi="Times New Roman" w:cs="Times New Roman"/>
+          </w:rPr>
+          <w:fldChar w:fldCharType="separate"/>
+        </w:r>
+        <w:r>
+          <w:rPr>
+            <w:rFonts w:ascii="Times New Roman" w:hAnsi="Times New Roman" w:cs="Times New Roman"/>
+          </w:rPr>
+          <w:delText>(Carpenter</w:delText>
+        </w:r>
+        <w:r>
+          <w:rPr>
+            <w:rFonts w:ascii="Times New Roman" w:hAnsi="Times New Roman" w:cs="Times New Roman"/>
+            <w:i/>
+          </w:rPr>
+          <w:delText xml:space="preserve"> et al.</w:delText>
+        </w:r>
+        <w:r>
+          <w:rPr>
+            <w:rFonts w:ascii="Times New Roman" w:hAnsi="Times New Roman" w:cs="Times New Roman"/>
+          </w:rPr>
+          <w:delText>, 2017)</w:delText>
+        </w:r>
+        <w:r>
+          <w:rPr>
+            <w:rFonts w:ascii="Times New Roman" w:hAnsi="Times New Roman" w:cs="Times New Roman"/>
+          </w:rPr>
+          <w:fldChar w:fldCharType="end"/>
+        </w:r>
+        <w:r>
+          <w:rPr>
+            <w:rFonts w:ascii="Times New Roman" w:hAnsi="Times New Roman" w:cs="Times New Roman"/>
+          </w:rPr>
+          <w:delText xml:space="preserve">. </w:delText>
+        </w:r>
+      </w:del>
+      <w:r>
+        <w:rPr>
+          <w:rFonts w:ascii="Times New Roman" w:hAnsi="Times New Roman" w:cs="Times New Roman"/>
+        </w:rPr>
+        <w:t>Priors are visualised alongside posteriors for scrutiny.</w:t>
       </w:r>
     </w:p>
     <w:p>
@@ -8009,21 +7839,7 @@
         <w:rPr>
           <w:rFonts w:ascii="Times New Roman" w:hAnsi="Times New Roman" w:cs="Times New Roman"/>
         </w:rPr>
-        <w:t xml:space="preserve"> and incubation temperature are measured with error, which I incorporated into the downstream models as </w:t>
-      </w:r>
-      <w:proofErr w:type="spellStart"/>
-      <w:r>
-        <w:rPr>
-          <w:rFonts w:ascii="Times New Roman" w:hAnsi="Times New Roman" w:cs="Times New Roman"/>
-        </w:rPr>
-        <w:t>s.d.</w:t>
-      </w:r>
-      <w:proofErr w:type="spellEnd"/>
-      <w:r>
-        <w:rPr>
-          <w:rFonts w:ascii="Times New Roman" w:hAnsi="Times New Roman" w:cs="Times New Roman"/>
-        </w:rPr>
-        <w:t xml:space="preserve"> of posterior distributions. Wherever a variable is measured with error, I visualised each observation as a distribution rather than a point. Secondly, I applied partial pooling to the species variable to estimate uncertainty within and across species and make predictions for new seagrasses.</w:t>
+        <w:t xml:space="preserve"> and incubation temperature are measured with error, which I incorporated into the downstream models as s.d. of posterior distributions. Wherever a variable is measured with error, I visualised each observation as a distribution rather than a point. Secondly, I applied partial pooling to the species variable to estimate uncertainty within and across species and make predictions for new seagrasses.</w:t>
       </w:r>
     </w:p>
     <w:p>
@@ -8067,37 +7883,9 @@
         <w:rPr>
           <w:rFonts w:ascii="Times New Roman" w:hAnsi="Times New Roman" w:cs="Times New Roman"/>
         </w:rPr>
-        <w:t xml:space="preserve">I searched the literature using keyword strings such as “(photosynthesis OR chlorophyll) AND (‘induced senescence’ OR </w:t>
-      </w:r>
-      <w:proofErr w:type="spellStart"/>
-      <w:r>
-        <w:rPr>
-          <w:rFonts w:ascii="Times New Roman" w:hAnsi="Times New Roman" w:cs="Times New Roman"/>
-        </w:rPr>
-        <w:t>detrit</w:t>
-      </w:r>
-      <w:proofErr w:type="spellEnd"/>
-      <w:r>
-        <w:rPr>
-          <w:rFonts w:ascii="Times New Roman" w:hAnsi="Times New Roman" w:cs="Times New Roman"/>
-        </w:rPr>
-        <w:t xml:space="preserve">* OR detach* OR </w:t>
-      </w:r>
-      <w:proofErr w:type="spellStart"/>
-      <w:r>
-        <w:rPr>
-          <w:rFonts w:ascii="Times New Roman" w:hAnsi="Times New Roman" w:cs="Times New Roman"/>
-        </w:rPr>
-        <w:t>excis</w:t>
-      </w:r>
-      <w:proofErr w:type="spellEnd"/>
-      <w:r>
-        <w:rPr>
-          <w:rFonts w:ascii="Times New Roman" w:hAnsi="Times New Roman" w:cs="Times New Roman"/>
-        </w:rPr>
-        <w:t>* OR cut</w:t>
-      </w:r>
-      <w:ins w:id="136" w:author="Luka Seamus Wright" w:date="2025-06-24T17:55:00Z" w16du:dateUtc="2025-06-24T09:55:00Z">
+        <w:t>I searched the literature using keyword strings such as “(photosynthesis OR chlorophyll) AND (‘induced senescence’ OR detrit* OR detach* OR excis* OR cut</w:t>
+      </w:r>
+      <w:ins w:id="158" w:author="Luka Seamus Wright" w:date="2025-06-24T17:55:00Z" w16du:dateUtc="2025-06-24T09:55:00Z">
         <w:r>
           <w:rPr>
             <w:rFonts w:ascii="Times New Roman" w:hAnsi="Times New Roman" w:cs="Times New Roman"/>
@@ -8117,69 +7905,46 @@
             <w:rStyle w:val="Hyperlink"/>
             <w:rFonts w:ascii="Times New Roman" w:hAnsi="Times New Roman" w:cs="Times New Roman"/>
           </w:rPr>
-          <w:t>webofscience.com/</w:t>
-        </w:r>
-        <w:proofErr w:type="spellStart"/>
+          <w:t>webofscience.com/wos</w:t>
+        </w:r>
+      </w:hyperlink>
+      <w:r>
+        <w:rPr>
+          <w:rFonts w:ascii="Times New Roman" w:hAnsi="Times New Roman" w:cs="Times New Roman"/>
+        </w:rPr>
+        <w:t>) and Google Scholar (</w:t>
+      </w:r>
+      <w:hyperlink r:id="rId10" w:history="1">
         <w:r>
           <w:rPr>
             <w:rStyle w:val="Hyperlink"/>
             <w:rFonts w:ascii="Times New Roman" w:hAnsi="Times New Roman" w:cs="Times New Roman"/>
           </w:rPr>
-          <w:t>wos</w:t>
-        </w:r>
-        <w:proofErr w:type="spellEnd"/>
+          <w:t>scholar.google.com</w:t>
+        </w:r>
       </w:hyperlink>
       <w:r>
         <w:rPr>
           <w:rFonts w:ascii="Times New Roman" w:hAnsi="Times New Roman" w:cs="Times New Roman"/>
         </w:rPr>
-        <w:t>) and Google Scholar (</w:t>
-      </w:r>
-      <w:hyperlink r:id="rId10" w:history="1">
+        <w:t>). Once I had a selection of suitable papers, I used Crossref Metadata Search (</w:t>
+      </w:r>
+      <w:hyperlink r:id="rId11" w:history="1">
         <w:r>
           <w:rPr>
             <w:rStyle w:val="Hyperlink"/>
             <w:rFonts w:ascii="Times New Roman" w:hAnsi="Times New Roman" w:cs="Times New Roman"/>
           </w:rPr>
-          <w:t>scholar.google.com</w:t>
+          <w:t>search.crossref.org</w:t>
         </w:r>
       </w:hyperlink>
       <w:r>
         <w:rPr>
           <w:rFonts w:ascii="Times New Roman" w:hAnsi="Times New Roman" w:cs="Times New Roman"/>
         </w:rPr>
-        <w:t xml:space="preserve">). Once I had a selection of suitable papers, I used </w:t>
-      </w:r>
-      <w:proofErr w:type="spellStart"/>
-      <w:r>
-        <w:rPr>
-          <w:rFonts w:ascii="Times New Roman" w:hAnsi="Times New Roman" w:cs="Times New Roman"/>
-        </w:rPr>
-        <w:t>Crossref</w:t>
-      </w:r>
-      <w:proofErr w:type="spellEnd"/>
-      <w:r>
-        <w:rPr>
-          <w:rFonts w:ascii="Times New Roman" w:hAnsi="Times New Roman" w:cs="Times New Roman"/>
-        </w:rPr>
-        <w:t xml:space="preserve"> Metadata Search (</w:t>
-      </w:r>
-      <w:hyperlink r:id="rId11" w:history="1">
-        <w:r>
-          <w:rPr>
-            <w:rStyle w:val="Hyperlink"/>
-            <w:rFonts w:ascii="Times New Roman" w:hAnsi="Times New Roman" w:cs="Times New Roman"/>
-          </w:rPr>
-          <w:t>search.crossref.org</w:t>
-        </w:r>
-      </w:hyperlink>
-      <w:r>
-        <w:rPr>
-          <w:rFonts w:ascii="Times New Roman" w:hAnsi="Times New Roman" w:cs="Times New Roman"/>
-        </w:rPr>
         <w:t xml:space="preserve">) to find similar papers. I accepted </w:t>
       </w:r>
-      <w:ins w:id="137" w:author="Luka Seamus Wright" w:date="2025-06-24T10:18:00Z" w16du:dateUtc="2025-06-24T02:18:00Z">
+      <w:ins w:id="159" w:author="Luka Seamus Wright" w:date="2025-06-24T10:18:00Z" w16du:dateUtc="2025-06-24T02:18:00Z">
         <w:r>
           <w:rPr>
             <w:rFonts w:ascii="Times New Roman" w:hAnsi="Times New Roman" w:cs="Times New Roman"/>
@@ -8187,7 +7952,7 @@
           <w:t>paper</w:t>
         </w:r>
       </w:ins>
-      <w:ins w:id="138" w:author="Luka Seamus Wright" w:date="2025-06-24T10:19:00Z" w16du:dateUtc="2025-06-24T02:19:00Z">
+      <w:ins w:id="160" w:author="Luka Seamus Wright" w:date="2025-06-24T10:19:00Z" w16du:dateUtc="2025-06-24T02:19:00Z">
         <w:r>
           <w:rPr>
             <w:rFonts w:ascii="Times New Roman" w:hAnsi="Times New Roman" w:cs="Times New Roman"/>
@@ -8199,7 +7964,7 @@
             <w:rFonts w:ascii="Times New Roman" w:hAnsi="Times New Roman" w:cs="Times New Roman"/>
             <w:i/>
             <w:iCs/>
-            <w:rPrChange w:id="139" w:author="Luka Seamus Wright" w:date="2025-06-24T10:21:00Z" w16du:dateUtc="2025-06-24T02:21:00Z">
+            <w:rPrChange w:id="161" w:author="Luka Seamus Wright" w:date="2025-06-24T10:21:00Z" w16du:dateUtc="2025-06-24T02:21:00Z">
               <w:rPr>
                 <w:rFonts w:ascii="Times New Roman" w:hAnsi="Times New Roman" w:cs="Times New Roman"/>
               </w:rPr>
@@ -8214,12 +7979,12 @@
           <w:t xml:space="preserve"> </w:t>
         </w:r>
       </w:ins>
-      <w:ins w:id="140" w:author="Luka Seamus Wright" w:date="2025-06-24T10:20:00Z" w16du:dateUtc="2025-06-24T02:20:00Z">
+      <w:ins w:id="162" w:author="Luka Seamus Wright" w:date="2025-06-24T10:20:00Z" w16du:dateUtc="2025-06-24T02:20:00Z">
         <w:r>
           <w:rPr>
             <w:rFonts w:ascii="Times New Roman" w:hAnsi="Times New Roman" w:cs="Times New Roman"/>
             <w:kern w:val="0"/>
-            <w:rPrChange w:id="141" w:author="Luka Seamus Wright" w:date="2025-06-24T10:21:00Z" w16du:dateUtc="2025-06-24T02:21:00Z">
+            <w:rPrChange w:id="163" w:author="Luka Seamus Wright" w:date="2025-06-24T10:21:00Z" w16du:dateUtc="2025-06-24T02:21:00Z">
               <w:rPr>
                 <w:rFonts w:ascii="Futura" w:hAnsi="Futura" w:cs="Futura"/>
                 <w:kern w:val="0"/>
@@ -8234,7 +7999,7 @@
           <w:rPr>
             <w:rFonts w:ascii="Times New Roman" w:hAnsi="Times New Roman" w:cs="Times New Roman"/>
             <w:kern w:val="0"/>
-            <w:rPrChange w:id="142" w:author="Luka Seamus Wright" w:date="2025-06-24T10:23:00Z" w16du:dateUtc="2025-06-24T02:23:00Z">
+            <w:rPrChange w:id="164" w:author="Luka Seamus Wright" w:date="2025-06-24T10:23:00Z" w16du:dateUtc="2025-06-24T02:23:00Z">
               <w:rPr>
                 <w:rFonts w:ascii="Futura" w:hAnsi="Futura" w:cs="Futura"/>
                 <w:kern w:val="0"/>
@@ -8246,7 +8011,7 @@
           <w:t xml:space="preserve">) </w:t>
         </w:r>
       </w:ins>
-      <w:ins w:id="143" w:author="Luka Seamus Wright" w:date="2025-06-24T10:24:00Z" w16du:dateUtc="2025-06-24T02:24:00Z">
+      <w:ins w:id="165" w:author="Luka Seamus Wright" w:date="2025-06-24T10:24:00Z" w16du:dateUtc="2025-06-24T02:24:00Z">
         <w:r>
           <w:rPr>
             <w:rFonts w:ascii="Times New Roman" w:hAnsi="Times New Roman" w:cs="Times New Roman"/>
@@ -8255,7 +8020,7 @@
           <w:t xml:space="preserve">that induced senescence by excision </w:t>
         </w:r>
       </w:ins>
-      <w:ins w:id="144" w:author="Luka Seamus Wright" w:date="2025-06-24T10:28:00Z" w16du:dateUtc="2025-06-24T02:28:00Z">
+      <w:ins w:id="166" w:author="Luka Seamus Wright" w:date="2025-06-24T10:28:00Z" w16du:dateUtc="2025-06-24T02:28:00Z">
         <w:r>
           <w:rPr>
             <w:rFonts w:ascii="Times New Roman" w:hAnsi="Times New Roman" w:cs="Times New Roman"/>
@@ -8264,7 +8029,7 @@
           <w:t xml:space="preserve">or detachment </w:t>
         </w:r>
       </w:ins>
-      <w:ins w:id="145" w:author="Luka Seamus Wright" w:date="2025-06-24T10:25:00Z" w16du:dateUtc="2025-06-24T02:25:00Z">
+      <w:ins w:id="167" w:author="Luka Seamus Wright" w:date="2025-06-24T10:25:00Z" w16du:dateUtc="2025-06-24T02:25:00Z">
         <w:r>
           <w:rPr>
             <w:rFonts w:ascii="Times New Roman" w:hAnsi="Times New Roman" w:cs="Times New Roman"/>
@@ -8273,7 +8038,7 @@
           <w:t xml:space="preserve">at an exact timepoint </w:t>
         </w:r>
       </w:ins>
-      <w:ins w:id="146" w:author="Luka Seamus Wright" w:date="2025-06-24T10:24:00Z" w16du:dateUtc="2025-06-24T02:24:00Z">
+      <w:ins w:id="168" w:author="Luka Seamus Wright" w:date="2025-06-24T10:24:00Z" w16du:dateUtc="2025-06-24T02:24:00Z">
         <w:r>
           <w:rPr>
             <w:rFonts w:ascii="Times New Roman" w:hAnsi="Times New Roman" w:cs="Times New Roman"/>
@@ -8282,7 +8047,7 @@
           <w:t xml:space="preserve">and </w:t>
         </w:r>
       </w:ins>
-      <w:ins w:id="147" w:author="Luka Seamus Wright" w:date="2025-06-24T10:29:00Z" w16du:dateUtc="2025-06-24T02:29:00Z">
+      <w:ins w:id="169" w:author="Luka Seamus Wright" w:date="2025-06-24T10:29:00Z" w16du:dateUtc="2025-06-24T02:29:00Z">
         <w:r>
           <w:rPr>
             <w:rFonts w:ascii="Times New Roman" w:hAnsi="Times New Roman" w:cs="Times New Roman"/>
@@ -8291,7 +8056,7 @@
           <w:t xml:space="preserve">repeatedly </w:t>
         </w:r>
       </w:ins>
-      <w:ins w:id="148" w:author="Luka Seamus Wright" w:date="2025-06-24T10:27:00Z" w16du:dateUtc="2025-06-24T02:27:00Z">
+      <w:ins w:id="170" w:author="Luka Seamus Wright" w:date="2025-06-24T10:27:00Z" w16du:dateUtc="2025-06-24T02:27:00Z">
         <w:r>
           <w:rPr>
             <w:rFonts w:ascii="Times New Roman" w:hAnsi="Times New Roman" w:cs="Times New Roman"/>
@@ -8300,7 +8065,7 @@
           <w:t>measured</w:t>
         </w:r>
       </w:ins>
-      <w:ins w:id="149" w:author="Luka Seamus Wright" w:date="2025-06-24T10:23:00Z" w16du:dateUtc="2025-06-24T02:23:00Z">
+      <w:ins w:id="171" w:author="Luka Seamus Wright" w:date="2025-06-24T10:23:00Z" w16du:dateUtc="2025-06-24T02:23:00Z">
         <w:r>
           <w:rPr>
             <w:rFonts w:ascii="Futura" w:hAnsi="Futura" w:cs="Futura"/>
@@ -8311,7 +8076,7 @@
           <w:t xml:space="preserve"> </w:t>
         </w:r>
       </w:ins>
-      <w:del w:id="150" w:author="Luka Seamus Wright" w:date="2025-06-24T10:28:00Z" w16du:dateUtc="2025-06-24T02:28:00Z">
+      <w:del w:id="172" w:author="Luka Seamus Wright" w:date="2025-06-24T10:28:00Z" w16du:dateUtc="2025-06-24T02:28:00Z">
         <w:r>
           <w:rPr>
             <w:rFonts w:ascii="Times New Roman" w:hAnsi="Times New Roman" w:cs="Times New Roman"/>
@@ -8319,7 +8084,7 @@
           <w:delText>various photosynthesis response variables</w:delText>
         </w:r>
       </w:del>
-      <w:ins w:id="151" w:author="Luka Seamus Wright" w:date="2025-06-24T10:28:00Z" w16du:dateUtc="2025-06-24T02:28:00Z">
+      <w:ins w:id="173" w:author="Luka Seamus Wright" w:date="2025-06-24T10:28:00Z" w16du:dateUtc="2025-06-24T02:28:00Z">
         <w:r>
           <w:rPr>
             <w:rFonts w:ascii="Times New Roman" w:hAnsi="Times New Roman" w:cs="Times New Roman"/>
@@ -8327,7 +8092,7 @@
           <w:t>photosynthesis</w:t>
         </w:r>
       </w:ins>
-      <w:ins w:id="152" w:author="Luka Seamus Wright" w:date="2025-06-24T10:24:00Z" w16du:dateUtc="2025-06-24T02:24:00Z">
+      <w:ins w:id="174" w:author="Luka Seamus Wright" w:date="2025-06-24T10:24:00Z" w16du:dateUtc="2025-06-24T02:24:00Z">
         <w:r>
           <w:rPr>
             <w:rFonts w:ascii="Times New Roman" w:hAnsi="Times New Roman" w:cs="Times New Roman"/>
@@ -8335,7 +8100,7 @@
           <w:t xml:space="preserve"> to as</w:t>
         </w:r>
       </w:ins>
-      <w:ins w:id="153" w:author="Luka Seamus Wright" w:date="2025-06-24T10:25:00Z" w16du:dateUtc="2025-06-24T02:25:00Z">
+      <w:ins w:id="175" w:author="Luka Seamus Wright" w:date="2025-06-24T10:25:00Z" w16du:dateUtc="2025-06-24T02:25:00Z">
         <w:r>
           <w:rPr>
             <w:rFonts w:ascii="Times New Roman" w:hAnsi="Times New Roman" w:cs="Times New Roman"/>
@@ -8343,7 +8108,7 @@
           <w:t xml:space="preserve">sess viability of the excised </w:t>
         </w:r>
       </w:ins>
-      <w:ins w:id="154" w:author="Luka Seamus Wright" w:date="2025-06-24T10:28:00Z" w16du:dateUtc="2025-06-24T02:28:00Z">
+      <w:ins w:id="176" w:author="Luka Seamus Wright" w:date="2025-06-24T10:28:00Z" w16du:dateUtc="2025-06-24T02:28:00Z">
         <w:r>
           <w:rPr>
             <w:rFonts w:ascii="Times New Roman" w:hAnsi="Times New Roman" w:cs="Times New Roman"/>
@@ -8351,7 +8116,7 @@
           <w:t xml:space="preserve">or detached </w:t>
         </w:r>
       </w:ins>
-      <w:ins w:id="155" w:author="Luka Seamus Wright" w:date="2025-06-24T10:25:00Z" w16du:dateUtc="2025-06-24T02:25:00Z">
+      <w:ins w:id="177" w:author="Luka Seamus Wright" w:date="2025-06-24T10:25:00Z" w16du:dateUtc="2025-06-24T02:25:00Z">
         <w:r>
           <w:rPr>
             <w:rFonts w:ascii="Times New Roman" w:hAnsi="Times New Roman" w:cs="Times New Roman"/>
@@ -8359,7 +8124,7 @@
           <w:t>tissue o</w:t>
         </w:r>
       </w:ins>
-      <w:ins w:id="156" w:author="Luka Seamus Wright" w:date="2025-06-24T10:26:00Z" w16du:dateUtc="2025-06-24T02:26:00Z">
+      <w:ins w:id="178" w:author="Luka Seamus Wright" w:date="2025-06-24T10:26:00Z" w16du:dateUtc="2025-06-24T02:26:00Z">
         <w:r>
           <w:rPr>
             <w:rFonts w:ascii="Times New Roman" w:hAnsi="Times New Roman" w:cs="Times New Roman"/>
@@ -8367,7 +8132,7 @@
           <w:t>ver any interval</w:t>
         </w:r>
       </w:ins>
-      <w:ins w:id="157" w:author="Luka Seamus Wright" w:date="2025-06-24T10:28:00Z" w16du:dateUtc="2025-06-24T02:28:00Z">
+      <w:ins w:id="179" w:author="Luka Seamus Wright" w:date="2025-06-24T10:28:00Z" w16du:dateUtc="2025-06-24T02:28:00Z">
         <w:r>
           <w:rPr>
             <w:rFonts w:ascii="Times New Roman" w:hAnsi="Times New Roman" w:cs="Times New Roman"/>
@@ -8375,7 +8140,7 @@
           <w:t>.</w:t>
         </w:r>
       </w:ins>
-      <w:del w:id="158" w:author="Luka Seamus Wright" w:date="2025-06-24T10:28:00Z" w16du:dateUtc="2025-06-24T02:28:00Z">
+      <w:del w:id="180" w:author="Luka Seamus Wright" w:date="2025-06-24T10:28:00Z" w16du:dateUtc="2025-06-24T02:28:00Z">
         <w:r>
           <w:rPr>
             <w:rFonts w:ascii="Times New Roman" w:hAnsi="Times New Roman" w:cs="Times New Roman"/>
@@ -8389,7 +8154,7 @@
         </w:rPr>
         <w:t xml:space="preserve"> </w:t>
       </w:r>
-      <w:ins w:id="159" w:author="Luka Seamus Wright" w:date="2025-06-24T10:47:00Z" w16du:dateUtc="2025-06-24T02:47:00Z">
+      <w:ins w:id="181" w:author="Luka Seamus Wright" w:date="2025-06-24T10:47:00Z" w16du:dateUtc="2025-06-24T02:47:00Z">
         <w:r>
           <w:rPr>
             <w:rFonts w:ascii="Times New Roman" w:hAnsi="Times New Roman" w:cs="Times New Roman"/>
@@ -8397,29 +8162,13 @@
           <w:t xml:space="preserve">Studies </w:t>
         </w:r>
       </w:ins>
-      <w:ins w:id="160" w:author="Luka Seamus Wright" w:date="2025-06-24T17:30:00Z" w16du:dateUtc="2025-06-24T09:30:00Z">
+      <w:ins w:id="182" w:author="Luka Seamus Wright" w:date="2025-06-24T17:30:00Z" w16du:dateUtc="2025-06-24T09:30:00Z">
         <w:r>
           <w:rPr>
             <w:rFonts w:ascii="Times New Roman" w:hAnsi="Times New Roman" w:cs="Times New Roman"/>
             <w:kern w:val="0"/>
           </w:rPr>
-          <w:t xml:space="preserve">on </w:t>
-        </w:r>
-        <w:proofErr w:type="spellStart"/>
-        <w:r>
-          <w:rPr>
-            <w:rFonts w:ascii="Times New Roman" w:hAnsi="Times New Roman" w:cs="Times New Roman"/>
-            <w:kern w:val="0"/>
-          </w:rPr>
-          <w:t>holopelagic</w:t>
-        </w:r>
-        <w:proofErr w:type="spellEnd"/>
-        <w:r>
-          <w:rPr>
-            <w:rFonts w:ascii="Times New Roman" w:hAnsi="Times New Roman" w:cs="Times New Roman"/>
-            <w:kern w:val="0"/>
-          </w:rPr>
-          <w:t xml:space="preserve"> plants, such as </w:t>
+          <w:t xml:space="preserve">on holopelagic plants, such as </w:t>
         </w:r>
         <w:r>
           <w:rPr>
@@ -8427,63 +8176,46 @@
             <w:i/>
             <w:iCs/>
             <w:kern w:val="0"/>
-            <w:rPrChange w:id="161" w:author="Luka Seamus Wright" w:date="2025-06-24T17:31:00Z" w16du:dateUtc="2025-06-24T09:31:00Z">
+            <w:rPrChange w:id="183" w:author="Luka Seamus Wright" w:date="2025-06-24T17:31:00Z" w16du:dateUtc="2025-06-24T09:31:00Z">
               <w:rPr>
                 <w:rFonts w:ascii="Times New Roman" w:hAnsi="Times New Roman" w:cs="Times New Roman"/>
                 <w:kern w:val="0"/>
               </w:rPr>
             </w:rPrChange>
           </w:rPr>
-          <w:t xml:space="preserve">Sargassum </w:t>
-        </w:r>
-        <w:proofErr w:type="spellStart"/>
+          <w:t>Sargassum fluitans</w:t>
+        </w:r>
+        <w:r>
+          <w:rPr>
+            <w:rFonts w:ascii="Times New Roman" w:hAnsi="Times New Roman" w:cs="Times New Roman"/>
+            <w:kern w:val="0"/>
+          </w:rPr>
+          <w:t xml:space="preserve"> and </w:t>
+        </w:r>
         <w:r>
           <w:rPr>
             <w:rFonts w:ascii="Times New Roman" w:hAnsi="Times New Roman" w:cs="Times New Roman"/>
             <w:i/>
             <w:iCs/>
             <w:kern w:val="0"/>
-            <w:rPrChange w:id="162" w:author="Luka Seamus Wright" w:date="2025-06-24T17:31:00Z" w16du:dateUtc="2025-06-24T09:31:00Z">
+            <w:rPrChange w:id="184" w:author="Luka Seamus Wright" w:date="2025-06-24T17:31:00Z" w16du:dateUtc="2025-06-24T09:31:00Z">
               <w:rPr>
                 <w:rFonts w:ascii="Times New Roman" w:hAnsi="Times New Roman" w:cs="Times New Roman"/>
                 <w:kern w:val="0"/>
               </w:rPr>
             </w:rPrChange>
           </w:rPr>
-          <w:t>fluitans</w:t>
-        </w:r>
-        <w:proofErr w:type="spellEnd"/>
+          <w:t>S. natans</w:t>
+        </w:r>
         <w:r>
           <w:rPr>
             <w:rFonts w:ascii="Times New Roman" w:hAnsi="Times New Roman" w:cs="Times New Roman"/>
             <w:kern w:val="0"/>
           </w:rPr>
-          <w:t xml:space="preserve"> and </w:t>
-        </w:r>
-        <w:r>
-          <w:rPr>
-            <w:rFonts w:ascii="Times New Roman" w:hAnsi="Times New Roman" w:cs="Times New Roman"/>
-            <w:i/>
-            <w:iCs/>
-            <w:kern w:val="0"/>
-            <w:rPrChange w:id="163" w:author="Luka Seamus Wright" w:date="2025-06-24T17:31:00Z" w16du:dateUtc="2025-06-24T09:31:00Z">
-              <w:rPr>
-                <w:rFonts w:ascii="Times New Roman" w:hAnsi="Times New Roman" w:cs="Times New Roman"/>
-                <w:kern w:val="0"/>
-              </w:rPr>
-            </w:rPrChange>
-          </w:rPr>
-          <w:t>S. natans</w:t>
-        </w:r>
-        <w:r>
-          <w:rPr>
-            <w:rFonts w:ascii="Times New Roman" w:hAnsi="Times New Roman" w:cs="Times New Roman"/>
-            <w:kern w:val="0"/>
-          </w:rPr>
           <w:t xml:space="preserve">, and </w:t>
         </w:r>
       </w:ins>
-      <w:ins w:id="164" w:author="Luka Seamus Wright" w:date="2025-06-24T10:48:00Z" w16du:dateUtc="2025-06-24T02:48:00Z">
+      <w:ins w:id="185" w:author="Luka Seamus Wright" w:date="2025-06-24T10:48:00Z" w16du:dateUtc="2025-06-24T02:48:00Z">
         <w:r>
           <w:rPr>
             <w:rFonts w:ascii="Times New Roman" w:hAnsi="Times New Roman" w:cs="Times New Roman"/>
@@ -8491,7 +8223,7 @@
           <w:t xml:space="preserve">abscission were not considered </w:t>
         </w:r>
       </w:ins>
-      <w:ins w:id="165" w:author="Luka Seamus Wright" w:date="2025-06-24T17:34:00Z" w16du:dateUtc="2025-06-24T09:34:00Z">
+      <w:ins w:id="186" w:author="Luka Seamus Wright" w:date="2025-06-24T17:34:00Z" w16du:dateUtc="2025-06-24T09:34:00Z">
         <w:r>
           <w:rPr>
             <w:rFonts w:ascii="Times New Roman" w:hAnsi="Times New Roman" w:cs="Times New Roman"/>
@@ -8499,7 +8231,7 @@
           <w:t>since</w:t>
         </w:r>
       </w:ins>
-      <w:ins w:id="166" w:author="Luka Seamus Wright" w:date="2025-06-24T10:48:00Z" w16du:dateUtc="2025-06-24T02:48:00Z">
+      <w:ins w:id="187" w:author="Luka Seamus Wright" w:date="2025-06-24T10:48:00Z" w16du:dateUtc="2025-06-24T02:48:00Z">
         <w:r>
           <w:rPr>
             <w:rFonts w:ascii="Times New Roman" w:hAnsi="Times New Roman" w:cs="Times New Roman"/>
@@ -8507,7 +8239,7 @@
           <w:t xml:space="preserve"> the predictor variable detrital age cannot be exactly determined</w:t>
         </w:r>
       </w:ins>
-      <w:ins w:id="167" w:author="Luka Seamus Wright" w:date="2025-06-24T17:33:00Z" w16du:dateUtc="2025-06-24T09:33:00Z">
+      <w:ins w:id="188" w:author="Luka Seamus Wright" w:date="2025-06-24T17:33:00Z" w16du:dateUtc="2025-06-24T09:33:00Z">
         <w:r>
           <w:rPr>
             <w:rFonts w:ascii="Times New Roman" w:hAnsi="Times New Roman" w:cs="Times New Roman"/>
@@ -8515,7 +8247,7 @@
           <w:t>, either</w:t>
         </w:r>
       </w:ins>
-      <w:ins w:id="168" w:author="Luka Seamus Wright" w:date="2025-06-24T17:34:00Z" w16du:dateUtc="2025-06-24T09:34:00Z">
+      <w:ins w:id="189" w:author="Luka Seamus Wright" w:date="2025-06-24T17:34:00Z" w16du:dateUtc="2025-06-24T09:34:00Z">
         <w:r>
           <w:rPr>
             <w:rFonts w:ascii="Times New Roman" w:hAnsi="Times New Roman" w:cs="Times New Roman"/>
@@ -8523,7 +8255,7 @@
           <w:t xml:space="preserve"> because the plant is detached to begin with or senescence started at an unknown time prior to detachment</w:t>
         </w:r>
       </w:ins>
-      <w:ins w:id="169" w:author="Luka Seamus Wright" w:date="2025-06-24T10:48:00Z" w16du:dateUtc="2025-06-24T02:48:00Z">
+      <w:ins w:id="190" w:author="Luka Seamus Wright" w:date="2025-06-24T10:48:00Z" w16du:dateUtc="2025-06-24T02:48:00Z">
         <w:r>
           <w:rPr>
             <w:rFonts w:ascii="Times New Roman" w:hAnsi="Times New Roman" w:cs="Times New Roman"/>
@@ -8531,7 +8263,7 @@
           <w:t xml:space="preserve">. </w:t>
         </w:r>
       </w:ins>
-      <w:ins w:id="170" w:author="Luka Seamus Wright" w:date="2025-06-24T10:28:00Z" w16du:dateUtc="2025-06-24T02:28:00Z">
+      <w:ins w:id="191" w:author="Luka Seamus Wright" w:date="2025-06-24T10:28:00Z" w16du:dateUtc="2025-06-24T02:28:00Z">
         <w:r>
           <w:rPr>
             <w:rFonts w:ascii="Times New Roman" w:hAnsi="Times New Roman" w:cs="Times New Roman"/>
@@ -8545,7 +8277,7 @@
           <w:t>various photosynthesis response variables</w:t>
         </w:r>
       </w:ins>
-      <w:ins w:id="171" w:author="Luka Seamus Wright" w:date="2025-06-24T10:29:00Z" w16du:dateUtc="2025-06-24T02:29:00Z">
+      <w:ins w:id="192" w:author="Luka Seamus Wright" w:date="2025-06-24T10:29:00Z" w16du:dateUtc="2025-06-24T02:29:00Z">
         <w:r>
           <w:rPr>
             <w:rFonts w:ascii="Times New Roman" w:hAnsi="Times New Roman" w:cs="Times New Roman"/>
@@ -8553,7 +8285,7 @@
           <w:t>,</w:t>
         </w:r>
       </w:ins>
-      <w:ins w:id="172" w:author="Luka Seamus Wright" w:date="2025-06-24T10:28:00Z" w16du:dateUtc="2025-06-24T02:28:00Z">
+      <w:ins w:id="193" w:author="Luka Seamus Wright" w:date="2025-06-24T10:28:00Z" w16du:dateUtc="2025-06-24T02:28:00Z">
         <w:r>
           <w:rPr>
             <w:rFonts w:ascii="Times New Roman" w:hAnsi="Times New Roman" w:cs="Times New Roman"/>
@@ -8604,14 +8336,7 @@
         <w:rPr>
           <w:rFonts w:ascii="Times New Roman" w:hAnsi="Times New Roman" w:cs="Times New Roman"/>
         </w:rPr>
-        <w:t>C concentration), chlorophyll fluorescence (</w:t>
-      </w:r>
-      <w:proofErr w:type="spellStart"/>
-      <w:r>
-        <w:rPr>
-          <w:rFonts w:ascii="Times New Roman" w:hAnsi="Times New Roman" w:cs="Times New Roman"/>
-        </w:rPr>
-        <w:t>F</w:t>
+        <w:t>C concentration), chlorophyll fluorescence (F</w:t>
       </w:r>
       <w:r>
         <w:rPr>
@@ -8620,7 +8345,6 @@
         </w:rPr>
         <w:t>v</w:t>
       </w:r>
-      <w:proofErr w:type="spellEnd"/>
       <w:r>
         <w:rPr>
           <w:rFonts w:ascii="Times New Roman" w:hAnsi="Times New Roman" w:cs="Times New Roman"/>
@@ -8638,56 +8362,14 @@
         <w:rPr>
           <w:rFonts w:ascii="Times New Roman" w:hAnsi="Times New Roman" w:cs="Times New Roman"/>
         </w:rPr>
-        <w:t xml:space="preserve">), </w:t>
+        <w:t xml:space="preserve">), photosystem I and II electron transport rates (Mehler and Hill reactions), RuBisCo activity or concentration, carbonic anhydrase activity and photorespiration (glycolate concentration), as </w:t>
       </w:r>
       <w:r>
         <w:rPr>
           <w:rFonts w:ascii="Times New Roman" w:hAnsi="Times New Roman" w:cs="Times New Roman"/>
         </w:rPr>
         <w:lastRenderedPageBreak/>
-        <w:t xml:space="preserve">photosystem I and II electron transport rates (Mehler and Hill reactions), </w:t>
-      </w:r>
-      <w:proofErr w:type="spellStart"/>
-      <w:r>
-        <w:rPr>
-          <w:rFonts w:ascii="Times New Roman" w:hAnsi="Times New Roman" w:cs="Times New Roman"/>
-        </w:rPr>
-        <w:t>RuBisCo</w:t>
-      </w:r>
-      <w:proofErr w:type="spellEnd"/>
-      <w:r>
-        <w:rPr>
-          <w:rFonts w:ascii="Times New Roman" w:hAnsi="Times New Roman" w:cs="Times New Roman"/>
-        </w:rPr>
-        <w:t xml:space="preserve"> activity or concentration, carbonic anhydrase activity and photorespiration (glycolate concentration), as well as total chlorophyll (</w:t>
-      </w:r>
-      <w:proofErr w:type="spellStart"/>
-      <w:r>
-        <w:rPr>
-          <w:rFonts w:ascii="Times New Roman" w:hAnsi="Times New Roman" w:cs="Times New Roman"/>
-        </w:rPr>
-        <w:t>Chl</w:t>
-      </w:r>
-      <w:proofErr w:type="spellEnd"/>
-      <w:r>
-        <w:rPr>
-          <w:rFonts w:ascii="Times New Roman" w:hAnsi="Times New Roman" w:cs="Times New Roman"/>
-        </w:rPr>
-        <w:t xml:space="preserve">), </w:t>
-      </w:r>
-      <w:proofErr w:type="spellStart"/>
-      <w:r>
-        <w:rPr>
-          <w:rFonts w:ascii="Times New Roman" w:hAnsi="Times New Roman" w:cs="Times New Roman"/>
-        </w:rPr>
-        <w:t>Chl</w:t>
-      </w:r>
-      <w:proofErr w:type="spellEnd"/>
-      <w:r>
-        <w:rPr>
-          <w:rFonts w:ascii="Times New Roman" w:hAnsi="Times New Roman" w:cs="Times New Roman"/>
-        </w:rPr>
-        <w:t xml:space="preserve"> </w:t>
+        <w:t xml:space="preserve">well as total chlorophyll (Chl), Chl </w:t>
       </w:r>
       <w:r>
         <w:rPr>
@@ -8703,7 +8385,7 @@
         </w:rPr>
         <w:t xml:space="preserve"> or a chlorophyll indicator. </w:t>
       </w:r>
-      <w:ins w:id="173" w:author="Luka Seamus Wright" w:date="2025-06-24T11:01:00Z" w16du:dateUtc="2025-06-24T03:01:00Z">
+      <w:ins w:id="194" w:author="Luka Seamus Wright" w:date="2025-06-24T11:01:00Z" w16du:dateUtc="2025-06-24T03:01:00Z">
         <w:r>
           <w:rPr>
             <w:rFonts w:ascii="Times New Roman" w:hAnsi="Times New Roman" w:cs="Times New Roman"/>
@@ -8711,7 +8393,7 @@
           <w:t xml:space="preserve">Microbial photosynthesis was </w:t>
         </w:r>
       </w:ins>
-      <w:ins w:id="174" w:author="Luka Seamus Wright" w:date="2025-06-24T17:40:00Z" w16du:dateUtc="2025-06-24T09:40:00Z">
+      <w:ins w:id="195" w:author="Luka Seamus Wright" w:date="2025-06-24T17:40:00Z" w16du:dateUtc="2025-06-24T09:40:00Z">
         <w:r>
           <w:rPr>
             <w:rFonts w:ascii="Times New Roman" w:hAnsi="Times New Roman" w:cs="Times New Roman"/>
@@ -8719,7 +8401,7 @@
           <w:t xml:space="preserve">generally </w:t>
         </w:r>
       </w:ins>
-      <w:ins w:id="175" w:author="Luka Seamus Wright" w:date="2025-06-24T11:01:00Z" w16du:dateUtc="2025-06-24T03:01:00Z">
+      <w:ins w:id="196" w:author="Luka Seamus Wright" w:date="2025-06-24T11:01:00Z" w16du:dateUtc="2025-06-24T03:01:00Z">
         <w:r>
           <w:rPr>
             <w:rFonts w:ascii="Times New Roman" w:hAnsi="Times New Roman" w:cs="Times New Roman"/>
@@ -8727,7 +8409,7 @@
           <w:t>assumed to be negligible</w:t>
         </w:r>
       </w:ins>
-      <w:ins w:id="176" w:author="Luka Seamus Wright" w:date="2025-06-24T12:33:00Z" w16du:dateUtc="2025-06-24T04:33:00Z">
+      <w:ins w:id="197" w:author="Luka Seamus Wright" w:date="2025-06-24T12:33:00Z" w16du:dateUtc="2025-06-24T04:33:00Z">
         <w:r>
           <w:rPr>
             <w:rFonts w:ascii="Times New Roman" w:hAnsi="Times New Roman" w:cs="Times New Roman"/>
@@ -8735,7 +8417,7 @@
           <w:t xml:space="preserve"> </w:t>
         </w:r>
       </w:ins>
-      <w:ins w:id="177" w:author="Luka Seamus Wright" w:date="2025-06-24T12:34:00Z" w16du:dateUtc="2025-06-24T04:34:00Z">
+      <w:ins w:id="198" w:author="Luka Seamus Wright" w:date="2025-06-24T12:34:00Z" w16du:dateUtc="2025-06-24T04:34:00Z">
         <w:r>
           <w:rPr>
             <w:rFonts w:ascii="Times New Roman" w:hAnsi="Times New Roman" w:cs="Times New Roman"/>
@@ -8743,7 +8425,7 @@
           <w:t xml:space="preserve">since </w:t>
         </w:r>
       </w:ins>
-      <w:ins w:id="178" w:author="Luka Seamus Wright" w:date="2025-06-24T12:33:00Z" w16du:dateUtc="2025-06-24T04:33:00Z">
+      <w:ins w:id="199" w:author="Luka Seamus Wright" w:date="2025-06-24T12:33:00Z" w16du:dateUtc="2025-06-24T04:33:00Z">
         <w:r>
           <w:rPr>
             <w:rFonts w:ascii="Times New Roman" w:hAnsi="Times New Roman" w:cs="Times New Roman"/>
@@ -8751,7 +8433,7 @@
           <w:t xml:space="preserve">most </w:t>
         </w:r>
       </w:ins>
-      <w:ins w:id="179" w:author="Luka Seamus Wright" w:date="2025-06-24T17:39:00Z" w16du:dateUtc="2025-06-24T09:39:00Z">
+      <w:ins w:id="200" w:author="Luka Seamus Wright" w:date="2025-06-24T17:39:00Z" w16du:dateUtc="2025-06-24T09:39:00Z">
         <w:r>
           <w:rPr>
             <w:rFonts w:ascii="Times New Roman" w:hAnsi="Times New Roman" w:cs="Times New Roman"/>
@@ -8759,7 +8441,7 @@
           <w:t>of the mentioned response variables</w:t>
         </w:r>
       </w:ins>
-      <w:ins w:id="180" w:author="Luka Seamus Wright" w:date="2025-06-24T12:33:00Z" w16du:dateUtc="2025-06-24T04:33:00Z">
+      <w:ins w:id="201" w:author="Luka Seamus Wright" w:date="2025-06-24T12:33:00Z" w16du:dateUtc="2025-06-24T04:33:00Z">
         <w:r>
           <w:rPr>
             <w:rFonts w:ascii="Times New Roman" w:hAnsi="Times New Roman" w:cs="Times New Roman"/>
@@ -8767,7 +8449,7 @@
           <w:t xml:space="preserve"> </w:t>
         </w:r>
       </w:ins>
-      <w:ins w:id="181" w:author="Luka Seamus Wright" w:date="2025-06-24T12:34:00Z" w16du:dateUtc="2025-06-24T04:34:00Z">
+      <w:ins w:id="202" w:author="Luka Seamus Wright" w:date="2025-06-24T12:34:00Z" w16du:dateUtc="2025-06-24T04:34:00Z">
         <w:r>
           <w:rPr>
             <w:rFonts w:ascii="Times New Roman" w:hAnsi="Times New Roman" w:cs="Times New Roman"/>
@@ -8775,7 +8457,7 @@
           <w:t xml:space="preserve">would </w:t>
         </w:r>
       </w:ins>
-      <w:ins w:id="182" w:author="Luka Seamus Wright" w:date="2025-06-24T17:41:00Z" w16du:dateUtc="2025-06-24T09:41:00Z">
+      <w:ins w:id="203" w:author="Luka Seamus Wright" w:date="2025-06-24T17:41:00Z" w16du:dateUtc="2025-06-24T09:41:00Z">
         <w:r>
           <w:rPr>
             <w:rFonts w:ascii="Times New Roman" w:hAnsi="Times New Roman" w:cs="Times New Roman"/>
@@ -8783,7 +8465,7 @@
           <w:t xml:space="preserve">likely </w:t>
         </w:r>
       </w:ins>
-      <w:ins w:id="183" w:author="Luka Seamus Wright" w:date="2025-06-24T12:34:00Z" w16du:dateUtc="2025-06-24T04:34:00Z">
+      <w:ins w:id="204" w:author="Luka Seamus Wright" w:date="2025-06-24T12:34:00Z" w16du:dateUtc="2025-06-24T04:34:00Z">
         <w:r>
           <w:rPr>
             <w:rFonts w:ascii="Times New Roman" w:hAnsi="Times New Roman" w:cs="Times New Roman"/>
@@ -8791,7 +8473,7 @@
           <w:t xml:space="preserve">not </w:t>
         </w:r>
       </w:ins>
-      <w:ins w:id="184" w:author="Luka Seamus Wright" w:date="2025-06-24T17:39:00Z" w16du:dateUtc="2025-06-24T09:39:00Z">
+      <w:ins w:id="205" w:author="Luka Seamus Wright" w:date="2025-06-24T17:39:00Z" w16du:dateUtc="2025-06-24T09:39:00Z">
         <w:r>
           <w:rPr>
             <w:rFonts w:ascii="Times New Roman" w:hAnsi="Times New Roman" w:cs="Times New Roman"/>
@@ -8799,7 +8481,7 @@
           <w:t>detect</w:t>
         </w:r>
       </w:ins>
-      <w:ins w:id="185" w:author="Luka Seamus Wright" w:date="2025-06-24T12:35:00Z" w16du:dateUtc="2025-06-24T04:35:00Z">
+      <w:ins w:id="206" w:author="Luka Seamus Wright" w:date="2025-06-24T12:35:00Z" w16du:dateUtc="2025-06-24T04:35:00Z">
         <w:r>
           <w:rPr>
             <w:rFonts w:ascii="Times New Roman" w:hAnsi="Times New Roman" w:cs="Times New Roman"/>
@@ -8807,7 +8489,7 @@
           <w:t xml:space="preserve"> it</w:t>
         </w:r>
       </w:ins>
-      <w:ins w:id="186" w:author="Luka Seamus Wright" w:date="2025-06-24T11:02:00Z" w16du:dateUtc="2025-06-24T03:02:00Z">
+      <w:ins w:id="207" w:author="Luka Seamus Wright" w:date="2025-06-24T11:02:00Z" w16du:dateUtc="2025-06-24T03:02:00Z">
         <w:r>
           <w:rPr>
             <w:rFonts w:ascii="Times New Roman" w:hAnsi="Times New Roman" w:cs="Times New Roman"/>
@@ -8815,7 +8497,7 @@
           <w:t>.</w:t>
         </w:r>
       </w:ins>
-      <w:ins w:id="187" w:author="Luka Seamus Wright" w:date="2025-06-24T17:39:00Z" w16du:dateUtc="2025-06-24T09:39:00Z">
+      <w:ins w:id="208" w:author="Luka Seamus Wright" w:date="2025-06-24T17:39:00Z" w16du:dateUtc="2025-06-24T09:39:00Z">
         <w:r>
           <w:rPr>
             <w:rFonts w:ascii="Times New Roman" w:hAnsi="Times New Roman" w:cs="Times New Roman"/>
@@ -8823,7 +8505,7 @@
           <w:t xml:space="preserve"> Regardless, </w:t>
         </w:r>
       </w:ins>
-      <w:ins w:id="188" w:author="Luka Seamus Wright" w:date="2025-06-24T17:40:00Z" w16du:dateUtc="2025-06-24T09:40:00Z">
+      <w:ins w:id="209" w:author="Luka Seamus Wright" w:date="2025-06-24T17:40:00Z" w16du:dateUtc="2025-06-24T09:40:00Z">
         <w:r>
           <w:rPr>
             <w:rFonts w:ascii="Times New Roman" w:hAnsi="Times New Roman" w:cs="Times New Roman"/>
@@ -8831,7 +8513,7 @@
           <w:t>t</w:t>
         </w:r>
       </w:ins>
-      <w:ins w:id="189" w:author="Luka Seamus Wright" w:date="2025-06-24T17:41:00Z" w16du:dateUtc="2025-06-24T09:41:00Z">
+      <w:ins w:id="210" w:author="Luka Seamus Wright" w:date="2025-06-24T17:41:00Z" w16du:dateUtc="2025-06-24T09:41:00Z">
         <w:r>
           <w:rPr>
             <w:rFonts w:ascii="Times New Roman" w:hAnsi="Times New Roman" w:cs="Times New Roman"/>
@@ -8839,7 +8521,7 @@
           <w:t>hey</w:t>
         </w:r>
       </w:ins>
-      <w:ins w:id="190" w:author="Luka Seamus Wright" w:date="2025-06-24T17:40:00Z" w16du:dateUtc="2025-06-24T09:40:00Z">
+      <w:ins w:id="211" w:author="Luka Seamus Wright" w:date="2025-06-24T17:40:00Z" w16du:dateUtc="2025-06-24T09:40:00Z">
         <w:r>
           <w:rPr>
             <w:rFonts w:ascii="Times New Roman" w:hAnsi="Times New Roman" w:cs="Times New Roman"/>
@@ -8847,7 +8529,7 @@
           <w:t xml:space="preserve"> should be considered </w:t>
         </w:r>
       </w:ins>
-      <w:ins w:id="191" w:author="Luka Seamus Wright" w:date="2025-06-24T17:41:00Z" w16du:dateUtc="2025-06-24T09:41:00Z">
+      <w:ins w:id="212" w:author="Luka Seamus Wright" w:date="2025-06-24T17:41:00Z" w16du:dateUtc="2025-06-24T09:41:00Z">
         <w:r>
           <w:rPr>
             <w:rFonts w:ascii="Times New Roman" w:hAnsi="Times New Roman" w:cs="Times New Roman"/>
@@ -8855,7 +8537,7 @@
           <w:t xml:space="preserve">measures of </w:t>
         </w:r>
       </w:ins>
-      <w:ins w:id="192" w:author="Luka Seamus Wright" w:date="2025-06-24T17:40:00Z" w16du:dateUtc="2025-06-24T09:40:00Z">
+      <w:ins w:id="213" w:author="Luka Seamus Wright" w:date="2025-06-24T17:40:00Z" w16du:dateUtc="2025-06-24T09:40:00Z">
         <w:r>
           <w:rPr>
             <w:rFonts w:ascii="Times New Roman" w:hAnsi="Times New Roman" w:cs="Times New Roman"/>
@@ -8863,8 +8545,7 @@
           <w:t xml:space="preserve">holobiont </w:t>
         </w:r>
       </w:ins>
-      <w:proofErr w:type="spellStart"/>
-      <w:ins w:id="193" w:author="Luka Seamus Wright" w:date="2025-06-24T17:41:00Z" w16du:dateUtc="2025-06-24T09:41:00Z">
+      <w:ins w:id="214" w:author="Luka Seamus Wright" w:date="2025-06-24T17:41:00Z" w16du:dateUtc="2025-06-24T09:41:00Z">
         <w:r>
           <w:rPr>
             <w:rFonts w:ascii="Times New Roman" w:hAnsi="Times New Roman" w:cs="Times New Roman"/>
@@ -8872,40 +8553,19 @@
           <w:t>photo</w:t>
         </w:r>
       </w:ins>
-      <w:ins w:id="194" w:author="Luka Seamus Wright" w:date="2025-06-24T17:40:00Z" w16du:dateUtc="2025-06-24T09:40:00Z">
-        <w:r>
-          <w:rPr>
-            <w:rFonts w:ascii="Times New Roman" w:hAnsi="Times New Roman" w:cs="Times New Roman"/>
-          </w:rPr>
-          <w:t>physiology</w:t>
-        </w:r>
-        <w:proofErr w:type="spellEnd"/>
-        <w:r>
-          <w:rPr>
-            <w:rFonts w:ascii="Times New Roman" w:hAnsi="Times New Roman" w:cs="Times New Roman"/>
-          </w:rPr>
-          <w:t xml:space="preserve">. </w:t>
-        </w:r>
-      </w:ins>
-      <w:r>
-        <w:rPr>
-          <w:rFonts w:ascii="Times New Roman" w:hAnsi="Times New Roman" w:cs="Times New Roman"/>
-        </w:rPr>
-        <w:t xml:space="preserve">This resulted in 127 suitable independent studies between 1957 and the present study (see supplementary references), from which I extracted data by copying tables or digitising plots using </w:t>
-      </w:r>
-      <w:proofErr w:type="spellStart"/>
-      <w:r>
-        <w:rPr>
-          <w:rFonts w:ascii="Times New Roman" w:hAnsi="Times New Roman" w:cs="Times New Roman"/>
-        </w:rPr>
-        <w:t>WebPlotDigitizer</w:t>
-      </w:r>
-      <w:proofErr w:type="spellEnd"/>
-      <w:r>
-        <w:rPr>
-          <w:rFonts w:ascii="Times New Roman" w:hAnsi="Times New Roman" w:cs="Times New Roman"/>
-        </w:rPr>
-        <w:t xml:space="preserve"> v5.2 </w:t>
+      <w:ins w:id="215" w:author="Luka Seamus Wright" w:date="2025-06-24T17:40:00Z" w16du:dateUtc="2025-06-24T09:40:00Z">
+        <w:r>
+          <w:rPr>
+            <w:rFonts w:ascii="Times New Roman" w:hAnsi="Times New Roman" w:cs="Times New Roman"/>
+          </w:rPr>
+          <w:t xml:space="preserve">physiology. </w:t>
+        </w:r>
+      </w:ins>
+      <w:r>
+        <w:rPr>
+          <w:rFonts w:ascii="Times New Roman" w:hAnsi="Times New Roman" w:cs="Times New Roman"/>
+        </w:rPr>
+        <w:t xml:space="preserve">This resulted in 127 suitable independent studies between 1957 and the present study (see supplementary references), from which I extracted data by copying tables or digitising plots using WebPlotDigitizer v5.2 </w:t>
       </w:r>
       <w:r>
         <w:rPr>
@@ -8963,21 +8623,7 @@
         <w:rPr>
           <w:rFonts w:ascii="Times New Roman" w:hAnsi="Times New Roman" w:cs="Times New Roman"/>
         </w:rPr>
-        <w:t xml:space="preserve">Data were collated into variables Reference, DOI, Group, Phylum, Order, Family, Species, Light, Water, Series, Day, Mean, SEM, N, Response, Method, Unit and Source. Some of these are self-explanatory, but most are not. Group classes observations into four non-taxonomic groups of interest: terrestrial plants (66 species), freshwater plants (6 species), seagrasses (5 species) and seaweeds (15 species). It is noteworthy that all freshwater plants belonged to the order </w:t>
-      </w:r>
-      <w:proofErr w:type="spellStart"/>
-      <w:r>
-        <w:rPr>
-          <w:rFonts w:ascii="Times New Roman" w:hAnsi="Times New Roman" w:cs="Times New Roman"/>
-        </w:rPr>
-        <w:t>Alismatales</w:t>
-      </w:r>
-      <w:proofErr w:type="spellEnd"/>
-      <w:r>
-        <w:rPr>
-          <w:rFonts w:ascii="Times New Roman" w:hAnsi="Times New Roman" w:cs="Times New Roman"/>
-        </w:rPr>
-        <w:t xml:space="preserve">, like seagrasses, and all seaweeds belonged to the green and brown algae (Table S1). My distinction between freshwater and terrestrial plants is based on </w:t>
+        <w:t xml:space="preserve">Data were collated into variables Reference, DOI, Group, Phylum, Order, Family, Species, Light, Water, Series, Day, Mean, SEM, N, Response, Method, Unit and Source. Some of these are self-explanatory, but most are not. Group classes observations into four non-taxonomic groups of interest: terrestrial plants (66 species), freshwater plants (6 species), seagrasses (5 species) and seaweeds (15 species). It is noteworthy that all freshwater plants belonged to the order Alismatales, like seagrasses, and all seaweeds belonged to the green and brown algae (Table S1). My distinction between freshwater and terrestrial plants is based on </w:t>
       </w:r>
       <w:proofErr w:type="gramStart"/>
       <w:r>
@@ -9027,21 +8673,7 @@
         <w:rPr>
           <w:rFonts w:ascii="Times New Roman" w:hAnsi="Times New Roman" w:cs="Times New Roman"/>
         </w:rPr>
-        <w:t xml:space="preserve"> and </w:t>
-      </w:r>
-      <w:proofErr w:type="spellStart"/>
-      <w:r>
-        <w:rPr>
-          <w:rFonts w:ascii="Times New Roman" w:hAnsi="Times New Roman" w:cs="Times New Roman"/>
-        </w:rPr>
-        <w:t>AlgaeBase</w:t>
-      </w:r>
-      <w:proofErr w:type="spellEnd"/>
-      <w:r>
-        <w:rPr>
-          <w:rFonts w:ascii="Times New Roman" w:hAnsi="Times New Roman" w:cs="Times New Roman"/>
-        </w:rPr>
-        <w:t xml:space="preserve"> </w:t>
+        <w:t xml:space="preserve"> and AlgaeBase </w:t>
       </w:r>
       <w:r>
         <w:rPr>
@@ -9091,14 +8723,14 @@
         <w:rPr>
           <w:rFonts w:ascii="Times New Roman" w:hAnsi="Times New Roman" w:cs="Times New Roman"/>
         </w:rPr>
-        <w:t xml:space="preserve"> the experimental plant tissue had access to light or water. Series numbers the measurement timeseries within a given study since most </w:t>
+        <w:t xml:space="preserve"> the experimental plant tissue had access to light or water. Series numbers the measurement timeseries within a given study since most studies reported several experiments, response variables, species or individuals. Only measurement series with at least three timepoints were accepted. Day is the time post-excision </w:t>
       </w:r>
       <w:r>
         <w:rPr>
           <w:rFonts w:ascii="Times New Roman" w:hAnsi="Times New Roman" w:cs="Times New Roman"/>
         </w:rPr>
         <w:lastRenderedPageBreak/>
-        <w:t>studies reported several experiments, response variables, species or individuals. Only measurement series with at least three timepoints were accepted. Day is the time post-excision given in d (</w:t>
+        <w:t>given in d (</w:t>
       </w:r>
       <m:oMath>
         <m:f>
@@ -9172,51 +8804,8 @@
         <w:rPr>
           <w:rFonts w:ascii="Times New Roman" w:hAnsi="Times New Roman" w:cs="Times New Roman"/>
         </w:rPr>
-        <w:t>). Mean is either an observation or the mean of several observations at a given timepoint. When the case is the latter, SEM and N are the standard error of the mean (</w:t>
-      </w:r>
-      <w:proofErr w:type="spellStart"/>
-      <w:r>
-        <w:rPr>
-          <w:rFonts w:ascii="Times New Roman" w:hAnsi="Times New Roman" w:cs="Times New Roman"/>
-        </w:rPr>
-        <w:t>s.e.m.</w:t>
-      </w:r>
-      <w:proofErr w:type="spellEnd"/>
-      <w:r>
-        <w:rPr>
-          <w:rFonts w:ascii="Times New Roman" w:hAnsi="Times New Roman" w:cs="Times New Roman"/>
-        </w:rPr>
-        <w:t xml:space="preserve">) and its sample size (n). Uncertainty was mostly given as </w:t>
-      </w:r>
-      <w:proofErr w:type="spellStart"/>
-      <w:r>
-        <w:rPr>
-          <w:rFonts w:ascii="Times New Roman" w:hAnsi="Times New Roman" w:cs="Times New Roman"/>
-        </w:rPr>
-        <w:t>s.e.m.</w:t>
-      </w:r>
-      <w:proofErr w:type="spellEnd"/>
-      <w:r>
-        <w:rPr>
-          <w:rFonts w:ascii="Times New Roman" w:hAnsi="Times New Roman" w:cs="Times New Roman"/>
-        </w:rPr>
-        <w:t xml:space="preserve">, but when </w:t>
-      </w:r>
-      <w:proofErr w:type="spellStart"/>
-      <w:r>
-        <w:rPr>
-          <w:rFonts w:ascii="Times New Roman" w:hAnsi="Times New Roman" w:cs="Times New Roman"/>
-        </w:rPr>
-        <w:t>s.d.</w:t>
-      </w:r>
-      <w:proofErr w:type="spellEnd"/>
-      <w:r>
-        <w:rPr>
-          <w:rFonts w:ascii="Times New Roman" w:hAnsi="Times New Roman" w:cs="Times New Roman"/>
-        </w:rPr>
-        <w:t xml:space="preserve"> was provided instead, this was converted as </w:t>
-      </w:r>
-      <w:proofErr w:type="spellStart"/>
+        <w:t xml:space="preserve">). Mean is either an observation or the mean of several observations at a given timepoint. When the case is the latter, SEM and N are the standard error of the mean (s.e.m.) and its sample size (n). Uncertainty was mostly given as s.e.m., but when s.d. was provided instead, this was converted as </w:t>
+      </w:r>
       <m:oMath>
         <m:r>
           <m:rPr>
@@ -9225,17 +8814,7 @@
           <w:rPr>
             <w:rFonts w:ascii="Times New Roman" w:hAnsi="Times New Roman" w:cs="Times New Roman"/>
           </w:rPr>
-          <m:t>s.e.m.</m:t>
-        </m:r>
-        <w:proofErr w:type="spellEnd"/>
-        <m:r>
-          <m:rPr>
-            <m:nor/>
-          </m:rPr>
-          <w:rPr>
-            <w:rFonts w:ascii="Times New Roman" w:hAnsi="Times New Roman" w:cs="Times New Roman"/>
-          </w:rPr>
-          <m:t xml:space="preserve"> = </m:t>
+          <m:t xml:space="preserve">s.e.m. = </m:t>
         </m:r>
         <m:f>
           <m:fPr>
@@ -9290,7 +8869,6 @@
         </w:rPr>
         <w:t xml:space="preserve">. In a few cases uncertainty was given as a 95% confidence interval (CI) or interquartile range (IQR). In the former case, I converted as </w:t>
       </w:r>
-      <w:proofErr w:type="spellStart"/>
       <m:oMath>
         <m:r>
           <m:rPr>
@@ -9299,17 +8877,7 @@
           <w:rPr>
             <w:rFonts w:ascii="Times New Roman" w:hAnsi="Times New Roman" w:cs="Times New Roman"/>
           </w:rPr>
-          <m:t>s.e.m.</m:t>
-        </m:r>
-        <w:proofErr w:type="spellEnd"/>
-        <m:r>
-          <m:rPr>
-            <m:nor/>
-          </m:rPr>
-          <w:rPr>
-            <w:rFonts w:ascii="Times New Roman" w:hAnsi="Times New Roman" w:cs="Times New Roman"/>
-          </w:rPr>
-          <m:t xml:space="preserve"> = </m:t>
+          <m:t xml:space="preserve">s.e.m. = </m:t>
         </m:r>
         <m:f>
           <m:fPr>
@@ -9507,7 +9075,6 @@
         </w:rPr>
         <w:t xml:space="preserve">) as </w:t>
       </w:r>
-      <w:proofErr w:type="spellStart"/>
       <m:oMath>
         <m:r>
           <m:rPr>
@@ -9516,17 +9083,7 @@
           <w:rPr>
             <w:rFonts w:ascii="Times New Roman" w:hAnsi="Times New Roman" w:cs="Times New Roman"/>
           </w:rPr>
-          <m:t>s.e.m.</m:t>
-        </m:r>
-        <w:proofErr w:type="spellEnd"/>
-        <m:r>
-          <m:rPr>
-            <m:nor/>
-          </m:rPr>
-          <w:rPr>
-            <w:rFonts w:ascii="Times New Roman" w:hAnsi="Times New Roman" w:cs="Times New Roman"/>
-          </w:rPr>
-          <m:t xml:space="preserve"> = </m:t>
+          <m:t xml:space="preserve">s.e.m. = </m:t>
         </m:r>
         <m:f>
           <m:fPr>
@@ -9700,21 +9257,7 @@
         <w:rPr>
           <w:rFonts w:ascii="Times New Roman" w:hAnsi="Times New Roman" w:cs="Times New Roman"/>
         </w:rPr>
-        <w:t>github.com/</w:t>
-      </w:r>
-      <w:proofErr w:type="spellStart"/>
-      <w:r>
-        <w:rPr>
-          <w:rFonts w:ascii="Times New Roman" w:hAnsi="Times New Roman" w:cs="Times New Roman"/>
-        </w:rPr>
-        <w:t>lukaseamus</w:t>
-      </w:r>
-      <w:proofErr w:type="spellEnd"/>
-      <w:r>
-        <w:rPr>
-          <w:rFonts w:ascii="Times New Roman" w:hAnsi="Times New Roman" w:cs="Times New Roman"/>
-        </w:rPr>
-        <w:t>/</w:t>
+        <w:t>github.com/lukaseamus/</w:t>
       </w:r>
       <w:proofErr w:type="gramStart"/>
       <w:r>
@@ -9750,49 +9293,13 @@
         <w:rPr>
           <w:rFonts w:ascii="Times New Roman" w:hAnsi="Times New Roman" w:cs="Times New Roman"/>
         </w:rPr>
-        <w:t xml:space="preserve">The resulting 535 measurement series contained a mixture of observations and means. To jointly analyse data with such different levels of uncertainty one must either condense observations to means and </w:t>
-      </w:r>
-      <w:proofErr w:type="spellStart"/>
-      <w:r>
-        <w:rPr>
-          <w:rFonts w:ascii="Times New Roman" w:hAnsi="Times New Roman" w:cs="Times New Roman"/>
-        </w:rPr>
-        <w:t>s.e.m.</w:t>
-      </w:r>
-      <w:proofErr w:type="spellEnd"/>
-      <w:r>
-        <w:rPr>
-          <w:rFonts w:ascii="Times New Roman" w:hAnsi="Times New Roman" w:cs="Times New Roman"/>
-        </w:rPr>
-        <w:t xml:space="preserve"> or </w:t>
-      </w:r>
-      <w:proofErr w:type="spellStart"/>
-      <w:r>
-        <w:rPr>
-          <w:rFonts w:ascii="Times New Roman" w:hAnsi="Times New Roman" w:cs="Times New Roman"/>
-        </w:rPr>
-        <w:t>s.d.</w:t>
-      </w:r>
-      <w:proofErr w:type="spellEnd"/>
-      <w:r>
-        <w:rPr>
-          <w:rFonts w:ascii="Times New Roman" w:hAnsi="Times New Roman" w:cs="Times New Roman"/>
-        </w:rPr>
-        <w:t xml:space="preserve"> and build a measurement error model or expand means to observations. I opted for the latter and obtained 10566 observations by simulating draws from the normal distribution using </w:t>
-      </w:r>
-      <w:proofErr w:type="spellStart"/>
+        <w:t xml:space="preserve">The resulting 535 measurement series contained a mixture of observations and means. To jointly analyse data with such different levels of uncertainty one must either condense observations to means and s.e.m. or s.d. and build a measurement error model or expand means to observations. I opted for the latter and obtained 10566 observations by simulating draws from the normal distribution using </w:t>
+      </w:r>
       <w:r>
         <w:rPr>
           <w:rFonts w:ascii="Courier New" w:hAnsi="Courier New" w:cs="Courier New"/>
         </w:rPr>
-        <w:t>rnorm</w:t>
-      </w:r>
-      <w:proofErr w:type="spellEnd"/>
-      <w:r>
-        <w:rPr>
-          <w:rFonts w:ascii="Courier New" w:hAnsi="Courier New" w:cs="Courier New"/>
-        </w:rPr>
-        <w:t>( N , Mean , SEM * sqrt(N) )</w:t>
+        <w:t>rnorm( N , Mean , SEM * sqrt(N) )</w:t>
       </w:r>
       <w:r>
         <w:rPr>
@@ -9977,35 +9484,14 @@
         <w:rPr>
           <w:rFonts w:ascii="Times New Roman" w:hAnsi="Times New Roman" w:cs="Times New Roman"/>
         </w:rPr>
-        <w:t xml:space="preserve">. Prior to analysis, I normalised observations to proportions by dividing by the initial observation or mean of initial observations in the </w:t>
+        <w:t xml:space="preserve">. Prior to analysis, I normalised observations to proportions by dividing by the initial observation or mean of initial observations in the timeseries. This was the favourable choice as opposed to min-max normalisation, since many detrital photosynthesis data already come expressed as % or proportion of initial. The drawback </w:t>
       </w:r>
       <w:r>
         <w:rPr>
           <w:rFonts w:ascii="Times New Roman" w:hAnsi="Times New Roman" w:cs="Times New Roman"/>
         </w:rPr>
         <w:lastRenderedPageBreak/>
-        <w:t xml:space="preserve">timeseries. This was the favourable choice as opposed to min-max normalisation, since many detrital photosynthesis data already come expressed as % or proportion of initial. The drawback is that data aren’t fully brought onto the same scale because some variables allow negative proportions (e.g. net gas exchange) while most don’t (e.g. </w:t>
-      </w:r>
-      <w:proofErr w:type="spellStart"/>
-      <w:r>
-        <w:rPr>
-          <w:rFonts w:ascii="Times New Roman" w:hAnsi="Times New Roman" w:cs="Times New Roman"/>
-        </w:rPr>
-        <w:t>Chl</w:t>
-      </w:r>
-      <w:proofErr w:type="spellEnd"/>
-      <w:r>
-        <w:rPr>
-          <w:rFonts w:ascii="Times New Roman" w:hAnsi="Times New Roman" w:cs="Times New Roman"/>
-        </w:rPr>
-        <w:t xml:space="preserve">, </w:t>
-      </w:r>
-      <w:proofErr w:type="spellStart"/>
-      <w:r>
-        <w:rPr>
-          <w:rFonts w:ascii="Times New Roman" w:hAnsi="Times New Roman" w:cs="Times New Roman"/>
-        </w:rPr>
-        <w:t>F</w:t>
+        <w:t>is that data aren’t fully brought onto the same scale because some variables allow negative proportions (e.g. net gas exchange) while most don’t (e.g. Chl, F</w:t>
       </w:r>
       <w:r>
         <w:rPr>
@@ -10014,7 +9500,6 @@
         </w:rPr>
         <w:t>v</w:t>
       </w:r>
-      <w:proofErr w:type="spellEnd"/>
       <w:r>
         <w:rPr>
           <w:rFonts w:ascii="Times New Roman" w:hAnsi="Times New Roman" w:cs="Times New Roman"/>
@@ -10145,21 +9630,35 @@
         <w:rPr>
           <w:rFonts w:ascii="Times New Roman" w:hAnsi="Times New Roman" w:cs="Times New Roman"/>
         </w:rPr>
-        <w:t xml:space="preserve">. I again chose a reasonable </w:t>
-      </w:r>
-      <w:proofErr w:type="spellStart"/>
-      <w:r>
-        <w:rPr>
-          <w:rFonts w:ascii="Times New Roman" w:hAnsi="Times New Roman" w:cs="Times New Roman"/>
-        </w:rPr>
-        <w:t>s.d.</w:t>
-      </w:r>
-      <w:proofErr w:type="spellEnd"/>
-      <w:r>
-        <w:rPr>
-          <w:rFonts w:ascii="Times New Roman" w:hAnsi="Times New Roman" w:cs="Times New Roman"/>
-        </w:rPr>
-        <w:t xml:space="preserve"> based on prior simulation and put an additional joint prior on </w:t>
+        <w:t xml:space="preserve">. I again chose a reasonable s.d. based on prior simulation and put an additional </w:t>
+      </w:r>
+      <w:del w:id="216" w:author="Luka Seamus Wright" w:date="2025-06-30T01:12:00Z" w16du:dateUtc="2025-06-29T17:12:00Z">
+        <w:r>
+          <w:rPr>
+            <w:rFonts w:ascii="Times New Roman" w:hAnsi="Times New Roman" w:cs="Times New Roman"/>
+          </w:rPr>
+          <w:delText xml:space="preserve">joint </w:delText>
+        </w:r>
+      </w:del>
+      <w:r>
+        <w:rPr>
+          <w:rFonts w:ascii="Times New Roman" w:hAnsi="Times New Roman" w:cs="Times New Roman"/>
+        </w:rPr>
+        <w:t>prior on</w:t>
+      </w:r>
+      <w:ins w:id="217" w:author="Luka Seamus Wright" w:date="2025-06-30T01:12:00Z" w16du:dateUtc="2025-06-29T17:12:00Z">
+        <w:r>
+          <w:rPr>
+            <w:rFonts w:ascii="Times New Roman" w:hAnsi="Times New Roman" w:cs="Times New Roman"/>
+          </w:rPr>
+          <w:t xml:space="preserve"> the product of</w:t>
+        </w:r>
+      </w:ins>
+      <w:r>
+        <w:rPr>
+          <w:rFonts w:ascii="Times New Roman" w:hAnsi="Times New Roman" w:cs="Times New Roman"/>
+        </w:rPr>
+        <w:t xml:space="preserve"> </w:t>
       </w:r>
       <w:r>
         <w:rPr>
@@ -10187,7 +9686,29 @@
         <w:rPr>
           <w:rFonts w:ascii="Times New Roman" w:hAnsi="Times New Roman" w:cs="Times New Roman"/>
         </w:rPr>
-        <w:t xml:space="preserve">. Several terrestrial plant studies reported photosynthetic decay over periods of only minutes post-excision (Table S1). These data pull the intercept down when given a weak joint prior, necessitating a much tighter prior. The logistic intercept was therefore constrained to 4 ± 0.1, equivalent to 0.98 ± 0.0018 on the probability scale: </w:t>
+        <w:t xml:space="preserve">. Several terrestrial plant studies reported photosynthetic decay over periods of only minutes post-excision (Table S1). These data pull the intercept down when given a weak joint prior, necessitating a much tighter prior. The logistic intercept was therefore constrained </w:t>
+      </w:r>
+      <w:del w:id="218" w:author="Luka Seamus Wright" w:date="2025-06-30T01:09:00Z" w16du:dateUtc="2025-06-29T17:09:00Z">
+        <w:r>
+          <w:rPr>
+            <w:rFonts w:ascii="Times New Roman" w:hAnsi="Times New Roman" w:cs="Times New Roman"/>
+          </w:rPr>
+          <w:delText>to 4 ± 0.1, equivalent to 0.98 ± 0.0018 on the probability scale:</w:delText>
+        </w:r>
+      </w:del>
+      <w:ins w:id="219" w:author="Luka Seamus Wright" w:date="2025-06-30T01:09:00Z" w16du:dateUtc="2025-06-29T17:09:00Z">
+        <w:r>
+          <w:rPr>
+            <w:rFonts w:ascii="Times New Roman" w:hAnsi="Times New Roman" w:cs="Times New Roman"/>
+          </w:rPr>
+          <w:t>with</w:t>
+        </w:r>
+      </w:ins>
+      <w:r>
+        <w:rPr>
+          <w:rFonts w:ascii="Times New Roman" w:hAnsi="Times New Roman" w:cs="Times New Roman"/>
+        </w:rPr>
+        <w:t xml:space="preserve"> </w:t>
       </w:r>
       <w:r>
         <w:rPr>
@@ -10195,56 +9716,166 @@
         </w:rPr>
         <w:t xml:space="preserve">target += </w:t>
       </w:r>
-      <w:proofErr w:type="spellStart"/>
+      <w:ins w:id="220" w:author="Luka Seamus Wright" w:date="2025-06-30T01:11:00Z" w16du:dateUtc="2025-06-29T17:11:00Z">
+        <w:r>
+          <w:rPr>
+            <w:rFonts w:ascii="Courier New" w:hAnsi="Courier New" w:cs="Courier New"/>
+          </w:rPr>
+          <w:t>normal</w:t>
+        </w:r>
+      </w:ins>
+      <w:del w:id="221" w:author="Luka Seamus Wright" w:date="2025-06-30T01:11:00Z" w16du:dateUtc="2025-06-29T17:11:00Z">
+        <w:r>
+          <w:rPr>
+            <w:rFonts w:ascii="Courier New" w:hAnsi="Courier New" w:cs="Courier New"/>
+          </w:rPr>
+          <w:delText>gam</w:delText>
+        </w:r>
+      </w:del>
+      <w:del w:id="222" w:author="Luka Seamus Wright" w:date="2025-06-30T01:10:00Z" w16du:dateUtc="2025-06-29T17:10:00Z">
+        <w:r>
+          <w:rPr>
+            <w:rFonts w:ascii="Courier New" w:hAnsi="Courier New" w:cs="Courier New"/>
+          </w:rPr>
+          <w:delText>ma</w:delText>
+        </w:r>
+      </w:del>
       <w:r>
         <w:rPr>
           <w:rFonts w:ascii="Courier New" w:hAnsi="Courier New" w:cs="Courier New"/>
         </w:rPr>
-        <w:t>gamma_</w:t>
-      </w:r>
-      <w:proofErr w:type="gramStart"/>
+        <w:t xml:space="preserve">_lpdf( </w:t>
+      </w:r>
+      <w:ins w:id="223" w:author="Luka Seamus Wright" w:date="2025-06-30T01:11:00Z" w16du:dateUtc="2025-06-29T17:11:00Z">
+        <w:r>
+          <w:rPr>
+            <w:rFonts w:ascii="Courier New" w:hAnsi="Courier New" w:cs="Courier New"/>
+          </w:rPr>
+          <w:t>log(</w:t>
+        </w:r>
+      </w:ins>
       <w:r>
         <w:rPr>
           <w:rFonts w:ascii="Courier New" w:hAnsi="Courier New" w:cs="Courier New"/>
         </w:rPr>
-        <w:t>lpdf</w:t>
-      </w:r>
-      <w:proofErr w:type="spellEnd"/>
+        <w:t>k</w:t>
+      </w:r>
+      <w:ins w:id="224" w:author="Luka Seamus Wright" w:date="2025-06-30T01:11:00Z" w16du:dateUtc="2025-06-29T17:11:00Z">
+        <w:r>
+          <w:rPr>
+            <w:rFonts w:ascii="Courier New" w:hAnsi="Courier New" w:cs="Courier New"/>
+          </w:rPr>
+          <w:t>)</w:t>
+        </w:r>
+      </w:ins>
       <w:r>
         <w:rPr>
           <w:rFonts w:ascii="Courier New" w:hAnsi="Courier New" w:cs="Courier New"/>
         </w:rPr>
-        <w:t>( k .*</w:t>
-      </w:r>
-      <w:proofErr w:type="gramEnd"/>
+        <w:t xml:space="preserve"> </w:t>
+      </w:r>
+      <w:ins w:id="225" w:author="Luka Seamus Wright" w:date="2025-06-30T01:11:00Z" w16du:dateUtc="2025-06-29T17:11:00Z">
+        <w:r>
+          <w:rPr>
+            <w:rFonts w:ascii="Courier New" w:hAnsi="Courier New" w:cs="Courier New"/>
+          </w:rPr>
+          <w:t>+</w:t>
+        </w:r>
+      </w:ins>
+      <w:del w:id="226" w:author="Luka Seamus Wright" w:date="2025-06-30T01:11:00Z" w16du:dateUtc="2025-06-29T17:11:00Z">
+        <w:r>
+          <w:rPr>
+            <w:rFonts w:ascii="Courier New" w:hAnsi="Courier New" w:cs="Courier New"/>
+          </w:rPr>
+          <w:delText>.*</w:delText>
+        </w:r>
+      </w:del>
       <w:r>
         <w:rPr>
           <w:rFonts w:ascii="Courier New" w:hAnsi="Courier New" w:cs="Courier New"/>
         </w:rPr>
-        <w:t xml:space="preserve"> mu | 4^2 / 0.1^</w:t>
-      </w:r>
-      <w:proofErr w:type="gramStart"/>
+        <w:t xml:space="preserve"> </w:t>
+      </w:r>
+      <w:ins w:id="227" w:author="Luka Seamus Wright" w:date="2025-06-30T01:11:00Z" w16du:dateUtc="2025-06-29T17:11:00Z">
+        <w:r>
+          <w:rPr>
+            <w:rFonts w:ascii="Courier New" w:hAnsi="Courier New" w:cs="Courier New"/>
+          </w:rPr>
+          <w:t>log(</w:t>
+        </w:r>
+      </w:ins>
       <w:r>
         <w:rPr>
           <w:rFonts w:ascii="Courier New" w:hAnsi="Courier New" w:cs="Courier New"/>
         </w:rPr>
-        <w:t>2 ,</w:t>
-      </w:r>
-      <w:proofErr w:type="gramEnd"/>
+        <w:t>mu</w:t>
+      </w:r>
+      <w:ins w:id="228" w:author="Luka Seamus Wright" w:date="2025-06-30T01:11:00Z" w16du:dateUtc="2025-06-29T17:11:00Z">
+        <w:r>
+          <w:rPr>
+            <w:rFonts w:ascii="Courier New" w:hAnsi="Courier New" w:cs="Courier New"/>
+          </w:rPr>
+          <w:t>)</w:t>
+        </w:r>
+      </w:ins>
       <w:r>
         <w:rPr>
           <w:rFonts w:ascii="Courier New" w:hAnsi="Courier New" w:cs="Courier New"/>
         </w:rPr>
-        <w:t xml:space="preserve"> 4 / 0.1^</w:t>
-      </w:r>
-      <w:proofErr w:type="gramStart"/>
+        <w:t xml:space="preserve"> |</w:t>
+      </w:r>
+      <w:del w:id="229" w:author="Luka Seamus Wright" w:date="2025-06-30T01:11:00Z" w16du:dateUtc="2025-06-29T17:11:00Z">
+        <w:r>
+          <w:rPr>
+            <w:rFonts w:ascii="Courier New" w:hAnsi="Courier New" w:cs="Courier New"/>
+          </w:rPr>
+          <w:delText xml:space="preserve"> </w:delText>
+        </w:r>
+      </w:del>
+      <w:ins w:id="230" w:author="Luka Seamus Wright" w:date="2025-06-30T01:11:00Z" w16du:dateUtc="2025-06-29T17:11:00Z">
+        <w:r>
+          <w:rPr>
+            <w:rFonts w:ascii="Courier New" w:hAnsi="Courier New" w:cs="Courier New"/>
+          </w:rPr>
+          <w:t xml:space="preserve"> log(5) </w:t>
+        </w:r>
+      </w:ins>
+      <w:del w:id="231" w:author="Luka Seamus Wright" w:date="2025-06-30T01:11:00Z" w16du:dateUtc="2025-06-29T17:11:00Z">
+        <w:r>
+          <w:rPr>
+            <w:rFonts w:ascii="Courier New" w:hAnsi="Courier New" w:cs="Courier New"/>
+          </w:rPr>
+          <w:delText xml:space="preserve">4^2 / 0.1^2 </w:delText>
+        </w:r>
+      </w:del>
       <w:r>
         <w:rPr>
           <w:rFonts w:ascii="Courier New" w:hAnsi="Courier New" w:cs="Courier New"/>
         </w:rPr>
-        <w:t>2 )</w:t>
-      </w:r>
-      <w:proofErr w:type="gramEnd"/>
+        <w:t xml:space="preserve">, </w:t>
+      </w:r>
+      <w:del w:id="232" w:author="Luka Seamus Wright" w:date="2025-06-30T01:11:00Z" w16du:dateUtc="2025-06-29T17:11:00Z">
+        <w:r>
+          <w:rPr>
+            <w:rFonts w:ascii="Courier New" w:hAnsi="Courier New" w:cs="Courier New"/>
+          </w:rPr>
+          <w:delText>4 / 0.1^2</w:delText>
+        </w:r>
+      </w:del>
+      <w:ins w:id="233" w:author="Luka Seamus Wright" w:date="2025-06-30T01:11:00Z" w16du:dateUtc="2025-06-29T17:11:00Z">
+        <w:r>
+          <w:rPr>
+            <w:rFonts w:ascii="Courier New" w:hAnsi="Courier New" w:cs="Courier New"/>
+          </w:rPr>
+          <w:t>0.05</w:t>
+        </w:r>
+      </w:ins>
+      <w:r>
+        <w:rPr>
+          <w:rFonts w:ascii="Courier New" w:hAnsi="Courier New" w:cs="Courier New"/>
+        </w:rPr>
+        <w:t xml:space="preserve"> )</w:t>
+      </w:r>
       <w:r>
         <w:rPr>
           <w:rFonts w:ascii="Times New Roman" w:hAnsi="Times New Roman" w:cs="Times New Roman"/>
@@ -10313,6 +9944,7 @@
           <w:i/>
           <w:iCs/>
         </w:rPr>
+        <w:lastRenderedPageBreak/>
         <w:t>Halophila ovalis</w:t>
       </w:r>
       <w:r>
@@ -10321,29 +9953,33 @@
         </w:rPr>
         <w:t xml:space="preserve"> photosynthesised for longer post-excision than </w:t>
       </w:r>
-      <w:proofErr w:type="spellStart"/>
       <w:r>
         <w:rPr>
           <w:rFonts w:ascii="Times New Roman" w:hAnsi="Times New Roman" w:cs="Times New Roman"/>
           <w:i/>
           <w:iCs/>
         </w:rPr>
-        <w:t>Amphibolis</w:t>
-      </w:r>
-      <w:proofErr w:type="spellEnd"/>
+        <w:t>Amphibolis antarctica</w:t>
+      </w:r>
+      <w:r>
+        <w:rPr>
+          <w:rFonts w:ascii="Times New Roman" w:hAnsi="Times New Roman" w:cs="Times New Roman"/>
+        </w:rPr>
+        <w:t xml:space="preserve">. After 34 d, the duration of the experiment, all </w:t>
+      </w:r>
       <w:r>
         <w:rPr>
           <w:rFonts w:ascii="Times New Roman" w:hAnsi="Times New Roman" w:cs="Times New Roman"/>
           <w:i/>
           <w:iCs/>
         </w:rPr>
-        <w:t xml:space="preserve"> antarctica</w:t>
-      </w:r>
-      <w:r>
-        <w:rPr>
-          <w:rFonts w:ascii="Times New Roman" w:hAnsi="Times New Roman" w:cs="Times New Roman"/>
-        </w:rPr>
-        <w:t xml:space="preserve">. After 34 d, the duration of the experiment, all </w:t>
+        <w:t>H. ovalis</w:t>
+      </w:r>
+      <w:r>
+        <w:rPr>
+          <w:rFonts w:ascii="Times New Roman" w:hAnsi="Times New Roman" w:cs="Times New Roman"/>
+        </w:rPr>
+        <w:t xml:space="preserve"> leaves were still obviously net autotrophic while all </w:t>
       </w:r>
       <w:r>
         <w:rPr>
@@ -10351,13 +9987,155 @@
           <w:i/>
           <w:iCs/>
         </w:rPr>
+        <w:t>A. antarctica</w:t>
+      </w:r>
+      <w:r>
+        <w:rPr>
+          <w:rFonts w:ascii="Times New Roman" w:hAnsi="Times New Roman" w:cs="Times New Roman"/>
+        </w:rPr>
+        <w:t xml:space="preserve"> leaves were apparently dead. Comparing logistic decay rates (</w:t>
+      </w:r>
+      <w:r>
+        <w:rPr>
+          <w:rFonts w:ascii="Times New Roman" w:hAnsi="Times New Roman" w:cs="Times New Roman"/>
+          <w:i/>
+          <w:iCs/>
+        </w:rPr>
+        <w:t>k</w:t>
+      </w:r>
+      <w:r>
+        <w:rPr>
+          <w:rFonts w:ascii="Times New Roman" w:hAnsi="Times New Roman" w:cs="Times New Roman"/>
+        </w:rPr>
+        <w:t>) and times of death (</w:t>
+      </w:r>
+      <w:r>
+        <w:rPr>
+          <w:rFonts w:ascii="Times New Roman" w:hAnsi="Times New Roman" w:cs="Times New Roman"/>
+          <w:i/>
+          <w:iCs/>
+        </w:rPr>
+        <w:t>µ</w:t>
+      </w:r>
+      <w:r>
+        <w:rPr>
+          <w:rFonts w:ascii="Times New Roman" w:hAnsi="Times New Roman" w:cs="Times New Roman"/>
+        </w:rPr>
+        <w:t>) of light-saturated net photosynthesis (</w:t>
+      </w:r>
+      <w:r>
+        <w:rPr>
+          <w:rFonts w:ascii="Times New Roman" w:hAnsi="Times New Roman" w:cs="Times New Roman"/>
+          <w:i/>
+          <w:iCs/>
+        </w:rPr>
+        <w:t>P</w:t>
+      </w:r>
+      <w:r>
+        <w:rPr>
+          <w:rFonts w:ascii="Times New Roman" w:hAnsi="Times New Roman" w:cs="Times New Roman"/>
+          <w:vertAlign w:val="subscript"/>
+        </w:rPr>
+        <w:t>max</w:t>
+      </w:r>
+      <w:r>
+        <w:rPr>
+          <w:rFonts w:ascii="Times New Roman" w:hAnsi="Times New Roman" w:cs="Times New Roman"/>
+        </w:rPr>
+        <w:t xml:space="preserve">) clarifies this difference. On a mass basis, </w:t>
+      </w:r>
+      <w:r>
+        <w:rPr>
+          <w:rFonts w:ascii="Times New Roman" w:hAnsi="Times New Roman" w:cs="Times New Roman"/>
+          <w:i/>
+          <w:iCs/>
+        </w:rPr>
+        <w:t>A. antarctica</w:t>
+      </w:r>
+      <w:r>
+        <w:rPr>
+          <w:rFonts w:ascii="Times New Roman" w:hAnsi="Times New Roman" w:cs="Times New Roman"/>
+        </w:rPr>
+        <w:t xml:space="preserve"> started with </w:t>
+      </w:r>
+      <w:del w:id="234" w:author="Luka Seamus Wright" w:date="2025-06-28T20:25:00Z" w16du:dateUtc="2025-06-28T12:25:00Z">
+        <w:r>
+          <w:rPr>
+            <w:rFonts w:ascii="Times New Roman" w:hAnsi="Times New Roman" w:cs="Times New Roman"/>
+          </w:rPr>
+          <w:delText>a similar</w:delText>
+        </w:r>
+      </w:del>
+      <w:ins w:id="235" w:author="Luka Seamus Wright" w:date="2025-06-28T20:25:00Z" w16du:dateUtc="2025-06-28T12:25:00Z">
+        <w:r>
+          <w:rPr>
+            <w:rFonts w:ascii="Times New Roman" w:hAnsi="Times New Roman" w:cs="Times New Roman"/>
+          </w:rPr>
+          <w:t>somewhat higher</w:t>
+        </w:r>
+      </w:ins>
+      <w:r>
+        <w:rPr>
+          <w:rFonts w:ascii="Times New Roman" w:hAnsi="Times New Roman" w:cs="Times New Roman"/>
+        </w:rPr>
+        <w:t xml:space="preserve"> </w:t>
+      </w:r>
+      <w:r>
+        <w:rPr>
+          <w:rFonts w:ascii="Times New Roman" w:hAnsi="Times New Roman" w:cs="Times New Roman"/>
+          <w:i/>
+          <w:iCs/>
+        </w:rPr>
+        <w:t>P</w:t>
+      </w:r>
+      <w:r>
+        <w:rPr>
+          <w:rFonts w:ascii="Times New Roman" w:hAnsi="Times New Roman" w:cs="Times New Roman"/>
+          <w:vertAlign w:val="subscript"/>
+        </w:rPr>
+        <w:t>max</w:t>
+      </w:r>
+      <w:r>
+        <w:rPr>
+          <w:rFonts w:ascii="Times New Roman" w:hAnsi="Times New Roman" w:cs="Times New Roman"/>
+        </w:rPr>
+        <w:t xml:space="preserve"> </w:t>
+      </w:r>
+      <w:del w:id="236" w:author="Luka Seamus Wright" w:date="2025-06-28T20:25:00Z" w16du:dateUtc="2025-06-28T12:25:00Z">
+        <w:r>
+          <w:rPr>
+            <w:rFonts w:ascii="Times New Roman" w:hAnsi="Times New Roman" w:cs="Times New Roman"/>
+          </w:rPr>
+          <w:delText xml:space="preserve">to </w:delText>
+        </w:r>
+      </w:del>
+      <w:ins w:id="237" w:author="Luka Seamus Wright" w:date="2025-06-28T20:25:00Z" w16du:dateUtc="2025-06-28T12:25:00Z">
+        <w:r>
+          <w:rPr>
+            <w:rFonts w:ascii="Times New Roman" w:hAnsi="Times New Roman" w:cs="Times New Roman"/>
+          </w:rPr>
+          <w:t>than</w:t>
+        </w:r>
+        <w:r>
+          <w:rPr>
+            <w:rFonts w:ascii="Times New Roman" w:hAnsi="Times New Roman" w:cs="Times New Roman"/>
+          </w:rPr>
+          <w:t xml:space="preserve"> </w:t>
+        </w:r>
+      </w:ins>
+      <w:r>
+        <w:rPr>
+          <w:rFonts w:ascii="Times New Roman" w:hAnsi="Times New Roman" w:cs="Times New Roman"/>
+          <w:i/>
+          <w:iCs/>
+        </w:rPr>
         <w:t>H. ovalis</w:t>
       </w:r>
       <w:r>
         <w:rPr>
           <w:rFonts w:ascii="Times New Roman" w:hAnsi="Times New Roman" w:cs="Times New Roman"/>
         </w:rPr>
-        <w:t xml:space="preserve"> leaves were still obviously net autotrophic while all </w:t>
+        <w:t xml:space="preserve">, but its </w:t>
       </w:r>
       <w:r>
         <w:rPr>
@@ -10365,13 +10143,100 @@
           <w:i/>
           <w:iCs/>
         </w:rPr>
+        <w:t>P</w:t>
+      </w:r>
+      <w:r>
+        <w:rPr>
+          <w:rFonts w:ascii="Times New Roman" w:hAnsi="Times New Roman" w:cs="Times New Roman"/>
+          <w:vertAlign w:val="subscript"/>
+        </w:rPr>
+        <w:t>max</w:t>
+      </w:r>
+      <w:r>
+        <w:rPr>
+          <w:rFonts w:ascii="Times New Roman" w:hAnsi="Times New Roman" w:cs="Times New Roman"/>
+        </w:rPr>
+        <w:t xml:space="preserve"> decayed 1.</w:t>
+      </w:r>
+      <w:ins w:id="238" w:author="Luka Seamus Wright" w:date="2025-06-28T20:27:00Z" w16du:dateUtc="2025-06-28T12:27:00Z">
+        <w:r>
+          <w:rPr>
+            <w:rFonts w:ascii="Times New Roman" w:hAnsi="Times New Roman" w:cs="Times New Roman"/>
+          </w:rPr>
+          <w:t>7</w:t>
+        </w:r>
+      </w:ins>
+      <w:del w:id="239" w:author="Luka Seamus Wright" w:date="2025-06-28T20:27:00Z" w16du:dateUtc="2025-06-28T12:27:00Z">
+        <w:r>
+          <w:rPr>
+            <w:rFonts w:ascii="Times New Roman" w:hAnsi="Times New Roman" w:cs="Times New Roman"/>
+          </w:rPr>
+          <w:delText>5</w:delText>
+        </w:r>
+      </w:del>
+      <w:r>
+        <w:rPr>
+          <w:rFonts w:ascii="Times New Roman" w:hAnsi="Times New Roman" w:cs="Times New Roman"/>
+        </w:rPr>
+        <w:t xml:space="preserve"> times faster and expired 2</w:t>
+      </w:r>
+      <w:ins w:id="240" w:author="Luka Seamus Wright" w:date="2025-06-28T20:27:00Z" w16du:dateUtc="2025-06-28T12:27:00Z">
+        <w:r>
+          <w:rPr>
+            <w:rFonts w:ascii="Times New Roman" w:hAnsi="Times New Roman" w:cs="Times New Roman"/>
+          </w:rPr>
+          <w:t>1</w:t>
+        </w:r>
+      </w:ins>
+      <w:del w:id="241" w:author="Luka Seamus Wright" w:date="2025-06-28T20:27:00Z" w16du:dateUtc="2025-06-28T12:27:00Z">
+        <w:r>
+          <w:rPr>
+            <w:rFonts w:ascii="Times New Roman" w:hAnsi="Times New Roman" w:cs="Times New Roman"/>
+          </w:rPr>
+          <w:delText>0</w:delText>
+        </w:r>
+      </w:del>
+      <w:r>
+        <w:rPr>
+          <w:rFonts w:ascii="Times New Roman" w:hAnsi="Times New Roman" w:cs="Times New Roman"/>
+        </w:rPr>
+        <w:t xml:space="preserve"> ± 2.</w:t>
+      </w:r>
+      <w:ins w:id="242" w:author="Luka Seamus Wright" w:date="2025-06-28T20:27:00Z" w16du:dateUtc="2025-06-28T12:27:00Z">
+        <w:r>
+          <w:rPr>
+            <w:rFonts w:ascii="Times New Roman" w:hAnsi="Times New Roman" w:cs="Times New Roman"/>
+          </w:rPr>
+          <w:t>6</w:t>
+        </w:r>
+      </w:ins>
+      <w:del w:id="243" w:author="Luka Seamus Wright" w:date="2025-06-28T20:27:00Z" w16du:dateUtc="2025-06-28T12:27:00Z">
+        <w:r>
+          <w:rPr>
+            <w:rFonts w:ascii="Times New Roman" w:hAnsi="Times New Roman" w:cs="Times New Roman"/>
+          </w:rPr>
+          <w:delText>4</w:delText>
+        </w:r>
+      </w:del>
+      <w:r>
+        <w:rPr>
+          <w:rFonts w:ascii="Times New Roman" w:hAnsi="Times New Roman" w:cs="Times New Roman"/>
+        </w:rPr>
+        <w:t xml:space="preserve"> d (mean ± s.d.) earlier (Figure 1a, Table 1). On a leaf basis, </w:t>
+      </w:r>
+      <w:r>
+        <w:rPr>
+          <w:rFonts w:ascii="Times New Roman" w:hAnsi="Times New Roman" w:cs="Times New Roman"/>
+          <w:i/>
+          <w:iCs/>
+        </w:rPr>
         <w:t>A. antarctica</w:t>
       </w:r>
       <w:r>
         <w:rPr>
           <w:rFonts w:ascii="Times New Roman" w:hAnsi="Times New Roman" w:cs="Times New Roman"/>
         </w:rPr>
-        <w:t xml:space="preserve"> leaves were apparently dead. Comparing logistic decay rates (</w:t>
+        <w:t xml:space="preserve"> </w:t>
       </w:r>
       <w:r>
         <w:rPr>
@@ -10379,13 +10244,228 @@
           <w:i/>
           <w:iCs/>
         </w:rPr>
+        <w:t>P</w:t>
+      </w:r>
+      <w:r>
+        <w:rPr>
+          <w:rFonts w:ascii="Times New Roman" w:hAnsi="Times New Roman" w:cs="Times New Roman"/>
+          <w:vertAlign w:val="subscript"/>
+        </w:rPr>
+        <w:t>max</w:t>
+      </w:r>
+      <w:r>
+        <w:rPr>
+          <w:rFonts w:ascii="Times New Roman" w:hAnsi="Times New Roman" w:cs="Times New Roman"/>
+        </w:rPr>
+        <w:t xml:space="preserve"> only decayed </w:t>
+      </w:r>
+      <w:del w:id="244" w:author="Luka Seamus Wright" w:date="2025-06-28T20:31:00Z" w16du:dateUtc="2025-06-28T12:31:00Z">
+        <w:r>
+          <w:rPr>
+            <w:rFonts w:ascii="Times New Roman" w:hAnsi="Times New Roman" w:cs="Times New Roman"/>
+          </w:rPr>
+          <w:delText>40%</w:delText>
+        </w:r>
+      </w:del>
+      <w:ins w:id="245" w:author="Luka Seamus Wright" w:date="2025-06-28T20:31:00Z" w16du:dateUtc="2025-06-28T12:31:00Z">
+        <w:r>
+          <w:rPr>
+            <w:rFonts w:ascii="Times New Roman" w:hAnsi="Times New Roman" w:cs="Times New Roman"/>
+          </w:rPr>
+          <w:t>1.2 times</w:t>
+        </w:r>
+      </w:ins>
+      <w:r>
+        <w:rPr>
+          <w:rFonts w:ascii="Times New Roman" w:hAnsi="Times New Roman" w:cs="Times New Roman"/>
+        </w:rPr>
+        <w:t xml:space="preserve"> faster and expired 1</w:t>
+      </w:r>
+      <w:ins w:id="246" w:author="Luka Seamus Wright" w:date="2025-06-28T20:31:00Z" w16du:dateUtc="2025-06-28T12:31:00Z">
+        <w:r>
+          <w:rPr>
+            <w:rFonts w:ascii="Times New Roman" w:hAnsi="Times New Roman" w:cs="Times New Roman"/>
+          </w:rPr>
+          <w:t>4</w:t>
+        </w:r>
+      </w:ins>
+      <w:del w:id="247" w:author="Luka Seamus Wright" w:date="2025-06-28T20:31:00Z" w16du:dateUtc="2025-06-28T12:31:00Z">
+        <w:r>
+          <w:rPr>
+            <w:rFonts w:ascii="Times New Roman" w:hAnsi="Times New Roman" w:cs="Times New Roman"/>
+          </w:rPr>
+          <w:delText>5</w:delText>
+        </w:r>
+      </w:del>
+      <w:r>
+        <w:rPr>
+          <w:rFonts w:ascii="Times New Roman" w:hAnsi="Times New Roman" w:cs="Times New Roman"/>
+        </w:rPr>
+        <w:t xml:space="preserve"> ± </w:t>
+      </w:r>
+      <w:ins w:id="248" w:author="Luka Seamus Wright" w:date="2025-06-28T20:31:00Z" w16du:dateUtc="2025-06-28T12:31:00Z">
+        <w:r>
+          <w:rPr>
+            <w:rFonts w:ascii="Times New Roman" w:hAnsi="Times New Roman" w:cs="Times New Roman"/>
+          </w:rPr>
+          <w:t>2.9</w:t>
+        </w:r>
+      </w:ins>
+      <w:del w:id="249" w:author="Luka Seamus Wright" w:date="2025-06-28T20:31:00Z" w16du:dateUtc="2025-06-28T12:31:00Z">
+        <w:r>
+          <w:rPr>
+            <w:rFonts w:ascii="Times New Roman" w:hAnsi="Times New Roman" w:cs="Times New Roman"/>
+          </w:rPr>
+          <w:delText>3</w:delText>
+        </w:r>
+      </w:del>
+      <w:r>
+        <w:rPr>
+          <w:rFonts w:ascii="Times New Roman" w:hAnsi="Times New Roman" w:cs="Times New Roman"/>
+        </w:rPr>
+        <w:t xml:space="preserve"> d earlier than that of </w:t>
+      </w:r>
+      <w:r>
+        <w:rPr>
+          <w:rFonts w:ascii="Times New Roman" w:hAnsi="Times New Roman" w:cs="Times New Roman"/>
+          <w:i/>
+          <w:iCs/>
+        </w:rPr>
+        <w:t>H. ovalis</w:t>
+      </w:r>
+      <w:r>
+        <w:rPr>
+          <w:rFonts w:ascii="Times New Roman" w:hAnsi="Times New Roman" w:cs="Times New Roman"/>
+        </w:rPr>
+        <w:t xml:space="preserve"> (Figure 1b, Table 1). This difference between mass- and leaf-based estimates was primarily due to varying trends for </w:t>
+      </w:r>
+      <w:r>
+        <w:rPr>
+          <w:rFonts w:ascii="Times New Roman" w:hAnsi="Times New Roman" w:cs="Times New Roman"/>
+          <w:i/>
+          <w:iCs/>
+        </w:rPr>
+        <w:t>H. ovalis</w:t>
+      </w:r>
+      <w:r>
+        <w:rPr>
+          <w:rFonts w:ascii="Times New Roman" w:hAnsi="Times New Roman" w:cs="Times New Roman"/>
+        </w:rPr>
+        <w:t xml:space="preserve"> (Figure 1a vs. b). While </w:t>
+      </w:r>
+      <w:r>
+        <w:rPr>
+          <w:rFonts w:ascii="Times New Roman" w:hAnsi="Times New Roman" w:cs="Times New Roman"/>
+          <w:i/>
+          <w:iCs/>
+        </w:rPr>
+        <w:t>A. antarctica</w:t>
+      </w:r>
+      <w:r>
+        <w:rPr>
+          <w:rFonts w:ascii="Times New Roman" w:hAnsi="Times New Roman" w:cs="Times New Roman"/>
+        </w:rPr>
+        <w:t xml:space="preserve"> displayed comparable </w:t>
+      </w:r>
+      <w:r>
+        <w:rPr>
+          <w:rFonts w:ascii="Times New Roman" w:hAnsi="Times New Roman" w:cs="Times New Roman"/>
+          <w:i/>
+          <w:iCs/>
+        </w:rPr>
         <w:t>k</w:t>
       </w:r>
       <w:r>
         <w:rPr>
           <w:rFonts w:ascii="Times New Roman" w:hAnsi="Times New Roman" w:cs="Times New Roman"/>
         </w:rPr>
-        <w:t>) and times of death (</w:t>
+        <w:t xml:space="preserve"> (Δ = </w:t>
+      </w:r>
+      <w:ins w:id="250" w:author="Luka Seamus Wright" w:date="2025-06-28T20:32:00Z" w16du:dateUtc="2025-06-28T12:32:00Z">
+        <w:r>
+          <w:rPr>
+            <w:rFonts w:ascii="Times New Roman" w:hAnsi="Times New Roman" w:cs="Times New Roman"/>
+          </w:rPr>
+          <w:t>0.0079</w:t>
+        </w:r>
+      </w:ins>
+      <w:del w:id="251" w:author="Luka Seamus Wright" w:date="2025-06-28T20:32:00Z" w16du:dateUtc="2025-06-28T12:32:00Z">
+        <w:r>
+          <w:rPr>
+            <w:rFonts w:ascii="Times New Roman" w:hAnsi="Times New Roman" w:cs="Times New Roman"/>
+          </w:rPr>
+          <w:delText>0.038</w:delText>
+        </w:r>
+      </w:del>
+      <w:r>
+        <w:rPr>
+          <w:rFonts w:ascii="Times New Roman" w:hAnsi="Times New Roman" w:cs="Times New Roman"/>
+        </w:rPr>
+        <w:t xml:space="preserve"> ± </w:t>
+      </w:r>
+      <w:ins w:id="252" w:author="Luka Seamus Wright" w:date="2025-06-28T20:32:00Z" w16du:dateUtc="2025-06-28T12:32:00Z">
+        <w:r>
+          <w:rPr>
+            <w:rFonts w:ascii="Times New Roman" w:hAnsi="Times New Roman" w:cs="Times New Roman"/>
+          </w:rPr>
+          <w:t>0.085</w:t>
+        </w:r>
+      </w:ins>
+      <w:del w:id="253" w:author="Luka Seamus Wright" w:date="2025-06-28T20:32:00Z" w16du:dateUtc="2025-06-28T12:32:00Z">
+        <w:r>
+          <w:rPr>
+            <w:rFonts w:ascii="Times New Roman" w:hAnsi="Times New Roman" w:cs="Times New Roman"/>
+          </w:rPr>
+          <w:delText>0.059</w:delText>
+        </w:r>
+      </w:del>
+      <w:r>
+        <w:rPr>
+          <w:rFonts w:ascii="Times New Roman" w:hAnsi="Times New Roman" w:cs="Times New Roman"/>
+        </w:rPr>
+        <w:t xml:space="preserve"> d</w:t>
+      </w:r>
+      <w:r>
+        <w:rPr>
+          <w:rFonts w:ascii="Times New Roman" w:hAnsi="Times New Roman" w:cs="Times New Roman"/>
+          <w:vertAlign w:val="superscript"/>
+        </w:rPr>
+        <w:t>−</w:t>
+      </w:r>
+      <w:r>
+        <w:rPr>
+          <w:rFonts w:ascii="Times New Roman" w:hAnsi="Times New Roman" w:cs="Times New Roman"/>
+          <w:vertAlign w:val="superscript"/>
+        </w:rPr>
+        <w:t>1</w:t>
+      </w:r>
+      <w:r>
+        <w:rPr>
+          <w:rFonts w:ascii="Times New Roman" w:hAnsi="Times New Roman" w:cs="Times New Roman"/>
+        </w:rPr>
+        <w:t>, P = 0.</w:t>
+      </w:r>
+      <w:ins w:id="254" w:author="Luka Seamus Wright" w:date="2025-06-28T20:32:00Z" w16du:dateUtc="2025-06-28T12:32:00Z">
+        <w:r>
+          <w:rPr>
+            <w:rFonts w:ascii="Times New Roman" w:hAnsi="Times New Roman" w:cs="Times New Roman"/>
+          </w:rPr>
+          <w:t>51</w:t>
+        </w:r>
+      </w:ins>
+      <w:del w:id="255" w:author="Luka Seamus Wright" w:date="2025-06-28T20:32:00Z" w16du:dateUtc="2025-06-28T12:32:00Z">
+        <w:r>
+          <w:rPr>
+            <w:rFonts w:ascii="Times New Roman" w:hAnsi="Times New Roman" w:cs="Times New Roman"/>
+          </w:rPr>
+          <w:delText>75</w:delText>
+        </w:r>
+      </w:del>
+      <w:r>
+        <w:rPr>
+          <w:rFonts w:ascii="Times New Roman" w:hAnsi="Times New Roman" w:cs="Times New Roman"/>
+        </w:rPr>
+        <w:t xml:space="preserve">) and </w:t>
       </w:r>
       <w:r>
         <w:rPr>
@@ -10399,7 +10479,79 @@
         <w:rPr>
           <w:rFonts w:ascii="Times New Roman" w:hAnsi="Times New Roman" w:cs="Times New Roman"/>
         </w:rPr>
-        <w:t>) of light-saturated net photosynthesis (</w:t>
+        <w:t xml:space="preserve"> (Δ = </w:t>
+      </w:r>
+      <w:ins w:id="256" w:author="Luka Seamus Wright" w:date="2025-06-28T20:32:00Z" w16du:dateUtc="2025-06-28T12:32:00Z">
+        <w:r>
+          <w:rPr>
+            <w:rFonts w:ascii="Times New Roman" w:hAnsi="Times New Roman" w:cs="Times New Roman"/>
+          </w:rPr>
+          <w:t>0.26</w:t>
+        </w:r>
+        <w:r>
+          <w:rPr>
+            <w:rFonts w:ascii="Times New Roman" w:hAnsi="Times New Roman" w:cs="Times New Roman"/>
+          </w:rPr>
+          <w:t xml:space="preserve"> </w:t>
+        </w:r>
+      </w:ins>
+      <w:del w:id="257" w:author="Luka Seamus Wright" w:date="2025-06-28T20:32:00Z" w16du:dateUtc="2025-06-28T12:32:00Z">
+        <w:r>
+          <w:rPr>
+            <w:rFonts w:ascii="Times New Roman" w:hAnsi="Times New Roman" w:cs="Times New Roman"/>
+          </w:rPr>
+          <w:delText xml:space="preserve">1.2 </w:delText>
+        </w:r>
+      </w:del>
+      <w:r>
+        <w:rPr>
+          <w:rFonts w:ascii="Times New Roman" w:hAnsi="Times New Roman" w:cs="Times New Roman"/>
+        </w:rPr>
+        <w:t xml:space="preserve">± </w:t>
+      </w:r>
+      <w:ins w:id="258" w:author="Luka Seamus Wright" w:date="2025-06-28T20:33:00Z" w16du:dateUtc="2025-06-28T12:33:00Z">
+        <w:r>
+          <w:rPr>
+            <w:rFonts w:ascii="Times New Roman" w:hAnsi="Times New Roman" w:cs="Times New Roman"/>
+          </w:rPr>
+          <w:t>1.9</w:t>
+        </w:r>
+      </w:ins>
+      <w:del w:id="259" w:author="Luka Seamus Wright" w:date="2025-06-28T20:33:00Z" w16du:dateUtc="2025-06-28T12:33:00Z">
+        <w:r>
+          <w:rPr>
+            <w:rFonts w:ascii="Times New Roman" w:hAnsi="Times New Roman" w:cs="Times New Roman"/>
+          </w:rPr>
+          <w:delText>2</w:delText>
+        </w:r>
+      </w:del>
+      <w:r>
+        <w:rPr>
+          <w:rFonts w:ascii="Times New Roman" w:hAnsi="Times New Roman" w:cs="Times New Roman"/>
+        </w:rPr>
+        <w:t xml:space="preserve"> d, P = 0.</w:t>
+      </w:r>
+      <w:ins w:id="260" w:author="Luka Seamus Wright" w:date="2025-06-28T20:33:00Z" w16du:dateUtc="2025-06-28T12:33:00Z">
+        <w:r>
+          <w:rPr>
+            <w:rFonts w:ascii="Times New Roman" w:hAnsi="Times New Roman" w:cs="Times New Roman"/>
+          </w:rPr>
+          <w:t>55</w:t>
+        </w:r>
+      </w:ins>
+      <w:del w:id="261" w:author="Luka Seamus Wright" w:date="2025-06-28T20:33:00Z" w16du:dateUtc="2025-06-28T12:33:00Z">
+        <w:r>
+          <w:rPr>
+            <w:rFonts w:ascii="Times New Roman" w:hAnsi="Times New Roman" w:cs="Times New Roman"/>
+          </w:rPr>
+          <w:delText>73</w:delText>
+        </w:r>
+      </w:del>
+      <w:r>
+        <w:rPr>
+          <w:rFonts w:ascii="Times New Roman" w:hAnsi="Times New Roman" w:cs="Times New Roman"/>
+        </w:rPr>
+        <w:t xml:space="preserve">), leaf-based </w:t>
       </w:r>
       <w:r>
         <w:rPr>
@@ -10407,6 +10559,20 @@
           <w:i/>
           <w:iCs/>
         </w:rPr>
+        <w:t>H. ovalis</w:t>
+      </w:r>
+      <w:r>
+        <w:rPr>
+          <w:rFonts w:ascii="Times New Roman" w:hAnsi="Times New Roman" w:cs="Times New Roman"/>
+        </w:rPr>
+        <w:t xml:space="preserve"> </w:t>
+      </w:r>
+      <w:r>
+        <w:rPr>
+          <w:rFonts w:ascii="Times New Roman" w:hAnsi="Times New Roman" w:cs="Times New Roman"/>
+          <w:i/>
+          <w:iCs/>
+        </w:rPr>
         <w:t>P</w:t>
       </w:r>
       <w:r>
@@ -10420,252 +10586,104 @@
         <w:rPr>
           <w:rFonts w:ascii="Times New Roman" w:hAnsi="Times New Roman" w:cs="Times New Roman"/>
         </w:rPr>
-        <w:t xml:space="preserve">) clarifies this difference. On a mass basis, </w:t>
-      </w:r>
-      <w:r>
-        <w:rPr>
-          <w:rFonts w:ascii="Times New Roman" w:hAnsi="Times New Roman" w:cs="Times New Roman"/>
-          <w:i/>
-          <w:iCs/>
-        </w:rPr>
-        <w:t>A. antarctica</w:t>
-      </w:r>
-      <w:r>
-        <w:rPr>
-          <w:rFonts w:ascii="Times New Roman" w:hAnsi="Times New Roman" w:cs="Times New Roman"/>
-        </w:rPr>
-        <w:t xml:space="preserve"> started with a similar </w:t>
-      </w:r>
-      <w:r>
-        <w:rPr>
-          <w:rFonts w:ascii="Times New Roman" w:hAnsi="Times New Roman" w:cs="Times New Roman"/>
-          <w:i/>
-          <w:iCs/>
-        </w:rPr>
-        <w:t>P</w:t>
-      </w:r>
-      <w:r>
-        <w:rPr>
-          <w:rFonts w:ascii="Times New Roman" w:hAnsi="Times New Roman" w:cs="Times New Roman"/>
-          <w:vertAlign w:val="subscript"/>
-        </w:rPr>
-        <w:t>max</w:t>
-      </w:r>
-      <w:r>
-        <w:rPr>
-          <w:rFonts w:ascii="Times New Roman" w:hAnsi="Times New Roman" w:cs="Times New Roman"/>
-        </w:rPr>
-        <w:t xml:space="preserve"> to </w:t>
-      </w:r>
-      <w:r>
-        <w:rPr>
-          <w:rFonts w:ascii="Times New Roman" w:hAnsi="Times New Roman" w:cs="Times New Roman"/>
-          <w:i/>
-          <w:iCs/>
-        </w:rPr>
-        <w:t>H. ovalis</w:t>
-      </w:r>
-      <w:r>
-        <w:rPr>
-          <w:rFonts w:ascii="Times New Roman" w:hAnsi="Times New Roman" w:cs="Times New Roman"/>
-        </w:rPr>
-        <w:t xml:space="preserve">, but its </w:t>
-      </w:r>
-      <w:r>
-        <w:rPr>
-          <w:rFonts w:ascii="Times New Roman" w:hAnsi="Times New Roman" w:cs="Times New Roman"/>
-          <w:i/>
-          <w:iCs/>
-        </w:rPr>
-        <w:t>P</w:t>
-      </w:r>
-      <w:r>
-        <w:rPr>
-          <w:rFonts w:ascii="Times New Roman" w:hAnsi="Times New Roman" w:cs="Times New Roman"/>
-          <w:vertAlign w:val="subscript"/>
-        </w:rPr>
-        <w:t>max</w:t>
-      </w:r>
-      <w:r>
-        <w:rPr>
-          <w:rFonts w:ascii="Times New Roman" w:hAnsi="Times New Roman" w:cs="Times New Roman"/>
-        </w:rPr>
-        <w:t xml:space="preserve"> decayed 1.5 times faster and expired 20 ± 2.4 d (mean ± </w:t>
-      </w:r>
-      <w:proofErr w:type="spellStart"/>
-      <w:r>
-        <w:rPr>
-          <w:rFonts w:ascii="Times New Roman" w:hAnsi="Times New Roman" w:cs="Times New Roman"/>
-        </w:rPr>
-        <w:t>s.d.</w:t>
-      </w:r>
-      <w:proofErr w:type="spellEnd"/>
-      <w:r>
-        <w:rPr>
-          <w:rFonts w:ascii="Times New Roman" w:hAnsi="Times New Roman" w:cs="Times New Roman"/>
-        </w:rPr>
-        <w:t xml:space="preserve">) earlier (Figure 1a, Table 1). On a leaf basis, </w:t>
-      </w:r>
-      <w:r>
-        <w:rPr>
-          <w:rFonts w:ascii="Times New Roman" w:hAnsi="Times New Roman" w:cs="Times New Roman"/>
-          <w:i/>
-          <w:iCs/>
-        </w:rPr>
-        <w:t>A. antarctica</w:t>
-      </w:r>
-      <w:r>
-        <w:rPr>
-          <w:rFonts w:ascii="Times New Roman" w:hAnsi="Times New Roman" w:cs="Times New Roman"/>
-        </w:rPr>
-        <w:t xml:space="preserve"> </w:t>
-      </w:r>
-      <w:r>
-        <w:rPr>
-          <w:rFonts w:ascii="Times New Roman" w:hAnsi="Times New Roman" w:cs="Times New Roman"/>
-          <w:i/>
-          <w:iCs/>
-        </w:rPr>
-        <w:t>P</w:t>
-      </w:r>
-      <w:r>
-        <w:rPr>
-          <w:rFonts w:ascii="Times New Roman" w:hAnsi="Times New Roman" w:cs="Times New Roman"/>
-          <w:vertAlign w:val="subscript"/>
-        </w:rPr>
-        <w:t>max</w:t>
-      </w:r>
-      <w:r>
-        <w:rPr>
-          <w:rFonts w:ascii="Times New Roman" w:hAnsi="Times New Roman" w:cs="Times New Roman"/>
-        </w:rPr>
-        <w:t xml:space="preserve"> only decayed 40% faster and expired 15 ± 3 d earlier than that of </w:t>
-      </w:r>
-      <w:r>
-        <w:rPr>
-          <w:rFonts w:ascii="Times New Roman" w:hAnsi="Times New Roman" w:cs="Times New Roman"/>
-          <w:i/>
-          <w:iCs/>
-        </w:rPr>
-        <w:t>H. ovalis</w:t>
-      </w:r>
-      <w:r>
-        <w:rPr>
-          <w:rFonts w:ascii="Times New Roman" w:hAnsi="Times New Roman" w:cs="Times New Roman"/>
-        </w:rPr>
-        <w:t xml:space="preserve"> (Figure 1b, Table 1). This difference between mass- and leaf-based estimates was primarily due to varying trends for </w:t>
-      </w:r>
-      <w:r>
-        <w:rPr>
-          <w:rFonts w:ascii="Times New Roman" w:hAnsi="Times New Roman" w:cs="Times New Roman"/>
-          <w:i/>
-          <w:iCs/>
-        </w:rPr>
-        <w:t>H. ovalis</w:t>
-      </w:r>
-      <w:r>
-        <w:rPr>
-          <w:rFonts w:ascii="Times New Roman" w:hAnsi="Times New Roman" w:cs="Times New Roman"/>
-        </w:rPr>
-        <w:t xml:space="preserve"> (Figure 1a vs. b). While </w:t>
-      </w:r>
-      <w:r>
-        <w:rPr>
-          <w:rFonts w:ascii="Times New Roman" w:hAnsi="Times New Roman" w:cs="Times New Roman"/>
-          <w:i/>
-          <w:iCs/>
-        </w:rPr>
-        <w:t>A. antarctica</w:t>
-      </w:r>
-      <w:r>
-        <w:rPr>
-          <w:rFonts w:ascii="Times New Roman" w:hAnsi="Times New Roman" w:cs="Times New Roman"/>
-        </w:rPr>
-        <w:t xml:space="preserve"> displayed comparable </w:t>
-      </w:r>
-      <w:r>
-        <w:rPr>
-          <w:rFonts w:ascii="Times New Roman" w:hAnsi="Times New Roman" w:cs="Times New Roman"/>
-          <w:i/>
-          <w:iCs/>
-        </w:rPr>
-        <w:t>k</w:t>
-      </w:r>
-      <w:r>
-        <w:rPr>
-          <w:rFonts w:ascii="Times New Roman" w:hAnsi="Times New Roman" w:cs="Times New Roman"/>
-        </w:rPr>
-        <w:t xml:space="preserve"> (Δ = 0.038 ± 0.059 d</w:t>
-      </w:r>
-      <w:r>
-        <w:rPr>
-          <w:rFonts w:ascii="Times New Roman" w:hAnsi="Times New Roman" w:cs="Times New Roman"/>
-          <w:vertAlign w:val="superscript"/>
-        </w:rPr>
-        <w:t>−</w:t>
-      </w:r>
-      <w:r>
-        <w:rPr>
-          <w:rFonts w:ascii="Times New Roman" w:hAnsi="Times New Roman" w:cs="Times New Roman"/>
-          <w:vertAlign w:val="superscript"/>
-        </w:rPr>
-        <w:t>1</w:t>
-      </w:r>
-      <w:r>
-        <w:rPr>
-          <w:rFonts w:ascii="Times New Roman" w:hAnsi="Times New Roman" w:cs="Times New Roman"/>
-        </w:rPr>
-        <w:t xml:space="preserve">, P = 0.75) and </w:t>
-      </w:r>
-      <w:r>
-        <w:rPr>
-          <w:rFonts w:ascii="Times New Roman" w:hAnsi="Times New Roman" w:cs="Times New Roman"/>
-          <w:i/>
-          <w:iCs/>
-        </w:rPr>
-        <w:t>µ</w:t>
-      </w:r>
-      <w:r>
-        <w:rPr>
-          <w:rFonts w:ascii="Times New Roman" w:hAnsi="Times New Roman" w:cs="Times New Roman"/>
-        </w:rPr>
-        <w:t xml:space="preserve"> (Δ = 1.2 ± 2 d, P = 0.73), leaf-based </w:t>
-      </w:r>
-      <w:r>
-        <w:rPr>
-          <w:rFonts w:ascii="Times New Roman" w:hAnsi="Times New Roman" w:cs="Times New Roman"/>
-          <w:i/>
-          <w:iCs/>
-        </w:rPr>
-        <w:t>H. ovalis</w:t>
-      </w:r>
-      <w:r>
-        <w:rPr>
-          <w:rFonts w:ascii="Times New Roman" w:hAnsi="Times New Roman" w:cs="Times New Roman"/>
-        </w:rPr>
-        <w:t xml:space="preserve"> </w:t>
-      </w:r>
-      <w:r>
-        <w:rPr>
-          <w:rFonts w:ascii="Times New Roman" w:hAnsi="Times New Roman" w:cs="Times New Roman"/>
-          <w:i/>
-          <w:iCs/>
-        </w:rPr>
-        <w:t>P</w:t>
-      </w:r>
-      <w:r>
-        <w:rPr>
-          <w:rFonts w:ascii="Times New Roman" w:hAnsi="Times New Roman" w:cs="Times New Roman"/>
-          <w:vertAlign w:val="subscript"/>
-        </w:rPr>
-        <w:t>max</w:t>
-      </w:r>
-      <w:r>
-        <w:rPr>
-          <w:rFonts w:ascii="Times New Roman" w:hAnsi="Times New Roman" w:cs="Times New Roman"/>
-        </w:rPr>
-        <w:t xml:space="preserve"> declined 53% (P = 0.92) faster and expired 6.5 ± 3.3 d (P = 0.98) earlier. </w:t>
-      </w:r>
+        <w:t xml:space="preserve"> declined </w:t>
+      </w:r>
+      <w:del w:id="262" w:author="Luka Seamus Wright" w:date="2025-06-28T20:35:00Z" w16du:dateUtc="2025-06-28T12:35:00Z">
+        <w:r>
+          <w:rPr>
+            <w:rFonts w:ascii="Times New Roman" w:hAnsi="Times New Roman" w:cs="Times New Roman"/>
+          </w:rPr>
+          <w:delText>53</w:delText>
+        </w:r>
+      </w:del>
+      <w:ins w:id="263" w:author="Luka Seamus Wright" w:date="2025-06-28T20:35:00Z" w16du:dateUtc="2025-06-28T12:35:00Z">
+        <w:r>
+          <w:rPr>
+            <w:rFonts w:ascii="Times New Roman" w:hAnsi="Times New Roman" w:cs="Times New Roman"/>
+          </w:rPr>
+          <w:t>27</w:t>
+        </w:r>
+      </w:ins>
+      <w:r>
+        <w:rPr>
+          <w:rFonts w:ascii="Times New Roman" w:hAnsi="Times New Roman" w:cs="Times New Roman"/>
+        </w:rPr>
+        <w:t>% (P = 0.</w:t>
+      </w:r>
+      <w:ins w:id="264" w:author="Luka Seamus Wright" w:date="2025-06-28T20:35:00Z" w16du:dateUtc="2025-06-28T12:35:00Z">
+        <w:r>
+          <w:rPr>
+            <w:rFonts w:ascii="Times New Roman" w:hAnsi="Times New Roman" w:cs="Times New Roman"/>
+          </w:rPr>
+          <w:t>81</w:t>
+        </w:r>
+      </w:ins>
+      <w:del w:id="265" w:author="Luka Seamus Wright" w:date="2025-06-28T20:35:00Z" w16du:dateUtc="2025-06-28T12:35:00Z">
+        <w:r>
+          <w:rPr>
+            <w:rFonts w:ascii="Times New Roman" w:hAnsi="Times New Roman" w:cs="Times New Roman"/>
+          </w:rPr>
+          <w:delText>92</w:delText>
+        </w:r>
+      </w:del>
+      <w:r>
+        <w:rPr>
+          <w:rFonts w:ascii="Times New Roman" w:hAnsi="Times New Roman" w:cs="Times New Roman"/>
+        </w:rPr>
+        <w:t xml:space="preserve">) faster and expired </w:t>
+      </w:r>
+      <w:ins w:id="266" w:author="Luka Seamus Wright" w:date="2025-06-28T20:36:00Z" w16du:dateUtc="2025-06-28T12:36:00Z">
+        <w:r>
+          <w:rPr>
+            <w:rFonts w:ascii="Times New Roman" w:hAnsi="Times New Roman" w:cs="Times New Roman"/>
+          </w:rPr>
+          <w:t>7.3</w:t>
+        </w:r>
+      </w:ins>
+      <w:del w:id="267" w:author="Luka Seamus Wright" w:date="2025-06-28T20:36:00Z" w16du:dateUtc="2025-06-28T12:36:00Z">
+        <w:r>
+          <w:rPr>
+            <w:rFonts w:ascii="Times New Roman" w:hAnsi="Times New Roman" w:cs="Times New Roman"/>
+          </w:rPr>
+          <w:delText>6.5</w:delText>
+        </w:r>
+      </w:del>
+      <w:r>
+        <w:rPr>
+          <w:rFonts w:ascii="Times New Roman" w:hAnsi="Times New Roman" w:cs="Times New Roman"/>
+        </w:rPr>
+        <w:t xml:space="preserve"> ± 3.</w:t>
+      </w:r>
+      <w:ins w:id="268" w:author="Luka Seamus Wright" w:date="2025-06-28T20:36:00Z" w16du:dateUtc="2025-06-28T12:36:00Z">
+        <w:r>
+          <w:rPr>
+            <w:rFonts w:ascii="Times New Roman" w:hAnsi="Times New Roman" w:cs="Times New Roman"/>
+          </w:rPr>
+          <w:t>5</w:t>
+        </w:r>
+      </w:ins>
+      <w:del w:id="269" w:author="Luka Seamus Wright" w:date="2025-06-28T20:36:00Z" w16du:dateUtc="2025-06-28T12:36:00Z">
+        <w:r>
+          <w:rPr>
+            <w:rFonts w:ascii="Times New Roman" w:hAnsi="Times New Roman" w:cs="Times New Roman"/>
+          </w:rPr>
+          <w:delText>3</w:delText>
+        </w:r>
+      </w:del>
+      <w:r>
+        <w:rPr>
+          <w:rFonts w:ascii="Times New Roman" w:hAnsi="Times New Roman" w:cs="Times New Roman"/>
+        </w:rPr>
+        <w:t xml:space="preserve"> d (P = 0.98) earlier.</w:t>
+      </w:r>
+      <w:del w:id="270" w:author="Luka Seamus Wright" w:date="2025-06-28T20:46:00Z" w16du:dateUtc="2025-06-28T12:46:00Z">
+        <w:r>
+          <w:rPr>
+            <w:rFonts w:ascii="Times New Roman" w:hAnsi="Times New Roman" w:cs="Times New Roman"/>
+          </w:rPr>
+          <w:delText xml:space="preserve"> </w:delText>
+        </w:r>
+      </w:del>
     </w:p>
     <w:p>
       <w:pPr>
@@ -11052,7 +11070,7 @@
         </w:rPr>
         <w:t xml:space="preserve"> leaves of reduced mass photosynthesised disproportionally. The most likely reason is that </w:t>
       </w:r>
-      <w:del w:id="195" w:author="Luka Seamus Wright" w:date="2025-06-24T11:42:00Z" w16du:dateUtc="2025-06-24T03:42:00Z">
+      <w:del w:id="271" w:author="Luka Seamus Wright" w:date="2025-06-24T11:42:00Z" w16du:dateUtc="2025-06-24T03:42:00Z">
         <w:r>
           <w:rPr>
             <w:rFonts w:ascii="Times New Roman" w:hAnsi="Times New Roman" w:cs="Times New Roman"/>
@@ -11060,7 +11078,7 @@
           <w:delText>filamentous green algae</w:delText>
         </w:r>
       </w:del>
-      <w:ins w:id="196" w:author="Luka Seamus Wright" w:date="2025-06-24T11:42:00Z" w16du:dateUtc="2025-06-24T03:42:00Z">
+      <w:ins w:id="272" w:author="Luka Seamus Wright" w:date="2025-06-24T11:42:00Z" w16du:dateUtc="2025-06-24T03:42:00Z">
         <w:r>
           <w:rPr>
             <w:rFonts w:ascii="Times New Roman" w:hAnsi="Times New Roman" w:cs="Times New Roman"/>
@@ -11114,14 +11132,7 @@
         <w:rPr>
           <w:rFonts w:ascii="Times New Roman" w:hAnsi="Times New Roman" w:cs="Times New Roman"/>
         </w:rPr>
-        <w:t xml:space="preserve"> estimates more trustworthy and </w:t>
-      </w:r>
-      <w:r>
-        <w:rPr>
-          <w:rFonts w:ascii="Times New Roman" w:hAnsi="Times New Roman" w:cs="Times New Roman"/>
-        </w:rPr>
-        <w:lastRenderedPageBreak/>
-        <w:t>may have exacerbated the reported differences between the two seagrasses but is unlikely to have confounded the general trend.</w:t>
+        <w:t xml:space="preserve"> estimates more trustworthy and may have exacerbated the reported differences between the two seagrasses but is unlikely to have confounded the general trend.</w:t>
       </w:r>
     </w:p>
     <w:p>
@@ -11143,6 +11154,7 @@
         <w:rPr>
           <w:rFonts w:ascii="Times New Roman" w:hAnsi="Times New Roman" w:cs="Times New Roman"/>
         </w:rPr>
+        <w:lastRenderedPageBreak/>
         <w:t xml:space="preserve">Despite their phylogenetic and morphological diversity, both seagrasses displayed quite consistent tendencies, allowing relatively precise prediction for seagrasses in general (Figure 1, Table 1). The discussed discrepancy between mass- and leaf-based </w:t>
       </w:r>
       <w:r>
@@ -11192,7 +11204,51 @@
         <w:rPr>
           <w:rFonts w:ascii="Times New Roman" w:hAnsi="Times New Roman" w:cs="Times New Roman"/>
         </w:rPr>
-        <w:t xml:space="preserve"> (Δ = 0.0055 ± 0.075 d</w:t>
+        <w:t xml:space="preserve"> (Δ = </w:t>
+      </w:r>
+      <w:ins w:id="273" w:author="Luka Seamus Wright" w:date="2025-06-28T20:41:00Z" w16du:dateUtc="2025-06-28T12:41:00Z">
+        <w:r>
+          <w:rPr>
+            <w:rFonts w:ascii="Times New Roman" w:hAnsi="Times New Roman" w:cs="Times New Roman"/>
+          </w:rPr>
+          <w:t>0.018</w:t>
+        </w:r>
+      </w:ins>
+      <w:del w:id="274" w:author="Luka Seamus Wright" w:date="2025-06-28T20:41:00Z" w16du:dateUtc="2025-06-28T12:41:00Z">
+        <w:r>
+          <w:rPr>
+            <w:rFonts w:ascii="Times New Roman" w:hAnsi="Times New Roman" w:cs="Times New Roman"/>
+          </w:rPr>
+          <w:delText>0.0055</w:delText>
+        </w:r>
+      </w:del>
+      <w:r>
+        <w:rPr>
+          <w:rFonts w:ascii="Times New Roman" w:hAnsi="Times New Roman" w:cs="Times New Roman"/>
+        </w:rPr>
+        <w:t xml:space="preserve"> ± </w:t>
+      </w:r>
+      <w:ins w:id="275" w:author="Luka Seamus Wright" w:date="2025-06-28T20:41:00Z" w16du:dateUtc="2025-06-28T12:41:00Z">
+        <w:r>
+          <w:rPr>
+            <w:rFonts w:ascii="Times New Roman" w:hAnsi="Times New Roman" w:cs="Times New Roman"/>
+          </w:rPr>
+          <w:t>0.24</w:t>
+        </w:r>
+      </w:ins>
+      <w:del w:id="276" w:author="Luka Seamus Wright" w:date="2025-06-28T20:41:00Z" w16du:dateUtc="2025-06-28T12:41:00Z">
+        <w:r>
+          <w:rPr>
+            <w:rFonts w:ascii="Times New Roman" w:hAnsi="Times New Roman" w:cs="Times New Roman"/>
+          </w:rPr>
+          <w:delText>0.075</w:delText>
+        </w:r>
+      </w:del>
+      <w:r>
+        <w:rPr>
+          <w:rFonts w:ascii="Times New Roman" w:hAnsi="Times New Roman" w:cs="Times New Roman"/>
+        </w:rPr>
+        <w:t xml:space="preserve"> d</w:t>
       </w:r>
       <w:r>
         <w:rPr>
@@ -11212,7 +11268,29 @@
         <w:rPr>
           <w:rFonts w:ascii="Times New Roman" w:hAnsi="Times New Roman" w:cs="Times New Roman"/>
         </w:rPr>
-        <w:t xml:space="preserve">, P = 0.54) and </w:t>
+        <w:t>, P = 0.5</w:t>
+      </w:r>
+      <w:ins w:id="277" w:author="Luka Seamus Wright" w:date="2025-06-28T20:41:00Z" w16du:dateUtc="2025-06-28T12:41:00Z">
+        <w:r>
+          <w:rPr>
+            <w:rFonts w:ascii="Times New Roman" w:hAnsi="Times New Roman" w:cs="Times New Roman"/>
+          </w:rPr>
+          <w:t>6</w:t>
+        </w:r>
+      </w:ins>
+      <w:del w:id="278" w:author="Luka Seamus Wright" w:date="2025-06-28T20:41:00Z" w16du:dateUtc="2025-06-28T12:41:00Z">
+        <w:r>
+          <w:rPr>
+            <w:rFonts w:ascii="Times New Roman" w:hAnsi="Times New Roman" w:cs="Times New Roman"/>
+          </w:rPr>
+          <w:delText>4</w:delText>
+        </w:r>
+      </w:del>
+      <w:r>
+        <w:rPr>
+          <w:rFonts w:ascii="Times New Roman" w:hAnsi="Times New Roman" w:cs="Times New Roman"/>
+        </w:rPr>
+        <w:t xml:space="preserve">) and </w:t>
       </w:r>
       <w:r>
         <w:rPr>
@@ -11226,7 +11304,79 @@
         <w:rPr>
           <w:rFonts w:ascii="Times New Roman" w:hAnsi="Times New Roman" w:cs="Times New Roman"/>
         </w:rPr>
-        <w:t xml:space="preserve"> (Δ = 1.4 ± 4.8 d, P = 0.62) across mass- and leaf-based models (Table 1). It therefore seems that seagrass </w:t>
+        <w:t xml:space="preserve"> (Δ = </w:t>
+      </w:r>
+      <w:ins w:id="279" w:author="Luka Seamus Wright" w:date="2025-06-28T20:41:00Z" w16du:dateUtc="2025-06-28T12:41:00Z">
+        <w:r>
+          <w:rPr>
+            <w:rFonts w:ascii="Times New Roman" w:hAnsi="Times New Roman" w:cs="Times New Roman"/>
+          </w:rPr>
+          <w:t>2.4</w:t>
+        </w:r>
+      </w:ins>
+      <w:del w:id="280" w:author="Luka Seamus Wright" w:date="2025-06-28T20:41:00Z" w16du:dateUtc="2025-06-28T12:41:00Z">
+        <w:r>
+          <w:rPr>
+            <w:rFonts w:ascii="Times New Roman" w:hAnsi="Times New Roman" w:cs="Times New Roman"/>
+          </w:rPr>
+          <w:delText>1.4</w:delText>
+        </w:r>
+      </w:del>
+      <w:r>
+        <w:rPr>
+          <w:rFonts w:ascii="Times New Roman" w:hAnsi="Times New Roman" w:cs="Times New Roman"/>
+        </w:rPr>
+        <w:t xml:space="preserve"> ± </w:t>
+      </w:r>
+      <w:ins w:id="281" w:author="Luka Seamus Wright" w:date="2025-06-28T20:41:00Z" w16du:dateUtc="2025-06-28T12:41:00Z">
+        <w:r>
+          <w:rPr>
+            <w:rFonts w:ascii="Times New Roman" w:hAnsi="Times New Roman" w:cs="Times New Roman"/>
+          </w:rPr>
+          <w:t>12</w:t>
+        </w:r>
+        <w:r>
+          <w:rPr>
+            <w:rFonts w:ascii="Times New Roman" w:hAnsi="Times New Roman" w:cs="Times New Roman"/>
+          </w:rPr>
+          <w:t xml:space="preserve"> </w:t>
+        </w:r>
+      </w:ins>
+      <w:del w:id="282" w:author="Luka Seamus Wright" w:date="2025-06-28T20:41:00Z" w16du:dateUtc="2025-06-28T12:41:00Z">
+        <w:r>
+          <w:rPr>
+            <w:rFonts w:ascii="Times New Roman" w:hAnsi="Times New Roman" w:cs="Times New Roman"/>
+          </w:rPr>
+          <w:delText xml:space="preserve">4.8 </w:delText>
+        </w:r>
+      </w:del>
+      <w:r>
+        <w:rPr>
+          <w:rFonts w:ascii="Times New Roman" w:hAnsi="Times New Roman" w:cs="Times New Roman"/>
+        </w:rPr>
+        <w:t xml:space="preserve">d, P = </w:t>
+      </w:r>
+      <w:ins w:id="283" w:author="Luka Seamus Wright" w:date="2025-06-28T20:41:00Z" w16du:dateUtc="2025-06-28T12:41:00Z">
+        <w:r>
+          <w:rPr>
+            <w:rFonts w:ascii="Times New Roman" w:hAnsi="Times New Roman" w:cs="Times New Roman"/>
+          </w:rPr>
+          <w:t>0.58</w:t>
+        </w:r>
+      </w:ins>
+      <w:del w:id="284" w:author="Luka Seamus Wright" w:date="2025-06-28T20:41:00Z" w16du:dateUtc="2025-06-28T12:41:00Z">
+        <w:r>
+          <w:rPr>
+            <w:rFonts w:ascii="Times New Roman" w:hAnsi="Times New Roman" w:cs="Times New Roman"/>
+          </w:rPr>
+          <w:delText>0.62</w:delText>
+        </w:r>
+      </w:del>
+      <w:r>
+        <w:rPr>
+          <w:rFonts w:ascii="Times New Roman" w:hAnsi="Times New Roman" w:cs="Times New Roman"/>
+        </w:rPr>
+        <w:t xml:space="preserve">) across mass- and leaf-based models (Table 1). It therefore seems that seagrass </w:t>
       </w:r>
       <w:r>
         <w:rPr>
@@ -11247,7 +11397,29 @@
         <w:rPr>
           <w:rFonts w:ascii="Times New Roman" w:hAnsi="Times New Roman" w:cs="Times New Roman"/>
         </w:rPr>
-        <w:t xml:space="preserve"> generally decays at a rate of 0.22 d</w:t>
+        <w:t xml:space="preserve"> generally decays at a rate of 0.2</w:t>
+      </w:r>
+      <w:ins w:id="285" w:author="Luka Seamus Wright" w:date="2025-06-28T20:43:00Z" w16du:dateUtc="2025-06-28T12:43:00Z">
+        <w:r>
+          <w:rPr>
+            <w:rFonts w:ascii="Times New Roman" w:hAnsi="Times New Roman" w:cs="Times New Roman"/>
+          </w:rPr>
+          <w:t>1</w:t>
+        </w:r>
+      </w:ins>
+      <w:del w:id="286" w:author="Luka Seamus Wright" w:date="2025-06-28T20:43:00Z" w16du:dateUtc="2025-06-28T12:43:00Z">
+        <w:r>
+          <w:rPr>
+            <w:rFonts w:ascii="Times New Roman" w:hAnsi="Times New Roman" w:cs="Times New Roman"/>
+          </w:rPr>
+          <w:delText>2</w:delText>
+        </w:r>
+      </w:del>
+      <w:r>
+        <w:rPr>
+          <w:rFonts w:ascii="Times New Roman" w:hAnsi="Times New Roman" w:cs="Times New Roman"/>
+        </w:rPr>
+        <w:t xml:space="preserve"> d</w:t>
       </w:r>
       <w:r>
         <w:rPr>
@@ -11267,7 +11439,35 @@
         <w:rPr>
           <w:rFonts w:ascii="Times New Roman" w:hAnsi="Times New Roman" w:cs="Times New Roman"/>
         </w:rPr>
-        <w:t xml:space="preserve"> and persists for around 17 d.</w:t>
+        <w:t xml:space="preserve"> and persists for around </w:t>
+      </w:r>
+      <w:del w:id="287" w:author="Luka Seamus Wright" w:date="2025-06-28T20:42:00Z" w16du:dateUtc="2025-06-28T12:42:00Z">
+        <w:r>
+          <w:rPr>
+            <w:rFonts w:ascii="Times New Roman" w:hAnsi="Times New Roman" w:cs="Times New Roman"/>
+          </w:rPr>
+          <w:delText xml:space="preserve">17 </w:delText>
+        </w:r>
+      </w:del>
+      <w:ins w:id="288" w:author="Luka Seamus Wright" w:date="2025-06-28T20:42:00Z" w16du:dateUtc="2025-06-28T12:42:00Z">
+        <w:r>
+          <w:rPr>
+            <w:rFonts w:ascii="Times New Roman" w:hAnsi="Times New Roman" w:cs="Times New Roman"/>
+          </w:rPr>
+          <w:t>21</w:t>
+        </w:r>
+        <w:r>
+          <w:rPr>
+            <w:rFonts w:ascii="Times New Roman" w:hAnsi="Times New Roman" w:cs="Times New Roman"/>
+          </w:rPr>
+          <w:t xml:space="preserve"> </w:t>
+        </w:r>
+      </w:ins>
+      <w:r>
+        <w:rPr>
+          <w:rFonts w:ascii="Times New Roman" w:hAnsi="Times New Roman" w:cs="Times New Roman"/>
+        </w:rPr>
+        <w:t>d.</w:t>
       </w:r>
     </w:p>
     <w:p>
@@ -11325,7 +11525,73 @@
         <w:rPr>
           <w:rFonts w:ascii="Times New Roman" w:hAnsi="Times New Roman" w:cs="Times New Roman"/>
         </w:rPr>
-        <w:t xml:space="preserve"> of seaweeds is 96% (Δ = 0.51 ± 0.052 d</w:t>
+        <w:t xml:space="preserve"> of seaweeds is 9</w:t>
+      </w:r>
+      <w:ins w:id="289" w:author="Luka Seamus Wright" w:date="2025-06-29T23:08:00Z" w16du:dateUtc="2025-06-29T15:08:00Z">
+        <w:r>
+          <w:rPr>
+            <w:rFonts w:ascii="Times New Roman" w:hAnsi="Times New Roman" w:cs="Times New Roman"/>
+          </w:rPr>
+          <w:t>7</w:t>
+        </w:r>
+      </w:ins>
+      <w:del w:id="290" w:author="Luka Seamus Wright" w:date="2025-06-29T23:08:00Z" w16du:dateUtc="2025-06-29T15:08:00Z">
+        <w:r>
+          <w:rPr>
+            <w:rFonts w:ascii="Times New Roman" w:hAnsi="Times New Roman" w:cs="Times New Roman"/>
+          </w:rPr>
+          <w:delText>6</w:delText>
+        </w:r>
+      </w:del>
+      <w:r>
+        <w:rPr>
+          <w:rFonts w:ascii="Times New Roman" w:hAnsi="Times New Roman" w:cs="Times New Roman"/>
+        </w:rPr>
+        <w:t xml:space="preserve">% (Δ = </w:t>
+      </w:r>
+      <w:ins w:id="291" w:author="Luka Seamus Wright" w:date="2025-06-29T23:10:00Z" w16du:dateUtc="2025-06-29T15:10:00Z">
+        <w:r>
+          <w:rPr>
+            <w:rFonts w:ascii="Times New Roman" w:hAnsi="Times New Roman" w:cs="Times New Roman"/>
+          </w:rPr>
+          <w:t>0.79</w:t>
+        </w:r>
+      </w:ins>
+      <w:del w:id="292" w:author="Luka Seamus Wright" w:date="2025-06-29T23:10:00Z" w16du:dateUtc="2025-06-29T15:10:00Z">
+        <w:r>
+          <w:rPr>
+            <w:rFonts w:ascii="Times New Roman" w:hAnsi="Times New Roman" w:cs="Times New Roman"/>
+          </w:rPr>
+          <w:delText>0.51</w:delText>
+        </w:r>
+      </w:del>
+      <w:r>
+        <w:rPr>
+          <w:rFonts w:ascii="Times New Roman" w:hAnsi="Times New Roman" w:cs="Times New Roman"/>
+        </w:rPr>
+        <w:t xml:space="preserve"> ± </w:t>
+      </w:r>
+      <w:ins w:id="293" w:author="Luka Seamus Wright" w:date="2025-06-29T23:10:00Z" w16du:dateUtc="2025-06-29T15:10:00Z">
+        <w:r>
+          <w:rPr>
+            <w:rFonts w:ascii="Times New Roman" w:hAnsi="Times New Roman" w:cs="Times New Roman"/>
+          </w:rPr>
+          <w:t>0.057</w:t>
+        </w:r>
+      </w:ins>
+      <w:del w:id="294" w:author="Luka Seamus Wright" w:date="2025-06-29T23:10:00Z" w16du:dateUtc="2025-06-29T15:10:00Z">
+        <w:r>
+          <w:rPr>
+            <w:rFonts w:ascii="Times New Roman" w:hAnsi="Times New Roman" w:cs="Times New Roman"/>
+          </w:rPr>
+          <w:delText>0.052</w:delText>
+        </w:r>
+      </w:del>
+      <w:r>
+        <w:rPr>
+          <w:rFonts w:ascii="Times New Roman" w:hAnsi="Times New Roman" w:cs="Times New Roman"/>
+        </w:rPr>
+        <w:t xml:space="preserve"> d</w:t>
       </w:r>
       <w:r>
         <w:rPr>
@@ -11345,7 +11611,73 @@
         <w:rPr>
           <w:rFonts w:ascii="Times New Roman" w:hAnsi="Times New Roman" w:cs="Times New Roman"/>
         </w:rPr>
-        <w:t>, P = 1) smaller than that of terrestrial plants. Seagrass photosynthesis decays 7.5 times (Δ = 0.15 ± 0.025 d</w:t>
+        <w:t xml:space="preserve">, P = 1) smaller than that of terrestrial plants. Seagrass photosynthesis decays </w:t>
+      </w:r>
+      <w:ins w:id="295" w:author="Luka Seamus Wright" w:date="2025-06-29T23:13:00Z" w16du:dateUtc="2025-06-29T15:13:00Z">
+        <w:r>
+          <w:rPr>
+            <w:rFonts w:ascii="Times New Roman" w:hAnsi="Times New Roman" w:cs="Times New Roman"/>
+          </w:rPr>
+          <w:t>9.1</w:t>
+        </w:r>
+      </w:ins>
+      <w:del w:id="296" w:author="Luka Seamus Wright" w:date="2025-06-29T23:13:00Z" w16du:dateUtc="2025-06-29T15:13:00Z">
+        <w:r>
+          <w:rPr>
+            <w:rFonts w:ascii="Times New Roman" w:hAnsi="Times New Roman" w:cs="Times New Roman"/>
+          </w:rPr>
+          <w:delText>7.5</w:delText>
+        </w:r>
+      </w:del>
+      <w:r>
+        <w:rPr>
+          <w:rFonts w:ascii="Times New Roman" w:hAnsi="Times New Roman" w:cs="Times New Roman"/>
+        </w:rPr>
+        <w:t xml:space="preserve"> times (Δ = </w:t>
+      </w:r>
+      <w:ins w:id="297" w:author="Luka Seamus Wright" w:date="2025-06-29T23:12:00Z" w16du:dateUtc="2025-06-29T15:12:00Z">
+        <w:r>
+          <w:rPr>
+            <w:rFonts w:ascii="Times New Roman" w:hAnsi="Times New Roman" w:cs="Times New Roman"/>
+          </w:rPr>
+          <w:t>0.19</w:t>
+        </w:r>
+      </w:ins>
+      <w:del w:id="298" w:author="Luka Seamus Wright" w:date="2025-06-29T23:12:00Z" w16du:dateUtc="2025-06-29T15:12:00Z">
+        <w:r>
+          <w:rPr>
+            <w:rFonts w:ascii="Times New Roman" w:hAnsi="Times New Roman" w:cs="Times New Roman"/>
+          </w:rPr>
+          <w:delText>0.15</w:delText>
+        </w:r>
+      </w:del>
+      <w:r>
+        <w:rPr>
+          <w:rFonts w:ascii="Times New Roman" w:hAnsi="Times New Roman" w:cs="Times New Roman"/>
+        </w:rPr>
+        <w:t xml:space="preserve"> ± </w:t>
+      </w:r>
+      <w:ins w:id="299" w:author="Luka Seamus Wright" w:date="2025-06-29T23:12:00Z" w16du:dateUtc="2025-06-29T15:12:00Z">
+        <w:r>
+          <w:rPr>
+            <w:rFonts w:ascii="Times New Roman" w:hAnsi="Times New Roman" w:cs="Times New Roman"/>
+          </w:rPr>
+          <w:t>0.03</w:t>
+        </w:r>
+      </w:ins>
+      <w:del w:id="300" w:author="Luka Seamus Wright" w:date="2025-06-29T23:12:00Z" w16du:dateUtc="2025-06-29T15:12:00Z">
+        <w:r>
+          <w:rPr>
+            <w:rFonts w:ascii="Times New Roman" w:hAnsi="Times New Roman" w:cs="Times New Roman"/>
+          </w:rPr>
+          <w:delText>0.025</w:delText>
+        </w:r>
+      </w:del>
+      <w:r>
+        <w:rPr>
+          <w:rFonts w:ascii="Times New Roman" w:hAnsi="Times New Roman" w:cs="Times New Roman"/>
+        </w:rPr>
+        <w:t xml:space="preserve"> d</w:t>
       </w:r>
       <w:r>
         <w:rPr>
@@ -11365,7 +11697,73 @@
         <w:rPr>
           <w:rFonts w:ascii="Times New Roman" w:hAnsi="Times New Roman" w:cs="Times New Roman"/>
         </w:rPr>
-        <w:t>, P = 1) faster than that of seaweeds and 68% (Δ = 0.36 ± 0.058 d</w:t>
+        <w:t xml:space="preserve">, P = 1) faster than that of seaweeds and </w:t>
+      </w:r>
+      <w:ins w:id="301" w:author="Luka Seamus Wright" w:date="2025-06-29T23:15:00Z" w16du:dateUtc="2025-06-29T15:15:00Z">
+        <w:r>
+          <w:rPr>
+            <w:rFonts w:ascii="Times New Roman" w:hAnsi="Times New Roman" w:cs="Times New Roman"/>
+          </w:rPr>
+          <w:t>74</w:t>
+        </w:r>
+      </w:ins>
+      <w:del w:id="302" w:author="Luka Seamus Wright" w:date="2025-06-29T23:15:00Z" w16du:dateUtc="2025-06-29T15:15:00Z">
+        <w:r>
+          <w:rPr>
+            <w:rFonts w:ascii="Times New Roman" w:hAnsi="Times New Roman" w:cs="Times New Roman"/>
+          </w:rPr>
+          <w:delText>68</w:delText>
+        </w:r>
+      </w:del>
+      <w:r>
+        <w:rPr>
+          <w:rFonts w:ascii="Times New Roman" w:hAnsi="Times New Roman" w:cs="Times New Roman"/>
+        </w:rPr>
+        <w:t xml:space="preserve">% (Δ = </w:t>
+      </w:r>
+      <w:ins w:id="303" w:author="Luka Seamus Wright" w:date="2025-06-29T23:14:00Z" w16du:dateUtc="2025-06-29T15:14:00Z">
+        <w:r>
+          <w:rPr>
+            <w:rFonts w:ascii="Times New Roman" w:hAnsi="Times New Roman" w:cs="Times New Roman"/>
+          </w:rPr>
+          <w:t>0.6</w:t>
+        </w:r>
+      </w:ins>
+      <w:del w:id="304" w:author="Luka Seamus Wright" w:date="2025-06-29T23:14:00Z" w16du:dateUtc="2025-06-29T15:14:00Z">
+        <w:r>
+          <w:rPr>
+            <w:rFonts w:ascii="Times New Roman" w:hAnsi="Times New Roman" w:cs="Times New Roman"/>
+          </w:rPr>
+          <w:delText>0.36</w:delText>
+        </w:r>
+      </w:del>
+      <w:r>
+        <w:rPr>
+          <w:rFonts w:ascii="Times New Roman" w:hAnsi="Times New Roman" w:cs="Times New Roman"/>
+        </w:rPr>
+        <w:t xml:space="preserve"> ± </w:t>
+      </w:r>
+      <w:ins w:id="305" w:author="Luka Seamus Wright" w:date="2025-06-29T23:14:00Z" w16du:dateUtc="2025-06-29T15:14:00Z">
+        <w:r>
+          <w:rPr>
+            <w:rFonts w:ascii="Times New Roman" w:hAnsi="Times New Roman" w:cs="Times New Roman"/>
+          </w:rPr>
+          <w:t>0.064</w:t>
+        </w:r>
+      </w:ins>
+      <w:del w:id="306" w:author="Luka Seamus Wright" w:date="2025-06-29T23:14:00Z" w16du:dateUtc="2025-06-29T15:14:00Z">
+        <w:r>
+          <w:rPr>
+            <w:rFonts w:ascii="Times New Roman" w:hAnsi="Times New Roman" w:cs="Times New Roman"/>
+          </w:rPr>
+          <w:delText>0.058</w:delText>
+        </w:r>
+      </w:del>
+      <w:r>
+        <w:rPr>
+          <w:rFonts w:ascii="Times New Roman" w:hAnsi="Times New Roman" w:cs="Times New Roman"/>
+        </w:rPr>
+        <w:t xml:space="preserve"> d</w:t>
       </w:r>
       <w:r>
         <w:rPr>
@@ -11399,7 +11797,163 @@
         <w:rPr>
           <w:rFonts w:ascii="Times New Roman" w:hAnsi="Times New Roman" w:cs="Times New Roman"/>
         </w:rPr>
-        <w:t xml:space="preserve"> of seaweeds occurs 210 ± 102 d (P = 1) later than in terrestrial plants. Seagrass detritus again takes an intermediate position, losing the ability to photosynthesise 190 ± 102 d (P = 1) earlier than seaweed detritus and 18 ± 3.6 d (P = 1) later than terrestrial plant detritus.</w:t>
+        <w:t xml:space="preserve"> of seaweeds occurs </w:t>
+      </w:r>
+      <w:ins w:id="307" w:author="Luka Seamus Wright" w:date="2025-06-29T23:20:00Z" w16du:dateUtc="2025-06-29T15:20:00Z">
+        <w:r>
+          <w:rPr>
+            <w:rFonts w:ascii="Times New Roman" w:hAnsi="Times New Roman" w:cs="Times New Roman"/>
+          </w:rPr>
+          <w:t>273</w:t>
+        </w:r>
+        <w:r>
+          <w:rPr>
+            <w:rFonts w:ascii="Times New Roman" w:hAnsi="Times New Roman" w:cs="Times New Roman"/>
+          </w:rPr>
+          <w:t xml:space="preserve"> </w:t>
+        </w:r>
+      </w:ins>
+      <w:del w:id="308" w:author="Luka Seamus Wright" w:date="2025-06-29T23:20:00Z" w16du:dateUtc="2025-06-29T15:20:00Z">
+        <w:r>
+          <w:rPr>
+            <w:rFonts w:ascii="Times New Roman" w:hAnsi="Times New Roman" w:cs="Times New Roman"/>
+          </w:rPr>
+          <w:delText xml:space="preserve">210 </w:delText>
+        </w:r>
+      </w:del>
+      <w:r>
+        <w:rPr>
+          <w:rFonts w:ascii="Times New Roman" w:hAnsi="Times New Roman" w:cs="Times New Roman"/>
+        </w:rPr>
+        <w:t xml:space="preserve">± </w:t>
+      </w:r>
+      <w:ins w:id="309" w:author="Luka Seamus Wright" w:date="2025-06-29T23:20:00Z" w16du:dateUtc="2025-06-29T15:20:00Z">
+        <w:r>
+          <w:rPr>
+            <w:rFonts w:ascii="Times New Roman" w:hAnsi="Times New Roman" w:cs="Times New Roman"/>
+          </w:rPr>
+          <w:t>1</w:t>
+        </w:r>
+        <w:r>
+          <w:rPr>
+            <w:rFonts w:ascii="Times New Roman" w:hAnsi="Times New Roman" w:cs="Times New Roman"/>
+          </w:rPr>
+          <w:t>29</w:t>
+        </w:r>
+        <w:r>
+          <w:rPr>
+            <w:rFonts w:ascii="Times New Roman" w:hAnsi="Times New Roman" w:cs="Times New Roman"/>
+          </w:rPr>
+          <w:t xml:space="preserve"> </w:t>
+        </w:r>
+      </w:ins>
+      <w:del w:id="310" w:author="Luka Seamus Wright" w:date="2025-06-29T23:20:00Z" w16du:dateUtc="2025-06-29T15:20:00Z">
+        <w:r>
+          <w:rPr>
+            <w:rFonts w:ascii="Times New Roman" w:hAnsi="Times New Roman" w:cs="Times New Roman"/>
+          </w:rPr>
+          <w:delText xml:space="preserve">102 </w:delText>
+        </w:r>
+      </w:del>
+      <w:r>
+        <w:rPr>
+          <w:rFonts w:ascii="Times New Roman" w:hAnsi="Times New Roman" w:cs="Times New Roman"/>
+        </w:rPr>
+        <w:t xml:space="preserve">d (P = 1) later than in terrestrial plants. Seagrass detritus again takes an intermediate position, losing the ability to photosynthesise </w:t>
+      </w:r>
+      <w:del w:id="311" w:author="Luka Seamus Wright" w:date="2025-06-29T23:19:00Z" w16du:dateUtc="2025-06-29T15:19:00Z">
+        <w:r>
+          <w:rPr>
+            <w:rFonts w:ascii="Times New Roman" w:hAnsi="Times New Roman" w:cs="Times New Roman"/>
+          </w:rPr>
+          <w:delText xml:space="preserve">190 </w:delText>
+        </w:r>
+      </w:del>
+      <w:ins w:id="312" w:author="Luka Seamus Wright" w:date="2025-06-29T23:19:00Z" w16du:dateUtc="2025-06-29T15:19:00Z">
+        <w:r>
+          <w:rPr>
+            <w:rFonts w:ascii="Times New Roman" w:hAnsi="Times New Roman" w:cs="Times New Roman"/>
+          </w:rPr>
+          <w:t>2</w:t>
+        </w:r>
+      </w:ins>
+      <w:ins w:id="313" w:author="Luka Seamus Wright" w:date="2025-06-29T23:20:00Z" w16du:dateUtc="2025-06-29T15:20:00Z">
+        <w:r>
+          <w:rPr>
+            <w:rFonts w:ascii="Times New Roman" w:hAnsi="Times New Roman" w:cs="Times New Roman"/>
+          </w:rPr>
+          <w:t>54</w:t>
+        </w:r>
+      </w:ins>
+      <w:ins w:id="314" w:author="Luka Seamus Wright" w:date="2025-06-29T23:19:00Z" w16du:dateUtc="2025-06-29T15:19:00Z">
+        <w:r>
+          <w:rPr>
+            <w:rFonts w:ascii="Times New Roman" w:hAnsi="Times New Roman" w:cs="Times New Roman"/>
+          </w:rPr>
+          <w:t xml:space="preserve"> </w:t>
+        </w:r>
+      </w:ins>
+      <w:r>
+        <w:rPr>
+          <w:rFonts w:ascii="Times New Roman" w:hAnsi="Times New Roman" w:cs="Times New Roman"/>
+        </w:rPr>
+        <w:t xml:space="preserve">± </w:t>
+      </w:r>
+      <w:del w:id="315" w:author="Luka Seamus Wright" w:date="2025-06-29T23:19:00Z" w16du:dateUtc="2025-06-29T15:19:00Z">
+        <w:r>
+          <w:rPr>
+            <w:rFonts w:ascii="Times New Roman" w:hAnsi="Times New Roman" w:cs="Times New Roman"/>
+          </w:rPr>
+          <w:delText xml:space="preserve">102 </w:delText>
+        </w:r>
+      </w:del>
+      <w:ins w:id="316" w:author="Luka Seamus Wright" w:date="2025-06-29T23:19:00Z" w16du:dateUtc="2025-06-29T15:19:00Z">
+        <w:r>
+          <w:rPr>
+            <w:rFonts w:ascii="Times New Roman" w:hAnsi="Times New Roman" w:cs="Times New Roman"/>
+          </w:rPr>
+          <w:t>1</w:t>
+        </w:r>
+        <w:r>
+          <w:rPr>
+            <w:rFonts w:ascii="Times New Roman" w:hAnsi="Times New Roman" w:cs="Times New Roman"/>
+          </w:rPr>
+          <w:t>29</w:t>
+        </w:r>
+        <w:r>
+          <w:rPr>
+            <w:rFonts w:ascii="Times New Roman" w:hAnsi="Times New Roman" w:cs="Times New Roman"/>
+          </w:rPr>
+          <w:t xml:space="preserve"> </w:t>
+        </w:r>
+      </w:ins>
+      <w:r>
+        <w:rPr>
+          <w:rFonts w:ascii="Times New Roman" w:hAnsi="Times New Roman" w:cs="Times New Roman"/>
+        </w:rPr>
+        <w:t>d (P = 1) earlier than seaweed detritus and 18 ± 3.</w:t>
+      </w:r>
+      <w:ins w:id="317" w:author="Luka Seamus Wright" w:date="2025-06-29T23:21:00Z" w16du:dateUtc="2025-06-29T15:21:00Z">
+        <w:r>
+          <w:rPr>
+            <w:rFonts w:ascii="Times New Roman" w:hAnsi="Times New Roman" w:cs="Times New Roman"/>
+          </w:rPr>
+          <w:t>5</w:t>
+        </w:r>
+      </w:ins>
+      <w:del w:id="318" w:author="Luka Seamus Wright" w:date="2025-06-29T23:21:00Z" w16du:dateUtc="2025-06-29T15:21:00Z">
+        <w:r>
+          <w:rPr>
+            <w:rFonts w:ascii="Times New Roman" w:hAnsi="Times New Roman" w:cs="Times New Roman"/>
+          </w:rPr>
+          <w:delText>6</w:delText>
+        </w:r>
+      </w:del>
+      <w:r>
+        <w:rPr>
+          <w:rFonts w:ascii="Times New Roman" w:hAnsi="Times New Roman" w:cs="Times New Roman"/>
+        </w:rPr>
+        <w:t xml:space="preserve"> d (P = 1) later than terrestrial plant detritus.</w:t>
       </w:r>
     </w:p>
     <w:p>
@@ -11421,134 +11975,172 @@
         <w:rPr>
           <w:rFonts w:ascii="Times New Roman" w:hAnsi="Times New Roman" w:cs="Times New Roman"/>
         </w:rPr>
+        <w:t xml:space="preserve">Photosynthesis and chlorophyll (Chl) followed </w:t>
+      </w:r>
+      <w:proofErr w:type="gramStart"/>
+      <w:r>
+        <w:rPr>
+          <w:rFonts w:ascii="Times New Roman" w:hAnsi="Times New Roman" w:cs="Times New Roman"/>
+        </w:rPr>
+        <w:t>fairly consistent</w:t>
+      </w:r>
+      <w:proofErr w:type="gramEnd"/>
+      <w:r>
+        <w:rPr>
+          <w:rFonts w:ascii="Times New Roman" w:hAnsi="Times New Roman" w:cs="Times New Roman"/>
+        </w:rPr>
+        <w:t xml:space="preserve"> trends for seagrasses and terrestrial and freshwater plants (Figure 2, Table 2). This indicates that for these plants detrital Chl is a reasonable predictor of detrital photosynthesis. Seaweeds again form an exception and had </w:t>
+      </w:r>
+      <w:ins w:id="319" w:author="Luka Seamus Wright" w:date="2025-06-29T23:24:00Z" w16du:dateUtc="2025-06-29T15:24:00Z">
+        <w:r>
+          <w:rPr>
+            <w:rFonts w:ascii="Times New Roman" w:hAnsi="Times New Roman" w:cs="Times New Roman"/>
+          </w:rPr>
+          <w:t>54</w:t>
+        </w:r>
+      </w:ins>
+      <w:del w:id="320" w:author="Luka Seamus Wright" w:date="2025-06-29T23:24:00Z" w16du:dateUtc="2025-06-29T15:24:00Z">
+        <w:r>
+          <w:rPr>
+            <w:rFonts w:ascii="Times New Roman" w:hAnsi="Times New Roman" w:cs="Times New Roman"/>
+          </w:rPr>
+          <w:delText>69</w:delText>
+        </w:r>
+      </w:del>
+      <w:r>
+        <w:rPr>
+          <w:rFonts w:ascii="Times New Roman" w:hAnsi="Times New Roman" w:cs="Times New Roman"/>
+        </w:rPr>
+        <w:t xml:space="preserve">% smaller </w:t>
+      </w:r>
+      <w:r>
+        <w:rPr>
+          <w:rFonts w:ascii="Times New Roman" w:hAnsi="Times New Roman" w:cs="Times New Roman"/>
+          <w:i/>
+          <w:iCs/>
+        </w:rPr>
+        <w:t>k</w:t>
+      </w:r>
+      <w:r>
+        <w:rPr>
+          <w:rFonts w:ascii="Times New Roman" w:hAnsi="Times New Roman" w:cs="Times New Roman"/>
+        </w:rPr>
+        <w:t xml:space="preserve"> and </w:t>
+      </w:r>
+      <w:ins w:id="321" w:author="Luka Seamus Wright" w:date="2025-06-29T23:25:00Z" w16du:dateUtc="2025-06-29T15:25:00Z">
+        <w:r>
+          <w:rPr>
+            <w:rFonts w:ascii="Times New Roman" w:hAnsi="Times New Roman" w:cs="Times New Roman"/>
+          </w:rPr>
+          <w:t>1.1</w:t>
+        </w:r>
+      </w:ins>
+      <w:del w:id="322" w:author="Luka Seamus Wright" w:date="2025-06-29T23:25:00Z" w16du:dateUtc="2025-06-29T15:25:00Z">
+        <w:r>
+          <w:rPr>
+            <w:rFonts w:ascii="Times New Roman" w:hAnsi="Times New Roman" w:cs="Times New Roman"/>
+          </w:rPr>
+          <w:delText>3</w:delText>
+        </w:r>
+      </w:del>
+      <w:r>
+        <w:rPr>
+          <w:rFonts w:ascii="Times New Roman" w:hAnsi="Times New Roman" w:cs="Times New Roman"/>
+        </w:rPr>
+        <w:t xml:space="preserve"> times larger </w:t>
+      </w:r>
+      <w:r>
+        <w:rPr>
+          <w:rFonts w:ascii="Times New Roman" w:hAnsi="Times New Roman" w:cs="Times New Roman"/>
+          <w:i/>
+          <w:iCs/>
+        </w:rPr>
+        <w:t>µ</w:t>
+      </w:r>
+      <w:r>
+        <w:rPr>
+          <w:rFonts w:ascii="Times New Roman" w:hAnsi="Times New Roman" w:cs="Times New Roman"/>
+        </w:rPr>
+        <w:t xml:space="preserve"> for Chl than photosynthesis (Table 2), meaning that Chl </w:t>
+      </w:r>
+      <w:r>
+        <w:rPr>
+          <w:rFonts w:ascii="Times New Roman" w:hAnsi="Times New Roman" w:cs="Times New Roman"/>
+        </w:rPr>
         <w:lastRenderedPageBreak/>
-        <w:t>Photosynthesis and chlorophyll (</w:t>
-      </w:r>
-      <w:proofErr w:type="spellStart"/>
-      <w:r>
-        <w:rPr>
-          <w:rFonts w:ascii="Times New Roman" w:hAnsi="Times New Roman" w:cs="Times New Roman"/>
-        </w:rPr>
-        <w:t>Chl</w:t>
-      </w:r>
-      <w:proofErr w:type="spellEnd"/>
-      <w:r>
-        <w:rPr>
-          <w:rFonts w:ascii="Times New Roman" w:hAnsi="Times New Roman" w:cs="Times New Roman"/>
-        </w:rPr>
-        <w:t xml:space="preserve">) followed </w:t>
-      </w:r>
-      <w:proofErr w:type="gramStart"/>
-      <w:r>
-        <w:rPr>
-          <w:rFonts w:ascii="Times New Roman" w:hAnsi="Times New Roman" w:cs="Times New Roman"/>
-        </w:rPr>
-        <w:t>fairly consistent</w:t>
-      </w:r>
-      <w:proofErr w:type="gramEnd"/>
-      <w:r>
-        <w:rPr>
-          <w:rFonts w:ascii="Times New Roman" w:hAnsi="Times New Roman" w:cs="Times New Roman"/>
-        </w:rPr>
-        <w:t xml:space="preserve"> trends for seagrasses and terrestrial and freshwater plants (Figure 2, Table 2). This indicates that for these plants detrital </w:t>
-      </w:r>
-      <w:proofErr w:type="spellStart"/>
-      <w:r>
-        <w:rPr>
-          <w:rFonts w:ascii="Times New Roman" w:hAnsi="Times New Roman" w:cs="Times New Roman"/>
-        </w:rPr>
-        <w:t>Chl</w:t>
-      </w:r>
-      <w:proofErr w:type="spellEnd"/>
-      <w:r>
-        <w:rPr>
-          <w:rFonts w:ascii="Times New Roman" w:hAnsi="Times New Roman" w:cs="Times New Roman"/>
-        </w:rPr>
-        <w:t xml:space="preserve"> is a reasonable predictor of detrital photosynthesis. Seaweeds again form an exception and had 69% smaller </w:t>
-      </w:r>
-      <w:r>
-        <w:rPr>
-          <w:rFonts w:ascii="Times New Roman" w:hAnsi="Times New Roman" w:cs="Times New Roman"/>
-          <w:i/>
-          <w:iCs/>
-        </w:rPr>
-        <w:t>k</w:t>
-      </w:r>
-      <w:r>
-        <w:rPr>
-          <w:rFonts w:ascii="Times New Roman" w:hAnsi="Times New Roman" w:cs="Times New Roman"/>
-        </w:rPr>
-        <w:t xml:space="preserve"> and 3 times larger </w:t>
-      </w:r>
-      <w:r>
-        <w:rPr>
-          <w:rFonts w:ascii="Times New Roman" w:hAnsi="Times New Roman" w:cs="Times New Roman"/>
-          <w:i/>
-          <w:iCs/>
-        </w:rPr>
-        <w:t>µ</w:t>
-      </w:r>
-      <w:r>
-        <w:rPr>
-          <w:rFonts w:ascii="Times New Roman" w:hAnsi="Times New Roman" w:cs="Times New Roman"/>
-        </w:rPr>
-        <w:t xml:space="preserve"> for </w:t>
-      </w:r>
-      <w:proofErr w:type="spellStart"/>
-      <w:r>
-        <w:rPr>
-          <w:rFonts w:ascii="Times New Roman" w:hAnsi="Times New Roman" w:cs="Times New Roman"/>
-        </w:rPr>
-        <w:t>Chl</w:t>
-      </w:r>
-      <w:proofErr w:type="spellEnd"/>
-      <w:r>
-        <w:rPr>
-          <w:rFonts w:ascii="Times New Roman" w:hAnsi="Times New Roman" w:cs="Times New Roman"/>
-        </w:rPr>
-        <w:t xml:space="preserve"> than photosynthesis (Table 2), meaning that </w:t>
-      </w:r>
-      <w:proofErr w:type="spellStart"/>
-      <w:r>
-        <w:rPr>
-          <w:rFonts w:ascii="Times New Roman" w:hAnsi="Times New Roman" w:cs="Times New Roman"/>
-        </w:rPr>
-        <w:t>Chl</w:t>
-      </w:r>
-      <w:proofErr w:type="spellEnd"/>
-      <w:r>
-        <w:rPr>
-          <w:rFonts w:ascii="Times New Roman" w:hAnsi="Times New Roman" w:cs="Times New Roman"/>
-        </w:rPr>
-        <w:t xml:space="preserve"> tends to overestimate longevity of detrital photosynthesis fourfold for this group (Figure 2). Nonetheless, since there are no data on photosynthetic senescence under light for freshwater plants, </w:t>
-      </w:r>
-      <w:proofErr w:type="spellStart"/>
-      <w:r>
-        <w:rPr>
-          <w:rFonts w:ascii="Times New Roman" w:hAnsi="Times New Roman" w:cs="Times New Roman"/>
-        </w:rPr>
-        <w:t>Chl</w:t>
-      </w:r>
-      <w:proofErr w:type="spellEnd"/>
-      <w:r>
-        <w:rPr>
-          <w:rFonts w:ascii="Times New Roman" w:hAnsi="Times New Roman" w:cs="Times New Roman"/>
-        </w:rPr>
-        <w:t xml:space="preserve"> enables a mostly representative comparison of all plant groups. Surprisingly, freshwater plant detritus lost </w:t>
-      </w:r>
-      <w:proofErr w:type="spellStart"/>
-      <w:r>
-        <w:rPr>
-          <w:rFonts w:ascii="Times New Roman" w:hAnsi="Times New Roman" w:cs="Times New Roman"/>
-        </w:rPr>
-        <w:t>Chl</w:t>
-      </w:r>
-      <w:proofErr w:type="spellEnd"/>
-      <w:r>
-        <w:rPr>
-          <w:rFonts w:ascii="Times New Roman" w:hAnsi="Times New Roman" w:cs="Times New Roman"/>
-        </w:rPr>
-        <w:t xml:space="preserve"> at similar rates to terrestrial plant detritus (Δ = 0.023 ± 0.087 d</w:t>
+        <w:t xml:space="preserve">tends to overestimate longevity of detrital photosynthesis </w:t>
+      </w:r>
+      <w:del w:id="323" w:author="Luka Seamus Wright" w:date="2025-06-29T23:26:00Z" w16du:dateUtc="2025-06-29T15:26:00Z">
+        <w:r>
+          <w:rPr>
+            <w:rFonts w:ascii="Times New Roman" w:hAnsi="Times New Roman" w:cs="Times New Roman"/>
+          </w:rPr>
+          <w:delText xml:space="preserve">fourfold </w:delText>
+        </w:r>
+      </w:del>
+      <w:ins w:id="324" w:author="Luka Seamus Wright" w:date="2025-06-29T23:26:00Z" w16du:dateUtc="2025-06-29T15:26:00Z">
+        <w:r>
+          <w:rPr>
+            <w:rFonts w:ascii="Times New Roman" w:hAnsi="Times New Roman" w:cs="Times New Roman"/>
+          </w:rPr>
+          <w:t>two</w:t>
+        </w:r>
+        <w:r>
+          <w:rPr>
+            <w:rFonts w:ascii="Times New Roman" w:hAnsi="Times New Roman" w:cs="Times New Roman"/>
+          </w:rPr>
+          <w:t xml:space="preserve">fold </w:t>
+        </w:r>
+      </w:ins>
+      <w:r>
+        <w:rPr>
+          <w:rFonts w:ascii="Times New Roman" w:hAnsi="Times New Roman" w:cs="Times New Roman"/>
+        </w:rPr>
+        <w:t xml:space="preserve">for this group (Figure 2). Nonetheless, since there are no data on photosynthetic senescence under light for freshwater plants, Chl enables a mostly representative comparison of all plant groups. Surprisingly, freshwater plant detritus lost Chl at similar rates to terrestrial plant detritus (Δ = </w:t>
+      </w:r>
+      <w:ins w:id="325" w:author="Luka Seamus Wright" w:date="2025-06-29T23:33:00Z" w16du:dateUtc="2025-06-29T15:33:00Z">
+        <w:r>
+          <w:rPr>
+            <w:rFonts w:ascii="Times New Roman" w:hAnsi="Times New Roman" w:cs="Times New Roman"/>
+          </w:rPr>
+          <w:t>0.048</w:t>
+        </w:r>
+      </w:ins>
+      <w:del w:id="326" w:author="Luka Seamus Wright" w:date="2025-06-29T23:33:00Z" w16du:dateUtc="2025-06-29T15:33:00Z">
+        <w:r>
+          <w:rPr>
+            <w:rFonts w:ascii="Times New Roman" w:hAnsi="Times New Roman" w:cs="Times New Roman"/>
+          </w:rPr>
+          <w:delText>0.023</w:delText>
+        </w:r>
+      </w:del>
+      <w:r>
+        <w:rPr>
+          <w:rFonts w:ascii="Times New Roman" w:hAnsi="Times New Roman" w:cs="Times New Roman"/>
+        </w:rPr>
+        <w:t xml:space="preserve"> ± </w:t>
+      </w:r>
+      <w:ins w:id="327" w:author="Luka Seamus Wright" w:date="2025-06-29T23:33:00Z" w16du:dateUtc="2025-06-29T15:33:00Z">
+        <w:r>
+          <w:rPr>
+            <w:rFonts w:ascii="Times New Roman" w:hAnsi="Times New Roman" w:cs="Times New Roman"/>
+          </w:rPr>
+          <w:t>0.096</w:t>
+        </w:r>
+      </w:ins>
+      <w:del w:id="328" w:author="Luka Seamus Wright" w:date="2025-06-29T23:33:00Z" w16du:dateUtc="2025-06-29T15:33:00Z">
+        <w:r>
+          <w:rPr>
+            <w:rFonts w:ascii="Times New Roman" w:hAnsi="Times New Roman" w:cs="Times New Roman"/>
+          </w:rPr>
+          <w:delText>0.087</w:delText>
+        </w:r>
+      </w:del>
+      <w:r>
+        <w:rPr>
+          <w:rFonts w:ascii="Times New Roman" w:hAnsi="Times New Roman" w:cs="Times New Roman"/>
+        </w:rPr>
+        <w:t xml:space="preserve"> d</w:t>
       </w:r>
       <w:r>
         <w:rPr>
@@ -11568,7 +12160,101 @@
         <w:rPr>
           <w:rFonts w:ascii="Times New Roman" w:hAnsi="Times New Roman" w:cs="Times New Roman"/>
         </w:rPr>
-        <w:t>, P = 0.6), and consequently 1.4 times (Δ = 0.36 ± 0.094 d</w:t>
+        <w:t>, P = 0.</w:t>
+      </w:r>
+      <w:ins w:id="329" w:author="Luka Seamus Wright" w:date="2025-06-29T23:33:00Z" w16du:dateUtc="2025-06-29T15:33:00Z">
+        <w:r>
+          <w:rPr>
+            <w:rFonts w:ascii="Times New Roman" w:hAnsi="Times New Roman" w:cs="Times New Roman"/>
+          </w:rPr>
+          <w:t>7</w:t>
+        </w:r>
+      </w:ins>
+      <w:del w:id="330" w:author="Luka Seamus Wright" w:date="2025-06-29T23:33:00Z" w16du:dateUtc="2025-06-29T15:33:00Z">
+        <w:r>
+          <w:rPr>
+            <w:rFonts w:ascii="Times New Roman" w:hAnsi="Times New Roman" w:cs="Times New Roman"/>
+          </w:rPr>
+          <w:delText>6</w:delText>
+        </w:r>
+      </w:del>
+      <w:r>
+        <w:rPr>
+          <w:rFonts w:ascii="Times New Roman" w:hAnsi="Times New Roman" w:cs="Times New Roman"/>
+        </w:rPr>
+        <w:t>), and consequently 1.</w:t>
+      </w:r>
+      <w:ins w:id="331" w:author="Luka Seamus Wright" w:date="2025-06-29T23:35:00Z" w16du:dateUtc="2025-06-29T15:35:00Z">
+        <w:r>
+          <w:rPr>
+            <w:rFonts w:ascii="Times New Roman" w:hAnsi="Times New Roman" w:cs="Times New Roman"/>
+          </w:rPr>
+          <w:t>6</w:t>
+        </w:r>
+      </w:ins>
+      <w:del w:id="332" w:author="Luka Seamus Wright" w:date="2025-06-29T23:35:00Z" w16du:dateUtc="2025-06-29T15:35:00Z">
+        <w:r>
+          <w:rPr>
+            <w:rFonts w:ascii="Times New Roman" w:hAnsi="Times New Roman" w:cs="Times New Roman"/>
+          </w:rPr>
+          <w:delText>4</w:delText>
+        </w:r>
+      </w:del>
+      <w:r>
+        <w:rPr>
+          <w:rFonts w:ascii="Times New Roman" w:hAnsi="Times New Roman" w:cs="Times New Roman"/>
+        </w:rPr>
+        <w:t xml:space="preserve"> times (Δ = </w:t>
+      </w:r>
+      <w:ins w:id="333" w:author="Luka Seamus Wright" w:date="2025-06-29T23:36:00Z" w16du:dateUtc="2025-06-29T15:36:00Z">
+        <w:r>
+          <w:rPr>
+            <w:rFonts w:ascii="Times New Roman" w:hAnsi="Times New Roman" w:cs="Times New Roman"/>
+          </w:rPr>
+          <w:t>0.52</w:t>
+        </w:r>
+        <w:r>
+          <w:rPr>
+            <w:rFonts w:ascii="Times New Roman" w:hAnsi="Times New Roman" w:cs="Times New Roman"/>
+          </w:rPr>
+          <w:t xml:space="preserve"> </w:t>
+        </w:r>
+      </w:ins>
+      <w:del w:id="334" w:author="Luka Seamus Wright" w:date="2025-06-29T23:36:00Z" w16du:dateUtc="2025-06-29T15:36:00Z">
+        <w:r>
+          <w:rPr>
+            <w:rFonts w:ascii="Times New Roman" w:hAnsi="Times New Roman" w:cs="Times New Roman"/>
+          </w:rPr>
+          <w:delText xml:space="preserve">0.36 </w:delText>
+        </w:r>
+      </w:del>
+      <w:r>
+        <w:rPr>
+          <w:rFonts w:ascii="Times New Roman" w:hAnsi="Times New Roman" w:cs="Times New Roman"/>
+        </w:rPr>
+        <w:t xml:space="preserve">± </w:t>
+      </w:r>
+      <w:ins w:id="335" w:author="Luka Seamus Wright" w:date="2025-06-29T23:36:00Z" w16du:dateUtc="2025-06-29T15:36:00Z">
+        <w:r>
+          <w:rPr>
+            <w:rFonts w:ascii="Times New Roman" w:hAnsi="Times New Roman" w:cs="Times New Roman"/>
+          </w:rPr>
+          <w:t>0.11</w:t>
+        </w:r>
+      </w:ins>
+      <w:del w:id="336" w:author="Luka Seamus Wright" w:date="2025-06-29T23:36:00Z" w16du:dateUtc="2025-06-29T15:36:00Z">
+        <w:r>
+          <w:rPr>
+            <w:rFonts w:ascii="Times New Roman" w:hAnsi="Times New Roman" w:cs="Times New Roman"/>
+          </w:rPr>
+          <w:delText>0.094</w:delText>
+        </w:r>
+      </w:del>
+      <w:r>
+        <w:rPr>
+          <w:rFonts w:ascii="Times New Roman" w:hAnsi="Times New Roman" w:cs="Times New Roman"/>
+        </w:rPr>
+        <w:t xml:space="preserve"> d</w:t>
       </w:r>
       <w:r>
         <w:rPr>
@@ -11588,7 +12274,79 @@
         <w:rPr>
           <w:rFonts w:ascii="Times New Roman" w:hAnsi="Times New Roman" w:cs="Times New Roman"/>
         </w:rPr>
-        <w:t>, P = 1) and 102 times (Δ = 0.61 ± 0.066 d</w:t>
+        <w:t xml:space="preserve">, P = 1) and </w:t>
+      </w:r>
+      <w:del w:id="337" w:author="Luka Seamus Wright" w:date="2025-06-29T23:37:00Z" w16du:dateUtc="2025-06-29T15:37:00Z">
+        <w:r>
+          <w:rPr>
+            <w:rFonts w:ascii="Times New Roman" w:hAnsi="Times New Roman" w:cs="Times New Roman"/>
+          </w:rPr>
+          <w:delText xml:space="preserve">102 </w:delText>
+        </w:r>
+      </w:del>
+      <w:ins w:id="338" w:author="Luka Seamus Wright" w:date="2025-06-29T23:37:00Z" w16du:dateUtc="2025-06-29T15:37:00Z">
+        <w:r>
+          <w:rPr>
+            <w:rFonts w:ascii="Times New Roman" w:hAnsi="Times New Roman" w:cs="Times New Roman"/>
+          </w:rPr>
+          <w:t>89</w:t>
+        </w:r>
+        <w:r>
+          <w:rPr>
+            <w:rFonts w:ascii="Times New Roman" w:hAnsi="Times New Roman" w:cs="Times New Roman"/>
+          </w:rPr>
+          <w:t xml:space="preserve"> </w:t>
+        </w:r>
+      </w:ins>
+      <w:r>
+        <w:rPr>
+          <w:rFonts w:ascii="Times New Roman" w:hAnsi="Times New Roman" w:cs="Times New Roman"/>
+        </w:rPr>
+        <w:t xml:space="preserve">times (Δ = </w:t>
+      </w:r>
+      <w:ins w:id="339" w:author="Luka Seamus Wright" w:date="2025-06-29T23:38:00Z" w16du:dateUtc="2025-06-29T15:38:00Z">
+        <w:r>
+          <w:rPr>
+            <w:rFonts w:ascii="Times New Roman" w:hAnsi="Times New Roman" w:cs="Times New Roman"/>
+          </w:rPr>
+          <w:t>0.84</w:t>
+        </w:r>
+      </w:ins>
+      <w:del w:id="340" w:author="Luka Seamus Wright" w:date="2025-06-29T23:38:00Z" w16du:dateUtc="2025-06-29T15:38:00Z">
+        <w:r>
+          <w:rPr>
+            <w:rFonts w:ascii="Times New Roman" w:hAnsi="Times New Roman" w:cs="Times New Roman"/>
+          </w:rPr>
+          <w:delText>0.61</w:delText>
+        </w:r>
+      </w:del>
+      <w:r>
+        <w:rPr>
+          <w:rFonts w:ascii="Times New Roman" w:hAnsi="Times New Roman" w:cs="Times New Roman"/>
+        </w:rPr>
+        <w:t xml:space="preserve"> ± </w:t>
+      </w:r>
+      <w:ins w:id="341" w:author="Luka Seamus Wright" w:date="2025-06-29T23:38:00Z" w16du:dateUtc="2025-06-29T15:38:00Z">
+        <w:r>
+          <w:rPr>
+            <w:rFonts w:ascii="Times New Roman" w:hAnsi="Times New Roman" w:cs="Times New Roman"/>
+          </w:rPr>
+          <w:t>0.072</w:t>
+        </w:r>
+      </w:ins>
+      <w:del w:id="342" w:author="Luka Seamus Wright" w:date="2025-06-29T23:38:00Z" w16du:dateUtc="2025-06-29T15:38:00Z">
+        <w:r>
+          <w:rPr>
+            <w:rFonts w:ascii="Times New Roman" w:hAnsi="Times New Roman" w:cs="Times New Roman"/>
+          </w:rPr>
+          <w:delText>0.066</w:delText>
+        </w:r>
+      </w:del>
+      <w:r>
+        <w:rPr>
+          <w:rFonts w:ascii="Times New Roman" w:hAnsi="Times New Roman" w:cs="Times New Roman"/>
+        </w:rPr>
+        <w:t xml:space="preserve"> d</w:t>
       </w:r>
       <w:r>
         <w:rPr>
@@ -11608,7 +12366,157 @@
         <w:rPr>
           <w:rFonts w:ascii="Times New Roman" w:hAnsi="Times New Roman" w:cs="Times New Roman"/>
         </w:rPr>
-        <w:t>, P = 1) faster than seagrass and seaweed detritus respectively. Accordingly, photosynthetic death of freshwater plants occurs at the same time (Δ = 0.21 ± 0.91 d, P = 0.6) as terrestrial plants, and therefore 10 ± 4.4 d (P = 1) and 850 ± 577 d (P = 1) earlier than that of seagrasses and seaweeds respectively.</w:t>
+        <w:t xml:space="preserve">, P = 1) faster than seagrass and seaweed detritus respectively. Accordingly, photosynthetic death of freshwater plants </w:t>
+      </w:r>
+      <w:ins w:id="343" w:author="Luka Seamus Wright" w:date="2025-06-29T23:41:00Z" w16du:dateUtc="2025-06-29T15:41:00Z">
+        <w:r>
+          <w:rPr>
+            <w:rFonts w:ascii="Times New Roman" w:hAnsi="Times New Roman" w:cs="Times New Roman"/>
+          </w:rPr>
+          <w:t xml:space="preserve">practically </w:t>
+        </w:r>
+      </w:ins>
+      <w:r>
+        <w:rPr>
+          <w:rFonts w:ascii="Times New Roman" w:hAnsi="Times New Roman" w:cs="Times New Roman"/>
+        </w:rPr>
+        <w:t xml:space="preserve">occurs at the same time (Δ = </w:t>
+      </w:r>
+      <w:ins w:id="344" w:author="Luka Seamus Wright" w:date="2025-06-29T23:40:00Z" w16du:dateUtc="2025-06-29T15:40:00Z">
+        <w:r>
+          <w:rPr>
+            <w:rFonts w:ascii="Times New Roman" w:hAnsi="Times New Roman" w:cs="Times New Roman"/>
+          </w:rPr>
+          <w:t>0.35</w:t>
+        </w:r>
+      </w:ins>
+      <w:del w:id="345" w:author="Luka Seamus Wright" w:date="2025-06-29T23:40:00Z" w16du:dateUtc="2025-06-29T15:40:00Z">
+        <w:r>
+          <w:rPr>
+            <w:rFonts w:ascii="Times New Roman" w:hAnsi="Times New Roman" w:cs="Times New Roman"/>
+          </w:rPr>
+          <w:delText>0.21</w:delText>
+        </w:r>
+      </w:del>
+      <w:r>
+        <w:rPr>
+          <w:rFonts w:ascii="Times New Roman" w:hAnsi="Times New Roman" w:cs="Times New Roman"/>
+        </w:rPr>
+        <w:t xml:space="preserve"> ± </w:t>
+      </w:r>
+      <w:ins w:id="346" w:author="Luka Seamus Wright" w:date="2025-06-29T23:41:00Z" w16du:dateUtc="2025-06-29T15:41:00Z">
+        <w:r>
+          <w:rPr>
+            <w:rFonts w:ascii="Times New Roman" w:hAnsi="Times New Roman" w:cs="Times New Roman"/>
+          </w:rPr>
+          <w:t>0.73</w:t>
+        </w:r>
+      </w:ins>
+      <w:del w:id="347" w:author="Luka Seamus Wright" w:date="2025-06-29T23:41:00Z" w16du:dateUtc="2025-06-29T15:41:00Z">
+        <w:r>
+          <w:rPr>
+            <w:rFonts w:ascii="Times New Roman" w:hAnsi="Times New Roman" w:cs="Times New Roman"/>
+          </w:rPr>
+          <w:delText>0.91</w:delText>
+        </w:r>
+      </w:del>
+      <w:r>
+        <w:rPr>
+          <w:rFonts w:ascii="Times New Roman" w:hAnsi="Times New Roman" w:cs="Times New Roman"/>
+        </w:rPr>
+        <w:t xml:space="preserve"> d, P = 0.6</w:t>
+      </w:r>
+      <w:ins w:id="348" w:author="Luka Seamus Wright" w:date="2025-06-29T23:41:00Z" w16du:dateUtc="2025-06-29T15:41:00Z">
+        <w:r>
+          <w:rPr>
+            <w:rFonts w:ascii="Times New Roman" w:hAnsi="Times New Roman" w:cs="Times New Roman"/>
+          </w:rPr>
+          <w:t>9</w:t>
+        </w:r>
+      </w:ins>
+      <w:r>
+        <w:rPr>
+          <w:rFonts w:ascii="Times New Roman" w:hAnsi="Times New Roman" w:cs="Times New Roman"/>
+        </w:rPr>
+        <w:t>) as terrestrial plants, and therefore 10 ± 4.</w:t>
+      </w:r>
+      <w:ins w:id="349" w:author="Luka Seamus Wright" w:date="2025-06-29T23:42:00Z" w16du:dateUtc="2025-06-29T15:42:00Z">
+        <w:r>
+          <w:rPr>
+            <w:rFonts w:ascii="Times New Roman" w:hAnsi="Times New Roman" w:cs="Times New Roman"/>
+          </w:rPr>
+          <w:t>3</w:t>
+        </w:r>
+      </w:ins>
+      <w:del w:id="350" w:author="Luka Seamus Wright" w:date="2025-06-29T23:42:00Z" w16du:dateUtc="2025-06-29T15:42:00Z">
+        <w:r>
+          <w:rPr>
+            <w:rFonts w:ascii="Times New Roman" w:hAnsi="Times New Roman" w:cs="Times New Roman"/>
+          </w:rPr>
+          <w:delText>4</w:delText>
+        </w:r>
+      </w:del>
+      <w:r>
+        <w:rPr>
+          <w:rFonts w:ascii="Times New Roman" w:hAnsi="Times New Roman" w:cs="Times New Roman"/>
+        </w:rPr>
+        <w:t xml:space="preserve"> d (P = 1) and </w:t>
+      </w:r>
+      <w:del w:id="351" w:author="Luka Seamus Wright" w:date="2025-06-29T23:42:00Z" w16du:dateUtc="2025-06-29T15:42:00Z">
+        <w:r>
+          <w:rPr>
+            <w:rFonts w:ascii="Times New Roman" w:hAnsi="Times New Roman" w:cs="Times New Roman"/>
+          </w:rPr>
+          <w:delText xml:space="preserve">850 </w:delText>
+        </w:r>
+      </w:del>
+      <w:ins w:id="352" w:author="Luka Seamus Wright" w:date="2025-06-29T23:42:00Z" w16du:dateUtc="2025-06-29T15:42:00Z">
+        <w:r>
+          <w:rPr>
+            <w:rFonts w:ascii="Times New Roman" w:hAnsi="Times New Roman" w:cs="Times New Roman"/>
+          </w:rPr>
+          <w:t>566</w:t>
+        </w:r>
+        <w:r>
+          <w:rPr>
+            <w:rFonts w:ascii="Times New Roman" w:hAnsi="Times New Roman" w:cs="Times New Roman"/>
+          </w:rPr>
+          <w:t xml:space="preserve"> </w:t>
+        </w:r>
+      </w:ins>
+      <w:r>
+        <w:rPr>
+          <w:rFonts w:ascii="Times New Roman" w:hAnsi="Times New Roman" w:cs="Times New Roman"/>
+        </w:rPr>
+        <w:t xml:space="preserve">± </w:t>
+      </w:r>
+      <w:del w:id="353" w:author="Luka Seamus Wright" w:date="2025-06-29T23:42:00Z" w16du:dateUtc="2025-06-29T15:42:00Z">
+        <w:r>
+          <w:rPr>
+            <w:rFonts w:ascii="Times New Roman" w:hAnsi="Times New Roman" w:cs="Times New Roman"/>
+          </w:rPr>
+          <w:delText xml:space="preserve">577 </w:delText>
+        </w:r>
+      </w:del>
+      <w:ins w:id="354" w:author="Luka Seamus Wright" w:date="2025-06-29T23:42:00Z" w16du:dateUtc="2025-06-29T15:42:00Z">
+        <w:r>
+          <w:rPr>
+            <w:rFonts w:ascii="Times New Roman" w:hAnsi="Times New Roman" w:cs="Times New Roman"/>
+          </w:rPr>
+          <w:t>159</w:t>
+        </w:r>
+        <w:r>
+          <w:rPr>
+            <w:rFonts w:ascii="Times New Roman" w:hAnsi="Times New Roman" w:cs="Times New Roman"/>
+          </w:rPr>
+          <w:t xml:space="preserve"> </w:t>
+        </w:r>
+      </w:ins>
+      <w:r>
+        <w:rPr>
+          <w:rFonts w:ascii="Times New Roman" w:hAnsi="Times New Roman" w:cs="Times New Roman"/>
+        </w:rPr>
+        <w:t>d (P = 1) earlier than that of seagrasses and seaweeds respectively.</w:t>
       </w:r>
     </w:p>
     <w:p>
@@ -11630,7 +12538,189 @@
         <w:rPr>
           <w:rFonts w:ascii="Times New Roman" w:hAnsi="Times New Roman" w:cs="Times New Roman"/>
         </w:rPr>
-        <w:t>Light ameliorated photosynthetic decay in all except freshwater plants (Figure 2, Table 2). However, it only substantially extended detrital longevity in seaweeds. Whereas the effect is negligible for freshwater plants and only on the order of a couple days to a week for terrestrial plants and seagrasses, seaweed photosynthesis decays 25 times faster and terminates 96% earlier in darkness (Table 2). Consequently, under darkness seaweed detritus only remains viable for comparable durations to terrestrial (Δ = 4.2 ± 7.3 d, P = 0.89) and freshwater (Δ = 4.4 ± 7.3 d, P = 0.9) plants. This suggests that the extreme detrital longevity observed in seaweeds is highly light-dependent.</w:t>
+        <w:t xml:space="preserve">Light ameliorated photosynthetic decay in all except freshwater plants (Figure 2, Table 2). However, it only substantially extended detrital longevity in seaweeds. Whereas the effect is negligible for freshwater plants and only on the order of a couple days to a week for terrestrial plants and seagrasses, seaweed photosynthesis decays </w:t>
+      </w:r>
+      <w:del w:id="355" w:author="Luka Seamus Wright" w:date="2025-06-29T23:45:00Z" w16du:dateUtc="2025-06-29T15:45:00Z">
+        <w:r>
+          <w:rPr>
+            <w:rFonts w:ascii="Times New Roman" w:hAnsi="Times New Roman" w:cs="Times New Roman"/>
+          </w:rPr>
+          <w:delText xml:space="preserve">25 </w:delText>
+        </w:r>
+      </w:del>
+      <w:ins w:id="356" w:author="Luka Seamus Wright" w:date="2025-06-29T23:45:00Z" w16du:dateUtc="2025-06-29T15:45:00Z">
+        <w:r>
+          <w:rPr>
+            <w:rFonts w:ascii="Times New Roman" w:hAnsi="Times New Roman" w:cs="Times New Roman"/>
+          </w:rPr>
+          <w:t>106</w:t>
+        </w:r>
+        <w:r>
+          <w:rPr>
+            <w:rFonts w:ascii="Times New Roman" w:hAnsi="Times New Roman" w:cs="Times New Roman"/>
+          </w:rPr>
+          <w:t xml:space="preserve"> </w:t>
+        </w:r>
+      </w:ins>
+      <w:r>
+        <w:rPr>
+          <w:rFonts w:ascii="Times New Roman" w:hAnsi="Times New Roman" w:cs="Times New Roman"/>
+        </w:rPr>
+        <w:t>times faster and terminates 9</w:t>
+      </w:r>
+      <w:ins w:id="357" w:author="Luka Seamus Wright" w:date="2025-06-29T23:47:00Z" w16du:dateUtc="2025-06-29T15:47:00Z">
+        <w:r>
+          <w:rPr>
+            <w:rFonts w:ascii="Times New Roman" w:hAnsi="Times New Roman" w:cs="Times New Roman"/>
+          </w:rPr>
+          <w:t>8</w:t>
+        </w:r>
+      </w:ins>
+      <w:del w:id="358" w:author="Luka Seamus Wright" w:date="2025-06-29T23:47:00Z" w16du:dateUtc="2025-06-29T15:47:00Z">
+        <w:r>
+          <w:rPr>
+            <w:rFonts w:ascii="Times New Roman" w:hAnsi="Times New Roman" w:cs="Times New Roman"/>
+          </w:rPr>
+          <w:delText>6</w:delText>
+        </w:r>
+      </w:del>
+      <w:r>
+        <w:rPr>
+          <w:rFonts w:ascii="Times New Roman" w:hAnsi="Times New Roman" w:cs="Times New Roman"/>
+        </w:rPr>
+        <w:t xml:space="preserve">% earlier in darkness (Table 2). Consequently, under darkness seaweed detritus only remains viable for comparable durations to terrestrial (Δ = </w:t>
+      </w:r>
+      <w:ins w:id="359" w:author="Luka Seamus Wright" w:date="2025-06-29T23:48:00Z" w16du:dateUtc="2025-06-29T15:48:00Z">
+        <w:r>
+          <w:rPr>
+            <w:rFonts w:ascii="Times New Roman" w:hAnsi="Times New Roman" w:cs="Times New Roman"/>
+          </w:rPr>
+          <w:t>0.91</w:t>
+        </w:r>
+      </w:ins>
+      <w:del w:id="360" w:author="Luka Seamus Wright" w:date="2025-06-29T23:48:00Z" w16du:dateUtc="2025-06-29T15:48:00Z">
+        <w:r>
+          <w:rPr>
+            <w:rFonts w:ascii="Times New Roman" w:hAnsi="Times New Roman" w:cs="Times New Roman"/>
+          </w:rPr>
+          <w:delText>4.2</w:delText>
+        </w:r>
+      </w:del>
+      <w:r>
+        <w:rPr>
+          <w:rFonts w:ascii="Times New Roman" w:hAnsi="Times New Roman" w:cs="Times New Roman"/>
+        </w:rPr>
+        <w:t xml:space="preserve"> ± </w:t>
+      </w:r>
+      <w:ins w:id="361" w:author="Luka Seamus Wright" w:date="2025-06-29T23:48:00Z" w16du:dateUtc="2025-06-29T15:48:00Z">
+        <w:r>
+          <w:rPr>
+            <w:rFonts w:ascii="Times New Roman" w:hAnsi="Times New Roman" w:cs="Times New Roman"/>
+          </w:rPr>
+          <w:t>9.3</w:t>
+        </w:r>
+      </w:ins>
+      <w:del w:id="362" w:author="Luka Seamus Wright" w:date="2025-06-29T23:48:00Z" w16du:dateUtc="2025-06-29T15:48:00Z">
+        <w:r>
+          <w:rPr>
+            <w:rFonts w:ascii="Times New Roman" w:hAnsi="Times New Roman" w:cs="Times New Roman"/>
+          </w:rPr>
+          <w:delText>7.3</w:delText>
+        </w:r>
+      </w:del>
+      <w:r>
+        <w:rPr>
+          <w:rFonts w:ascii="Times New Roman" w:hAnsi="Times New Roman" w:cs="Times New Roman"/>
+        </w:rPr>
+        <w:t xml:space="preserve"> d, P = 0.</w:t>
+      </w:r>
+      <w:ins w:id="363" w:author="Luka Seamus Wright" w:date="2025-06-29T23:49:00Z" w16du:dateUtc="2025-06-29T15:49:00Z">
+        <w:r>
+          <w:rPr>
+            <w:rFonts w:ascii="Times New Roman" w:hAnsi="Times New Roman" w:cs="Times New Roman"/>
+          </w:rPr>
+          <w:t>54</w:t>
+        </w:r>
+      </w:ins>
+      <w:del w:id="364" w:author="Luka Seamus Wright" w:date="2025-06-29T23:49:00Z" w16du:dateUtc="2025-06-29T15:49:00Z">
+        <w:r>
+          <w:rPr>
+            <w:rFonts w:ascii="Times New Roman" w:hAnsi="Times New Roman" w:cs="Times New Roman"/>
+          </w:rPr>
+          <w:delText>89</w:delText>
+        </w:r>
+      </w:del>
+      <w:r>
+        <w:rPr>
+          <w:rFonts w:ascii="Times New Roman" w:hAnsi="Times New Roman" w:cs="Times New Roman"/>
+        </w:rPr>
+        <w:t xml:space="preserve">) and freshwater (Δ = </w:t>
+      </w:r>
+      <w:ins w:id="365" w:author="Luka Seamus Wright" w:date="2025-06-29T23:49:00Z" w16du:dateUtc="2025-06-29T15:49:00Z">
+        <w:r>
+          <w:rPr>
+            <w:rFonts w:ascii="Times New Roman" w:hAnsi="Times New Roman" w:cs="Times New Roman"/>
+          </w:rPr>
+          <w:t>1</w:t>
+        </w:r>
+      </w:ins>
+      <w:del w:id="366" w:author="Luka Seamus Wright" w:date="2025-06-29T23:49:00Z" w16du:dateUtc="2025-06-29T15:49:00Z">
+        <w:r>
+          <w:rPr>
+            <w:rFonts w:ascii="Times New Roman" w:hAnsi="Times New Roman" w:cs="Times New Roman"/>
+          </w:rPr>
+          <w:delText>4.4</w:delText>
+        </w:r>
+      </w:del>
+      <w:r>
+        <w:rPr>
+          <w:rFonts w:ascii="Times New Roman" w:hAnsi="Times New Roman" w:cs="Times New Roman"/>
+        </w:rPr>
+        <w:t xml:space="preserve"> ± </w:t>
+      </w:r>
+      <w:ins w:id="367" w:author="Luka Seamus Wright" w:date="2025-06-29T23:49:00Z" w16du:dateUtc="2025-06-29T15:49:00Z">
+        <w:r>
+          <w:rPr>
+            <w:rFonts w:ascii="Times New Roman" w:hAnsi="Times New Roman" w:cs="Times New Roman"/>
+          </w:rPr>
+          <w:t>9.3</w:t>
+        </w:r>
+      </w:ins>
+      <w:del w:id="368" w:author="Luka Seamus Wright" w:date="2025-06-29T23:49:00Z" w16du:dateUtc="2025-06-29T15:49:00Z">
+        <w:r>
+          <w:rPr>
+            <w:rFonts w:ascii="Times New Roman" w:hAnsi="Times New Roman" w:cs="Times New Roman"/>
+          </w:rPr>
+          <w:delText>7.3</w:delText>
+        </w:r>
+      </w:del>
+      <w:r>
+        <w:rPr>
+          <w:rFonts w:ascii="Times New Roman" w:hAnsi="Times New Roman" w:cs="Times New Roman"/>
+        </w:rPr>
+        <w:t xml:space="preserve"> d, P = </w:t>
+      </w:r>
+      <w:ins w:id="369" w:author="Luka Seamus Wright" w:date="2025-06-29T23:49:00Z" w16du:dateUtc="2025-06-29T15:49:00Z">
+        <w:r>
+          <w:rPr>
+            <w:rFonts w:ascii="Times New Roman" w:hAnsi="Times New Roman" w:cs="Times New Roman"/>
+          </w:rPr>
+          <w:t>0.54</w:t>
+        </w:r>
+      </w:ins>
+      <w:del w:id="370" w:author="Luka Seamus Wright" w:date="2025-06-29T23:49:00Z" w16du:dateUtc="2025-06-29T15:49:00Z">
+        <w:r>
+          <w:rPr>
+            <w:rFonts w:ascii="Times New Roman" w:hAnsi="Times New Roman" w:cs="Times New Roman"/>
+          </w:rPr>
+          <w:delText>0.9</w:delText>
+        </w:r>
+      </w:del>
+      <w:r>
+        <w:rPr>
+          <w:rFonts w:ascii="Times New Roman" w:hAnsi="Times New Roman" w:cs="Times New Roman"/>
+        </w:rPr>
+        <w:t>) plants. This suggests that the extreme detrital longevity observed in seaweeds is highly light-dependent.</w:t>
       </w:r>
     </w:p>
     <w:p>
@@ -11654,7 +12744,6 @@
           <w:b/>
           <w:bCs/>
         </w:rPr>
-        <w:lastRenderedPageBreak/>
         <w:t>Discussion</w:t>
       </w:r>
     </w:p>
@@ -11669,7 +12758,14 @@
         <w:rPr>
           <w:rFonts w:ascii="Times New Roman" w:hAnsi="Times New Roman" w:cs="Times New Roman"/>
         </w:rPr>
-        <w:t xml:space="preserve">Despite the existence of various relevant literature, the phenomenon of detrital photosynthesis had not been explored beyond kelps. In part, this is probably due to diverse research objectives which obscure the connection between quantitatively comparable data. There was also data scarcity in some important plant groups, especially the seagrasses. Here I filled this knowledge gap by presenting the first data on photosynthesis in seagrass detritus and subsequently the first meta-analysis of detrital photosynthesis across all plants. </w:t>
+        <w:t xml:space="preserve">Despite the existence of various relevant literature, the phenomenon of detrital photosynthesis had not been explored beyond kelps. In part, this is probably due to diverse research objectives which obscure the connection between quantitatively comparable data. There was also data </w:t>
+      </w:r>
+      <w:r>
+        <w:rPr>
+          <w:rFonts w:ascii="Times New Roman" w:hAnsi="Times New Roman" w:cs="Times New Roman"/>
+        </w:rPr>
+        <w:lastRenderedPageBreak/>
+        <w:t xml:space="preserve">scarcity in some important plant groups, especially the seagrasses. Here I filled this knowledge gap by presenting the first data on photosynthesis in seagrass detritus and subsequently the first meta-analysis of detrital photosynthesis across all plants. </w:t>
       </w:r>
     </w:p>
     <w:p>
@@ -11707,7 +12803,7 @@
         </w:rPr>
         <w:t xml:space="preserve"> is not restricted to non-vascular plants. Seagrass detritus can also photosynthesise for at least a couple weeks. The physiology of diverse seagrasses responds similarly to detrital age and observed differences may simply be attributable to varying colonisation by </w:t>
       </w:r>
-      <w:del w:id="197" w:author="Luka Seamus Wright" w:date="2025-06-24T11:45:00Z" w16du:dateUtc="2025-06-24T03:45:00Z">
+      <w:del w:id="371" w:author="Luka Seamus Wright" w:date="2025-06-24T11:45:00Z" w16du:dateUtc="2025-06-24T03:45:00Z">
         <w:r>
           <w:rPr>
             <w:rFonts w:ascii="Times New Roman" w:hAnsi="Times New Roman" w:cs="Times New Roman"/>
@@ -11715,7 +12811,7 @@
           <w:delText>biofilm algae</w:delText>
         </w:r>
       </w:del>
-      <w:ins w:id="198" w:author="Luka Seamus Wright" w:date="2025-06-24T11:45:00Z" w16du:dateUtc="2025-06-24T03:45:00Z">
+      <w:ins w:id="372" w:author="Luka Seamus Wright" w:date="2025-06-24T11:45:00Z" w16du:dateUtc="2025-06-24T03:45:00Z">
         <w:r>
           <w:rPr>
             <w:rFonts w:ascii="Times New Roman" w:hAnsi="Times New Roman" w:cs="Times New Roman"/>
@@ -11723,7 +12819,7 @@
           <w:t>periphyton</w:t>
         </w:r>
       </w:ins>
-      <w:ins w:id="199" w:author="Luka Seamus Wright" w:date="2025-06-24T12:05:00Z" w16du:dateUtc="2025-06-24T04:05:00Z">
+      <w:ins w:id="373" w:author="Luka Seamus Wright" w:date="2025-06-24T12:05:00Z" w16du:dateUtc="2025-06-24T04:05:00Z">
         <w:r>
           <w:rPr>
             <w:rFonts w:ascii="Times New Roman" w:hAnsi="Times New Roman" w:cs="Times New Roman"/>
@@ -11731,7 +12827,7 @@
           <w:t xml:space="preserve"> </w:t>
         </w:r>
       </w:ins>
-      <w:ins w:id="200" w:author="Luka Seamus Wright" w:date="2025-06-24T11:45:00Z" w16du:dateUtc="2025-06-24T03:45:00Z">
+      <w:ins w:id="374" w:author="Luka Seamus Wright" w:date="2025-06-24T11:45:00Z" w16du:dateUtc="2025-06-24T03:45:00Z">
         <w:r>
           <w:rPr>
             <w:rFonts w:ascii="Times New Roman" w:hAnsi="Times New Roman" w:cs="Times New Roman"/>
@@ -11739,7 +12835,7 @@
           <w:t>which</w:t>
         </w:r>
       </w:ins>
-      <w:ins w:id="201" w:author="Luka Seamus Wright" w:date="2025-06-24T12:05:00Z" w16du:dateUtc="2025-06-24T04:05:00Z">
+      <w:ins w:id="375" w:author="Luka Seamus Wright" w:date="2025-06-24T12:05:00Z" w16du:dateUtc="2025-06-24T04:05:00Z">
         <w:r>
           <w:rPr>
             <w:rFonts w:ascii="Times New Roman" w:hAnsi="Times New Roman" w:cs="Times New Roman"/>
@@ -11747,7 +12843,7 @@
           <w:t>,</w:t>
         </w:r>
       </w:ins>
-      <w:ins w:id="202" w:author="Luka Seamus Wright" w:date="2025-06-24T11:45:00Z" w16du:dateUtc="2025-06-24T03:45:00Z">
+      <w:ins w:id="376" w:author="Luka Seamus Wright" w:date="2025-06-24T11:45:00Z" w16du:dateUtc="2025-06-24T03:45:00Z">
         <w:r>
           <w:rPr>
             <w:rFonts w:ascii="Times New Roman" w:hAnsi="Times New Roman" w:cs="Times New Roman"/>
@@ -11755,7 +12851,7 @@
           <w:t xml:space="preserve"> </w:t>
         </w:r>
       </w:ins>
-      <w:ins w:id="203" w:author="Luka Seamus Wright" w:date="2025-06-24T12:00:00Z" w16du:dateUtc="2025-06-24T04:00:00Z">
+      <w:ins w:id="377" w:author="Luka Seamus Wright" w:date="2025-06-24T12:00:00Z" w16du:dateUtc="2025-06-24T04:00:00Z">
         <w:r>
           <w:rPr>
             <w:rFonts w:ascii="Times New Roman" w:hAnsi="Times New Roman" w:cs="Times New Roman"/>
@@ -11763,7 +12859,7 @@
           <w:t>given</w:t>
         </w:r>
       </w:ins>
-      <w:ins w:id="204" w:author="Luka Seamus Wright" w:date="2025-06-24T11:45:00Z" w16du:dateUtc="2025-06-24T03:45:00Z">
+      <w:ins w:id="378" w:author="Luka Seamus Wright" w:date="2025-06-24T11:45:00Z" w16du:dateUtc="2025-06-24T03:45:00Z">
         <w:r>
           <w:rPr>
             <w:rFonts w:ascii="Times New Roman" w:hAnsi="Times New Roman" w:cs="Times New Roman"/>
@@ -11771,7 +12867,7 @@
           <w:t xml:space="preserve"> a leaf mass per area of </w:t>
         </w:r>
       </w:ins>
-      <w:ins w:id="205" w:author="Luka Seamus Wright" w:date="2025-06-24T12:29:00Z" w16du:dateUtc="2025-06-24T04:29:00Z">
+      <w:ins w:id="379" w:author="Luka Seamus Wright" w:date="2025-06-24T12:29:00Z" w16du:dateUtc="2025-06-24T04:29:00Z">
         <w:r>
           <w:rPr>
             <w:rFonts w:ascii="Times New Roman" w:hAnsi="Times New Roman" w:cs="Times New Roman"/>
@@ -11779,7 +12875,7 @@
           <w:t>2.7</w:t>
         </w:r>
       </w:ins>
-      <w:ins w:id="206" w:author="Luka Seamus Wright" w:date="2025-06-24T12:03:00Z" w16du:dateUtc="2025-06-24T04:03:00Z">
+      <w:ins w:id="380" w:author="Luka Seamus Wright" w:date="2025-06-24T12:03:00Z" w16du:dateUtc="2025-06-24T04:03:00Z">
         <w:r>
           <w:rPr>
             <w:rFonts w:ascii="Times New Roman" w:hAnsi="Times New Roman" w:cs="Times New Roman"/>
@@ -11787,7 +12883,7 @@
           <w:t xml:space="preserve"> and </w:t>
         </w:r>
       </w:ins>
-      <w:ins w:id="207" w:author="Luka Seamus Wright" w:date="2025-06-24T12:29:00Z" w16du:dateUtc="2025-06-24T04:29:00Z">
+      <w:ins w:id="381" w:author="Luka Seamus Wright" w:date="2025-06-24T12:29:00Z" w16du:dateUtc="2025-06-24T04:29:00Z">
         <w:r>
           <w:rPr>
             <w:rFonts w:ascii="Times New Roman" w:hAnsi="Times New Roman" w:cs="Times New Roman"/>
@@ -11795,7 +12891,7 @@
           <w:t>6.8</w:t>
         </w:r>
       </w:ins>
-      <w:ins w:id="208" w:author="Luka Seamus Wright" w:date="2025-06-24T12:01:00Z" w16du:dateUtc="2025-06-24T04:01:00Z">
+      <w:ins w:id="382" w:author="Luka Seamus Wright" w:date="2025-06-24T12:01:00Z" w16du:dateUtc="2025-06-24T04:01:00Z">
         <w:r>
           <w:rPr>
             <w:rFonts w:ascii="Times New Roman" w:hAnsi="Times New Roman" w:cs="Times New Roman"/>
@@ -11803,7 +12899,7 @@
           <w:t xml:space="preserve"> </w:t>
         </w:r>
       </w:ins>
-      <w:ins w:id="209" w:author="Luka Seamus Wright" w:date="2025-06-24T12:29:00Z" w16du:dateUtc="2025-06-24T04:29:00Z">
+      <w:ins w:id="383" w:author="Luka Seamus Wright" w:date="2025-06-24T12:29:00Z" w16du:dateUtc="2025-06-24T04:29:00Z">
         <w:r>
           <w:rPr>
             <w:rFonts w:ascii="Times New Roman" w:hAnsi="Times New Roman" w:cs="Times New Roman"/>
@@ -11811,7 +12907,7 @@
           <w:t>m</w:t>
         </w:r>
       </w:ins>
-      <w:ins w:id="210" w:author="Luka Seamus Wright" w:date="2025-06-24T12:04:00Z" w16du:dateUtc="2025-06-24T04:04:00Z">
+      <w:ins w:id="384" w:author="Luka Seamus Wright" w:date="2025-06-24T12:04:00Z" w16du:dateUtc="2025-06-24T04:04:00Z">
         <w:r>
           <w:rPr>
             <w:rFonts w:ascii="Times New Roman" w:hAnsi="Times New Roman" w:cs="Times New Roman"/>
@@ -11822,7 +12918,7 @@
           <w:rPr>
             <w:rFonts w:ascii="Times New Roman" w:hAnsi="Times New Roman" w:cs="Times New Roman"/>
             <w:vertAlign w:val="superscript"/>
-            <w:rPrChange w:id="211" w:author="Luka Seamus Wright" w:date="2025-06-24T12:04:00Z" w16du:dateUtc="2025-06-24T04:04:00Z">
+            <w:rPrChange w:id="385" w:author="Luka Seamus Wright" w:date="2025-06-24T12:04:00Z" w16du:dateUtc="2025-06-24T04:04:00Z">
               <w:rPr>
                 <w:rFonts w:ascii="Times New Roman" w:hAnsi="Times New Roman" w:cs="Times New Roman"/>
               </w:rPr>
@@ -11837,7 +12933,7 @@
           <w:t xml:space="preserve"> </w:t>
         </w:r>
       </w:ins>
-      <w:ins w:id="212" w:author="Luka Seamus Wright" w:date="2025-06-24T12:01:00Z" w16du:dateUtc="2025-06-24T04:01:00Z">
+      <w:ins w:id="386" w:author="Luka Seamus Wright" w:date="2025-06-24T12:01:00Z" w16du:dateUtc="2025-06-24T04:01:00Z">
         <w:r>
           <w:rPr>
             <w:rFonts w:ascii="Times New Roman" w:hAnsi="Times New Roman" w:cs="Times New Roman"/>
@@ -11845,7 +12941,7 @@
           <w:t xml:space="preserve">for </w:t>
         </w:r>
       </w:ins>
-      <w:ins w:id="213" w:author="Luka Seamus Wright" w:date="2025-06-24T12:04:00Z" w16du:dateUtc="2025-06-24T04:04:00Z">
+      <w:ins w:id="387" w:author="Luka Seamus Wright" w:date="2025-06-24T12:04:00Z" w16du:dateUtc="2025-06-24T04:04:00Z">
         <w:r>
           <w:rPr>
             <w:rFonts w:ascii="Times New Roman" w:hAnsi="Times New Roman" w:cs="Times New Roman"/>
@@ -11860,74 +12956,64 @@
           </w:rPr>
           <w:t xml:space="preserve"> and </w:t>
         </w:r>
-        <w:proofErr w:type="spellStart"/>
         <w:r>
           <w:rPr>
             <w:rFonts w:ascii="Times New Roman" w:hAnsi="Times New Roman" w:cs="Times New Roman"/>
             <w:i/>
             <w:iCs/>
           </w:rPr>
-          <w:t>Amphibolis</w:t>
-        </w:r>
-        <w:proofErr w:type="spellEnd"/>
+          <w:t>Amphibolis antarctica</w:t>
+        </w:r>
+        <w:r>
+          <w:rPr>
+            <w:rFonts w:ascii="Times New Roman" w:hAnsi="Times New Roman" w:cs="Times New Roman"/>
+          </w:rPr>
+          <w:t xml:space="preserve"> </w:t>
+        </w:r>
+      </w:ins>
+      <w:ins w:id="388" w:author="Luka Seamus Wright" w:date="2025-06-24T12:05:00Z" w16du:dateUtc="2025-06-24T04:05:00Z">
+        <w:r>
+          <w:rPr>
+            <w:rFonts w:ascii="Times New Roman" w:hAnsi="Times New Roman" w:cs="Times New Roman"/>
+          </w:rPr>
+          <w:t>respectively</w:t>
+        </w:r>
+      </w:ins>
+      <w:ins w:id="389" w:author="Luka Seamus Wright" w:date="2025-06-24T12:06:00Z" w16du:dateUtc="2025-06-24T04:06:00Z">
+        <w:r>
+          <w:rPr>
+            <w:rFonts w:ascii="Times New Roman" w:hAnsi="Times New Roman" w:cs="Times New Roman"/>
+          </w:rPr>
+          <w:t xml:space="preserve"> </w:t>
+        </w:r>
+        <w:r>
+          <w:rPr>
+            <w:rFonts w:ascii="Times New Roman" w:hAnsi="Times New Roman" w:cs="Times New Roman"/>
+          </w:rPr>
+          <w:fldChar w:fldCharType="begin"/>
+        </w:r>
+        <w:r>
+          <w:rPr>
+            <w:rFonts w:ascii="Times New Roman" w:hAnsi="Times New Roman" w:cs="Times New Roman"/>
+          </w:rPr>
+          <w:instrText>ADDIN BEC{de los Santos et al., 2016, #87834; de los Santos et al., 2012, #90865}</w:instrText>
+        </w:r>
+        <w:r>
+          <w:rPr>
+            <w:rFonts w:ascii="Times New Roman" w:hAnsi="Times New Roman" w:cs="Times New Roman"/>
+          </w:rPr>
+          <w:fldChar w:fldCharType="separate"/>
+        </w:r>
+        <w:r>
+          <w:rPr>
+            <w:rFonts w:ascii="Times New Roman" w:hAnsi="Times New Roman" w:cs="Times New Roman"/>
+          </w:rPr>
+          <w:t>(de los Santos</w:t>
+        </w:r>
         <w:r>
           <w:rPr>
             <w:rFonts w:ascii="Times New Roman" w:hAnsi="Times New Roman" w:cs="Times New Roman"/>
             <w:i/>
-            <w:iCs/>
-          </w:rPr>
-          <w:t xml:space="preserve"> antarctica</w:t>
-        </w:r>
-        <w:r>
-          <w:rPr>
-            <w:rFonts w:ascii="Times New Roman" w:hAnsi="Times New Roman" w:cs="Times New Roman"/>
-          </w:rPr>
-          <w:t xml:space="preserve"> </w:t>
-        </w:r>
-      </w:ins>
-      <w:ins w:id="214" w:author="Luka Seamus Wright" w:date="2025-06-24T12:05:00Z" w16du:dateUtc="2025-06-24T04:05:00Z">
-        <w:r>
-          <w:rPr>
-            <w:rFonts w:ascii="Times New Roman" w:hAnsi="Times New Roman" w:cs="Times New Roman"/>
-          </w:rPr>
-          <w:t>respectively</w:t>
-        </w:r>
-      </w:ins>
-      <w:ins w:id="215" w:author="Luka Seamus Wright" w:date="2025-06-24T12:06:00Z" w16du:dateUtc="2025-06-24T04:06:00Z">
-        <w:r>
-          <w:rPr>
-            <w:rFonts w:ascii="Times New Roman" w:hAnsi="Times New Roman" w:cs="Times New Roman"/>
-          </w:rPr>
-          <w:t xml:space="preserve"> </w:t>
-        </w:r>
-        <w:r>
-          <w:rPr>
-            <w:rFonts w:ascii="Times New Roman" w:hAnsi="Times New Roman" w:cs="Times New Roman"/>
-          </w:rPr>
-          <w:fldChar w:fldCharType="begin"/>
-        </w:r>
-        <w:r>
-          <w:rPr>
-            <w:rFonts w:ascii="Times New Roman" w:hAnsi="Times New Roman" w:cs="Times New Roman"/>
-          </w:rPr>
-          <w:instrText>ADDIN BEC{de los Santos et al., 2016, #87834; de los Santos et al., 2012, #90865}</w:instrText>
-        </w:r>
-        <w:r>
-          <w:rPr>
-            <w:rFonts w:ascii="Times New Roman" w:hAnsi="Times New Roman" w:cs="Times New Roman"/>
-          </w:rPr>
-          <w:fldChar w:fldCharType="separate"/>
-        </w:r>
-        <w:r>
-          <w:rPr>
-            <w:rFonts w:ascii="Times New Roman" w:hAnsi="Times New Roman" w:cs="Times New Roman"/>
-          </w:rPr>
-          <w:t>(de los Santos</w:t>
-        </w:r>
-        <w:r>
-          <w:rPr>
-            <w:rFonts w:ascii="Times New Roman" w:hAnsi="Times New Roman" w:cs="Times New Roman"/>
-            <w:i/>
           </w:rPr>
           <w:t xml:space="preserve"> et al.</w:t>
         </w:r>
@@ -11944,7 +13030,7 @@
           <w:fldChar w:fldCharType="end"/>
         </w:r>
       </w:ins>
-      <w:ins w:id="216" w:author="Luka Seamus Wright" w:date="2025-06-24T12:05:00Z" w16du:dateUtc="2025-06-24T04:05:00Z">
+      <w:ins w:id="390" w:author="Luka Seamus Wright" w:date="2025-06-24T12:05:00Z" w16du:dateUtc="2025-06-24T04:05:00Z">
         <w:r>
           <w:rPr>
             <w:rFonts w:ascii="Times New Roman" w:hAnsi="Times New Roman" w:cs="Times New Roman"/>
@@ -11952,7 +13038,7 @@
           <w:t xml:space="preserve">, could contribute </w:t>
         </w:r>
       </w:ins>
-      <w:ins w:id="217" w:author="Luka Seamus Wright" w:date="2025-06-24T12:26:00Z" w16du:dateUtc="2025-06-24T04:26:00Z">
+      <w:ins w:id="391" w:author="Luka Seamus Wright" w:date="2025-06-24T12:26:00Z" w16du:dateUtc="2025-06-24T04:26:00Z">
         <w:r>
           <w:rPr>
             <w:rFonts w:ascii="Times New Roman" w:hAnsi="Times New Roman" w:cs="Times New Roman"/>
@@ -11960,7 +13046,7 @@
           <w:t>12</w:t>
         </w:r>
       </w:ins>
-      <w:ins w:id="218" w:author="Luka Seamus Wright" w:date="2025-06-24T12:25:00Z" w16du:dateUtc="2025-06-24T04:25:00Z">
+      <w:ins w:id="392" w:author="Luka Seamus Wright" w:date="2025-06-24T12:25:00Z" w16du:dateUtc="2025-06-24T04:25:00Z">
         <w:r>
           <w:rPr>
             <w:rFonts w:ascii="Times New Roman" w:hAnsi="Times New Roman" w:cs="Times New Roman"/>
@@ -11968,7 +13054,7 @@
           <w:t>–</w:t>
         </w:r>
       </w:ins>
-      <w:ins w:id="219" w:author="Luka Seamus Wright" w:date="2025-06-24T12:27:00Z" w16du:dateUtc="2025-06-24T04:27:00Z">
+      <w:ins w:id="393" w:author="Luka Seamus Wright" w:date="2025-06-24T12:27:00Z" w16du:dateUtc="2025-06-24T04:27:00Z">
         <w:r>
           <w:rPr>
             <w:rFonts w:ascii="Times New Roman" w:hAnsi="Times New Roman" w:cs="Times New Roman"/>
@@ -11976,7 +13062,7 @@
           <w:t>172</w:t>
         </w:r>
       </w:ins>
-      <w:ins w:id="220" w:author="Luka Seamus Wright" w:date="2025-06-24T12:05:00Z" w16du:dateUtc="2025-06-24T04:05:00Z">
+      <w:ins w:id="394" w:author="Luka Seamus Wright" w:date="2025-06-24T12:05:00Z" w16du:dateUtc="2025-06-24T04:05:00Z">
         <w:r>
           <w:rPr>
             <w:rFonts w:ascii="Times New Roman" w:hAnsi="Times New Roman" w:cs="Times New Roman"/>
@@ -11984,7 +13070,7 @@
           <w:t xml:space="preserve">% of </w:t>
         </w:r>
       </w:ins>
-      <w:ins w:id="221" w:author="Luka Seamus Wright" w:date="2025-06-24T12:08:00Z" w16du:dateUtc="2025-06-24T04:08:00Z">
+      <w:ins w:id="395" w:author="Luka Seamus Wright" w:date="2025-06-24T12:08:00Z" w16du:dateUtc="2025-06-24T04:08:00Z">
         <w:r>
           <w:rPr>
             <w:rFonts w:ascii="Times New Roman" w:hAnsi="Times New Roman" w:cs="Times New Roman"/>
@@ -11992,7 +13078,7 @@
           <w:t>i</w:t>
         </w:r>
       </w:ins>
-      <w:ins w:id="222" w:author="Luka Seamus Wright" w:date="2025-06-24T12:05:00Z" w16du:dateUtc="2025-06-24T04:05:00Z">
+      <w:ins w:id="396" w:author="Luka Seamus Wright" w:date="2025-06-24T12:05:00Z" w16du:dateUtc="2025-06-24T04:05:00Z">
         <w:r>
           <w:rPr>
             <w:rFonts w:ascii="Times New Roman" w:hAnsi="Times New Roman" w:cs="Times New Roman"/>
@@ -12000,7 +13086,7 @@
           <w:t xml:space="preserve">nitial </w:t>
         </w:r>
       </w:ins>
-      <w:ins w:id="223" w:author="Luka Seamus Wright" w:date="2025-06-24T12:27:00Z" w16du:dateUtc="2025-06-24T04:27:00Z">
+      <w:ins w:id="397" w:author="Luka Seamus Wright" w:date="2025-06-24T12:27:00Z" w16du:dateUtc="2025-06-24T04:27:00Z">
         <w:r>
           <w:rPr>
             <w:rFonts w:ascii="Times New Roman" w:hAnsi="Times New Roman" w:cs="Times New Roman"/>
@@ -12008,7 +13094,7 @@
           <w:t xml:space="preserve">seagrass </w:t>
         </w:r>
       </w:ins>
-      <w:ins w:id="224" w:author="Luka Seamus Wright" w:date="2025-06-24T12:05:00Z" w16du:dateUtc="2025-06-24T04:05:00Z">
+      <w:ins w:id="398" w:author="Luka Seamus Wright" w:date="2025-06-24T12:05:00Z" w16du:dateUtc="2025-06-24T04:05:00Z">
         <w:r>
           <w:rPr>
             <w:rFonts w:ascii="Times New Roman" w:hAnsi="Times New Roman" w:cs="Times New Roman"/>
@@ -12016,12 +13102,12 @@
           <w:t xml:space="preserve">photosynthesis </w:t>
         </w:r>
       </w:ins>
-      <w:ins w:id="225" w:author="Luka Seamus Wright" w:date="2025-06-24T12:06:00Z" w16du:dateUtc="2025-06-24T04:06:00Z">
+      <w:ins w:id="399" w:author="Luka Seamus Wright" w:date="2025-06-24T12:06:00Z" w16du:dateUtc="2025-06-24T04:06:00Z">
         <w:r>
           <w:rPr>
             <w:rFonts w:ascii="Times New Roman" w:hAnsi="Times New Roman" w:cs="Times New Roman"/>
             <w:kern w:val="0"/>
-            <w:rPrChange w:id="226" w:author="Luka Seamus Wright" w:date="2025-06-24T12:07:00Z" w16du:dateUtc="2025-06-24T04:07:00Z">
+            <w:rPrChange w:id="400" w:author="Luka Seamus Wright" w:date="2025-06-24T12:07:00Z" w16du:dateUtc="2025-06-24T04:07:00Z">
               <w:rPr>
                 <w:rFonts w:ascii="Futura" w:hAnsi="Futura" w:cs="Futura"/>
                 <w:kern w:val="0"/>
@@ -12039,7 +13125,7 @@
         </w:rPr>
         <w:t xml:space="preserve">. Alternatively, </w:t>
       </w:r>
-      <w:del w:id="227" w:author="Luka Seamus Wright" w:date="2025-06-24T12:07:00Z" w16du:dateUtc="2025-06-24T04:07:00Z">
+      <w:del w:id="401" w:author="Luka Seamus Wright" w:date="2025-06-24T12:07:00Z" w16du:dateUtc="2025-06-24T04:07:00Z">
         <w:r>
           <w:rPr>
             <w:rFonts w:ascii="Times New Roman" w:hAnsi="Times New Roman" w:cs="Times New Roman"/>
@@ -12049,7 +13135,7 @@
           <w:delText xml:space="preserve">Amphibolis </w:delText>
         </w:r>
       </w:del>
-      <w:ins w:id="228" w:author="Luka Seamus Wright" w:date="2025-06-24T12:07:00Z" w16du:dateUtc="2025-06-24T04:07:00Z">
+      <w:ins w:id="402" w:author="Luka Seamus Wright" w:date="2025-06-24T12:07:00Z" w16du:dateUtc="2025-06-24T04:07:00Z">
         <w:r>
           <w:rPr>
             <w:rFonts w:ascii="Times New Roman" w:hAnsi="Times New Roman" w:cs="Times New Roman"/>
@@ -12061,7 +13147,7 @@
         <w:r>
           <w:rPr>
             <w:rFonts w:ascii="Times New Roman" w:hAnsi="Times New Roman" w:cs="Times New Roman"/>
-            <w:rPrChange w:id="229" w:author="Luka Seamus Wright" w:date="2025-06-24T12:07:00Z" w16du:dateUtc="2025-06-24T04:07:00Z">
+            <w:rPrChange w:id="403" w:author="Luka Seamus Wright" w:date="2025-06-24T12:07:00Z" w16du:dateUtc="2025-06-24T04:07:00Z">
               <w:rPr>
                 <w:rFonts w:ascii="Times New Roman" w:hAnsi="Times New Roman" w:cs="Times New Roman"/>
                 <w:i/>
@@ -12165,11 +13251,11 @@
         </w:rPr>
         <w:t>H</w:t>
       </w:r>
-      <w:ins w:id="230" w:author="Luka Seamus Wright" w:date="2025-06-24T12:07:00Z" w16du:dateUtc="2025-06-24T04:07:00Z">
-        <w:r>
-          <w:rPr>
-            <w:rFonts w:ascii="Times New Roman" w:hAnsi="Times New Roman" w:cs="Times New Roman"/>
-            <w:rPrChange w:id="231" w:author="Luka Seamus Wright" w:date="2025-06-24T12:07:00Z" w16du:dateUtc="2025-06-24T04:07:00Z">
+      <w:ins w:id="404" w:author="Luka Seamus Wright" w:date="2025-06-24T12:07:00Z" w16du:dateUtc="2025-06-24T04:07:00Z">
+        <w:r>
+          <w:rPr>
+            <w:rFonts w:ascii="Times New Roman" w:hAnsi="Times New Roman" w:cs="Times New Roman"/>
+            <w:rPrChange w:id="405" w:author="Luka Seamus Wright" w:date="2025-06-24T12:07:00Z" w16du:dateUtc="2025-06-24T04:07:00Z">
               <w:rPr>
                 <w:rFonts w:ascii="Times New Roman" w:hAnsi="Times New Roman" w:cs="Times New Roman"/>
                 <w:i/>
@@ -12180,7 +13266,7 @@
           <w:t>.</w:t>
         </w:r>
       </w:ins>
-      <w:del w:id="232" w:author="Luka Seamus Wright" w:date="2025-06-24T12:07:00Z" w16du:dateUtc="2025-06-24T04:07:00Z">
+      <w:del w:id="406" w:author="Luka Seamus Wright" w:date="2025-06-24T12:07:00Z" w16du:dateUtc="2025-06-24T04:07:00Z">
         <w:r>
           <w:rPr>
             <w:rFonts w:ascii="Times New Roman" w:hAnsi="Times New Roman" w:cs="Times New Roman"/>
@@ -12321,23 +13407,76 @@
           <w:i/>
           <w:iCs/>
         </w:rPr>
-        <w:t xml:space="preserve">Halophila </w:t>
-      </w:r>
-      <w:proofErr w:type="spellStart"/>
+        <w:t>Halophila decipiens</w:t>
+      </w:r>
+      <w:r>
+        <w:rPr>
+          <w:rFonts w:ascii="Times New Roman" w:hAnsi="Times New Roman" w:cs="Times New Roman"/>
+        </w:rPr>
+        <w:t xml:space="preserve"> ramets do indeed decompose slower than buried ones </w:t>
+      </w:r>
+      <w:r>
+        <w:rPr>
+          <w:rFonts w:ascii="Times New Roman" w:hAnsi="Times New Roman" w:cs="Times New Roman"/>
+        </w:rPr>
+        <w:fldChar w:fldCharType="begin"/>
+      </w:r>
+      <w:r>
+        <w:rPr>
+          <w:rFonts w:ascii="Times New Roman" w:hAnsi="Times New Roman" w:cs="Times New Roman"/>
+        </w:rPr>
+        <w:instrText>ADDIN BEC{Kenworthy et al., 1989, #80759}</w:instrText>
+      </w:r>
+      <w:r>
+        <w:rPr>
+          <w:rFonts w:ascii="Times New Roman" w:hAnsi="Times New Roman" w:cs="Times New Roman"/>
+        </w:rPr>
+        <w:fldChar w:fldCharType="separate"/>
+      </w:r>
+      <w:r>
+        <w:rPr>
+          <w:rFonts w:ascii="Times New Roman" w:hAnsi="Times New Roman" w:cs="Times New Roman"/>
+        </w:rPr>
+        <w:t>(Kenworthy</w:t>
+      </w:r>
+      <w:r>
+        <w:rPr>
+          <w:rFonts w:ascii="Times New Roman" w:hAnsi="Times New Roman" w:cs="Times New Roman"/>
+          <w:i/>
+        </w:rPr>
+        <w:t xml:space="preserve"> et al.</w:t>
+      </w:r>
+      <w:r>
+        <w:rPr>
+          <w:rFonts w:ascii="Times New Roman" w:hAnsi="Times New Roman" w:cs="Times New Roman"/>
+        </w:rPr>
+        <w:t>, 1989)</w:t>
+      </w:r>
+      <w:r>
+        <w:rPr>
+          <w:rFonts w:ascii="Times New Roman" w:hAnsi="Times New Roman" w:cs="Times New Roman"/>
+        </w:rPr>
+        <w:fldChar w:fldCharType="end"/>
+      </w:r>
+      <w:r>
+        <w:rPr>
+          <w:rFonts w:ascii="Times New Roman" w:hAnsi="Times New Roman" w:cs="Times New Roman"/>
+        </w:rPr>
+        <w:t xml:space="preserve">, decomposition rates are similar between live and senescent or buried </w:t>
+      </w:r>
       <w:r>
         <w:rPr>
           <w:rFonts w:ascii="Times New Roman" w:hAnsi="Times New Roman" w:cs="Times New Roman"/>
           <w:i/>
           <w:iCs/>
         </w:rPr>
-        <w:t>decipiens</w:t>
-      </w:r>
-      <w:proofErr w:type="spellEnd"/>
-      <w:r>
-        <w:rPr>
-          <w:rFonts w:ascii="Times New Roman" w:hAnsi="Times New Roman" w:cs="Times New Roman"/>
-        </w:rPr>
-        <w:t xml:space="preserve"> ramets do indeed decompose slower than buried ones </w:t>
+        <w:t>Thalassia testudinum</w:t>
+      </w:r>
+      <w:r>
+        <w:rPr>
+          <w:rFonts w:ascii="Times New Roman" w:hAnsi="Times New Roman" w:cs="Times New Roman"/>
+        </w:rPr>
+        <w:t xml:space="preserve"> leaves </w:t>
       </w:r>
       <w:r>
         <w:rPr>
@@ -12349,7 +13488,7 @@
         <w:rPr>
           <w:rFonts w:ascii="Times New Roman" w:hAnsi="Times New Roman" w:cs="Times New Roman"/>
         </w:rPr>
-        <w:instrText>ADDIN BEC{Kenworthy et al., 1989, #80759}</w:instrText>
+        <w:instrText>ADDIN BEC{Fourqurean and Schrlau, 2003, #17180; Rosch and Koch, 2009, #45001; Rublee and Roman, 1982, #60679}</w:instrText>
       </w:r>
       <w:r>
         <w:rPr>
@@ -12361,97 +13500,7 @@
         <w:rPr>
           <w:rFonts w:ascii="Times New Roman" w:hAnsi="Times New Roman" w:cs="Times New Roman"/>
         </w:rPr>
-        <w:t>(Kenworthy</w:t>
-      </w:r>
-      <w:r>
-        <w:rPr>
-          <w:rFonts w:ascii="Times New Roman" w:hAnsi="Times New Roman" w:cs="Times New Roman"/>
-          <w:i/>
-        </w:rPr>
-        <w:t xml:space="preserve"> et al.</w:t>
-      </w:r>
-      <w:r>
-        <w:rPr>
-          <w:rFonts w:ascii="Times New Roman" w:hAnsi="Times New Roman" w:cs="Times New Roman"/>
-        </w:rPr>
-        <w:t>, 1989)</w:t>
-      </w:r>
-      <w:r>
-        <w:rPr>
-          <w:rFonts w:ascii="Times New Roman" w:hAnsi="Times New Roman" w:cs="Times New Roman"/>
-        </w:rPr>
-        <w:fldChar w:fldCharType="end"/>
-      </w:r>
-      <w:r>
-        <w:rPr>
-          <w:rFonts w:ascii="Times New Roman" w:hAnsi="Times New Roman" w:cs="Times New Roman"/>
-        </w:rPr>
-        <w:t xml:space="preserve">, decomposition rates are similar between live and senescent or buried </w:t>
-      </w:r>
-      <w:proofErr w:type="spellStart"/>
-      <w:r>
-        <w:rPr>
-          <w:rFonts w:ascii="Times New Roman" w:hAnsi="Times New Roman" w:cs="Times New Roman"/>
-          <w:i/>
-          <w:iCs/>
-        </w:rPr>
-        <w:t>Thalassia</w:t>
-      </w:r>
-      <w:proofErr w:type="spellEnd"/>
-      <w:r>
-        <w:rPr>
-          <w:rFonts w:ascii="Times New Roman" w:hAnsi="Times New Roman" w:cs="Times New Roman"/>
-          <w:i/>
-          <w:iCs/>
-        </w:rPr>
-        <w:t xml:space="preserve"> </w:t>
-      </w:r>
-      <w:proofErr w:type="spellStart"/>
-      <w:r>
-        <w:rPr>
-          <w:rFonts w:ascii="Times New Roman" w:hAnsi="Times New Roman" w:cs="Times New Roman"/>
-          <w:i/>
-          <w:iCs/>
-        </w:rPr>
-        <w:t>testudinum</w:t>
-      </w:r>
-      <w:proofErr w:type="spellEnd"/>
-      <w:r>
-        <w:rPr>
-          <w:rFonts w:ascii="Times New Roman" w:hAnsi="Times New Roman" w:cs="Times New Roman"/>
-        </w:rPr>
-        <w:t xml:space="preserve"> leaves </w:t>
-      </w:r>
-      <w:r>
-        <w:rPr>
-          <w:rFonts w:ascii="Times New Roman" w:hAnsi="Times New Roman" w:cs="Times New Roman"/>
-        </w:rPr>
-        <w:fldChar w:fldCharType="begin"/>
-      </w:r>
-      <w:r>
-        <w:rPr>
-          <w:rFonts w:ascii="Times New Roman" w:hAnsi="Times New Roman" w:cs="Times New Roman"/>
-        </w:rPr>
-        <w:instrText>ADDIN BEC{Fourqurean and Schrlau, 2003, #17180; Rosch and Koch, 2009, #45001; Rublee and Roman, 1982, #60679}</w:instrText>
-      </w:r>
-      <w:r>
-        <w:rPr>
-          <w:rFonts w:ascii="Times New Roman" w:hAnsi="Times New Roman" w:cs="Times New Roman"/>
-        </w:rPr>
-        <w:fldChar w:fldCharType="separate"/>
-      </w:r>
-      <w:r>
-        <w:rPr>
-          <w:rFonts w:ascii="Times New Roman" w:hAnsi="Times New Roman" w:cs="Times New Roman"/>
-        </w:rPr>
-        <w:t xml:space="preserve">(Rublee and Roman, 1982; Fourqurean and Schrlau, 2003; Rosch </w:t>
-      </w:r>
-      <w:r>
-        <w:rPr>
-          <w:rFonts w:ascii="Times New Roman" w:hAnsi="Times New Roman" w:cs="Times New Roman"/>
-        </w:rPr>
-        <w:lastRenderedPageBreak/>
-        <w:t>and Koch, 2009)</w:t>
+        <w:t>(Rublee and Roman, 1982; Fourqurean and Schrlau, 2003; Rosch and Koch, 2009)</w:t>
       </w:r>
       <w:r>
         <w:rPr>
@@ -12534,6 +13583,7 @@
         <w:rPr>
           <w:rFonts w:ascii="Times New Roman" w:hAnsi="Times New Roman" w:cs="Times New Roman"/>
         </w:rPr>
+        <w:lastRenderedPageBreak/>
         <w:t xml:space="preserve">Macroalgae uniquely exhibit long-term detrital photosynthesis. In fact, there is nothing to suggest that detritus produced by these plants cannot remain viable for up to a year. As expected, seagrasses exhibit intermediate detrital longevity between seaweeds and terrestrial plants, which photosynthesise for at most </w:t>
       </w:r>
       <w:proofErr w:type="gramStart"/>
@@ -12568,7 +13618,7 @@
         </w:rPr>
         <w:fldChar w:fldCharType="separate"/>
       </w:r>
-      <w:del w:id="233" w:author="Luka Seamus Wright" w:date="2025-06-24T17:13:00Z" w16du:dateUtc="2025-06-24T09:13:00Z">
+      <w:del w:id="407" w:author="Luka Seamus Wright" w:date="2025-06-24T17:13:00Z" w16du:dateUtc="2025-06-24T09:13:00Z">
         <w:r>
           <w:rPr>
             <w:rFonts w:ascii="Times New Roman" w:hAnsi="Times New Roman" w:cs="Times New Roman"/>
@@ -12662,18 +13712,8 @@
           <w:i/>
           <w:iCs/>
         </w:rPr>
-        <w:t xml:space="preserve">Hydrilla </w:t>
-      </w:r>
-      <w:proofErr w:type="spellStart"/>
-      <w:r>
-        <w:rPr>
-          <w:rFonts w:ascii="Times New Roman" w:hAnsi="Times New Roman" w:cs="Times New Roman"/>
-          <w:i/>
-          <w:iCs/>
-        </w:rPr>
-        <w:t>verticillata</w:t>
-      </w:r>
-      <w:proofErr w:type="spellEnd"/>
+        <w:t>Hydrilla verticillata</w:t>
+      </w:r>
       <w:r>
         <w:rPr>
           <w:rFonts w:ascii="Times New Roman" w:hAnsi="Times New Roman" w:cs="Times New Roman"/>
@@ -12835,14 +13875,7 @@
         <w:rPr>
           <w:rFonts w:ascii="Times New Roman" w:hAnsi="Times New Roman" w:cs="Times New Roman"/>
         </w:rPr>
-        <w:t xml:space="preserve">. Emancipation of leaf photosynthesis from the rest of the plant is apparently not favoured by an aquatic but rather by a marine nature in vascular plants. What exactly happened to allow this during the transition of angiosperms from lakes and rivers to the sea remains unclear. Perhaps the answer lies in convergent evolution with seaweeds, </w:t>
-      </w:r>
-      <w:r>
-        <w:rPr>
-          <w:rFonts w:ascii="Times New Roman" w:hAnsi="Times New Roman" w:cs="Times New Roman"/>
-        </w:rPr>
-        <w:lastRenderedPageBreak/>
-        <w:t xml:space="preserve">in particular alterations to the light harvesting complexes and cell wall features that enhance gas exchange </w:t>
+        <w:t xml:space="preserve">. Emancipation of leaf photosynthesis from the rest of the plant is apparently not favoured by an aquatic but rather by a marine nature in vascular plants. What exactly happened to allow this during the transition of angiosperms from lakes and rivers to the sea remains unclear. Perhaps the answer lies in convergent evolution with seaweeds, in particular alterations to the light harvesting complexes and cell wall features that enhance gas exchange </w:t>
       </w:r>
       <w:r>
         <w:rPr>
@@ -12913,6 +13946,7 @@
         <w:rPr>
           <w:rFonts w:ascii="Times New Roman" w:hAnsi="Times New Roman" w:cs="Times New Roman"/>
         </w:rPr>
+        <w:lastRenderedPageBreak/>
         <w:t xml:space="preserve">Senescence mechanisms determine the impact physiology can have on detrital dynamics. Seagrass detritus often incudes green leaves </w:t>
       </w:r>
       <w:r>
@@ -13268,7 +14302,6 @@
         <w:rPr>
           <w:rFonts w:ascii="Times New Roman" w:hAnsi="Times New Roman" w:cs="Times New Roman"/>
         </w:rPr>
-        <w:lastRenderedPageBreak/>
         <w:t xml:space="preserve">I have previously suggested that detrital photosynthesis influences kelp blue carbon by providing an additional dimension to detrital recalcitrance </w:t>
       </w:r>
       <w:r>
@@ -13320,7 +14353,7 @@
         </w:rPr>
         <w:t>. Its uniqueness among plants, as evidenced here, suggests that it may play a disproportionate role in determining the fate of macroalgal carbon.</w:t>
       </w:r>
-      <w:ins w:id="234" w:author="Luka Seamus Wright" w:date="2025-06-24T18:23:00Z" w16du:dateUtc="2025-06-24T10:23:00Z">
+      <w:ins w:id="408" w:author="Luka Seamus Wright" w:date="2025-06-24T18:23:00Z" w16du:dateUtc="2025-06-24T10:23:00Z">
         <w:r>
           <w:rPr>
             <w:rFonts w:ascii="Times New Roman" w:hAnsi="Times New Roman" w:cs="Times New Roman"/>
@@ -13328,23 +14361,30 @@
           <w:t xml:space="preserve"> </w:t>
         </w:r>
       </w:ins>
-      <w:ins w:id="235" w:author="Luka Seamus Wright" w:date="2025-06-24T18:24:00Z" w16du:dateUtc="2025-06-24T10:24:00Z">
-        <w:r>
-          <w:rPr>
-            <w:rFonts w:ascii="Times New Roman" w:hAnsi="Times New Roman" w:cs="Times New Roman"/>
-          </w:rPr>
-          <w:t>They key implication is</w:t>
-        </w:r>
-      </w:ins>
-      <w:ins w:id="236" w:author="Luka Seamus Wright" w:date="2025-06-24T18:23:00Z" w16du:dateUtc="2025-06-24T10:23:00Z">
-        <w:r>
-          <w:rPr>
-            <w:rFonts w:ascii="Times New Roman" w:hAnsi="Times New Roman" w:cs="Times New Roman"/>
-          </w:rPr>
-          <w:t xml:space="preserve"> that seaweed decomposition rates are not directly comparable to those of other plants.</w:t>
-        </w:r>
-      </w:ins>
-      <w:ins w:id="237" w:author="Luka Seamus Wright" w:date="2025-06-24T18:20:00Z" w16du:dateUtc="2025-06-24T10:20:00Z">
+      <w:ins w:id="409" w:author="Luka Seamus Wright" w:date="2025-06-24T18:24:00Z" w16du:dateUtc="2025-06-24T10:24:00Z">
+        <w:r>
+          <w:rPr>
+            <w:rFonts w:ascii="Times New Roman" w:hAnsi="Times New Roman" w:cs="Times New Roman"/>
+          </w:rPr>
+          <w:t>The key implication is</w:t>
+        </w:r>
+      </w:ins>
+      <w:ins w:id="410" w:author="Luka Seamus Wright" w:date="2025-06-24T18:23:00Z" w16du:dateUtc="2025-06-24T10:23:00Z">
+        <w:r>
+          <w:rPr>
+            <w:rFonts w:ascii="Times New Roman" w:hAnsi="Times New Roman" w:cs="Times New Roman"/>
+          </w:rPr>
+          <w:t xml:space="preserve"> that seaweed decomposition rates are not </w:t>
+        </w:r>
+        <w:r>
+          <w:rPr>
+            <w:rFonts w:ascii="Times New Roman" w:hAnsi="Times New Roman" w:cs="Times New Roman"/>
+          </w:rPr>
+          <w:lastRenderedPageBreak/>
+          <w:t>directly comparable to those of other plants.</w:t>
+        </w:r>
+      </w:ins>
+      <w:ins w:id="411" w:author="Luka Seamus Wright" w:date="2025-06-24T18:20:00Z" w16du:dateUtc="2025-06-24T10:20:00Z">
         <w:r>
           <w:rPr>
             <w:rFonts w:ascii="Times New Roman" w:hAnsi="Times New Roman" w:cs="Times New Roman"/>
@@ -13352,7 +14392,7 @@
           <w:t xml:space="preserve"> </w:t>
         </w:r>
       </w:ins>
-      <w:ins w:id="238" w:author="Luka Seamus Wright" w:date="2025-06-24T18:25:00Z" w16du:dateUtc="2025-06-24T10:25:00Z">
+      <w:ins w:id="412" w:author="Luka Seamus Wright" w:date="2025-06-24T18:25:00Z" w16du:dateUtc="2025-06-24T10:25:00Z">
         <w:r>
           <w:rPr>
             <w:rFonts w:ascii="Times New Roman" w:hAnsi="Times New Roman" w:cs="Times New Roman"/>
@@ -13360,7 +14400,7 @@
           <w:t xml:space="preserve">It is even hard to make comparisons within </w:t>
         </w:r>
       </w:ins>
-      <w:ins w:id="239" w:author="Luka Seamus Wright" w:date="2025-06-24T18:26:00Z" w16du:dateUtc="2025-06-24T10:26:00Z">
+      <w:ins w:id="413" w:author="Luka Seamus Wright" w:date="2025-06-24T18:26:00Z" w16du:dateUtc="2025-06-24T10:26:00Z">
         <w:r>
           <w:rPr>
             <w:rFonts w:ascii="Times New Roman" w:hAnsi="Times New Roman" w:cs="Times New Roman"/>
@@ -13380,7 +14420,7 @@
           <w:t xml:space="preserve"> detrital photosynthesis </w:t>
         </w:r>
       </w:ins>
-      <w:ins w:id="240" w:author="Luka Seamus Wright" w:date="2025-06-24T18:21:00Z" w16du:dateUtc="2025-06-24T10:21:00Z">
+      <w:ins w:id="414" w:author="Luka Seamus Wright" w:date="2025-06-24T18:21:00Z" w16du:dateUtc="2025-06-24T10:21:00Z">
         <w:r>
           <w:rPr>
             <w:rFonts w:ascii="Times New Roman" w:hAnsi="Times New Roman" w:cs="Times New Roman"/>
@@ -13401,6 +14441,14 @@
         </w:rPr>
         <w:t xml:space="preserve"> Most of our understanding of seaweed decomposition is based on freshly excised blades </w:t>
       </w:r>
+      <w:ins w:id="415" w:author="Luka Seamus Wright" w:date="2025-06-28T20:49:00Z" w16du:dateUtc="2025-06-28T12:49:00Z">
+        <w:r>
+          <w:rPr>
+            <w:rFonts w:ascii="Times New Roman" w:hAnsi="Times New Roman" w:cs="Times New Roman"/>
+          </w:rPr>
+          <w:t xml:space="preserve">(e.g. </w:t>
+        </w:r>
+      </w:ins>
       <w:r>
         <w:rPr>
           <w:rFonts w:ascii="Times New Roman" w:hAnsi="Times New Roman" w:cs="Times New Roman"/>
@@ -13419,11 +14467,19 @@
         </w:rPr>
         <w:fldChar w:fldCharType="separate"/>
       </w:r>
-      <w:r>
-        <w:rPr>
-          <w:rFonts w:ascii="Times New Roman" w:hAnsi="Times New Roman" w:cs="Times New Roman"/>
-        </w:rPr>
-        <w:t>(Albright</w:t>
+      <w:del w:id="416" w:author="Luka Seamus Wright" w:date="2025-06-28T20:49:00Z" w16du:dateUtc="2025-06-28T12:49:00Z">
+        <w:r>
+          <w:rPr>
+            <w:rFonts w:ascii="Times New Roman" w:hAnsi="Times New Roman" w:cs="Times New Roman"/>
+          </w:rPr>
+          <w:delText>(</w:delText>
+        </w:r>
+      </w:del>
+      <w:r>
+        <w:rPr>
+          <w:rFonts w:ascii="Times New Roman" w:hAnsi="Times New Roman" w:cs="Times New Roman"/>
+        </w:rPr>
+        <w:t>Albright</w:t>
       </w:r>
       <w:r>
         <w:rPr>
@@ -13658,7 +14714,7 @@
         </w:rPr>
         <w:t xml:space="preserve">To conclude, I show that vascular plants also photosynthesise after detachment, but this varies greatly from a few minutes in tree leaves without access to water, over several days on average in terrestrial and freshwater plants to a couple </w:t>
       </w:r>
-      <w:ins w:id="241" w:author="Luka Seamus Wright" w:date="2025-06-25T07:37:00Z" w16du:dateUtc="2025-06-24T23:37:00Z">
+      <w:ins w:id="417" w:author="Luka Seamus Wright" w:date="2025-06-25T07:37:00Z" w16du:dateUtc="2025-06-24T23:37:00Z">
         <w:r>
           <w:rPr>
             <w:rFonts w:ascii="Times New Roman" w:hAnsi="Times New Roman" w:cs="Times New Roman"/>
@@ -13707,115 +14763,115 @@
         <w:rPr>
           <w:rFonts w:ascii="Times New Roman" w:hAnsi="Times New Roman" w:cs="Times New Roman"/>
         </w:rPr>
-        <w:t xml:space="preserve">, </w:t>
+        <w:t>, 1983; Brouwer, 1996; de Bettignies</w:t>
+      </w:r>
+      <w:r>
+        <w:rPr>
+          <w:rFonts w:ascii="Times New Roman" w:hAnsi="Times New Roman" w:cs="Times New Roman"/>
+          <w:i/>
+        </w:rPr>
+        <w:t xml:space="preserve"> et al.</w:t>
+      </w:r>
+      <w:r>
+        <w:rPr>
+          <w:rFonts w:ascii="Times New Roman" w:hAnsi="Times New Roman" w:cs="Times New Roman"/>
+        </w:rPr>
+        <w:t>, 2020)</w:t>
+      </w:r>
+      <w:r>
+        <w:rPr>
+          <w:rFonts w:ascii="Times New Roman" w:hAnsi="Times New Roman" w:cs="Times New Roman"/>
+        </w:rPr>
+        <w:fldChar w:fldCharType="end"/>
+      </w:r>
+      <w:r>
+        <w:rPr>
+          <w:rFonts w:ascii="Times New Roman" w:hAnsi="Times New Roman" w:cs="Times New Roman"/>
+        </w:rPr>
+        <w:t xml:space="preserve">. What now remains to be investigated is (1) decomposition trajectories of macroalgal detritus with and without physiology and how these compare with seagrasses as the most functionally similar plants, </w:t>
+      </w:r>
+      <w:ins w:id="418" w:author="Luka Seamus Wright" w:date="2025-06-25T07:37:00Z" w16du:dateUtc="2025-06-24T23:37:00Z">
+        <w:r>
+          <w:rPr>
+            <w:rFonts w:ascii="Times New Roman" w:hAnsi="Times New Roman" w:cs="Times New Roman"/>
+          </w:rPr>
+          <w:t xml:space="preserve">(2) </w:t>
+        </w:r>
+      </w:ins>
+      <w:ins w:id="419" w:author="Luka Seamus Wright" w:date="2025-06-25T07:38:00Z" w16du:dateUtc="2025-06-24T23:38:00Z">
+        <w:r>
+          <w:rPr>
+            <w:rFonts w:ascii="Times New Roman" w:hAnsi="Times New Roman" w:cs="Times New Roman"/>
+          </w:rPr>
+          <w:t>a</w:t>
+        </w:r>
+        <w:r>
+          <w:rPr>
+            <w:rFonts w:ascii="Times New Roman" w:hAnsi="Times New Roman" w:cs="Times New Roman"/>
+          </w:rPr>
+          <w:t>n improved decomposition model for macroalgae that explicitly account</w:t>
+        </w:r>
+      </w:ins>
+      <w:ins w:id="420" w:author="Luka Seamus Wright" w:date="2025-06-25T07:39:00Z" w16du:dateUtc="2025-06-24T23:39:00Z">
+        <w:r>
+          <w:rPr>
+            <w:rFonts w:ascii="Times New Roman" w:hAnsi="Times New Roman" w:cs="Times New Roman"/>
+          </w:rPr>
+          <w:t>s</w:t>
+        </w:r>
+      </w:ins>
+      <w:ins w:id="421" w:author="Luka Seamus Wright" w:date="2025-06-25T07:38:00Z" w16du:dateUtc="2025-06-24T23:38:00Z">
+        <w:r>
+          <w:rPr>
+            <w:rFonts w:ascii="Times New Roman" w:hAnsi="Times New Roman" w:cs="Times New Roman"/>
+          </w:rPr>
+          <w:t xml:space="preserve"> for detrital photosynthesis, </w:t>
+        </w:r>
+      </w:ins>
+      <w:r>
+        <w:rPr>
+          <w:rFonts w:ascii="Times New Roman" w:hAnsi="Times New Roman" w:cs="Times New Roman"/>
+        </w:rPr>
+        <w:t>(</w:t>
+      </w:r>
+      <w:del w:id="422" w:author="Luka Seamus Wright" w:date="2025-06-25T07:38:00Z" w16du:dateUtc="2025-06-24T23:38:00Z">
+        <w:r>
+          <w:rPr>
+            <w:rFonts w:ascii="Times New Roman" w:hAnsi="Times New Roman" w:cs="Times New Roman"/>
+          </w:rPr>
+          <w:delText>2</w:delText>
+        </w:r>
+      </w:del>
+      <w:ins w:id="423" w:author="Luka Seamus Wright" w:date="2025-06-25T07:38:00Z" w16du:dateUtc="2025-06-24T23:38:00Z">
+        <w:r>
+          <w:rPr>
+            <w:rFonts w:ascii="Times New Roman" w:hAnsi="Times New Roman" w:cs="Times New Roman"/>
+          </w:rPr>
+          <w:t>3</w:t>
+        </w:r>
+      </w:ins>
+      <w:r>
+        <w:rPr>
+          <w:rFonts w:ascii="Times New Roman" w:hAnsi="Times New Roman" w:cs="Times New Roman"/>
+        </w:rPr>
+        <w:t xml:space="preserve">) the prevalence of </w:t>
       </w:r>
       <w:r>
         <w:rPr>
           <w:rFonts w:ascii="Times New Roman" w:hAnsi="Times New Roman" w:cs="Times New Roman"/>
         </w:rPr>
         <w:lastRenderedPageBreak/>
-        <w:t>1983; Brouwer, 1996; de Bettignies</w:t>
-      </w:r>
-      <w:r>
-        <w:rPr>
-          <w:rFonts w:ascii="Times New Roman" w:hAnsi="Times New Roman" w:cs="Times New Roman"/>
-          <w:i/>
-        </w:rPr>
-        <w:t xml:space="preserve"> et al.</w:t>
-      </w:r>
-      <w:r>
-        <w:rPr>
-          <w:rFonts w:ascii="Times New Roman" w:hAnsi="Times New Roman" w:cs="Times New Roman"/>
-        </w:rPr>
-        <w:t>, 2020)</w:t>
-      </w:r>
-      <w:r>
-        <w:rPr>
-          <w:rFonts w:ascii="Times New Roman" w:hAnsi="Times New Roman" w:cs="Times New Roman"/>
-        </w:rPr>
-        <w:fldChar w:fldCharType="end"/>
-      </w:r>
-      <w:r>
-        <w:rPr>
-          <w:rFonts w:ascii="Times New Roman" w:hAnsi="Times New Roman" w:cs="Times New Roman"/>
-        </w:rPr>
-        <w:t xml:space="preserve">. What now remains to be investigated is (1) decomposition trajectories of macroalgal detritus with and without physiology and how these compare with seagrasses as the most functionally similar plants, </w:t>
-      </w:r>
-      <w:ins w:id="242" w:author="Luka Seamus Wright" w:date="2025-06-25T07:37:00Z" w16du:dateUtc="2025-06-24T23:37:00Z">
-        <w:r>
-          <w:rPr>
-            <w:rFonts w:ascii="Times New Roman" w:hAnsi="Times New Roman" w:cs="Times New Roman"/>
-          </w:rPr>
-          <w:t xml:space="preserve">(2) </w:t>
-        </w:r>
-      </w:ins>
-      <w:ins w:id="243" w:author="Luka Seamus Wright" w:date="2025-06-25T07:38:00Z" w16du:dateUtc="2025-06-24T23:38:00Z">
-        <w:r>
-          <w:rPr>
-            <w:rFonts w:ascii="Times New Roman" w:hAnsi="Times New Roman" w:cs="Times New Roman"/>
-          </w:rPr>
-          <w:t>a</w:t>
-        </w:r>
-        <w:r>
-          <w:rPr>
-            <w:rFonts w:ascii="Times New Roman" w:hAnsi="Times New Roman" w:cs="Times New Roman"/>
-          </w:rPr>
-          <w:t>n improved decomposition model for macroalgae that explicitly account</w:t>
-        </w:r>
-      </w:ins>
-      <w:ins w:id="244" w:author="Luka Seamus Wright" w:date="2025-06-25T07:39:00Z" w16du:dateUtc="2025-06-24T23:39:00Z">
-        <w:r>
-          <w:rPr>
-            <w:rFonts w:ascii="Times New Roman" w:hAnsi="Times New Roman" w:cs="Times New Roman"/>
-          </w:rPr>
-          <w:t>s</w:t>
-        </w:r>
-      </w:ins>
-      <w:ins w:id="245" w:author="Luka Seamus Wright" w:date="2025-06-25T07:38:00Z" w16du:dateUtc="2025-06-24T23:38:00Z">
-        <w:r>
-          <w:rPr>
-            <w:rFonts w:ascii="Times New Roman" w:hAnsi="Times New Roman" w:cs="Times New Roman"/>
-          </w:rPr>
-          <w:t xml:space="preserve"> for detrital photosynthesis, </w:t>
-        </w:r>
-      </w:ins>
-      <w:r>
-        <w:rPr>
-          <w:rFonts w:ascii="Times New Roman" w:hAnsi="Times New Roman" w:cs="Times New Roman"/>
-        </w:rPr>
-        <w:t>(</w:t>
-      </w:r>
-      <w:del w:id="246" w:author="Luka Seamus Wright" w:date="2025-06-25T07:38:00Z" w16du:dateUtc="2025-06-24T23:38:00Z">
-        <w:r>
-          <w:rPr>
-            <w:rFonts w:ascii="Times New Roman" w:hAnsi="Times New Roman" w:cs="Times New Roman"/>
-          </w:rPr>
-          <w:delText>2</w:delText>
+        <w:t>photosynthesis in eroding, abscised and other senescing tissues, and (</w:t>
+      </w:r>
+      <w:del w:id="424" w:author="Luka Seamus Wright" w:date="2025-06-25T07:39:00Z" w16du:dateUtc="2025-06-24T23:39:00Z">
+        <w:r>
+          <w:rPr>
+            <w:rFonts w:ascii="Times New Roman" w:hAnsi="Times New Roman" w:cs="Times New Roman"/>
+          </w:rPr>
+          <w:delText>3</w:delText>
         </w:r>
       </w:del>
-      <w:ins w:id="247" w:author="Luka Seamus Wright" w:date="2025-06-25T07:38:00Z" w16du:dateUtc="2025-06-24T23:38:00Z">
-        <w:r>
-          <w:rPr>
-            <w:rFonts w:ascii="Times New Roman" w:hAnsi="Times New Roman" w:cs="Times New Roman"/>
-          </w:rPr>
-          <w:t>3</w:t>
-        </w:r>
-      </w:ins>
-      <w:r>
-        <w:rPr>
-          <w:rFonts w:ascii="Times New Roman" w:hAnsi="Times New Roman" w:cs="Times New Roman"/>
-        </w:rPr>
-        <w:t>) the prevalence of photosynthesis in eroding, abscised and other senescing tissues, and (</w:t>
-      </w:r>
-      <w:del w:id="248" w:author="Luka Seamus Wright" w:date="2025-06-25T07:39:00Z" w16du:dateUtc="2025-06-24T23:39:00Z">
-        <w:r>
-          <w:rPr>
-            <w:rFonts w:ascii="Times New Roman" w:hAnsi="Times New Roman" w:cs="Times New Roman"/>
-          </w:rPr>
-          <w:delText>3</w:delText>
-        </w:r>
-      </w:del>
-      <w:ins w:id="249" w:author="Luka Seamus Wright" w:date="2025-06-25T07:39:00Z" w16du:dateUtc="2025-06-24T23:39:00Z">
+      <w:ins w:id="425" w:author="Luka Seamus Wright" w:date="2025-06-25T07:39:00Z" w16du:dateUtc="2025-06-24T23:39:00Z">
         <w:r>
           <w:rPr>
             <w:rFonts w:ascii="Times New Roman" w:hAnsi="Times New Roman" w:cs="Times New Roman"/>
@@ -14000,7 +15056,7 @@
         </w:rPr>
         <w:t>Thank you to Andy Foggo and Nadia Frontier for inspiring discussions,</w:t>
       </w:r>
-      <w:ins w:id="250" w:author="Luka Seamus Wright" w:date="2025-06-24T10:15:00Z" w16du:dateUtc="2025-06-24T02:15:00Z">
+      <w:ins w:id="426" w:author="Luka Seamus Wright" w:date="2025-06-24T10:15:00Z" w16du:dateUtc="2025-06-24T02:15:00Z">
         <w:r>
           <w:rPr>
             <w:rFonts w:ascii="Times New Roman" w:hAnsi="Times New Roman" w:cs="Times New Roman"/>
@@ -14008,7 +15064,7 @@
           <w:t xml:space="preserve"> Belinda Martin for </w:t>
         </w:r>
       </w:ins>
-      <w:ins w:id="251" w:author="Luka Seamus Wright" w:date="2025-06-24T10:16:00Z" w16du:dateUtc="2025-06-24T02:16:00Z">
+      <w:ins w:id="427" w:author="Luka Seamus Wright" w:date="2025-06-24T10:16:00Z" w16du:dateUtc="2025-06-24T02:16:00Z">
         <w:r>
           <w:rPr>
             <w:rFonts w:ascii="Times New Roman" w:hAnsi="Times New Roman" w:cs="Times New Roman"/>
@@ -14020,7 +15076,7 @@
             <w:rFonts w:ascii="Times New Roman" w:hAnsi="Times New Roman" w:cs="Times New Roman"/>
             <w:i/>
             <w:iCs/>
-            <w:rPrChange w:id="252" w:author="Luka Seamus Wright" w:date="2025-06-24T10:16:00Z" w16du:dateUtc="2025-06-24T02:16:00Z">
+            <w:rPrChange w:id="428" w:author="Luka Seamus Wright" w:date="2025-06-24T10:16:00Z" w16du:dateUtc="2025-06-24T02:16:00Z">
               <w:rPr>
                 <w:rFonts w:ascii="Times New Roman" w:hAnsi="Times New Roman" w:cs="Times New Roman"/>
               </w:rPr>
@@ -14039,30 +15095,9 @@
         <w:rPr>
           <w:rFonts w:ascii="Times New Roman" w:hAnsi="Times New Roman" w:cs="Times New Roman"/>
         </w:rPr>
-        <w:t xml:space="preserve"> Thomas Wernberg for supplying </w:t>
-      </w:r>
-      <w:r>
-        <w:rPr>
-          <w:rFonts w:ascii="Times New Roman" w:hAnsi="Times New Roman" w:cs="Times New Roman"/>
-        </w:rPr>
-        <w:lastRenderedPageBreak/>
-        <w:t xml:space="preserve">and </w:t>
-      </w:r>
-      <w:proofErr w:type="spellStart"/>
-      <w:r>
-        <w:rPr>
-          <w:rFonts w:ascii="Times New Roman" w:hAnsi="Times New Roman" w:cs="Times New Roman"/>
-        </w:rPr>
-        <w:t>Chunbo</w:t>
-      </w:r>
-      <w:proofErr w:type="spellEnd"/>
-      <w:r>
-        <w:rPr>
-          <w:rFonts w:ascii="Times New Roman" w:hAnsi="Times New Roman" w:cs="Times New Roman"/>
-        </w:rPr>
-        <w:t xml:space="preserve"> Liu for repairing the oxygen meter, </w:t>
-      </w:r>
-      <w:del w:id="253" w:author="Luka Seamus Wright" w:date="2025-06-24T10:17:00Z" w16du:dateUtc="2025-06-24T02:17:00Z">
+        <w:t xml:space="preserve"> Thomas Wernberg for supplying and Chunbo Liu for repairing the oxygen meter, </w:t>
+      </w:r>
+      <w:del w:id="429" w:author="Luka Seamus Wright" w:date="2025-06-24T10:17:00Z" w16du:dateUtc="2025-06-24T02:17:00Z">
         <w:r>
           <w:rPr>
             <w:rFonts w:ascii="Times New Roman" w:hAnsi="Times New Roman" w:cs="Times New Roman"/>
@@ -14074,21 +15109,7 @@
         <w:rPr>
           <w:rFonts w:ascii="Times New Roman" w:hAnsi="Times New Roman" w:cs="Times New Roman"/>
         </w:rPr>
-        <w:t xml:space="preserve">and Nadia Frontier and Dan van </w:t>
-      </w:r>
-      <w:proofErr w:type="spellStart"/>
-      <w:r>
-        <w:rPr>
-          <w:rFonts w:ascii="Times New Roman" w:hAnsi="Times New Roman" w:cs="Times New Roman"/>
-        </w:rPr>
-        <w:t>Hees</w:t>
-      </w:r>
-      <w:proofErr w:type="spellEnd"/>
-      <w:r>
-        <w:rPr>
-          <w:rFonts w:ascii="Times New Roman" w:hAnsi="Times New Roman" w:cs="Times New Roman"/>
-        </w:rPr>
-        <w:t xml:space="preserve"> for sharing data.</w:t>
+        <w:t>and Nadia Frontier and Dan van Hees for sharing data.</w:t>
       </w:r>
     </w:p>
     <w:p>
@@ -14128,21 +15149,8 @@
         <w:rPr>
           <w:rFonts w:ascii="Times New Roman" w:hAnsi="Times New Roman" w:cs="Times New Roman"/>
         </w:rPr>
-        <w:t>Experimental data and annotated code are available at github.com/</w:t>
-      </w:r>
-      <w:proofErr w:type="spellStart"/>
-      <w:r>
-        <w:rPr>
-          <w:rFonts w:ascii="Times New Roman" w:hAnsi="Times New Roman" w:cs="Times New Roman"/>
-        </w:rPr>
-        <w:t>lukaseamus</w:t>
-      </w:r>
-      <w:proofErr w:type="spellEnd"/>
-      <w:r>
-        <w:rPr>
-          <w:rFonts w:ascii="Times New Roman" w:hAnsi="Times New Roman" w:cs="Times New Roman"/>
-        </w:rPr>
-        <w:t xml:space="preserve">/seagrass-detrital-photosynthesis. The dataset used for meta-analysis is published </w:t>
+        <w:lastRenderedPageBreak/>
+        <w:t xml:space="preserve">Experimental data and annotated code are available at github.com/lukaseamus/seagrass-detrital-photosynthesis. The dataset used for meta-analysis is published </w:t>
       </w:r>
       <w:r>
         <w:rPr>
@@ -14178,21 +15186,7 @@
         <w:rPr>
           <w:rFonts w:ascii="Times New Roman" w:hAnsi="Times New Roman" w:cs="Times New Roman"/>
         </w:rPr>
-        <w:t xml:space="preserve"> and can also be accessed at github.com/</w:t>
-      </w:r>
-      <w:proofErr w:type="spellStart"/>
-      <w:r>
-        <w:rPr>
-          <w:rFonts w:ascii="Times New Roman" w:hAnsi="Times New Roman" w:cs="Times New Roman"/>
-        </w:rPr>
-        <w:t>lukaseamus</w:t>
-      </w:r>
-      <w:proofErr w:type="spellEnd"/>
-      <w:r>
-        <w:rPr>
-          <w:rFonts w:ascii="Times New Roman" w:hAnsi="Times New Roman" w:cs="Times New Roman"/>
-        </w:rPr>
-        <w:t>/</w:t>
+        <w:t xml:space="preserve"> and can also be accessed at github.com/lukaseamus/</w:t>
       </w:r>
       <w:proofErr w:type="gramStart"/>
       <w:r>
@@ -14339,7 +15333,21 @@
         <w:rPr>
           <w:rFonts w:ascii="Times New Roman" w:hAnsi="Times New Roman" w:cs="Times New Roman"/>
         </w:rPr>
-        <w:t xml:space="preserve">) as a function of time post-excision. Distributions are kernel density estimates of priors and posteriors for parameters (Equation 2) with vertical lines demarking the central 50, 80 and 90% of probability density. In </w:t>
+        <w:t>) as a function of time post-excision. Distributions are kernel density estimates of priors and posteriors for parameters (Equation 2)</w:t>
+      </w:r>
+      <w:del w:id="430" w:author="Luka Seamus Wright" w:date="2025-06-30T01:42:00Z" w16du:dateUtc="2025-06-29T17:42:00Z">
+        <w:r>
+          <w:rPr>
+            <w:rFonts w:ascii="Times New Roman" w:hAnsi="Times New Roman" w:cs="Times New Roman"/>
+          </w:rPr>
+          <w:delText xml:space="preserve"> with vertical lines demarking the central 50, 80 and 90% of probability density</w:delText>
+        </w:r>
+      </w:del>
+      <w:r>
+        <w:rPr>
+          <w:rFonts w:ascii="Times New Roman" w:hAnsi="Times New Roman" w:cs="Times New Roman"/>
+        </w:rPr>
+        <w:t xml:space="preserve">. In </w:t>
       </w:r>
       <w:r>
         <w:rPr>
@@ -14497,7 +15505,6 @@
         </w:rPr>
         <w:t>) and chlorophyll (</w:t>
       </w:r>
-      <w:proofErr w:type="spellStart"/>
       <w:r>
         <w:rPr>
           <w:rFonts w:ascii="Times New Roman" w:hAnsi="Times New Roman" w:cs="Times New Roman"/>
@@ -14506,40 +15513,32 @@
         </w:rPr>
         <w:t>Chl</w:t>
       </w:r>
-      <w:proofErr w:type="spellEnd"/>
-      <w:r>
-        <w:rPr>
-          <w:rFonts w:ascii="Times New Roman" w:hAnsi="Times New Roman" w:cs="Times New Roman"/>
-        </w:rPr>
-        <w:t>) variables as a function of time post-excision across four major plant groups: terrestrial plants (</w:t>
-      </w:r>
-      <w:proofErr w:type="spellStart"/>
-      <w:r>
-        <w:rPr>
-          <w:rFonts w:ascii="Times New Roman" w:hAnsi="Times New Roman" w:cs="Times New Roman"/>
-        </w:rPr>
-        <w:t>Streptophyta</w:t>
-      </w:r>
-      <w:proofErr w:type="spellEnd"/>
-      <w:r>
-        <w:rPr>
-          <w:rFonts w:ascii="Times New Roman" w:hAnsi="Times New Roman" w:cs="Times New Roman"/>
-        </w:rPr>
-        <w:t xml:space="preserve"> excluding aquatic plants), freshwater plants (</w:t>
-      </w:r>
-      <w:proofErr w:type="spellStart"/>
-      <w:r>
-        <w:rPr>
-          <w:rFonts w:ascii="Times New Roman" w:hAnsi="Times New Roman" w:cs="Times New Roman"/>
-        </w:rPr>
-        <w:t>Alismatales</w:t>
-      </w:r>
-      <w:proofErr w:type="spellEnd"/>
-      <w:r>
-        <w:rPr>
-          <w:rFonts w:ascii="Times New Roman" w:hAnsi="Times New Roman" w:cs="Times New Roman"/>
-        </w:rPr>
-        <w:t xml:space="preserve"> excluding seagrasses), seagrasses, and seaweeds (Chlorophyta and Heterokontophyta excluding freshwater macroalgae). Distributions are kernel density estimates of priors and posteriors for parameters with vertical lines demarking the central 50, 80 and 90% of probability density. Points are observations and lines and intervals are medians and the central 50, 80 and 90% of posterior probability for the mean prediction. Light grey lines encompass the central 90% of prior probability. Note that several observations outside prior probability space were excluded from the plot for clarity but not from the analysis. </w:t>
+      <w:r>
+        <w:rPr>
+          <w:rFonts w:ascii="Times New Roman" w:hAnsi="Times New Roman" w:cs="Times New Roman"/>
+        </w:rPr>
+        <w:t xml:space="preserve">) variables as a function of time post-excision across four major plant groups: terrestrial plants (Streptophyta excluding aquatic plants), freshwater plants (Alismatales excluding seagrasses), seagrasses, and seaweeds (Chlorophyta and Heterokontophyta excluding freshwater macroalgae). </w:t>
+      </w:r>
+      <w:r>
+        <w:rPr>
+          <w:rFonts w:ascii="Times New Roman" w:hAnsi="Times New Roman" w:cs="Times New Roman"/>
+        </w:rPr>
+        <w:lastRenderedPageBreak/>
+        <w:t>Distributions are kernel density estimates of priors and posteriors for parameters</w:t>
+      </w:r>
+      <w:del w:id="431" w:author="Luka Seamus Wright" w:date="2025-06-30T01:42:00Z" w16du:dateUtc="2025-06-29T17:42:00Z">
+        <w:r>
+          <w:rPr>
+            <w:rFonts w:ascii="Times New Roman" w:hAnsi="Times New Roman" w:cs="Times New Roman"/>
+          </w:rPr>
+          <w:delText xml:space="preserve"> with vertical lines demarking the central 50, 80 and 90% of probability density</w:delText>
+        </w:r>
+      </w:del>
+      <w:r>
+        <w:rPr>
+          <w:rFonts w:ascii="Times New Roman" w:hAnsi="Times New Roman" w:cs="Times New Roman"/>
+        </w:rPr>
+        <w:t xml:space="preserve">. Points are observations and lines and intervals are medians and the central 50, 80 and 90% of posterior probability for the mean prediction. Light grey lines encompass the central 90% of prior probability. Note that several observations outside prior probability space were excluded from the plot for clarity but not from the analysis. </w:t>
       </w:r>
     </w:p>
     <w:p>
@@ -14775,7 +15774,6 @@
           <w:b/>
           <w:kern w:val="0"/>
         </w:rPr>
-        <w:lastRenderedPageBreak/>
         <w:t>Bedford AP, Moore PG</w:t>
       </w:r>
       <w:r>
@@ -14944,6 +15942,7 @@
           <w:b/>
           <w:kern w:val="0"/>
         </w:rPr>
+        <w:lastRenderedPageBreak/>
         <w:t>de Bettignies T, Wernberg T, Lavery PS, Vanderklift MA, Mohring MB</w:t>
       </w:r>
       <w:r>
@@ -15177,7 +16176,7 @@
         <w:spacing w:line="480" w:lineRule="auto"/>
         <w:ind w:left="540" w:hanging="540"/>
         <w:rPr>
-          <w:ins w:id="254" w:author="Luka Seamus Wright" w:date="2025-06-24T10:21:00Z" w16du:dateUtc="2025-06-24T02:21:00Z"/>
+          <w:ins w:id="432" w:author="Luka Seamus Wright" w:date="2025-06-24T10:21:00Z" w16du:dateUtc="2025-06-24T02:21:00Z"/>
           <w:rFonts w:ascii="Times New Roman" w:hAnsi="Times New Roman" w:cs="Times New Roman"/>
           <w:kern w:val="0"/>
         </w:rPr>
@@ -15258,14 +16257,14 @@
           <w:kern w:val="0"/>
         </w:rPr>
       </w:pPr>
-      <w:ins w:id="255" w:author="Luka Seamus Wright" w:date="2025-06-24T10:21:00Z" w16du:dateUtc="2025-06-24T02:21:00Z">
+      <w:ins w:id="433" w:author="Luka Seamus Wright" w:date="2025-06-24T10:21:00Z" w16du:dateUtc="2025-06-24T02:21:00Z">
         <w:r>
           <w:rPr>
             <w:rFonts w:ascii="Times New Roman" w:hAnsi="Times New Roman" w:cs="Times New Roman"/>
             <w:b/>
             <w:bCs/>
             <w:kern w:val="0"/>
-            <w:rPrChange w:id="256" w:author="Luka Seamus Wright" w:date="2025-06-24T10:22:00Z" w16du:dateUtc="2025-06-24T02:22:00Z">
+            <w:rPrChange w:id="434" w:author="Luka Seamus Wright" w:date="2025-06-24T10:22:00Z" w16du:dateUtc="2025-06-24T02:22:00Z">
               <w:rPr>
                 <w:rFonts w:ascii="Futura" w:hAnsi="Futura" w:cs="Futura"/>
                 <w:kern w:val="0"/>
@@ -15278,7 +16277,7 @@
           <w:rPr>
             <w:rFonts w:ascii="Times New Roman" w:hAnsi="Times New Roman" w:cs="Times New Roman"/>
             <w:kern w:val="0"/>
-            <w:rPrChange w:id="257" w:author="Luka Seamus Wright" w:date="2025-06-24T12:32:00Z" w16du:dateUtc="2025-06-24T04:32:00Z">
+            <w:rPrChange w:id="435" w:author="Luka Seamus Wright" w:date="2025-06-24T12:32:00Z" w16du:dateUtc="2025-06-24T04:32:00Z">
               <w:rPr>
                 <w:rFonts w:ascii="Futura" w:hAnsi="Futura" w:cs="Futura"/>
                 <w:kern w:val="0"/>
@@ -15293,7 +16292,7 @@
             <w:b/>
             <w:bCs/>
             <w:kern w:val="0"/>
-            <w:rPrChange w:id="258" w:author="Luka Seamus Wright" w:date="2025-06-24T10:22:00Z" w16du:dateUtc="2025-06-24T02:22:00Z">
+            <w:rPrChange w:id="436" w:author="Luka Seamus Wright" w:date="2025-06-24T10:22:00Z" w16du:dateUtc="2025-06-24T02:22:00Z">
               <w:rPr>
                 <w:rFonts w:ascii="Futura" w:hAnsi="Futura" w:cs="Futura"/>
                 <w:kern w:val="0"/>
@@ -15306,7 +16305,7 @@
           <w:rPr>
             <w:rFonts w:ascii="Times New Roman" w:hAnsi="Times New Roman" w:cs="Times New Roman"/>
             <w:kern w:val="0"/>
-            <w:rPrChange w:id="259" w:author="Luka Seamus Wright" w:date="2025-06-24T10:22:00Z" w16du:dateUtc="2025-06-24T02:22:00Z">
+            <w:rPrChange w:id="437" w:author="Luka Seamus Wright" w:date="2025-06-24T10:22:00Z" w16du:dateUtc="2025-06-24T02:22:00Z">
               <w:rPr>
                 <w:rFonts w:ascii="Futura" w:hAnsi="Futura" w:cs="Futura"/>
                 <w:kern w:val="0"/>
@@ -15321,7 +16320,7 @@
             <w:i/>
             <w:iCs/>
             <w:kern w:val="0"/>
-            <w:rPrChange w:id="260" w:author="Luka Seamus Wright" w:date="2025-06-24T10:22:00Z" w16du:dateUtc="2025-06-24T02:22:00Z">
+            <w:rPrChange w:id="438" w:author="Luka Seamus Wright" w:date="2025-06-24T10:22:00Z" w16du:dateUtc="2025-06-24T02:22:00Z">
               <w:rPr>
                 <w:rFonts w:ascii="Futura" w:hAnsi="Futura" w:cs="Futura"/>
                 <w:kern w:val="0"/>
@@ -15331,14 +16330,14 @@
           <w:t>Aquat</w:t>
         </w:r>
       </w:ins>
-      <w:ins w:id="261" w:author="Luka Seamus Wright" w:date="2025-06-24T10:22:00Z" w16du:dateUtc="2025-06-24T02:22:00Z">
+      <w:ins w:id="439" w:author="Luka Seamus Wright" w:date="2025-06-24T10:22:00Z" w16du:dateUtc="2025-06-24T02:22:00Z">
         <w:r>
           <w:rPr>
             <w:rFonts w:ascii="Times New Roman" w:hAnsi="Times New Roman" w:cs="Times New Roman"/>
             <w:i/>
             <w:iCs/>
             <w:kern w:val="0"/>
-            <w:rPrChange w:id="262" w:author="Luka Seamus Wright" w:date="2025-06-24T10:22:00Z" w16du:dateUtc="2025-06-24T02:22:00Z">
+            <w:rPrChange w:id="440" w:author="Luka Seamus Wright" w:date="2025-06-24T10:22:00Z" w16du:dateUtc="2025-06-24T02:22:00Z">
               <w:rPr>
                 <w:rFonts w:ascii="Times New Roman" w:hAnsi="Times New Roman" w:cs="Times New Roman"/>
                 <w:kern w:val="0"/>
@@ -15348,14 +16347,14 @@
           <w:t>ic</w:t>
         </w:r>
       </w:ins>
-      <w:ins w:id="263" w:author="Luka Seamus Wright" w:date="2025-06-24T10:21:00Z" w16du:dateUtc="2025-06-24T02:21:00Z">
+      <w:ins w:id="441" w:author="Luka Seamus Wright" w:date="2025-06-24T10:21:00Z" w16du:dateUtc="2025-06-24T02:21:00Z">
         <w:r>
           <w:rPr>
             <w:rFonts w:ascii="Times New Roman" w:hAnsi="Times New Roman" w:cs="Times New Roman"/>
             <w:i/>
             <w:iCs/>
             <w:kern w:val="0"/>
-            <w:rPrChange w:id="264" w:author="Luka Seamus Wright" w:date="2025-06-24T10:22:00Z" w16du:dateUtc="2025-06-24T02:22:00Z">
+            <w:rPrChange w:id="442" w:author="Luka Seamus Wright" w:date="2025-06-24T10:22:00Z" w16du:dateUtc="2025-06-24T02:22:00Z">
               <w:rPr>
                 <w:rFonts w:ascii="Futura" w:hAnsi="Futura" w:cs="Futura"/>
                 <w:kern w:val="0"/>
@@ -15365,14 +16364,14 @@
           <w:t xml:space="preserve"> Bot</w:t>
         </w:r>
       </w:ins>
-      <w:ins w:id="265" w:author="Luka Seamus Wright" w:date="2025-06-24T10:22:00Z" w16du:dateUtc="2025-06-24T02:22:00Z">
+      <w:ins w:id="443" w:author="Luka Seamus Wright" w:date="2025-06-24T10:22:00Z" w16du:dateUtc="2025-06-24T02:22:00Z">
         <w:r>
           <w:rPr>
             <w:rFonts w:ascii="Times New Roman" w:hAnsi="Times New Roman" w:cs="Times New Roman"/>
             <w:i/>
             <w:iCs/>
             <w:kern w:val="0"/>
-            <w:rPrChange w:id="266" w:author="Luka Seamus Wright" w:date="2025-06-24T10:22:00Z" w16du:dateUtc="2025-06-24T02:22:00Z">
+            <w:rPrChange w:id="444" w:author="Luka Seamus Wright" w:date="2025-06-24T10:22:00Z" w16du:dateUtc="2025-06-24T02:22:00Z">
               <w:rPr>
                 <w:rFonts w:ascii="Times New Roman" w:hAnsi="Times New Roman" w:cs="Times New Roman"/>
                 <w:kern w:val="0"/>
@@ -15382,12 +16381,12 @@
           <w:t>any</w:t>
         </w:r>
       </w:ins>
-      <w:ins w:id="267" w:author="Luka Seamus Wright" w:date="2025-06-24T10:21:00Z" w16du:dateUtc="2025-06-24T02:21:00Z">
+      <w:ins w:id="445" w:author="Luka Seamus Wright" w:date="2025-06-24T10:21:00Z" w16du:dateUtc="2025-06-24T02:21:00Z">
         <w:r>
           <w:rPr>
             <w:rFonts w:ascii="Times New Roman" w:hAnsi="Times New Roman" w:cs="Times New Roman"/>
             <w:kern w:val="0"/>
-            <w:rPrChange w:id="268" w:author="Luka Seamus Wright" w:date="2025-06-24T10:22:00Z" w16du:dateUtc="2025-06-24T02:22:00Z">
+            <w:rPrChange w:id="446" w:author="Luka Seamus Wright" w:date="2025-06-24T10:22:00Z" w16du:dateUtc="2025-06-24T02:22:00Z">
               <w:rPr>
                 <w:rFonts w:ascii="Futura" w:hAnsi="Futura" w:cs="Futura"/>
                 <w:kern w:val="0"/>
@@ -15402,7 +16401,7 @@
             <w:b/>
             <w:bCs/>
             <w:kern w:val="0"/>
-            <w:rPrChange w:id="269" w:author="Luka Seamus Wright" w:date="2025-06-24T10:22:00Z" w16du:dateUtc="2025-06-24T02:22:00Z">
+            <w:rPrChange w:id="447" w:author="Luka Seamus Wright" w:date="2025-06-24T10:22:00Z" w16du:dateUtc="2025-06-24T02:22:00Z">
               <w:rPr>
                 <w:rFonts w:ascii="Futura" w:hAnsi="Futura" w:cs="Futura"/>
                 <w:kern w:val="0"/>
@@ -15415,7 +16414,7 @@
           <w:rPr>
             <w:rFonts w:ascii="Times New Roman" w:hAnsi="Times New Roman" w:cs="Times New Roman"/>
             <w:kern w:val="0"/>
-            <w:rPrChange w:id="270" w:author="Luka Seamus Wright" w:date="2025-06-24T10:22:00Z" w16du:dateUtc="2025-06-24T02:22:00Z">
+            <w:rPrChange w:id="448" w:author="Luka Seamus Wright" w:date="2025-06-24T10:22:00Z" w16du:dateUtc="2025-06-24T02:22:00Z">
               <w:rPr>
                 <w:rFonts w:ascii="Futura" w:hAnsi="Futura" w:cs="Futura"/>
                 <w:kern w:val="0"/>
@@ -15425,7 +16424,7 @@
           <w:t xml:space="preserve">: 1–4. </w:t>
         </w:r>
       </w:ins>
-      <w:ins w:id="271" w:author="Luka Seamus Wright" w:date="2025-06-24T10:22:00Z" w16du:dateUtc="2025-06-24T02:22:00Z">
+      <w:ins w:id="449" w:author="Luka Seamus Wright" w:date="2025-06-24T10:22:00Z" w16du:dateUtc="2025-06-24T02:22:00Z">
         <w:r>
           <w:rPr>
             <w:rFonts w:ascii="Times New Roman" w:hAnsi="Times New Roman" w:cs="Times New Roman"/>
@@ -15434,12 +16433,12 @@
           <w:t>https://doi.org/</w:t>
         </w:r>
       </w:ins>
-      <w:ins w:id="272" w:author="Luka Seamus Wright" w:date="2025-06-24T10:21:00Z" w16du:dateUtc="2025-06-24T02:21:00Z">
+      <w:ins w:id="450" w:author="Luka Seamus Wright" w:date="2025-06-24T10:21:00Z" w16du:dateUtc="2025-06-24T02:21:00Z">
         <w:r>
           <w:rPr>
             <w:rFonts w:ascii="Times New Roman" w:hAnsi="Times New Roman" w:cs="Times New Roman"/>
             <w:kern w:val="0"/>
-            <w:rPrChange w:id="273" w:author="Luka Seamus Wright" w:date="2025-06-24T10:22:00Z" w16du:dateUtc="2025-06-24T02:22:00Z">
+            <w:rPrChange w:id="451" w:author="Luka Seamus Wright" w:date="2025-06-24T10:22:00Z" w16du:dateUtc="2025-06-24T02:22:00Z">
               <w:rPr>
                 <w:rFonts w:ascii="Futura" w:hAnsi="Futura" w:cs="Futura"/>
                 <w:kern w:val="0"/>
@@ -15471,7 +16470,6 @@
           <w:b/>
           <w:kern w:val="0"/>
         </w:rPr>
-        <w:lastRenderedPageBreak/>
         <w:t>Borum J, Pedersen O, Kotula L</w:t>
       </w:r>
       <w:r>
@@ -15732,6 +16730,7 @@
           <w:b/>
           <w:kern w:val="0"/>
         </w:rPr>
+        <w:lastRenderedPageBreak/>
         <w:t>Cebrián J, Duarte CM, Marbà N, Enríquez S</w:t>
       </w:r>
       <w:r>
@@ -16159,7 +17158,6 @@
           <w:b/>
           <w:kern w:val="0"/>
         </w:rPr>
-        <w:lastRenderedPageBreak/>
         <w:t>Fourqurean JW, Schrlau JE</w:t>
       </w:r>
       <w:r>
@@ -16313,6 +17311,7 @@
           <w:b/>
           <w:kern w:val="0"/>
         </w:rPr>
+        <w:lastRenderedPageBreak/>
         <w:t>Frontier N, de Bettignies F, Foggo A, Davoult D</w:t>
       </w:r>
       <w:r>
@@ -16678,7 +17677,6 @@
           <w:b/>
           <w:kern w:val="0"/>
         </w:rPr>
-        <w:lastRenderedPageBreak/>
         <w:t>Graiff A, Pantoja JF, Tala F, Thiel M</w:t>
       </w:r>
       <w:r>
@@ -16922,6 +17920,7 @@
           <w:b/>
           <w:kern w:val="0"/>
         </w:rPr>
+        <w:lastRenderedPageBreak/>
         <w:t>Harrison PG</w:t>
       </w:r>
       <w:r>
@@ -17317,7 +18316,6 @@
           <w:b/>
           <w:kern w:val="0"/>
         </w:rPr>
-        <w:lastRenderedPageBreak/>
         <w:t>Jiménez-Ramos R, Henares C, Egea LG, Vergara JJ, Brun FG</w:t>
       </w:r>
       <w:r>
@@ -17401,6 +18399,13 @@
         <w:rPr>
           <w:rFonts w:ascii="Times New Roman" w:hAnsi="Times New Roman" w:cs="Times New Roman"/>
           <w:kern w:val="0"/>
+          <w:lang w:val="de-DE"/>
+          <w:rPrChange w:id="452" w:author="Luka Seamus Wright" w:date="2025-06-28T20:25:00Z" w16du:dateUtc="2025-06-28T12:25:00Z">
+            <w:rPr>
+              <w:rFonts w:ascii="Times New Roman" w:hAnsi="Times New Roman" w:cs="Times New Roman"/>
+              <w:kern w:val="0"/>
+            </w:rPr>
+          </w:rPrChange>
         </w:rPr>
       </w:pPr>
       <w:r>
@@ -17453,6 +18458,14 @@
           <w:rFonts w:ascii="Times New Roman" w:hAnsi="Times New Roman" w:cs="Times New Roman"/>
           <w:i/>
           <w:kern w:val="0"/>
+          <w:lang w:val="de-DE"/>
+          <w:rPrChange w:id="453" w:author="Luka Seamus Wright" w:date="2025-06-28T20:25:00Z" w16du:dateUtc="2025-06-28T12:25:00Z">
+            <w:rPr>
+              <w:rFonts w:ascii="Times New Roman" w:hAnsi="Times New Roman" w:cs="Times New Roman"/>
+              <w:i/>
+              <w:kern w:val="0"/>
+            </w:rPr>
+          </w:rPrChange>
         </w:rPr>
         <w:t>Physiologia Plantarum</w:t>
       </w:r>
@@ -17460,6 +18473,13 @@
         <w:rPr>
           <w:rFonts w:ascii="Times New Roman" w:hAnsi="Times New Roman" w:cs="Times New Roman"/>
           <w:kern w:val="0"/>
+          <w:lang w:val="de-DE"/>
+          <w:rPrChange w:id="454" w:author="Luka Seamus Wright" w:date="2025-06-28T20:25:00Z" w16du:dateUtc="2025-06-28T12:25:00Z">
+            <w:rPr>
+              <w:rFonts w:ascii="Times New Roman" w:hAnsi="Times New Roman" w:cs="Times New Roman"/>
+              <w:kern w:val="0"/>
+            </w:rPr>
+          </w:rPrChange>
         </w:rPr>
         <w:t xml:space="preserve"> </w:t>
       </w:r>
@@ -17468,6 +18488,14 @@
           <w:rFonts w:ascii="Times New Roman" w:hAnsi="Times New Roman" w:cs="Times New Roman"/>
           <w:b/>
           <w:kern w:val="0"/>
+          <w:lang w:val="de-DE"/>
+          <w:rPrChange w:id="455" w:author="Luka Seamus Wright" w:date="2025-06-28T20:25:00Z" w16du:dateUtc="2025-06-28T12:25:00Z">
+            <w:rPr>
+              <w:rFonts w:ascii="Times New Roman" w:hAnsi="Times New Roman" w:cs="Times New Roman"/>
+              <w:b/>
+              <w:kern w:val="0"/>
+            </w:rPr>
+          </w:rPrChange>
         </w:rPr>
         <w:t>70</w:t>
       </w:r>
@@ -17475,6 +18503,13 @@
         <w:rPr>
           <w:rFonts w:ascii="Times New Roman" w:hAnsi="Times New Roman" w:cs="Times New Roman"/>
           <w:kern w:val="0"/>
+          <w:lang w:val="de-DE"/>
+          <w:rPrChange w:id="456" w:author="Luka Seamus Wright" w:date="2025-06-28T20:25:00Z" w16du:dateUtc="2025-06-28T12:25:00Z">
+            <w:rPr>
+              <w:rFonts w:ascii="Times New Roman" w:hAnsi="Times New Roman" w:cs="Times New Roman"/>
+              <w:kern w:val="0"/>
+            </w:rPr>
+          </w:rPrChange>
         </w:rPr>
         <w:t>: 729–734. https://doi.org/10.1111/j.1399-3054.1987.tb04331.x.</w:t>
       </w:r>
@@ -17499,6 +18534,14 @@
           <w:rFonts w:ascii="Times New Roman" w:hAnsi="Times New Roman" w:cs="Times New Roman"/>
           <w:b/>
           <w:kern w:val="0"/>
+          <w:lang w:val="de-DE"/>
+          <w:rPrChange w:id="457" w:author="Luka Seamus Wright" w:date="2025-06-28T20:25:00Z" w16du:dateUtc="2025-06-28T12:25:00Z">
+            <w:rPr>
+              <w:rFonts w:ascii="Times New Roman" w:hAnsi="Times New Roman" w:cs="Times New Roman"/>
+              <w:b/>
+              <w:kern w:val="0"/>
+            </w:rPr>
+          </w:rPrChange>
         </w:rPr>
         <w:t>Kar RK, Choudhuri MA</w:t>
       </w:r>
@@ -17506,6 +18549,13 @@
         <w:rPr>
           <w:rFonts w:ascii="Times New Roman" w:hAnsi="Times New Roman" w:cs="Times New Roman"/>
           <w:kern w:val="0"/>
+          <w:lang w:val="de-DE"/>
+          <w:rPrChange w:id="458" w:author="Luka Seamus Wright" w:date="2025-06-28T20:25:00Z" w16du:dateUtc="2025-06-28T12:25:00Z">
+            <w:rPr>
+              <w:rFonts w:ascii="Times New Roman" w:hAnsi="Times New Roman" w:cs="Times New Roman"/>
+              <w:kern w:val="0"/>
+            </w:rPr>
+          </w:rPrChange>
         </w:rPr>
         <w:t>.</w:t>
       </w:r>
@@ -17514,6 +18564,14 @@
           <w:rFonts w:ascii="Times New Roman" w:hAnsi="Times New Roman" w:cs="Times New Roman"/>
           <w:b/>
           <w:kern w:val="0"/>
+          <w:lang w:val="de-DE"/>
+          <w:rPrChange w:id="459" w:author="Luka Seamus Wright" w:date="2025-06-28T20:25:00Z" w16du:dateUtc="2025-06-28T12:25:00Z">
+            <w:rPr>
+              <w:rFonts w:ascii="Times New Roman" w:hAnsi="Times New Roman" w:cs="Times New Roman"/>
+              <w:b/>
+              <w:kern w:val="0"/>
+            </w:rPr>
+          </w:rPrChange>
         </w:rPr>
         <w:t xml:space="preserve"> 1986</w:t>
       </w:r>
@@ -17521,8 +18579,22 @@
         <w:rPr>
           <w:rFonts w:ascii="Times New Roman" w:hAnsi="Times New Roman" w:cs="Times New Roman"/>
           <w:kern w:val="0"/>
-        </w:rPr>
-        <w:t xml:space="preserve">. Effects of light and spermine on senescence of </w:t>
+          <w:lang w:val="de-DE"/>
+          <w:rPrChange w:id="460" w:author="Luka Seamus Wright" w:date="2025-06-28T20:25:00Z" w16du:dateUtc="2025-06-28T12:25:00Z">
+            <w:rPr>
+              <w:rFonts w:ascii="Times New Roman" w:hAnsi="Times New Roman" w:cs="Times New Roman"/>
+              <w:kern w:val="0"/>
+            </w:rPr>
+          </w:rPrChange>
+        </w:rPr>
+        <w:t xml:space="preserve">. </w:t>
+      </w:r>
+      <w:r>
+        <w:rPr>
+          <w:rFonts w:ascii="Times New Roman" w:hAnsi="Times New Roman" w:cs="Times New Roman"/>
+          <w:kern w:val="0"/>
+        </w:rPr>
+        <w:t xml:space="preserve">Effects of light and spermine on senescence of </w:t>
       </w:r>
       <w:r>
         <w:rPr>
@@ -17591,6 +18663,7 @@
           <w:b/>
           <w:kern w:val="0"/>
         </w:rPr>
+        <w:lastRenderedPageBreak/>
         <w:t>Kar S, Montague DT, Villanueva-Morales A</w:t>
       </w:r>
       <w:r>
@@ -17657,7 +18730,7 @@
         <w:spacing w:line="480" w:lineRule="auto"/>
         <w:ind w:left="540" w:hanging="540"/>
         <w:rPr>
-          <w:ins w:id="274" w:author="Luka Seamus Wright" w:date="2025-06-24T18:17:00Z" w16du:dateUtc="2025-06-24T10:17:00Z"/>
+          <w:ins w:id="461" w:author="Luka Seamus Wright" w:date="2025-06-24T18:17:00Z" w16du:dateUtc="2025-06-24T10:17:00Z"/>
           <w:rFonts w:ascii="Times New Roman" w:hAnsi="Times New Roman" w:cs="Times New Roman"/>
           <w:kern w:val="0"/>
         </w:rPr>
@@ -17723,14 +18796,14 @@
           <w:kern w:val="0"/>
         </w:rPr>
       </w:pPr>
-      <w:ins w:id="275" w:author="Luka Seamus Wright" w:date="2025-06-24T18:17:00Z" w16du:dateUtc="2025-06-24T10:17:00Z">
+      <w:ins w:id="462" w:author="Luka Seamus Wright" w:date="2025-06-24T18:17:00Z" w16du:dateUtc="2025-06-24T10:17:00Z">
         <w:r>
           <w:rPr>
             <w:rFonts w:ascii="Times New Roman" w:hAnsi="Times New Roman" w:cs="Times New Roman"/>
             <w:b/>
             <w:bCs/>
             <w:kern w:val="0"/>
-            <w:rPrChange w:id="276" w:author="Luka Seamus Wright" w:date="2025-06-24T18:17:00Z" w16du:dateUtc="2025-06-24T10:17:00Z">
+            <w:rPrChange w:id="463" w:author="Luka Seamus Wright" w:date="2025-06-24T18:17:00Z" w16du:dateUtc="2025-06-24T10:17:00Z">
               <w:rPr>
                 <w:rFonts w:ascii="Futura" w:hAnsi="Futura" w:cs="Futura"/>
                 <w:kern w:val="0"/>
@@ -17743,7 +18816,7 @@
           <w:rPr>
             <w:rFonts w:ascii="Times New Roman" w:hAnsi="Times New Roman" w:cs="Times New Roman"/>
             <w:kern w:val="0"/>
-            <w:rPrChange w:id="277" w:author="Luka Seamus Wright" w:date="2025-06-24T18:17:00Z" w16du:dateUtc="2025-06-24T10:17:00Z">
+            <w:rPrChange w:id="464" w:author="Luka Seamus Wright" w:date="2025-06-24T18:17:00Z" w16du:dateUtc="2025-06-24T10:17:00Z">
               <w:rPr>
                 <w:rFonts w:ascii="Futura" w:hAnsi="Futura" w:cs="Futura"/>
                 <w:kern w:val="0"/>
@@ -17758,7 +18831,7 @@
             <w:b/>
             <w:bCs/>
             <w:kern w:val="0"/>
-            <w:rPrChange w:id="278" w:author="Luka Seamus Wright" w:date="2025-06-24T18:17:00Z" w16du:dateUtc="2025-06-24T10:17:00Z">
+            <w:rPrChange w:id="465" w:author="Luka Seamus Wright" w:date="2025-06-24T18:17:00Z" w16du:dateUtc="2025-06-24T10:17:00Z">
               <w:rPr>
                 <w:rFonts w:ascii="Futura" w:hAnsi="Futura" w:cs="Futura"/>
                 <w:kern w:val="0"/>
@@ -17771,7 +18844,7 @@
           <w:rPr>
             <w:rFonts w:ascii="Times New Roman" w:hAnsi="Times New Roman" w:cs="Times New Roman"/>
             <w:kern w:val="0"/>
-            <w:rPrChange w:id="279" w:author="Luka Seamus Wright" w:date="2025-06-24T18:17:00Z" w16du:dateUtc="2025-06-24T10:17:00Z">
+            <w:rPrChange w:id="466" w:author="Luka Seamus Wright" w:date="2025-06-24T18:17:00Z" w16du:dateUtc="2025-06-24T10:17:00Z">
               <w:rPr>
                 <w:rFonts w:ascii="Futura" w:hAnsi="Futura" w:cs="Futura"/>
                 <w:kern w:val="0"/>
@@ -17786,7 +18859,7 @@
             <w:i/>
             <w:iCs/>
             <w:kern w:val="0"/>
-            <w:rPrChange w:id="280" w:author="Luka Seamus Wright" w:date="2025-06-24T18:17:00Z" w16du:dateUtc="2025-06-24T10:17:00Z">
+            <w:rPrChange w:id="467" w:author="Luka Seamus Wright" w:date="2025-06-24T18:17:00Z" w16du:dateUtc="2025-06-24T10:17:00Z">
               <w:rPr>
                 <w:rFonts w:ascii="Futura" w:hAnsi="Futura" w:cs="Futura"/>
                 <w:kern w:val="0"/>
@@ -17799,7 +18872,7 @@
           <w:rPr>
             <w:rFonts w:ascii="Times New Roman" w:hAnsi="Times New Roman" w:cs="Times New Roman"/>
             <w:kern w:val="0"/>
-            <w:rPrChange w:id="281" w:author="Luka Seamus Wright" w:date="2025-06-24T18:17:00Z" w16du:dateUtc="2025-06-24T10:17:00Z">
+            <w:rPrChange w:id="468" w:author="Luka Seamus Wright" w:date="2025-06-24T18:17:00Z" w16du:dateUtc="2025-06-24T10:17:00Z">
               <w:rPr>
                 <w:rFonts w:ascii="Futura" w:hAnsi="Futura" w:cs="Futura"/>
                 <w:kern w:val="0"/>
@@ -18028,7 +19101,6 @@
           <w:b/>
           <w:kern w:val="0"/>
         </w:rPr>
-        <w:lastRenderedPageBreak/>
         <w:t>Krause-Jensen D, Duarte CM</w:t>
       </w:r>
       <w:r>
@@ -18258,6 +19330,7 @@
           <w:b/>
           <w:kern w:val="0"/>
         </w:rPr>
+        <w:lastRenderedPageBreak/>
         <w:t>Lee K-S, Dunton KH</w:t>
       </w:r>
       <w:r>
@@ -18546,6 +19619,14 @@
           <w:rFonts w:ascii="Times New Roman" w:hAnsi="Times New Roman" w:cs="Times New Roman"/>
           <w:b/>
           <w:kern w:val="0"/>
+          <w:lang w:val="de-DE"/>
+          <w:rPrChange w:id="469" w:author="Luka Seamus Wright" w:date="2025-06-28T20:25:00Z" w16du:dateUtc="2025-06-28T12:25:00Z">
+            <w:rPr>
+              <w:rFonts w:ascii="Times New Roman" w:hAnsi="Times New Roman" w:cs="Times New Roman"/>
+              <w:b/>
+              <w:kern w:val="0"/>
+            </w:rPr>
+          </w:rPrChange>
         </w:rPr>
         <w:t>Marbà N, Hemminga MA, Mateo MA</w:t>
       </w:r>
@@ -18554,6 +19635,14 @@
           <w:rFonts w:ascii="Times New Roman" w:hAnsi="Times New Roman" w:cs="Times New Roman"/>
           <w:i/>
           <w:kern w:val="0"/>
+          <w:lang w:val="de-DE"/>
+          <w:rPrChange w:id="470" w:author="Luka Seamus Wright" w:date="2025-06-28T20:25:00Z" w16du:dateUtc="2025-06-28T12:25:00Z">
+            <w:rPr>
+              <w:rFonts w:ascii="Times New Roman" w:hAnsi="Times New Roman" w:cs="Times New Roman"/>
+              <w:i/>
+              <w:kern w:val="0"/>
+            </w:rPr>
+          </w:rPrChange>
         </w:rPr>
         <w:t xml:space="preserve"> et al.</w:t>
       </w:r>
@@ -18562,6 +19651,14 @@
           <w:rFonts w:ascii="Times New Roman" w:hAnsi="Times New Roman" w:cs="Times New Roman"/>
           <w:b/>
           <w:kern w:val="0"/>
+          <w:lang w:val="de-DE"/>
+          <w:rPrChange w:id="471" w:author="Luka Seamus Wright" w:date="2025-06-28T20:25:00Z" w16du:dateUtc="2025-06-28T12:25:00Z">
+            <w:rPr>
+              <w:rFonts w:ascii="Times New Roman" w:hAnsi="Times New Roman" w:cs="Times New Roman"/>
+              <w:b/>
+              <w:kern w:val="0"/>
+            </w:rPr>
+          </w:rPrChange>
         </w:rPr>
         <w:t xml:space="preserve"> 2002</w:t>
       </w:r>
@@ -18569,8 +19666,22 @@
         <w:rPr>
           <w:rFonts w:ascii="Times New Roman" w:hAnsi="Times New Roman" w:cs="Times New Roman"/>
           <w:kern w:val="0"/>
-        </w:rPr>
-        <w:t xml:space="preserve">. Carbon and nitrogen translocation between seagrass ramets. </w:t>
+          <w:lang w:val="de-DE"/>
+          <w:rPrChange w:id="472" w:author="Luka Seamus Wright" w:date="2025-06-28T20:25:00Z" w16du:dateUtc="2025-06-28T12:25:00Z">
+            <w:rPr>
+              <w:rFonts w:ascii="Times New Roman" w:hAnsi="Times New Roman" w:cs="Times New Roman"/>
+              <w:kern w:val="0"/>
+            </w:rPr>
+          </w:rPrChange>
+        </w:rPr>
+        <w:t xml:space="preserve">. </w:t>
+      </w:r>
+      <w:r>
+        <w:rPr>
+          <w:rFonts w:ascii="Times New Roman" w:hAnsi="Times New Roman" w:cs="Times New Roman"/>
+          <w:kern w:val="0"/>
+        </w:rPr>
+        <w:t xml:space="preserve">Carbon and nitrogen translocation between seagrass ramets. </w:t>
       </w:r>
       <w:r>
         <w:rPr>
@@ -18700,7 +19811,6 @@
           <w:b/>
           <w:kern w:val="0"/>
         </w:rPr>
-        <w:lastRenderedPageBreak/>
         <w:t>Mateo MA, Romero J</w:t>
       </w:r>
       <w:r>
@@ -18868,6 +19978,7 @@
           <w:b/>
           <w:kern w:val="0"/>
         </w:rPr>
+        <w:lastRenderedPageBreak/>
         <w:t>Mohr W, Lehnen N, Ahmerkamp S</w:t>
       </w:r>
       <w:r>
@@ -18935,7 +20046,7 @@
         <w:spacing w:line="480" w:lineRule="auto"/>
         <w:ind w:left="540" w:hanging="540"/>
         <w:rPr>
-          <w:ins w:id="282" w:author="Luka Seamus Wright" w:date="2025-06-24T12:30:00Z" w16du:dateUtc="2025-06-24T04:30:00Z"/>
+          <w:ins w:id="473" w:author="Luka Seamus Wright" w:date="2025-06-24T12:30:00Z" w16du:dateUtc="2025-06-24T04:30:00Z"/>
           <w:rFonts w:ascii="Times New Roman" w:hAnsi="Times New Roman" w:cs="Times New Roman"/>
           <w:kern w:val="0"/>
         </w:rPr>
@@ -19017,14 +20128,14 @@
           <w:kern w:val="0"/>
         </w:rPr>
       </w:pPr>
-      <w:ins w:id="283" w:author="Luka Seamus Wright" w:date="2025-06-24T12:30:00Z" w16du:dateUtc="2025-06-24T04:30:00Z">
+      <w:ins w:id="474" w:author="Luka Seamus Wright" w:date="2025-06-24T12:30:00Z" w16du:dateUtc="2025-06-24T04:30:00Z">
         <w:r>
           <w:rPr>
             <w:rFonts w:ascii="Times New Roman" w:hAnsi="Times New Roman" w:cs="Times New Roman"/>
             <w:b/>
             <w:bCs/>
             <w:kern w:val="0"/>
-            <w:rPrChange w:id="284" w:author="Luka Seamus Wright" w:date="2025-06-24T12:31:00Z" w16du:dateUtc="2025-06-24T04:31:00Z">
+            <w:rPrChange w:id="475" w:author="Luka Seamus Wright" w:date="2025-06-24T12:31:00Z" w16du:dateUtc="2025-06-24T04:31:00Z">
               <w:rPr>
                 <w:rFonts w:ascii="Futura" w:hAnsi="Futura" w:cs="Futura"/>
                 <w:kern w:val="0"/>
@@ -19037,7 +20148,7 @@
           <w:rPr>
             <w:rFonts w:ascii="Times New Roman" w:hAnsi="Times New Roman" w:cs="Times New Roman"/>
             <w:kern w:val="0"/>
-            <w:rPrChange w:id="285" w:author="Luka Seamus Wright" w:date="2025-06-24T12:31:00Z" w16du:dateUtc="2025-06-24T04:31:00Z">
+            <w:rPrChange w:id="476" w:author="Luka Seamus Wright" w:date="2025-06-24T12:31:00Z" w16du:dateUtc="2025-06-24T04:31:00Z">
               <w:rPr>
                 <w:rFonts w:ascii="Futura" w:hAnsi="Futura" w:cs="Futura"/>
                 <w:kern w:val="0"/>
@@ -19052,7 +20163,7 @@
             <w:b/>
             <w:bCs/>
             <w:kern w:val="0"/>
-            <w:rPrChange w:id="286" w:author="Luka Seamus Wright" w:date="2025-06-24T12:31:00Z" w16du:dateUtc="2025-06-24T04:31:00Z">
+            <w:rPrChange w:id="477" w:author="Luka Seamus Wright" w:date="2025-06-24T12:31:00Z" w16du:dateUtc="2025-06-24T04:31:00Z">
               <w:rPr>
                 <w:rFonts w:ascii="Futura" w:hAnsi="Futura" w:cs="Futura"/>
                 <w:kern w:val="0"/>
@@ -19065,7 +20176,7 @@
           <w:rPr>
             <w:rFonts w:ascii="Times New Roman" w:hAnsi="Times New Roman" w:cs="Times New Roman"/>
             <w:kern w:val="0"/>
-            <w:rPrChange w:id="287" w:author="Luka Seamus Wright" w:date="2025-06-24T12:31:00Z" w16du:dateUtc="2025-06-24T04:31:00Z">
+            <w:rPrChange w:id="478" w:author="Luka Seamus Wright" w:date="2025-06-24T12:31:00Z" w16du:dateUtc="2025-06-24T04:31:00Z">
               <w:rPr>
                 <w:rFonts w:ascii="Futura" w:hAnsi="Futura" w:cs="Futura"/>
                 <w:kern w:val="0"/>
@@ -19080,7 +20191,7 @@
             <w:i/>
             <w:iCs/>
             <w:kern w:val="0"/>
-            <w:rPrChange w:id="288" w:author="Luka Seamus Wright" w:date="2025-06-24T12:31:00Z" w16du:dateUtc="2025-06-24T04:31:00Z">
+            <w:rPrChange w:id="479" w:author="Luka Seamus Wright" w:date="2025-06-24T12:31:00Z" w16du:dateUtc="2025-06-24T04:31:00Z">
               <w:rPr>
                 <w:rFonts w:ascii="Futura" w:hAnsi="Futura" w:cs="Futura"/>
                 <w:kern w:val="0"/>
@@ -19093,7 +20204,7 @@
           <w:rPr>
             <w:rFonts w:ascii="Times New Roman" w:hAnsi="Times New Roman" w:cs="Times New Roman"/>
             <w:kern w:val="0"/>
-            <w:rPrChange w:id="289" w:author="Luka Seamus Wright" w:date="2025-06-24T12:31:00Z" w16du:dateUtc="2025-06-24T04:31:00Z">
+            <w:rPrChange w:id="480" w:author="Luka Seamus Wright" w:date="2025-06-24T12:31:00Z" w16du:dateUtc="2025-06-24T04:31:00Z">
               <w:rPr>
                 <w:rFonts w:ascii="Futura" w:hAnsi="Futura" w:cs="Futura"/>
                 <w:kern w:val="0"/>
@@ -19108,7 +20219,7 @@
             <w:i/>
             <w:iCs/>
             <w:kern w:val="0"/>
-            <w:rPrChange w:id="290" w:author="Luka Seamus Wright" w:date="2025-06-24T12:31:00Z" w16du:dateUtc="2025-06-24T04:31:00Z">
+            <w:rPrChange w:id="481" w:author="Luka Seamus Wright" w:date="2025-06-24T12:31:00Z" w16du:dateUtc="2025-06-24T04:31:00Z">
               <w:rPr>
                 <w:rFonts w:ascii="Futura" w:hAnsi="Futura" w:cs="Futura"/>
                 <w:kern w:val="0"/>
@@ -19121,7 +20232,7 @@
           <w:rPr>
             <w:rFonts w:ascii="Times New Roman" w:hAnsi="Times New Roman" w:cs="Times New Roman"/>
             <w:kern w:val="0"/>
-            <w:rPrChange w:id="291" w:author="Luka Seamus Wright" w:date="2025-06-24T12:31:00Z" w16du:dateUtc="2025-06-24T04:31:00Z">
+            <w:rPrChange w:id="482" w:author="Luka Seamus Wright" w:date="2025-06-24T12:31:00Z" w16du:dateUtc="2025-06-24T04:31:00Z">
               <w:rPr>
                 <w:rFonts w:ascii="Futura" w:hAnsi="Futura" w:cs="Futura"/>
                 <w:kern w:val="0"/>
@@ -19136,7 +20247,7 @@
             <w:b/>
             <w:bCs/>
             <w:kern w:val="0"/>
-            <w:rPrChange w:id="292" w:author="Luka Seamus Wright" w:date="2025-06-24T12:31:00Z" w16du:dateUtc="2025-06-24T04:31:00Z">
+            <w:rPrChange w:id="483" w:author="Luka Seamus Wright" w:date="2025-06-24T12:31:00Z" w16du:dateUtc="2025-06-24T04:31:00Z">
               <w:rPr>
                 <w:rFonts w:ascii="Futura" w:hAnsi="Futura" w:cs="Futura"/>
                 <w:kern w:val="0"/>
@@ -19149,7 +20260,7 @@
           <w:rPr>
             <w:rFonts w:ascii="Times New Roman" w:hAnsi="Times New Roman" w:cs="Times New Roman"/>
             <w:kern w:val="0"/>
-            <w:rPrChange w:id="293" w:author="Luka Seamus Wright" w:date="2025-06-24T12:31:00Z" w16du:dateUtc="2025-06-24T04:31:00Z">
+            <w:rPrChange w:id="484" w:author="Luka Seamus Wright" w:date="2025-06-24T12:31:00Z" w16du:dateUtc="2025-06-24T04:31:00Z">
               <w:rPr>
                 <w:rFonts w:ascii="Futura" w:hAnsi="Futura" w:cs="Futura"/>
                 <w:kern w:val="0"/>
@@ -19425,7 +20536,6 @@
           <w:b/>
           <w:kern w:val="0"/>
         </w:rPr>
-        <w:lastRenderedPageBreak/>
         <w:t>Pedersen MF, Filbee-Dexter K, Norderhaug KM</w:t>
       </w:r>
       <w:r>
@@ -19594,6 +20704,7 @@
           <w:b/>
           <w:kern w:val="0"/>
         </w:rPr>
+        <w:lastRenderedPageBreak/>
         <w:t>Pedersen MF, Borum J</w:t>
       </w:r>
       <w:r>
@@ -20111,7 +21222,6 @@
           <w:b/>
           <w:kern w:val="0"/>
         </w:rPr>
-        <w:lastRenderedPageBreak/>
         <w:t>Rosch KL, Koch MS</w:t>
       </w:r>
       <w:r>
@@ -20301,7 +21411,15 @@
           <w:rFonts w:ascii="Times New Roman" w:hAnsi="Times New Roman" w:cs="Times New Roman"/>
           <w:kern w:val="0"/>
         </w:rPr>
-        <w:t xml:space="preserve"> Konig) in flowing sea-water tanks and litterbags: compositional changes and comparison with natural particulate matter. </w:t>
+        <w:t xml:space="preserve"> Konig) in flowing sea-water tanks and litterbags: compositional changes and comparison with natural </w:t>
+      </w:r>
+      <w:r>
+        <w:rPr>
+          <w:rFonts w:ascii="Times New Roman" w:hAnsi="Times New Roman" w:cs="Times New Roman"/>
+          <w:kern w:val="0"/>
+        </w:rPr>
+        <w:lastRenderedPageBreak/>
+        <w:t xml:space="preserve">particulate matter. </w:t>
       </w:r>
       <w:r>
         <w:rPr>
@@ -20491,6 +21609,14 @@
           <w:rFonts w:ascii="Times New Roman" w:hAnsi="Times New Roman" w:cs="Times New Roman"/>
           <w:b/>
           <w:kern w:val="0"/>
+          <w:lang w:val="de-DE"/>
+          <w:rPrChange w:id="485" w:author="Luka Seamus Wright" w:date="2025-06-28T20:25:00Z" w16du:dateUtc="2025-06-28T12:25:00Z">
+            <w:rPr>
+              <w:rFonts w:ascii="Times New Roman" w:hAnsi="Times New Roman" w:cs="Times New Roman"/>
+              <w:b/>
+              <w:kern w:val="0"/>
+            </w:rPr>
+          </w:rPrChange>
         </w:rPr>
         <w:t>de los Santos CB, Onoda Y, Vergara JJ</w:t>
       </w:r>
@@ -20499,6 +21625,14 @@
           <w:rFonts w:ascii="Times New Roman" w:hAnsi="Times New Roman" w:cs="Times New Roman"/>
           <w:i/>
           <w:kern w:val="0"/>
+          <w:lang w:val="de-DE"/>
+          <w:rPrChange w:id="486" w:author="Luka Seamus Wright" w:date="2025-06-28T20:25:00Z" w16du:dateUtc="2025-06-28T12:25:00Z">
+            <w:rPr>
+              <w:rFonts w:ascii="Times New Roman" w:hAnsi="Times New Roman" w:cs="Times New Roman"/>
+              <w:i/>
+              <w:kern w:val="0"/>
+            </w:rPr>
+          </w:rPrChange>
         </w:rPr>
         <w:t xml:space="preserve"> et al.</w:t>
       </w:r>
@@ -20507,6 +21641,14 @@
           <w:rFonts w:ascii="Times New Roman" w:hAnsi="Times New Roman" w:cs="Times New Roman"/>
           <w:b/>
           <w:kern w:val="0"/>
+          <w:lang w:val="de-DE"/>
+          <w:rPrChange w:id="487" w:author="Luka Seamus Wright" w:date="2025-06-28T20:25:00Z" w16du:dateUtc="2025-06-28T12:25:00Z">
+            <w:rPr>
+              <w:rFonts w:ascii="Times New Roman" w:hAnsi="Times New Roman" w:cs="Times New Roman"/>
+              <w:b/>
+              <w:kern w:val="0"/>
+            </w:rPr>
+          </w:rPrChange>
         </w:rPr>
         <w:t xml:space="preserve"> 2016</w:t>
       </w:r>
@@ -20514,8 +21656,22 @@
         <w:rPr>
           <w:rFonts w:ascii="Times New Roman" w:hAnsi="Times New Roman" w:cs="Times New Roman"/>
           <w:kern w:val="0"/>
-        </w:rPr>
-        <w:t xml:space="preserve">. A comprehensive analysis of mechanical and morphological traits in temperate and tropical seagrass species. </w:t>
+          <w:lang w:val="de-DE"/>
+          <w:rPrChange w:id="488" w:author="Luka Seamus Wright" w:date="2025-06-28T20:25:00Z" w16du:dateUtc="2025-06-28T12:25:00Z">
+            <w:rPr>
+              <w:rFonts w:ascii="Times New Roman" w:hAnsi="Times New Roman" w:cs="Times New Roman"/>
+              <w:kern w:val="0"/>
+            </w:rPr>
+          </w:rPrChange>
+        </w:rPr>
+        <w:t xml:space="preserve">. </w:t>
+      </w:r>
+      <w:r>
+        <w:rPr>
+          <w:rFonts w:ascii="Times New Roman" w:hAnsi="Times New Roman" w:cs="Times New Roman"/>
+          <w:kern w:val="0"/>
+        </w:rPr>
+        <w:t xml:space="preserve">A comprehensive analysis of mechanical and morphological traits in temperate and tropical seagrass species. </w:t>
       </w:r>
       <w:r>
         <w:rPr>
@@ -20592,15 +21748,7 @@
           <w:rFonts w:ascii="Times New Roman" w:hAnsi="Times New Roman" w:cs="Times New Roman"/>
           <w:kern w:val="0"/>
         </w:rPr>
-        <w:t xml:space="preserve">. Leaf-fracture properties correlated with nutritional traits in nine Australian seagrass species: implications for susceptibility to </w:t>
-      </w:r>
-      <w:r>
-        <w:rPr>
-          <w:rFonts w:ascii="Times New Roman" w:hAnsi="Times New Roman" w:cs="Times New Roman"/>
-          <w:kern w:val="0"/>
-        </w:rPr>
-        <w:lastRenderedPageBreak/>
-        <w:t xml:space="preserve">herbivory. </w:t>
+        <w:t xml:space="preserve">. Leaf-fracture properties correlated with nutritional traits in nine Australian seagrass species: implications for susceptibility to herbivory. </w:t>
       </w:r>
       <w:r>
         <w:rPr>
@@ -20821,6 +21969,7 @@
           <w:b/>
           <w:kern w:val="0"/>
         </w:rPr>
+        <w:lastRenderedPageBreak/>
         <w:t>Stapel J, Aarts TL, van Duynhoven BHM, de Groot JD, van den Hoogen PHW, Hemminga MA</w:t>
       </w:r>
       <w:r>
@@ -21156,7 +22305,6 @@
           <w:b/>
           <w:kern w:val="0"/>
         </w:rPr>
-        <w:lastRenderedPageBreak/>
         <w:t>Trevathan-Tackett SM, Jeffries TC, Macreadie PI, Manojlovic B, Ralph P</w:t>
       </w:r>
       <w:r>
@@ -21232,6 +22380,14 @@
           <w:rFonts w:ascii="Times New Roman" w:hAnsi="Times New Roman" w:cs="Times New Roman"/>
           <w:b/>
           <w:kern w:val="0"/>
+          <w:lang w:val="de-DE"/>
+          <w:rPrChange w:id="489" w:author="Luka Seamus Wright" w:date="2025-06-28T20:25:00Z" w16du:dateUtc="2025-06-28T12:25:00Z">
+            <w:rPr>
+              <w:rFonts w:ascii="Times New Roman" w:hAnsi="Times New Roman" w:cs="Times New Roman"/>
+              <w:b/>
+              <w:kern w:val="0"/>
+            </w:rPr>
+          </w:rPrChange>
         </w:rPr>
         <w:t>Vähätalo A, Søndergaard M, Schlüter L, Markager S</w:t>
       </w:r>
@@ -21239,6 +22395,13 @@
         <w:rPr>
           <w:rFonts w:ascii="Times New Roman" w:hAnsi="Times New Roman" w:cs="Times New Roman"/>
           <w:kern w:val="0"/>
+          <w:lang w:val="de-DE"/>
+          <w:rPrChange w:id="490" w:author="Luka Seamus Wright" w:date="2025-06-28T20:25:00Z" w16du:dateUtc="2025-06-28T12:25:00Z">
+            <w:rPr>
+              <w:rFonts w:ascii="Times New Roman" w:hAnsi="Times New Roman" w:cs="Times New Roman"/>
+              <w:kern w:val="0"/>
+            </w:rPr>
+          </w:rPrChange>
         </w:rPr>
         <w:t>.</w:t>
       </w:r>
@@ -21247,6 +22410,14 @@
           <w:rFonts w:ascii="Times New Roman" w:hAnsi="Times New Roman" w:cs="Times New Roman"/>
           <w:b/>
           <w:kern w:val="0"/>
+          <w:lang w:val="de-DE"/>
+          <w:rPrChange w:id="491" w:author="Luka Seamus Wright" w:date="2025-06-28T20:25:00Z" w16du:dateUtc="2025-06-28T12:25:00Z">
+            <w:rPr>
+              <w:rFonts w:ascii="Times New Roman" w:hAnsi="Times New Roman" w:cs="Times New Roman"/>
+              <w:b/>
+              <w:kern w:val="0"/>
+            </w:rPr>
+          </w:rPrChange>
         </w:rPr>
         <w:t xml:space="preserve"> 1998</w:t>
       </w:r>
@@ -21254,8 +22425,22 @@
         <w:rPr>
           <w:rFonts w:ascii="Times New Roman" w:hAnsi="Times New Roman" w:cs="Times New Roman"/>
           <w:kern w:val="0"/>
-        </w:rPr>
-        <w:t xml:space="preserve">. Impact of solar radiation on the decomposition of detrital leaves of eelgrass </w:t>
+          <w:lang w:val="de-DE"/>
+          <w:rPrChange w:id="492" w:author="Luka Seamus Wright" w:date="2025-06-28T20:25:00Z" w16du:dateUtc="2025-06-28T12:25:00Z">
+            <w:rPr>
+              <w:rFonts w:ascii="Times New Roman" w:hAnsi="Times New Roman" w:cs="Times New Roman"/>
+              <w:kern w:val="0"/>
+            </w:rPr>
+          </w:rPrChange>
+        </w:rPr>
+        <w:t xml:space="preserve">. </w:t>
+      </w:r>
+      <w:r>
+        <w:rPr>
+          <w:rFonts w:ascii="Times New Roman" w:hAnsi="Times New Roman" w:cs="Times New Roman"/>
+          <w:kern w:val="0"/>
+        </w:rPr>
+        <w:t xml:space="preserve">Impact of solar radiation on the decomposition of detrital leaves of eelgrass </w:t>
       </w:r>
       <w:r>
         <w:rPr>
@@ -21400,6 +22585,7 @@
           <w:b/>
           <w:kern w:val="0"/>
         </w:rPr>
+        <w:lastRenderedPageBreak/>
         <w:t>Waycott M, Biffin E, Les DH</w:t>
       </w:r>
       <w:r>
@@ -21766,7 +22952,6 @@
           <w:b/>
           <w:kern w:val="0"/>
         </w:rPr>
-        <w:lastRenderedPageBreak/>
         <w:t>Wright LS, Simpkins T, Filbee-Dexter K, Wernberg T</w:t>
       </w:r>
       <w:r>
